--- a/طراحی زبان/پروژه طراحی زبان.docx
+++ b/طراحی زبان/پروژه طراحی زبان.docx
@@ -794,10 +794,63 @@
           <w:lang w:bidi="fa-IR"/>
         </w:rPr>
       </w:pPr>
-    </w:p>
-    <w:p>
-      <w:pPr>
-        <w:bidi/>
+      <w:r>
+        <w:rPr>
+          <w:rFonts w:cs="B Nazanin"/>
+          <w:sz w:val="28"/>
+          <w:szCs w:val="28"/>
+          <w:rtl/>
+          <w:lang w:bidi="fa-IR"/>
+        </w:rPr>
+        <w:drawing>
+          <wp:inline distT="0" distB="0" distL="0" distR="0" wp14:anchorId="04E118B5" wp14:editId="639C6346">
+            <wp:extent cx="5943600" cy="732155"/>
+            <wp:effectExtent l="0" t="0" r="0" b="0"/>
+            <wp:docPr id="585107832" name="Picture 1"/>
+            <wp:cNvGraphicFramePr>
+              <a:graphicFrameLocks xmlns:a="http://schemas.openxmlformats.org/drawingml/2006/main" noChangeAspect="1"/>
+            </wp:cNvGraphicFramePr>
+            <a:graphic xmlns:a="http://schemas.openxmlformats.org/drawingml/2006/main">
+              <a:graphicData uri="http://schemas.openxmlformats.org/drawingml/2006/picture">
+                <pic:pic xmlns:pic="http://schemas.openxmlformats.org/drawingml/2006/picture">
+                  <pic:nvPicPr>
+                    <pic:cNvPr id="585107832" name=""/>
+                    <pic:cNvPicPr/>
+                  </pic:nvPicPr>
+                  <pic:blipFill>
+                    <a:blip r:embed="rId5"/>
+                    <a:stretch>
+                      <a:fillRect/>
+                    </a:stretch>
+                  </pic:blipFill>
+                  <pic:spPr>
+                    <a:xfrm>
+                      <a:off x="0" y="0"/>
+                      <a:ext cx="5943600" cy="732155"/>
+                    </a:xfrm>
+                    <a:prstGeom prst="rect">
+                      <a:avLst/>
+                    </a:prstGeom>
+                  </pic:spPr>
+                </pic:pic>
+              </a:graphicData>
+            </a:graphic>
+          </wp:inline>
+        </w:drawing>
+      </w:r>
+    </w:p>
+    <w:p>
+      <w:pPr>
+        <w:bidi/>
+        <w:rPr>
+          <w:rFonts w:cs="B Nazanin"/>
+          <w:sz w:val="28"/>
+          <w:szCs w:val="28"/>
+          <w:rtl/>
+          <w:lang w:bidi="fa-IR"/>
+        </w:rPr>
+      </w:pPr>
+      <w:r>
         <w:rPr>
           <w:rFonts w:cs="B Nazanin" w:hint="cs"/>
           <w:sz w:val="28"/>
@@ -805,23 +858,57 @@
           <w:rtl/>
           <w:lang w:bidi="fa-IR"/>
         </w:rPr>
-      </w:pPr>
-    </w:p>
-    <w:p>
-      <w:pPr>
-        <w:rPr>
-          <w:rFonts w:cs="B Nazanin"/>
-          <w:sz w:val="28"/>
-          <w:szCs w:val="28"/>
-          <w:rtl/>
-        </w:rPr>
-      </w:pPr>
-      <w:r>
-        <w:rPr>
-          <w:rFonts w:cs="B Nazanin"/>
-          <w:sz w:val="28"/>
-          <w:szCs w:val="28"/>
-          <w:rtl/>
+        <w:t xml:space="preserve">در قطعه کد بالا اول کد به شکل کامپایلری به بایت کد تبدیل میشود و سپس توسط </w:t>
+      </w:r>
+      <w:r>
+        <w:rPr>
+          <w:rFonts w:cs="B Nazanin"/>
+          <w:sz w:val="28"/>
+          <w:szCs w:val="28"/>
+          <w:lang w:bidi="fa-IR"/>
+        </w:rPr>
+        <w:t xml:space="preserve">PVM </w:t>
+      </w:r>
+      <w:r>
+        <w:rPr>
+          <w:rFonts w:cs="B Nazanin" w:hint="cs"/>
+          <w:sz w:val="28"/>
+          <w:szCs w:val="28"/>
+          <w:rtl/>
+          <w:lang w:bidi="fa-IR"/>
+        </w:rPr>
+        <w:t xml:space="preserve"> و به شکل تفسیری اجرا میشود.</w:t>
+      </w:r>
+    </w:p>
+    <w:p>
+      <w:pPr>
+        <w:bidi/>
+        <w:rPr>
+          <w:rFonts w:cs="B Nazanin"/>
+          <w:sz w:val="28"/>
+          <w:szCs w:val="28"/>
+          <w:rtl/>
+          <w:lang w:bidi="fa-IR"/>
+        </w:rPr>
+      </w:pPr>
+    </w:p>
+    <w:p>
+      <w:pPr>
+        <w:rPr>
+          <w:rFonts w:cs="B Nazanin"/>
+          <w:sz w:val="28"/>
+          <w:szCs w:val="28"/>
+          <w:rtl/>
+          <w:lang w:bidi="fa-IR"/>
+        </w:rPr>
+      </w:pPr>
+      <w:r>
+        <w:rPr>
+          <w:rFonts w:cs="B Nazanin"/>
+          <w:sz w:val="28"/>
+          <w:szCs w:val="28"/>
+          <w:rtl/>
+          <w:lang w:bidi="fa-IR"/>
         </w:rPr>
         <w:br w:type="page"/>
       </w:r>
@@ -830,12 +917,57 @@
       <w:pPr>
         <w:bidi/>
         <w:rPr>
+          <w:rFonts w:cs="B Titr"/>
+          <w:sz w:val="28"/>
+          <w:szCs w:val="28"/>
+          <w:rtl/>
+          <w:lang w:bidi="fa-IR"/>
+        </w:rPr>
+      </w:pPr>
+      <w:r>
+        <w:rPr>
+          <w:rFonts w:cs="B Titr" w:hint="cs"/>
+          <w:sz w:val="28"/>
+          <w:szCs w:val="28"/>
+          <w:rtl/>
+          <w:lang w:bidi="fa-IR"/>
+        </w:rPr>
+        <w:lastRenderedPageBreak/>
+        <w:t>زمان انقیاد در پایتون:</w:t>
+      </w:r>
+    </w:p>
+    <w:p>
+      <w:pPr>
+        <w:bidi/>
+        <w:rPr>
+          <w:rFonts w:cs="B Nazanin"/>
+          <w:sz w:val="28"/>
+          <w:szCs w:val="28"/>
+          <w:rtl/>
+          <w:lang w:bidi="fa-IR"/>
+        </w:rPr>
+      </w:pPr>
+      <w:r>
+        <w:rPr>
           <w:rFonts w:cs="B Nazanin" w:hint="cs"/>
           <w:sz w:val="28"/>
           <w:szCs w:val="28"/>
           <w:rtl/>
           <w:lang w:bidi="fa-IR"/>
         </w:rPr>
+        <w:t xml:space="preserve">زمان انقیاد به دو دسته زود رس و دیر رس تقسیم بندی میشود که در حالت زود رس یعنی در زمان کامپایل نوع و رفتار یک متغییر مشخص میشود و در حالت دیر رس به این شکل است که در زمان اجرا برنامه نوع متغییر مشخص میشود. </w:t>
+      </w:r>
+    </w:p>
+    <w:p>
+      <w:pPr>
+        <w:bidi/>
+        <w:rPr>
+          <w:rFonts w:cs="B Nazanin"/>
+          <w:sz w:val="28"/>
+          <w:szCs w:val="28"/>
+          <w:rtl/>
+          <w:lang w:bidi="fa-IR"/>
+        </w:rPr>
       </w:pPr>
       <w:r>
         <w:rPr>
@@ -843,9 +975,269 @@
           <w:sz w:val="28"/>
           <w:szCs w:val="28"/>
           <w:rtl/>
+          <w:lang w:bidi="fa-IR"/>
+        </w:rPr>
+        <w:t>زبان پایتون به طور کلی از انقیاد دیر رس استفاده میکند. این به این معنی است که در زمان اجرا برنامه نوع متغییر مشخص میشود این رفتار زبان رو در کد زیر بهتر درک میکنیم:</w:t>
+      </w:r>
+    </w:p>
+    <w:p>
+      <w:pPr>
+        <w:bidi/>
+        <w:rPr>
+          <w:rFonts w:cs="B Nazanin"/>
+          <w:sz w:val="28"/>
+          <w:szCs w:val="28"/>
+          <w:rtl/>
+          <w:lang w:bidi="fa-IR"/>
+        </w:rPr>
+      </w:pPr>
+      <w:r>
+        <w:rPr>
+          <w:noProof/>
+        </w:rPr>
+        <w:drawing>
+          <wp:inline distT="0" distB="0" distL="0" distR="0" wp14:anchorId="7C553A61" wp14:editId="11AA69ED">
+            <wp:extent cx="5943600" cy="2072640"/>
+            <wp:effectExtent l="0" t="0" r="0" b="3810"/>
+            <wp:docPr id="16703723" name="Picture 1"/>
+            <wp:cNvGraphicFramePr>
+              <a:graphicFrameLocks xmlns:a="http://schemas.openxmlformats.org/drawingml/2006/main" noChangeAspect="1"/>
+            </wp:cNvGraphicFramePr>
+            <a:graphic xmlns:a="http://schemas.openxmlformats.org/drawingml/2006/main">
+              <a:graphicData uri="http://schemas.openxmlformats.org/drawingml/2006/picture">
+                <pic:pic xmlns:pic="http://schemas.openxmlformats.org/drawingml/2006/picture">
+                  <pic:nvPicPr>
+                    <pic:cNvPr id="16703723" name=""/>
+                    <pic:cNvPicPr/>
+                  </pic:nvPicPr>
+                  <pic:blipFill>
+                    <a:blip r:embed="rId6"/>
+                    <a:stretch>
+                      <a:fillRect/>
+                    </a:stretch>
+                  </pic:blipFill>
+                  <pic:spPr>
+                    <a:xfrm>
+                      <a:off x="0" y="0"/>
+                      <a:ext cx="5943600" cy="2072640"/>
+                    </a:xfrm>
+                    <a:prstGeom prst="rect">
+                      <a:avLst/>
+                    </a:prstGeom>
+                  </pic:spPr>
+                </pic:pic>
+              </a:graphicData>
+            </a:graphic>
+          </wp:inline>
+        </w:drawing>
+      </w:r>
+    </w:p>
+    <w:p>
+      <w:pPr>
+        <w:bidi/>
+        <w:rPr>
+          <w:rFonts w:cs="B Nazanin"/>
+          <w:sz w:val="28"/>
+          <w:szCs w:val="28"/>
+          <w:rtl/>
+          <w:lang w:bidi="fa-IR"/>
+        </w:rPr>
+      </w:pPr>
+      <w:r>
+        <w:rPr>
+          <w:rFonts w:cs="B Nazanin" w:hint="cs"/>
+          <w:sz w:val="28"/>
+          <w:szCs w:val="28"/>
+          <w:rtl/>
+          <w:lang w:bidi="fa-IR"/>
+        </w:rPr>
+        <w:t xml:space="preserve">در این کد ما در لیست </w:t>
+      </w:r>
+      <w:r>
+        <w:rPr>
+          <w:rFonts w:cs="B Nazanin"/>
+          <w:sz w:val="28"/>
+          <w:szCs w:val="28"/>
+          <w:lang w:bidi="fa-IR"/>
+        </w:rPr>
+        <w:t xml:space="preserve">colors </w:t>
+      </w:r>
+      <w:r>
+        <w:rPr>
+          <w:rFonts w:cs="B Nazanin" w:hint="cs"/>
+          <w:sz w:val="28"/>
+          <w:szCs w:val="28"/>
+          <w:rtl/>
+          <w:lang w:bidi="fa-IR"/>
+        </w:rPr>
+        <w:t xml:space="preserve"> سه تابع قرار دادیم که توقع داریم در هر تابع یک رنگ مجزا چاپ شود ولی خروجی که برگردانده شده نشان میدهد که همه تابع ها به ما رنگ آخری که بعنوان </w:t>
+      </w:r>
+      <w:r>
+        <w:rPr>
+          <w:rFonts w:cs="B Nazanin"/>
+          <w:sz w:val="28"/>
+          <w:szCs w:val="28"/>
+          <w:lang w:bidi="fa-IR"/>
+        </w:rPr>
+        <w:t xml:space="preserve">color </w:t>
+      </w:r>
+      <w:r>
+        <w:rPr>
+          <w:rFonts w:cs="B Nazanin" w:hint="cs"/>
+          <w:sz w:val="28"/>
+          <w:szCs w:val="28"/>
+          <w:rtl/>
+          <w:lang w:bidi="fa-IR"/>
+        </w:rPr>
+        <w:t xml:space="preserve"> قرار گرفته است را برمیگرداند و این مشکل از انقیاد دیر رس به وجود آمده است. </w:t>
+      </w:r>
+      <w:r>
+        <w:rPr>
+          <w:rFonts w:cs="B Nazanin"/>
+          <w:sz w:val="28"/>
+          <w:szCs w:val="28"/>
+          <w:rtl/>
+          <w:lang w:bidi="fa-IR"/>
+        </w:rPr>
+        <w:br/>
+      </w:r>
+      <w:r>
+        <w:rPr>
+          <w:rFonts w:cs="B Nazanin" w:hint="cs"/>
+          <w:sz w:val="28"/>
+          <w:szCs w:val="28"/>
+          <w:rtl/>
+          <w:lang w:bidi="fa-IR"/>
+        </w:rPr>
+        <w:t>در پایتون توانایی انتخاب نوع انقیاد را داریم. در قطعه کد پایین مشکل کد بالا به کمک انقیاد زود رس حل شده است:‌</w:t>
+      </w:r>
+    </w:p>
+    <w:p>
+      <w:pPr>
+        <w:bidi/>
+        <w:rPr>
+          <w:rFonts w:cs="B Nazanin"/>
+          <w:sz w:val="28"/>
+          <w:szCs w:val="28"/>
+          <w:lang w:bidi="fa-IR"/>
+        </w:rPr>
+      </w:pPr>
+      <w:r>
+        <w:rPr>
+          <w:rFonts w:cs="B Nazanin"/>
+          <w:sz w:val="28"/>
+          <w:szCs w:val="28"/>
+          <w:rtl/>
+          <w:lang w:bidi="fa-IR"/>
+        </w:rPr>
+        <w:drawing>
+          <wp:inline distT="0" distB="0" distL="0" distR="0" wp14:anchorId="05E70036" wp14:editId="36DE38B6">
+            <wp:extent cx="5943600" cy="1684655"/>
+            <wp:effectExtent l="0" t="0" r="0" b="0"/>
+            <wp:docPr id="366377039" name="Picture 1"/>
+            <wp:cNvGraphicFramePr>
+              <a:graphicFrameLocks xmlns:a="http://schemas.openxmlformats.org/drawingml/2006/main" noChangeAspect="1"/>
+            </wp:cNvGraphicFramePr>
+            <a:graphic xmlns:a="http://schemas.openxmlformats.org/drawingml/2006/main">
+              <a:graphicData uri="http://schemas.openxmlformats.org/drawingml/2006/picture">
+                <pic:pic xmlns:pic="http://schemas.openxmlformats.org/drawingml/2006/picture">
+                  <pic:nvPicPr>
+                    <pic:cNvPr id="366377039" name=""/>
+                    <pic:cNvPicPr/>
+                  </pic:nvPicPr>
+                  <pic:blipFill>
+                    <a:blip r:embed="rId7"/>
+                    <a:stretch>
+                      <a:fillRect/>
+                    </a:stretch>
+                  </pic:blipFill>
+                  <pic:spPr>
+                    <a:xfrm>
+                      <a:off x="0" y="0"/>
+                      <a:ext cx="5943600" cy="1684655"/>
+                    </a:xfrm>
+                    <a:prstGeom prst="rect">
+                      <a:avLst/>
+                    </a:prstGeom>
+                  </pic:spPr>
+                </pic:pic>
+              </a:graphicData>
+            </a:graphic>
+          </wp:inline>
+        </w:drawing>
+      </w:r>
+    </w:p>
+    <w:p>
+      <w:pPr>
+        <w:bidi/>
+        <w:rPr>
+          <w:rFonts w:cs="B Nazanin" w:hint="cs"/>
+          <w:sz w:val="28"/>
+          <w:szCs w:val="28"/>
+          <w:rtl/>
+          <w:lang w:bidi="fa-IR"/>
+        </w:rPr>
+      </w:pPr>
+      <w:r>
+        <w:rPr>
+          <w:rFonts w:cs="B Nazanin" w:hint="cs"/>
+          <w:sz w:val="28"/>
+          <w:szCs w:val="28"/>
+          <w:rtl/>
+          <w:lang w:bidi="fa-IR"/>
+        </w:rPr>
+        <w:t xml:space="preserve">در این قطعه کد ما با نوشتن </w:t>
+      </w:r>
+      <w:r>
+        <w:rPr>
+          <w:rFonts w:cs="B Nazanin"/>
+          <w:sz w:val="28"/>
+          <w:szCs w:val="28"/>
+          <w:lang w:bidi="fa-IR"/>
+        </w:rPr>
+        <w:t>color = color</w:t>
+      </w:r>
+      <w:r>
+        <w:rPr>
+          <w:rFonts w:cs="B Nazanin" w:hint="cs"/>
+          <w:sz w:val="28"/>
+          <w:szCs w:val="28"/>
+          <w:rtl/>
+          <w:lang w:bidi="fa-IR"/>
+        </w:rPr>
+        <w:t xml:space="preserve"> به صورت دستی به برنامه گفتیم که انقیاد زود رس انجام دهد و به نوعی برای هر پرینت یه برچسب رنگ گزاشته ایم.</w:t>
+      </w:r>
+    </w:p>
+    <w:p>
+      <w:pPr>
+        <w:tabs>
+          <w:tab w:val="left" w:pos="7193"/>
+        </w:tabs>
+        <w:rPr>
+          <w:rFonts w:cs="B Nazanin"/>
+          <w:sz w:val="28"/>
+          <w:szCs w:val="28"/>
+          <w:lang w:bidi="fa-IR"/>
+        </w:rPr>
+      </w:pPr>
+      <w:r>
+        <w:rPr>
+          <w:rFonts w:cs="B Nazanin"/>
+          <w:sz w:val="28"/>
+          <w:szCs w:val="28"/>
+          <w:rtl/>
+        </w:rPr>
+        <w:br w:type="page"/>
+      </w:r>
+      <w:r>
+        <w:rPr>
+          <w:rFonts w:cs="B Nazanin"/>
+          <w:sz w:val="28"/>
+          <w:szCs w:val="28"/>
+          <w:rtl/>
         </w:rPr>
         <w:lastRenderedPageBreak/>
-        <w:t xml:space="preserve"> صورت مختصر و مفید توضیح داده شود.</w:t>
+        <w:tab/>
       </w:r>
     </w:p>
     <w:sectPr>

--- a/طراحی زبان/پروژه طراحی زبان.docx
+++ b/طراحی زبان/پروژه طراحی زبان.docx
@@ -5,7 +5,6 @@
     <w:p>
       <w:pPr>
         <w:bidi/>
-        <w:jc w:val="center"/>
         <w:rPr>
           <w:rFonts w:cs="B Titr"/>
           <w:sz w:val="36"/>
@@ -28,7 +27,6 @@
     <w:p>
       <w:pPr>
         <w:bidi/>
-        <w:jc w:val="center"/>
         <w:rPr>
           <w:rFonts w:cs="B Titr"/>
           <w:sz w:val="36"/>
@@ -51,7 +49,6 @@
     <w:p>
       <w:pPr>
         <w:bidi/>
-        <w:jc w:val="center"/>
         <w:rPr>
           <w:rFonts w:cs="B Titr"/>
           <w:sz w:val="36"/>
@@ -74,7 +71,6 @@
     <w:p>
       <w:pPr>
         <w:bidi/>
-        <w:jc w:val="center"/>
         <w:rPr>
           <w:rFonts w:cs="B Titr"/>
           <w:sz w:val="36"/>
@@ -97,7 +93,6 @@
     <w:p>
       <w:pPr>
         <w:bidi/>
-        <w:jc w:val="center"/>
         <w:rPr>
           <w:rFonts w:cs="B Titr"/>
           <w:sz w:val="36"/>
@@ -120,7 +115,6 @@
     <w:p>
       <w:pPr>
         <w:bidi/>
-        <w:jc w:val="center"/>
         <w:rPr>
           <w:rFonts w:cs="B Titr"/>
           <w:sz w:val="36"/>
@@ -143,7 +137,6 @@
     <w:p>
       <w:pPr>
         <w:bidi/>
-        <w:jc w:val="center"/>
         <w:rPr>
           <w:rFonts w:cs="B Titr"/>
           <w:sz w:val="36"/>
@@ -166,7 +159,6 @@
     <w:p>
       <w:pPr>
         <w:bidi/>
-        <w:jc w:val="center"/>
         <w:rPr>
           <w:rFonts w:cs="B Titr"/>
           <w:sz w:val="36"/>
@@ -189,7 +181,6 @@
     <w:p>
       <w:pPr>
         <w:bidi/>
-        <w:jc w:val="center"/>
         <w:rPr>
           <w:rFonts w:cs="B Titr"/>
           <w:sz w:val="32"/>
@@ -212,6 +203,7 @@
     <w:p>
       <w:pPr>
         <w:bidi/>
+        <w:jc w:val="both"/>
         <w:rPr>
           <w:rFonts w:cs="B Titr"/>
           <w:rtl/>
@@ -221,6 +213,7 @@
     </w:p>
     <w:p>
       <w:pPr>
+        <w:jc w:val="right"/>
         <w:rPr>
           <w:rFonts w:cs="B Titr"/>
           <w:rtl/>
@@ -239,6 +232,7 @@
     <w:p>
       <w:pPr>
         <w:bidi/>
+        <w:jc w:val="both"/>
         <w:rPr>
           <w:rFonts w:cs="B Nazanin"/>
           <w:sz w:val="28"/>
@@ -362,6 +356,7 @@
     <w:p>
       <w:pPr>
         <w:bidi/>
+        <w:jc w:val="both"/>
         <w:rPr>
           <w:rFonts w:cs="B Nazanin"/>
           <w:sz w:val="28"/>
@@ -411,6 +406,7 @@
     <w:p>
       <w:pPr>
         <w:bidi/>
+        <w:jc w:val="both"/>
         <w:rPr>
           <w:rFonts w:cs="B Nazanin"/>
           <w:sz w:val="28"/>
@@ -430,6 +426,7 @@
     </w:p>
     <w:p>
       <w:pPr>
+        <w:jc w:val="right"/>
         <w:rPr>
           <w:rFonts w:cs="B Nazanin"/>
           <w:sz w:val="28"/>
@@ -450,6 +447,7 @@
     <w:p>
       <w:pPr>
         <w:bidi/>
+        <w:jc w:val="both"/>
         <w:rPr>
           <w:rFonts w:cs="B Titr"/>
           <w:sz w:val="28"/>
@@ -493,6 +491,7 @@
     <w:p>
       <w:pPr>
         <w:bidi/>
+        <w:jc w:val="both"/>
         <w:rPr>
           <w:rFonts w:cs="B Titr"/>
           <w:sz w:val="28"/>
@@ -525,6 +524,7 @@
     <w:p>
       <w:pPr>
         <w:bidi/>
+        <w:jc w:val="both"/>
         <w:rPr>
           <w:rFonts w:cs="B Nazanin"/>
           <w:sz w:val="28"/>
@@ -567,6 +567,7 @@
     <w:p>
       <w:pPr>
         <w:bidi/>
+        <w:jc w:val="both"/>
         <w:rPr>
           <w:rFonts w:cs="B Nazanin"/>
           <w:sz w:val="28"/>
@@ -589,6 +590,7 @@
     <w:p>
       <w:pPr>
         <w:bidi/>
+        <w:jc w:val="both"/>
         <w:rPr>
           <w:rFonts w:cs="B Titr"/>
           <w:sz w:val="28"/>
@@ -611,6 +613,7 @@
     <w:p>
       <w:pPr>
         <w:bidi/>
+        <w:jc w:val="both"/>
         <w:rPr>
           <w:rFonts w:cs="B Nazanin"/>
           <w:sz w:val="28"/>
@@ -645,6 +648,7 @@
           <w:numId w:val="3"/>
         </w:numPr>
         <w:bidi/>
+        <w:jc w:val="both"/>
         <w:rPr>
           <w:rFonts w:cs="B Nazanin"/>
           <w:sz w:val="28"/>
@@ -737,6 +741,7 @@
           <w:numId w:val="3"/>
         </w:numPr>
         <w:bidi/>
+        <w:jc w:val="both"/>
         <w:rPr>
           <w:rFonts w:cs="B Nazanin"/>
           <w:sz w:val="28"/>
@@ -786,17 +791,19 @@
     <w:p>
       <w:pPr>
         <w:bidi/>
-        <w:rPr>
-          <w:rFonts w:cs="B Nazanin" w:hint="cs"/>
-          <w:sz w:val="28"/>
-          <w:szCs w:val="28"/>
-          <w:rtl/>
-          <w:lang w:bidi="fa-IR"/>
-        </w:rPr>
-      </w:pPr>
-      <w:r>
-        <w:rPr>
-          <w:rFonts w:cs="B Nazanin"/>
+        <w:jc w:val="both"/>
+        <w:rPr>
+          <w:rFonts w:cs="B Nazanin"/>
+          <w:sz w:val="28"/>
+          <w:szCs w:val="28"/>
+          <w:rtl/>
+          <w:lang w:bidi="fa-IR"/>
+        </w:rPr>
+      </w:pPr>
+      <w:r>
+        <w:rPr>
+          <w:rFonts w:cs="B Nazanin"/>
+          <w:noProof/>
           <w:sz w:val="28"/>
           <w:szCs w:val="28"/>
           <w:rtl/>
@@ -818,7 +825,7 @@
                     <pic:cNvPicPr/>
                   </pic:nvPicPr>
                   <pic:blipFill>
-                    <a:blip r:embed="rId5"/>
+                    <a:blip r:embed="rId7"/>
                     <a:stretch>
                       <a:fillRect/>
                     </a:stretch>
@@ -842,6 +849,7 @@
     <w:p>
       <w:pPr>
         <w:bidi/>
+        <w:jc w:val="both"/>
         <w:rPr>
           <w:rFonts w:cs="B Nazanin"/>
           <w:sz w:val="28"/>
@@ -883,17 +891,19 @@
     <w:p>
       <w:pPr>
         <w:bidi/>
-        <w:rPr>
-          <w:rFonts w:cs="B Nazanin"/>
-          <w:sz w:val="28"/>
-          <w:szCs w:val="28"/>
-          <w:rtl/>
-          <w:lang w:bidi="fa-IR"/>
-        </w:rPr>
-      </w:pPr>
-    </w:p>
-    <w:p>
-      <w:pPr>
+        <w:jc w:val="both"/>
+        <w:rPr>
+          <w:rFonts w:cs="B Nazanin"/>
+          <w:sz w:val="28"/>
+          <w:szCs w:val="28"/>
+          <w:rtl/>
+          <w:lang w:bidi="fa-IR"/>
+        </w:rPr>
+      </w:pPr>
+    </w:p>
+    <w:p>
+      <w:pPr>
+        <w:jc w:val="right"/>
         <w:rPr>
           <w:rFonts w:cs="B Nazanin"/>
           <w:sz w:val="28"/>
@@ -916,6 +926,7 @@
     <w:p>
       <w:pPr>
         <w:bidi/>
+        <w:jc w:val="both"/>
         <w:rPr>
           <w:rFonts w:cs="B Titr"/>
           <w:sz w:val="28"/>
@@ -939,50 +950,135 @@
     <w:p>
       <w:pPr>
         <w:bidi/>
-        <w:rPr>
-          <w:rFonts w:cs="B Nazanin"/>
-          <w:sz w:val="28"/>
-          <w:szCs w:val="28"/>
-          <w:rtl/>
-          <w:lang w:bidi="fa-IR"/>
-        </w:rPr>
-      </w:pPr>
-      <w:r>
-        <w:rPr>
-          <w:rFonts w:cs="B Nazanin" w:hint="cs"/>
-          <w:sz w:val="28"/>
-          <w:szCs w:val="28"/>
-          <w:rtl/>
-          <w:lang w:bidi="fa-IR"/>
-        </w:rPr>
-        <w:t xml:space="preserve">زمان انقیاد به دو دسته زود رس و دیر رس تقسیم بندی میشود که در حالت زود رس یعنی در زمان کامپایل نوع و رفتار یک متغییر مشخص میشود و در حالت دیر رس به این شکل است که در زمان اجرا برنامه نوع متغییر مشخص میشود. </w:t>
-      </w:r>
-    </w:p>
-    <w:p>
-      <w:pPr>
-        <w:bidi/>
-        <w:rPr>
-          <w:rFonts w:cs="B Nazanin"/>
-          <w:sz w:val="28"/>
-          <w:szCs w:val="28"/>
-          <w:rtl/>
-          <w:lang w:bidi="fa-IR"/>
-        </w:rPr>
-      </w:pPr>
-      <w:r>
-        <w:rPr>
-          <w:rFonts w:cs="B Nazanin" w:hint="cs"/>
-          <w:sz w:val="28"/>
-          <w:szCs w:val="28"/>
-          <w:rtl/>
-          <w:lang w:bidi="fa-IR"/>
-        </w:rPr>
-        <w:t>زبان پایتون به طور کلی از انقیاد دیر رس استفاده میکند. این به این معنی است که در زمان اجرا برنامه نوع متغییر مشخص میشود این رفتار زبان رو در کد زیر بهتر درک میکنیم:</w:t>
-      </w:r>
-    </w:p>
-    <w:p>
-      <w:pPr>
-        <w:bidi/>
+        <w:jc w:val="both"/>
+        <w:rPr>
+          <w:rFonts w:cs="B Nazanin"/>
+          <w:sz w:val="28"/>
+          <w:szCs w:val="28"/>
+          <w:lang w:bidi="fa-IR"/>
+        </w:rPr>
+      </w:pPr>
+      <w:r>
+        <w:rPr>
+          <w:rFonts w:cs="B Nazanin" w:hint="cs"/>
+          <w:sz w:val="28"/>
+          <w:szCs w:val="28"/>
+          <w:rtl/>
+          <w:lang w:bidi="fa-IR"/>
+        </w:rPr>
+        <w:t xml:space="preserve">زمان انقیاد به دو دسته زود رس و دیر رس تقسیم بندی میشود که در حالت زود رس یعنی در زمان کامپایل نوع و رفتار یک </w:t>
+      </w:r>
+      <w:r>
+        <w:rPr>
+          <w:rFonts w:cs="B Nazanin" w:hint="cs"/>
+          <w:sz w:val="28"/>
+          <w:szCs w:val="28"/>
+          <w:rtl/>
+          <w:lang w:bidi="fa-IR"/>
+        </w:rPr>
+        <w:t>متغیر</w:t>
+      </w:r>
+      <w:r>
+        <w:rPr>
+          <w:rFonts w:cs="B Nazanin" w:hint="cs"/>
+          <w:sz w:val="28"/>
+          <w:szCs w:val="28"/>
+          <w:rtl/>
+          <w:lang w:bidi="fa-IR"/>
+        </w:rPr>
+        <w:t xml:space="preserve"> مشخص میشود و در حالت دیر رس به این شکل است که در زمان اجرا برنامه نوع </w:t>
+      </w:r>
+      <w:r>
+        <w:rPr>
+          <w:rFonts w:cs="B Nazanin" w:hint="cs"/>
+          <w:sz w:val="28"/>
+          <w:szCs w:val="28"/>
+          <w:rtl/>
+          <w:lang w:bidi="fa-IR"/>
+        </w:rPr>
+        <w:t>متغیر</w:t>
+      </w:r>
+      <w:r>
+        <w:rPr>
+          <w:rFonts w:cs="B Nazanin" w:hint="cs"/>
+          <w:sz w:val="28"/>
+          <w:szCs w:val="28"/>
+          <w:rtl/>
+          <w:lang w:bidi="fa-IR"/>
+        </w:rPr>
+        <w:t xml:space="preserve"> مشخص میشود. </w:t>
+      </w:r>
+    </w:p>
+    <w:p>
+      <w:pPr>
+        <w:bidi/>
+        <w:jc w:val="both"/>
+        <w:rPr>
+          <w:rFonts w:cs="B Titr" w:hint="cs"/>
+          <w:sz w:val="28"/>
+          <w:szCs w:val="28"/>
+          <w:rtl/>
+          <w:lang w:bidi="fa-IR"/>
+        </w:rPr>
+      </w:pPr>
+      <w:r>
+        <w:rPr>
+          <w:rFonts w:cs="B Titr" w:hint="cs"/>
+          <w:sz w:val="28"/>
+          <w:szCs w:val="28"/>
+          <w:rtl/>
+          <w:lang w:bidi="fa-IR"/>
+        </w:rPr>
+        <w:t>انقیاد دیر رس در پایتون:</w:t>
+      </w:r>
+    </w:p>
+    <w:p>
+      <w:pPr>
+        <w:bidi/>
+        <w:jc w:val="both"/>
+        <w:rPr>
+          <w:rFonts w:cs="B Nazanin"/>
+          <w:sz w:val="28"/>
+          <w:szCs w:val="28"/>
+          <w:rtl/>
+          <w:lang w:bidi="fa-IR"/>
+        </w:rPr>
+      </w:pPr>
+      <w:r>
+        <w:rPr>
+          <w:rFonts w:cs="B Nazanin" w:hint="cs"/>
+          <w:sz w:val="28"/>
+          <w:szCs w:val="28"/>
+          <w:rtl/>
+          <w:lang w:bidi="fa-IR"/>
+        </w:rPr>
+        <w:t xml:space="preserve">زبان پایتون به طور کلی از انقیاد دیر رس استفاده میکند. این به این معنی است که در زمان اجرا برنامه نوع </w:t>
+      </w:r>
+      <w:r>
+        <w:rPr>
+          <w:rFonts w:cs="B Nazanin" w:hint="cs"/>
+          <w:sz w:val="28"/>
+          <w:szCs w:val="28"/>
+          <w:rtl/>
+          <w:lang w:bidi="fa-IR"/>
+        </w:rPr>
+        <w:t>متغیر</w:t>
+      </w:r>
+      <w:r>
+        <w:rPr>
+          <w:rFonts w:cs="B Nazanin" w:hint="cs"/>
+          <w:sz w:val="28"/>
+          <w:szCs w:val="28"/>
+          <w:rtl/>
+          <w:lang w:bidi="fa-IR"/>
+        </w:rPr>
+        <w:t xml:space="preserve"> مشخص میشود این رفتار زبان رو در کد زیر بهتر درک میکنیم:</w:t>
+      </w:r>
+    </w:p>
+    <w:p>
+      <w:pPr>
+        <w:bidi/>
+        <w:jc w:val="both"/>
         <w:rPr>
           <w:rFonts w:cs="B Nazanin"/>
           <w:sz w:val="28"/>
@@ -1011,7 +1107,7 @@
                     <pic:cNvPicPr/>
                   </pic:nvPicPr>
                   <pic:blipFill>
-                    <a:blip r:embed="rId6"/>
+                    <a:blip r:embed="rId8"/>
                     <a:stretch>
                       <a:fillRect/>
                     </a:stretch>
@@ -1035,6 +1131,7 @@
     <w:p>
       <w:pPr>
         <w:bidi/>
+        <w:jc w:val="both"/>
         <w:rPr>
           <w:rFonts w:cs="B Nazanin"/>
           <w:sz w:val="28"/>
@@ -1091,16 +1188,76 @@
         </w:rPr>
         <w:t xml:space="preserve"> قرار گرفته است را برمیگرداند و این مشکل از انقیاد دیر رس به وجود آمده است. </w:t>
       </w:r>
-      <w:r>
-        <w:rPr>
-          <w:rFonts w:cs="B Nazanin"/>
-          <w:sz w:val="28"/>
-          <w:szCs w:val="28"/>
-          <w:rtl/>
-          <w:lang w:bidi="fa-IR"/>
-        </w:rPr>
-        <w:br/>
-      </w:r>
+    </w:p>
+    <w:p>
+      <w:pPr>
+        <w:bidi/>
+        <w:jc w:val="both"/>
+        <w:rPr>
+          <w:rFonts w:cs="B Nazanin"/>
+          <w:sz w:val="28"/>
+          <w:szCs w:val="28"/>
+          <w:rtl/>
+          <w:lang w:bidi="fa-IR"/>
+        </w:rPr>
+      </w:pPr>
+    </w:p>
+    <w:p>
+      <w:pPr>
+        <w:jc w:val="right"/>
+        <w:rPr>
+          <w:rFonts w:cs="B Nazanin"/>
+          <w:sz w:val="28"/>
+          <w:szCs w:val="28"/>
+          <w:rtl/>
+          <w:lang w:bidi="fa-IR"/>
+        </w:rPr>
+      </w:pPr>
+      <w:r>
+        <w:rPr>
+          <w:rFonts w:cs="B Nazanin"/>
+          <w:sz w:val="28"/>
+          <w:szCs w:val="28"/>
+          <w:rtl/>
+          <w:lang w:bidi="fa-IR"/>
+        </w:rPr>
+        <w:br w:type="page"/>
+      </w:r>
+    </w:p>
+    <w:p>
+      <w:pPr>
+        <w:jc w:val="right"/>
+        <w:rPr>
+          <w:rFonts w:cs="B Titr" w:hint="cs"/>
+          <w:sz w:val="28"/>
+          <w:szCs w:val="28"/>
+          <w:rtl/>
+          <w:lang w:bidi="fa-IR"/>
+        </w:rPr>
+      </w:pPr>
+      <w:r>
+        <w:rPr>
+          <w:rFonts w:cs="B Titr" w:hint="cs"/>
+          <w:sz w:val="28"/>
+          <w:szCs w:val="28"/>
+          <w:rtl/>
+          <w:lang w:bidi="fa-IR"/>
+        </w:rPr>
+        <w:lastRenderedPageBreak/>
+        <w:t>انقیاد زود رس در پایتون:</w:t>
+      </w:r>
+    </w:p>
+    <w:p>
+      <w:pPr>
+        <w:jc w:val="right"/>
+        <w:rPr>
+          <w:rFonts w:cs="B Nazanin"/>
+          <w:sz w:val="28"/>
+          <w:szCs w:val="28"/>
+          <w:rtl/>
+          <w:lang w:bidi="fa-IR"/>
+        </w:rPr>
+      </w:pPr>
       <w:r>
         <w:rPr>
           <w:rFonts w:cs="B Nazanin" w:hint="cs"/>
@@ -1115,16 +1272,18 @@
     <w:p>
       <w:pPr>
         <w:bidi/>
-        <w:rPr>
-          <w:rFonts w:cs="B Nazanin"/>
-          <w:sz w:val="28"/>
-          <w:szCs w:val="28"/>
-          <w:lang w:bidi="fa-IR"/>
-        </w:rPr>
-      </w:pPr>
-      <w:r>
-        <w:rPr>
-          <w:rFonts w:cs="B Nazanin"/>
+        <w:jc w:val="both"/>
+        <w:rPr>
+          <w:rFonts w:cs="B Nazanin"/>
+          <w:sz w:val="28"/>
+          <w:szCs w:val="28"/>
+          <w:lang w:bidi="fa-IR"/>
+        </w:rPr>
+      </w:pPr>
+      <w:r>
+        <w:rPr>
+          <w:rFonts w:cs="B Nazanin"/>
+          <w:noProof/>
           <w:sz w:val="28"/>
           <w:szCs w:val="28"/>
           <w:rtl/>
@@ -1146,7 +1305,7 @@
                     <pic:cNvPicPr/>
                   </pic:nvPicPr>
                   <pic:blipFill>
-                    <a:blip r:embed="rId7"/>
+                    <a:blip r:embed="rId9"/>
                     <a:stretch>
                       <a:fillRect/>
                     </a:stretch>
@@ -1170,8 +1329,9 @@
     <w:p>
       <w:pPr>
         <w:bidi/>
-        <w:rPr>
-          <w:rFonts w:cs="B Nazanin" w:hint="cs"/>
+        <w:jc w:val="both"/>
+        <w:rPr>
+          <w:rFonts w:cs="B Nazanin"/>
           <w:sz w:val="28"/>
           <w:szCs w:val="28"/>
           <w:rtl/>
@@ -1205,14 +1365,2582 @@
           <w:rtl/>
           <w:lang w:bidi="fa-IR"/>
         </w:rPr>
-        <w:t xml:space="preserve"> به صورت دستی به برنامه گفتیم که انقیاد زود رس انجام دهد و به نوعی برای هر پرینت یه برچسب رنگ گزاشته ایم.</w:t>
-      </w:r>
+        <w:t xml:space="preserve"> به صورت دستی به برنامه گفتیم که انقیاد زود رس انجام دهد و به نوعی برای هر پرینت ی</w:t>
+      </w:r>
+      <w:r>
+        <w:rPr>
+          <w:rFonts w:cs="B Nazanin" w:hint="cs"/>
+          <w:sz w:val="28"/>
+          <w:szCs w:val="28"/>
+          <w:rtl/>
+          <w:lang w:bidi="fa-IR"/>
+        </w:rPr>
+        <w:t>ک</w:t>
+      </w:r>
+      <w:r>
+        <w:rPr>
+          <w:rFonts w:cs="B Nazanin" w:hint="cs"/>
+          <w:sz w:val="28"/>
+          <w:szCs w:val="28"/>
+          <w:rtl/>
+          <w:lang w:bidi="fa-IR"/>
+        </w:rPr>
+        <w:t xml:space="preserve"> برچسب رنگ گزاشته ایم.</w:t>
+      </w:r>
+    </w:p>
+    <w:p>
+      <w:pPr>
+        <w:rPr>
+          <w:rFonts w:cs="B Nazanin"/>
+          <w:sz w:val="28"/>
+          <w:szCs w:val="28"/>
+          <w:rtl/>
+          <w:lang w:bidi="fa-IR"/>
+        </w:rPr>
+      </w:pPr>
+      <w:r>
+        <w:rPr>
+          <w:rFonts w:cs="B Nazanin"/>
+          <w:sz w:val="28"/>
+          <w:szCs w:val="28"/>
+          <w:rtl/>
+          <w:lang w:bidi="fa-IR"/>
+        </w:rPr>
+        <w:br w:type="page"/>
+      </w:r>
+    </w:p>
+    <w:p>
+      <w:pPr>
+        <w:bidi/>
+        <w:jc w:val="both"/>
+        <w:rPr>
+          <w:rFonts w:cs="B Titr"/>
+          <w:sz w:val="28"/>
+          <w:szCs w:val="28"/>
+          <w:rtl/>
+          <w:lang w:bidi="fa-IR"/>
+        </w:rPr>
+      </w:pPr>
+      <w:r>
+        <w:rPr>
+          <w:rFonts w:cs="B Titr" w:hint="cs"/>
+          <w:sz w:val="28"/>
+          <w:szCs w:val="28"/>
+          <w:rtl/>
+          <w:lang w:bidi="fa-IR"/>
+        </w:rPr>
+        <w:lastRenderedPageBreak/>
+        <w:t>تبدیل نوع در زبان پایتون</w:t>
+      </w:r>
+    </w:p>
+    <w:p>
+      <w:pPr>
+        <w:bidi/>
+        <w:jc w:val="both"/>
+        <w:rPr>
+          <w:rFonts w:cs="B Nazanin"/>
+          <w:sz w:val="28"/>
+          <w:szCs w:val="28"/>
+          <w:rtl/>
+          <w:lang w:bidi="fa-IR"/>
+        </w:rPr>
+      </w:pPr>
+      <w:r>
+        <w:rPr>
+          <w:rFonts w:cs="B Nazanin" w:hint="cs"/>
+          <w:sz w:val="28"/>
+          <w:szCs w:val="28"/>
+          <w:rtl/>
+          <w:lang w:bidi="fa-IR"/>
+        </w:rPr>
+        <w:t>تبدیل نوع به دو شکل اصلی در زبان ها دیده میشود:</w:t>
+      </w:r>
+    </w:p>
+    <w:p>
+      <w:pPr>
+        <w:pStyle w:val="ListParagraph"/>
+        <w:numPr>
+          <w:ilvl w:val="0"/>
+          <w:numId w:val="4"/>
+        </w:numPr>
+        <w:bidi/>
+        <w:jc w:val="both"/>
+        <w:rPr>
+          <w:rFonts w:cs="B Nazanin"/>
+          <w:sz w:val="28"/>
+          <w:szCs w:val="28"/>
+          <w:lang w:bidi="fa-IR"/>
+        </w:rPr>
+      </w:pPr>
+      <w:r>
+        <w:rPr>
+          <w:rFonts w:cs="B Nazanin" w:hint="cs"/>
+          <w:sz w:val="28"/>
+          <w:szCs w:val="28"/>
+          <w:rtl/>
+          <w:lang w:bidi="fa-IR"/>
+        </w:rPr>
+        <w:t>تبدیل نوع ضمنی:‌ این تبدیل نوع زمانی اتفاق می</w:t>
+      </w:r>
+      <w:r>
+        <w:rPr>
+          <w:rFonts w:cs="B Nazanin"/>
+          <w:sz w:val="28"/>
+          <w:szCs w:val="28"/>
+          <w:rtl/>
+          <w:lang w:bidi="fa-IR"/>
+        </w:rPr>
+        <w:softHyphen/>
+      </w:r>
+      <w:r>
+        <w:rPr>
+          <w:rFonts w:cs="B Nazanin" w:hint="cs"/>
+          <w:sz w:val="28"/>
+          <w:szCs w:val="28"/>
+          <w:rtl/>
+          <w:lang w:bidi="fa-IR"/>
+        </w:rPr>
+        <w:t>افتد که خود زبان به صورت خودکار و بدون دخالت برنامه نویس نوع داده ها را باهم تغییر بده تا بهم سازگار بشن.</w:t>
+      </w:r>
+    </w:p>
+    <w:p>
+      <w:pPr>
+        <w:pStyle w:val="ListParagraph"/>
+        <w:numPr>
+          <w:ilvl w:val="0"/>
+          <w:numId w:val="4"/>
+        </w:numPr>
+        <w:bidi/>
+        <w:jc w:val="both"/>
+        <w:rPr>
+          <w:rFonts w:cs="B Nazanin"/>
+          <w:sz w:val="28"/>
+          <w:szCs w:val="28"/>
+          <w:lang w:bidi="fa-IR"/>
+        </w:rPr>
+      </w:pPr>
+      <w:r>
+        <w:rPr>
+          <w:rFonts w:cs="B Nazanin" w:hint="cs"/>
+          <w:sz w:val="28"/>
+          <w:szCs w:val="28"/>
+          <w:rtl/>
+          <w:lang w:bidi="fa-IR"/>
+        </w:rPr>
+        <w:t>تبدیل نوع صریح:‌ این تبدیل نوع زمانی است که خود برنامه نویس به صورت دستی این سازگاری رو بین نوع داده ها ایجاد میکند</w:t>
+      </w:r>
+      <w:r>
+        <w:rPr>
+          <w:rFonts w:cs="B Nazanin" w:hint="cs"/>
+          <w:sz w:val="28"/>
+          <w:szCs w:val="28"/>
+          <w:rtl/>
+          <w:lang w:bidi="fa-IR"/>
+        </w:rPr>
+        <w:t>.</w:t>
+      </w:r>
+    </w:p>
+    <w:p>
+      <w:pPr>
+        <w:bidi/>
+        <w:jc w:val="both"/>
+        <w:rPr>
+          <w:rFonts w:cs="B Nazanin"/>
+          <w:sz w:val="28"/>
+          <w:szCs w:val="28"/>
+          <w:lang w:bidi="fa-IR"/>
+        </w:rPr>
+      </w:pPr>
+      <w:r>
+        <w:rPr>
+          <w:rFonts w:cs="B Nazanin" w:hint="cs"/>
+          <w:sz w:val="28"/>
+          <w:szCs w:val="28"/>
+          <w:rtl/>
+          <w:lang w:bidi="fa-IR"/>
+        </w:rPr>
+        <w:t>در زبان پایتون تبدیل نوع به هر دو شکل دیده میشود یعنی هم تبدیل نوع به صورت خودکار و از طریق زبان صورت میگیرد و هم اگر برنامه نویس بخواهد میتواند به صورت دستی تبدیل نوع را انجام دهد.</w:t>
+      </w:r>
+    </w:p>
+    <w:p>
+      <w:pPr>
+        <w:bidi/>
+        <w:jc w:val="both"/>
+        <w:rPr>
+          <w:rFonts w:cs="B Titr"/>
+          <w:sz w:val="28"/>
+          <w:szCs w:val="28"/>
+          <w:rtl/>
+          <w:lang w:bidi="fa-IR"/>
+        </w:rPr>
+      </w:pPr>
+      <w:r>
+        <w:rPr>
+          <w:rFonts w:cs="B Titr" w:hint="cs"/>
+          <w:sz w:val="28"/>
+          <w:szCs w:val="28"/>
+          <w:rtl/>
+          <w:lang w:bidi="fa-IR"/>
+        </w:rPr>
+        <w:t>تبدیل نوع ضمنی در پایتون</w:t>
+      </w:r>
+    </w:p>
+    <w:p>
+      <w:pPr>
+        <w:bidi/>
+        <w:jc w:val="both"/>
+        <w:rPr>
+          <w:rFonts w:cs="B Nazanin"/>
+          <w:sz w:val="28"/>
+          <w:szCs w:val="28"/>
+          <w:rtl/>
+          <w:lang w:bidi="fa-IR"/>
+        </w:rPr>
+      </w:pPr>
+      <w:r>
+        <w:rPr>
+          <w:rFonts w:cs="B Nazanin" w:hint="cs"/>
+          <w:sz w:val="28"/>
+          <w:szCs w:val="28"/>
+          <w:rtl/>
+          <w:lang w:bidi="fa-IR"/>
+        </w:rPr>
+        <w:t xml:space="preserve">در طراحی زبان های برنامه نویسی، تبدیل نوع ضمنی یکی از ویژگی های مهمی که </w:t>
+      </w:r>
+      <w:r>
+        <w:rPr>
+          <w:rFonts w:cs="B Nazanin"/>
+          <w:sz w:val="28"/>
+          <w:szCs w:val="28"/>
+          <w:rtl/>
+          <w:lang w:bidi="fa-IR"/>
+        </w:rPr>
+        <w:t>مستقیماً</w:t>
+      </w:r>
+      <w:r>
+        <w:rPr>
+          <w:sz w:val="32"/>
+          <w:szCs w:val="32"/>
+          <w:rtl/>
+        </w:rPr>
+        <w:t xml:space="preserve"> </w:t>
+      </w:r>
+      <w:r>
+        <w:rPr>
+          <w:rFonts w:cs="B Nazanin" w:hint="cs"/>
+          <w:sz w:val="28"/>
+          <w:szCs w:val="28"/>
+          <w:rtl/>
+          <w:lang w:bidi="fa-IR"/>
+        </w:rPr>
+        <w:t>با سهولت استفاده، انعطاف پذیری و رفتار داینامیک زبان ارتباط مستقیم دارد.</w:t>
+      </w:r>
+    </w:p>
+    <w:p>
+      <w:pPr>
+        <w:bidi/>
+        <w:jc w:val="both"/>
+        <w:rPr>
+          <w:rFonts w:cs="B Nazanin"/>
+          <w:sz w:val="28"/>
+          <w:szCs w:val="28"/>
+          <w:rtl/>
+          <w:lang w:bidi="fa-IR"/>
+        </w:rPr>
+      </w:pPr>
+      <w:r>
+        <w:rPr>
+          <w:rFonts w:cs="B Nazanin" w:hint="cs"/>
+          <w:sz w:val="28"/>
+          <w:szCs w:val="28"/>
+          <w:rtl/>
+          <w:lang w:bidi="fa-IR"/>
+        </w:rPr>
+        <w:t xml:space="preserve">در قطعه کد زیر یک نمونه از تبدیل نوع ضمنی در پایتون رو مشاهده میکنیم: </w:t>
+      </w:r>
+    </w:p>
+    <w:p>
+      <w:pPr>
+        <w:bidi/>
+        <w:jc w:val="both"/>
+        <w:rPr>
+          <w:rFonts w:cs="B Nazanin"/>
+          <w:sz w:val="28"/>
+          <w:szCs w:val="28"/>
+        </w:rPr>
+      </w:pPr>
+      <w:r>
+        <w:rPr>
+          <w:rFonts w:cs="B Nazanin"/>
+          <w:sz w:val="28"/>
+          <w:szCs w:val="28"/>
+          <w:rtl/>
+          <w:lang w:bidi="fa-IR"/>
+        </w:rPr>
+        <w:drawing>
+          <wp:inline distT="0" distB="0" distL="0" distR="0" wp14:anchorId="3108BBD4" wp14:editId="01A5BBB4">
+            <wp:extent cx="5943600" cy="1008380"/>
+            <wp:effectExtent l="0" t="0" r="0" b="1270"/>
+            <wp:docPr id="189165983" name="Picture 1"/>
+            <wp:cNvGraphicFramePr>
+              <a:graphicFrameLocks xmlns:a="http://schemas.openxmlformats.org/drawingml/2006/main" noChangeAspect="1"/>
+            </wp:cNvGraphicFramePr>
+            <a:graphic xmlns:a="http://schemas.openxmlformats.org/drawingml/2006/main">
+              <a:graphicData uri="http://schemas.openxmlformats.org/drawingml/2006/picture">
+                <pic:pic xmlns:pic="http://schemas.openxmlformats.org/drawingml/2006/picture">
+                  <pic:nvPicPr>
+                    <pic:cNvPr id="189165983" name=""/>
+                    <pic:cNvPicPr/>
+                  </pic:nvPicPr>
+                  <pic:blipFill>
+                    <a:blip r:embed="rId10"/>
+                    <a:stretch>
+                      <a:fillRect/>
+                    </a:stretch>
+                  </pic:blipFill>
+                  <pic:spPr>
+                    <a:xfrm>
+                      <a:off x="0" y="0"/>
+                      <a:ext cx="5943600" cy="1008380"/>
+                    </a:xfrm>
+                    <a:prstGeom prst="rect">
+                      <a:avLst/>
+                    </a:prstGeom>
+                  </pic:spPr>
+                </pic:pic>
+              </a:graphicData>
+            </a:graphic>
+          </wp:inline>
+        </w:drawing>
+      </w:r>
+    </w:p>
+    <w:p>
+      <w:pPr>
+        <w:bidi/>
+        <w:jc w:val="both"/>
+        <w:rPr>
+          <w:rFonts w:cs="B Nazanin"/>
+          <w:sz w:val="28"/>
+          <w:szCs w:val="28"/>
+          <w:rtl/>
+          <w:lang w:bidi="fa-IR"/>
+        </w:rPr>
+      </w:pPr>
+      <w:r>
+        <w:rPr>
+          <w:rFonts w:cs="B Nazanin" w:hint="cs"/>
+          <w:sz w:val="28"/>
+          <w:szCs w:val="28"/>
+          <w:rtl/>
+          <w:lang w:bidi="fa-IR"/>
+        </w:rPr>
+        <w:t xml:space="preserve">در قطعه کد بالا مشاده میکنیم که </w:t>
+      </w:r>
+      <w:r>
+        <w:rPr>
+          <w:rFonts w:cs="B Nazanin" w:hint="cs"/>
+          <w:sz w:val="28"/>
+          <w:szCs w:val="28"/>
+          <w:rtl/>
+          <w:lang w:bidi="fa-IR"/>
+        </w:rPr>
+        <w:t>متغیر</w:t>
+      </w:r>
+      <w:r>
+        <w:rPr>
+          <w:rFonts w:cs="B Nazanin" w:hint="cs"/>
+          <w:sz w:val="28"/>
+          <w:szCs w:val="28"/>
+          <w:rtl/>
+          <w:lang w:bidi="fa-IR"/>
+        </w:rPr>
+        <w:t xml:space="preserve"> </w:t>
+      </w:r>
+      <w:r>
+        <w:rPr>
+          <w:rFonts w:cs="B Nazanin"/>
+          <w:sz w:val="28"/>
+          <w:szCs w:val="28"/>
+          <w:lang w:bidi="fa-IR"/>
+        </w:rPr>
+        <w:t>A</w:t>
+      </w:r>
+      <w:r>
+        <w:rPr>
+          <w:rFonts w:cs="B Nazanin" w:hint="cs"/>
+          <w:sz w:val="28"/>
+          <w:szCs w:val="28"/>
+          <w:rtl/>
+          <w:lang w:bidi="fa-IR"/>
+        </w:rPr>
+        <w:t xml:space="preserve"> از نوع </w:t>
+      </w:r>
+      <w:r>
+        <w:rPr>
+          <w:rFonts w:cs="B Nazanin"/>
+          <w:sz w:val="28"/>
+          <w:szCs w:val="28"/>
+          <w:lang w:bidi="fa-IR"/>
+        </w:rPr>
+        <w:t>int</w:t>
+      </w:r>
+      <w:r>
+        <w:rPr>
+          <w:rFonts w:cs="B Nazanin" w:hint="cs"/>
+          <w:sz w:val="28"/>
+          <w:szCs w:val="28"/>
+          <w:rtl/>
+          <w:lang w:bidi="fa-IR"/>
+        </w:rPr>
+        <w:t xml:space="preserve"> تعریف شده است و همچنین </w:t>
+      </w:r>
+      <w:r>
+        <w:rPr>
+          <w:rFonts w:cs="B Nazanin" w:hint="cs"/>
+          <w:sz w:val="28"/>
+          <w:szCs w:val="28"/>
+          <w:rtl/>
+          <w:lang w:bidi="fa-IR"/>
+        </w:rPr>
+        <w:t>متغیر</w:t>
+      </w:r>
+      <w:r>
+        <w:rPr>
+          <w:rFonts w:cs="B Nazanin" w:hint="cs"/>
+          <w:sz w:val="28"/>
+          <w:szCs w:val="28"/>
+          <w:rtl/>
+          <w:lang w:bidi="fa-IR"/>
+        </w:rPr>
+        <w:t xml:space="preserve"> </w:t>
+      </w:r>
+      <w:r>
+        <w:rPr>
+          <w:rFonts w:cs="B Nazanin"/>
+          <w:sz w:val="28"/>
+          <w:szCs w:val="28"/>
+          <w:lang w:bidi="fa-IR"/>
+        </w:rPr>
+        <w:t>B</w:t>
+      </w:r>
+      <w:r>
+        <w:rPr>
+          <w:rFonts w:cs="B Nazanin" w:hint="cs"/>
+          <w:sz w:val="28"/>
+          <w:szCs w:val="28"/>
+          <w:rtl/>
+          <w:lang w:bidi="fa-IR"/>
+        </w:rPr>
+        <w:t xml:space="preserve"> از نوع </w:t>
+      </w:r>
+      <w:r>
+        <w:rPr>
+          <w:rFonts w:cs="B Nazanin"/>
+          <w:sz w:val="28"/>
+          <w:szCs w:val="28"/>
+          <w:lang w:bidi="fa-IR"/>
+        </w:rPr>
+        <w:t>float</w:t>
+      </w:r>
+      <w:r>
+        <w:rPr>
+          <w:rFonts w:cs="B Nazanin" w:hint="cs"/>
+          <w:sz w:val="28"/>
+          <w:szCs w:val="28"/>
+          <w:rtl/>
+          <w:lang w:bidi="fa-IR"/>
+        </w:rPr>
+        <w:t xml:space="preserve"> تعریف شده است و در قسمت </w:t>
+      </w:r>
+      <w:r>
+        <w:rPr>
+          <w:rFonts w:cs="B Nazanin"/>
+          <w:sz w:val="28"/>
+          <w:szCs w:val="28"/>
+          <w:lang w:bidi="fa-IR"/>
+        </w:rPr>
+        <w:t>print</w:t>
+      </w:r>
+      <w:r>
+        <w:rPr>
+          <w:rFonts w:cs="B Nazanin" w:hint="cs"/>
+          <w:sz w:val="28"/>
+          <w:szCs w:val="28"/>
+          <w:rtl/>
+          <w:lang w:bidi="fa-IR"/>
+        </w:rPr>
+        <w:t xml:space="preserve"> مشاهده میشود که ما دو </w:t>
+      </w:r>
+      <w:r>
+        <w:rPr>
+          <w:rFonts w:cs="B Nazanin" w:hint="cs"/>
+          <w:sz w:val="28"/>
+          <w:szCs w:val="28"/>
+          <w:rtl/>
+          <w:lang w:bidi="fa-IR"/>
+        </w:rPr>
+        <w:t>متغیر</w:t>
+      </w:r>
+      <w:r>
+        <w:rPr>
+          <w:rFonts w:cs="B Nazanin" w:hint="cs"/>
+          <w:sz w:val="28"/>
+          <w:szCs w:val="28"/>
+          <w:rtl/>
+          <w:lang w:bidi="fa-IR"/>
+        </w:rPr>
+        <w:t xml:space="preserve"> را باهم جمع کرده ایم و با اینکه دو </w:t>
+      </w:r>
+      <w:r>
+        <w:rPr>
+          <w:rFonts w:cs="B Nazanin" w:hint="cs"/>
+          <w:sz w:val="28"/>
+          <w:szCs w:val="28"/>
+          <w:rtl/>
+          <w:lang w:bidi="fa-IR"/>
+        </w:rPr>
+        <w:t>متغیر</w:t>
+      </w:r>
+      <w:r>
+        <w:rPr>
+          <w:rFonts w:cs="B Nazanin" w:hint="cs"/>
+          <w:sz w:val="28"/>
+          <w:szCs w:val="28"/>
+          <w:rtl/>
+          <w:lang w:bidi="fa-IR"/>
+        </w:rPr>
+        <w:t xml:space="preserve"> نوع های مختلفی دارن این عمل بدون خطا اجرا شده است. یعنی خود زبان به صورت خود کار (ضمنی) </w:t>
+      </w:r>
+      <w:r>
+        <w:rPr>
+          <w:rFonts w:cs="B Nazanin" w:hint="cs"/>
+          <w:sz w:val="28"/>
+          <w:szCs w:val="28"/>
+          <w:rtl/>
+          <w:lang w:bidi="fa-IR"/>
+        </w:rPr>
+        <w:t>متغیر</w:t>
+      </w:r>
+      <w:r>
+        <w:rPr>
+          <w:rFonts w:cs="B Nazanin" w:hint="cs"/>
+          <w:sz w:val="28"/>
+          <w:szCs w:val="28"/>
+          <w:rtl/>
+          <w:lang w:bidi="fa-IR"/>
+        </w:rPr>
+        <w:t xml:space="preserve"> </w:t>
+      </w:r>
+      <w:r>
+        <w:rPr>
+          <w:rFonts w:cs="B Nazanin"/>
+          <w:sz w:val="28"/>
+          <w:szCs w:val="28"/>
+          <w:lang w:bidi="fa-IR"/>
+        </w:rPr>
+        <w:t>A</w:t>
+      </w:r>
+      <w:r>
+        <w:rPr>
+          <w:rFonts w:cs="B Nazanin" w:hint="cs"/>
+          <w:sz w:val="28"/>
+          <w:szCs w:val="28"/>
+          <w:rtl/>
+          <w:lang w:bidi="fa-IR"/>
+        </w:rPr>
+        <w:t xml:space="preserve"> را به </w:t>
+      </w:r>
+      <w:r>
+        <w:rPr>
+          <w:rFonts w:cs="B Nazanin"/>
+          <w:sz w:val="28"/>
+          <w:szCs w:val="28"/>
+          <w:lang w:bidi="fa-IR"/>
+        </w:rPr>
+        <w:t>float</w:t>
+      </w:r>
+      <w:r>
+        <w:rPr>
+          <w:rFonts w:cs="B Nazanin" w:hint="cs"/>
+          <w:sz w:val="28"/>
+          <w:szCs w:val="28"/>
+          <w:rtl/>
+          <w:lang w:bidi="fa-IR"/>
+        </w:rPr>
+        <w:t xml:space="preserve"> تبدیل کرده است و سپس عمل جمع را بین دو </w:t>
+      </w:r>
+      <w:r>
+        <w:rPr>
+          <w:rFonts w:cs="B Nazanin" w:hint="cs"/>
+          <w:sz w:val="28"/>
+          <w:szCs w:val="28"/>
+          <w:rtl/>
+          <w:lang w:bidi="fa-IR"/>
+        </w:rPr>
+        <w:t>متغیر</w:t>
+      </w:r>
+      <w:r>
+        <w:rPr>
+          <w:rFonts w:cs="B Nazanin" w:hint="cs"/>
+          <w:sz w:val="28"/>
+          <w:szCs w:val="28"/>
+          <w:rtl/>
+          <w:lang w:bidi="fa-IR"/>
+        </w:rPr>
+        <w:t xml:space="preserve"> انجام داده است.</w:t>
+      </w:r>
+    </w:p>
+    <w:p>
+      <w:pPr>
+        <w:bidi/>
+        <w:jc w:val="both"/>
+        <w:rPr>
+          <w:rFonts w:cs="B Titr"/>
+          <w:sz w:val="28"/>
+          <w:szCs w:val="28"/>
+          <w:rtl/>
+          <w:lang w:bidi="fa-IR"/>
+        </w:rPr>
+      </w:pPr>
+      <w:r>
+        <w:rPr>
+          <w:rFonts w:cs="B Titr" w:hint="cs"/>
+          <w:sz w:val="28"/>
+          <w:szCs w:val="28"/>
+          <w:rtl/>
+          <w:lang w:bidi="fa-IR"/>
+        </w:rPr>
+        <w:t>تبدیل نوع صریح در پایتون</w:t>
+      </w:r>
+    </w:p>
+    <w:p>
+      <w:pPr>
+        <w:bidi/>
+        <w:jc w:val="both"/>
+        <w:rPr>
+          <w:rFonts w:cs="B Nazanin"/>
+          <w:sz w:val="28"/>
+          <w:szCs w:val="28"/>
+          <w:rtl/>
+          <w:lang w:bidi="fa-IR"/>
+        </w:rPr>
+      </w:pPr>
+      <w:r>
+        <w:rPr>
+          <w:rFonts w:cs="B Nazanin" w:hint="cs"/>
+          <w:sz w:val="28"/>
+          <w:szCs w:val="28"/>
+          <w:rtl/>
+          <w:lang w:bidi="fa-IR"/>
+        </w:rPr>
+        <w:t>همان طور که گفته شده بود پایتون از تبدیل نوع صریح نیز پشتیبانی میکند به این قابلیت زبان که از هر دو نوع تبدیل نوع پشتیبانی میکند (</w:t>
+      </w:r>
+      <w:r>
+        <w:rPr>
+          <w:rFonts w:cs="B Nazanin"/>
+          <w:sz w:val="28"/>
+          <w:szCs w:val="28"/>
+          <w:lang w:bidi="fa-IR"/>
+        </w:rPr>
+        <w:t>weakly typed</w:t>
+      </w:r>
+      <w:r>
+        <w:rPr>
+          <w:rFonts w:cs="B Nazanin" w:hint="cs"/>
+          <w:sz w:val="28"/>
+          <w:szCs w:val="28"/>
+          <w:rtl/>
+          <w:lang w:bidi="fa-IR"/>
+        </w:rPr>
+        <w:t>) گفته میشود.</w:t>
+      </w:r>
+    </w:p>
+    <w:p>
+      <w:pPr>
+        <w:bidi/>
+        <w:jc w:val="both"/>
+        <w:rPr>
+          <w:rFonts w:cs="B Nazanin"/>
+          <w:sz w:val="28"/>
+          <w:szCs w:val="28"/>
+          <w:rtl/>
+          <w:lang w:bidi="fa-IR"/>
+        </w:rPr>
+      </w:pPr>
+      <w:r>
+        <w:rPr>
+          <w:rFonts w:cs="B Nazanin" w:hint="cs"/>
+          <w:sz w:val="28"/>
+          <w:szCs w:val="28"/>
+          <w:rtl/>
+          <w:lang w:bidi="fa-IR"/>
+        </w:rPr>
+        <w:t xml:space="preserve">در قطعه کد زیر یک مثال از تبدیل نوع صریح در پایتون رو مشاده میکنیم: </w:t>
+      </w:r>
+    </w:p>
+    <w:p>
+      <w:pPr>
+        <w:bidi/>
+        <w:jc w:val="both"/>
+        <w:rPr>
+          <w:rFonts w:cs="B Nazanin"/>
+          <w:sz w:val="28"/>
+          <w:szCs w:val="28"/>
+        </w:rPr>
+      </w:pPr>
+      <w:r>
+        <w:rPr>
+          <w:rFonts w:cs="B Nazanin"/>
+          <w:sz w:val="28"/>
+          <w:szCs w:val="28"/>
+          <w:rtl/>
+        </w:rPr>
+        <w:lastRenderedPageBreak/>
+        <w:drawing>
+          <wp:inline distT="0" distB="0" distL="0" distR="0" wp14:anchorId="736FEB0B" wp14:editId="622F128B">
+            <wp:extent cx="5943600" cy="840740"/>
+            <wp:effectExtent l="0" t="0" r="0" b="0"/>
+            <wp:docPr id="1254516878" name="Picture 1"/>
+            <wp:cNvGraphicFramePr>
+              <a:graphicFrameLocks xmlns:a="http://schemas.openxmlformats.org/drawingml/2006/main" noChangeAspect="1"/>
+            </wp:cNvGraphicFramePr>
+            <a:graphic xmlns:a="http://schemas.openxmlformats.org/drawingml/2006/main">
+              <a:graphicData uri="http://schemas.openxmlformats.org/drawingml/2006/picture">
+                <pic:pic xmlns:pic="http://schemas.openxmlformats.org/drawingml/2006/picture">
+                  <pic:nvPicPr>
+                    <pic:cNvPr id="1254516878" name=""/>
+                    <pic:cNvPicPr/>
+                  </pic:nvPicPr>
+                  <pic:blipFill>
+                    <a:blip r:embed="rId11"/>
+                    <a:stretch>
+                      <a:fillRect/>
+                    </a:stretch>
+                  </pic:blipFill>
+                  <pic:spPr>
+                    <a:xfrm>
+                      <a:off x="0" y="0"/>
+                      <a:ext cx="5943600" cy="840740"/>
+                    </a:xfrm>
+                    <a:prstGeom prst="rect">
+                      <a:avLst/>
+                    </a:prstGeom>
+                  </pic:spPr>
+                </pic:pic>
+              </a:graphicData>
+            </a:graphic>
+          </wp:inline>
+        </w:drawing>
+      </w:r>
+    </w:p>
+    <w:p>
+      <w:pPr>
+        <w:tabs>
+          <w:tab w:val="left" w:pos="6273"/>
+        </w:tabs>
+        <w:bidi/>
+        <w:jc w:val="both"/>
+        <w:rPr>
+          <w:rFonts w:cs="B Nazanin"/>
+          <w:sz w:val="28"/>
+          <w:szCs w:val="28"/>
+          <w:rtl/>
+          <w:lang w:bidi="fa-IR"/>
+        </w:rPr>
+      </w:pPr>
+      <w:r>
+        <w:rPr>
+          <w:rFonts w:cs="B Nazanin" w:hint="cs"/>
+          <w:sz w:val="28"/>
+          <w:szCs w:val="28"/>
+          <w:rtl/>
+          <w:lang w:bidi="fa-IR"/>
+        </w:rPr>
+        <w:t xml:space="preserve">در قطعه کد بالا مشاده میکنیم که به صورت دستی و با تابع </w:t>
+      </w:r>
+      <w:r>
+        <w:rPr>
+          <w:rFonts w:cs="B Nazanin"/>
+          <w:sz w:val="28"/>
+          <w:szCs w:val="28"/>
+          <w:lang w:bidi="fa-IR"/>
+        </w:rPr>
+        <w:t>float()</w:t>
+      </w:r>
+      <w:r>
+        <w:rPr>
+          <w:rFonts w:cs="B Nazanin" w:hint="cs"/>
+          <w:sz w:val="28"/>
+          <w:szCs w:val="28"/>
+          <w:rtl/>
+          <w:lang w:bidi="fa-IR"/>
+        </w:rPr>
+        <w:t xml:space="preserve"> به صورت دستی </w:t>
+      </w:r>
+      <w:r>
+        <w:rPr>
+          <w:rFonts w:cs="B Nazanin" w:hint="cs"/>
+          <w:sz w:val="28"/>
+          <w:szCs w:val="28"/>
+          <w:rtl/>
+          <w:lang w:bidi="fa-IR"/>
+        </w:rPr>
+        <w:t>متغیر</w:t>
+      </w:r>
+      <w:r>
+        <w:rPr>
+          <w:rFonts w:cs="B Nazanin" w:hint="cs"/>
+          <w:sz w:val="28"/>
+          <w:szCs w:val="28"/>
+          <w:rtl/>
+          <w:lang w:bidi="fa-IR"/>
+        </w:rPr>
+        <w:t xml:space="preserve"> </w:t>
+      </w:r>
+      <w:r>
+        <w:rPr>
+          <w:rFonts w:cs="B Nazanin"/>
+          <w:sz w:val="28"/>
+          <w:szCs w:val="28"/>
+          <w:lang w:bidi="fa-IR"/>
+        </w:rPr>
+        <w:t>A</w:t>
+      </w:r>
+      <w:r>
+        <w:rPr>
+          <w:rFonts w:cs="B Nazanin" w:hint="cs"/>
+          <w:sz w:val="28"/>
+          <w:szCs w:val="28"/>
+          <w:rtl/>
+          <w:lang w:bidi="fa-IR"/>
+        </w:rPr>
+        <w:t xml:space="preserve"> را از تایپ </w:t>
+      </w:r>
+      <w:r>
+        <w:rPr>
+          <w:rFonts w:cs="B Nazanin"/>
+          <w:sz w:val="28"/>
+          <w:szCs w:val="28"/>
+          <w:lang w:bidi="fa-IR"/>
+        </w:rPr>
+        <w:t>int</w:t>
+      </w:r>
+      <w:r>
+        <w:rPr>
+          <w:rFonts w:cs="B Nazanin" w:hint="cs"/>
+          <w:sz w:val="28"/>
+          <w:szCs w:val="28"/>
+          <w:rtl/>
+          <w:lang w:bidi="fa-IR"/>
+        </w:rPr>
+        <w:t xml:space="preserve"> به </w:t>
+      </w:r>
+      <w:r>
+        <w:rPr>
+          <w:rFonts w:cs="B Nazanin"/>
+          <w:sz w:val="28"/>
+          <w:szCs w:val="28"/>
+          <w:lang w:bidi="fa-IR"/>
+        </w:rPr>
+        <w:t>float</w:t>
+      </w:r>
+      <w:r>
+        <w:rPr>
+          <w:rFonts w:cs="B Nazanin" w:hint="cs"/>
+          <w:sz w:val="28"/>
+          <w:szCs w:val="28"/>
+          <w:rtl/>
+          <w:lang w:bidi="fa-IR"/>
+        </w:rPr>
+        <w:t xml:space="preserve"> تبدیل کردیم و تبدیل نوع صریح اتفاق افتاده است، یعنی به صورت دستی تبدیل نوع انجام شده است.</w:t>
+      </w:r>
+    </w:p>
+    <w:p>
+      <w:pPr>
+        <w:tabs>
+          <w:tab w:val="left" w:pos="6273"/>
+        </w:tabs>
+        <w:bidi/>
+        <w:jc w:val="both"/>
+        <w:rPr>
+          <w:rFonts w:cs="B Titr"/>
+          <w:sz w:val="28"/>
+          <w:szCs w:val="28"/>
+          <w:rtl/>
+          <w:lang w:bidi="fa-IR"/>
+        </w:rPr>
+      </w:pPr>
+      <w:r>
+        <w:rPr>
+          <w:rFonts w:cs="B Titr" w:hint="cs"/>
+          <w:sz w:val="28"/>
+          <w:szCs w:val="28"/>
+          <w:rtl/>
+          <w:lang w:bidi="fa-IR"/>
+        </w:rPr>
+        <w:t>چالش های پشتیبانی زبان از هر دو نوع تبدیل</w:t>
+      </w:r>
+    </w:p>
+    <w:p>
+      <w:pPr>
+        <w:tabs>
+          <w:tab w:val="left" w:pos="6273"/>
+        </w:tabs>
+        <w:bidi/>
+        <w:jc w:val="both"/>
+        <w:rPr>
+          <w:rFonts w:cs="B Nazanin"/>
+          <w:sz w:val="28"/>
+          <w:szCs w:val="28"/>
+          <w:rtl/>
+          <w:lang w:bidi="fa-IR"/>
+        </w:rPr>
+      </w:pPr>
+      <w:r>
+        <w:rPr>
+          <w:rFonts w:cs="B Nazanin" w:hint="cs"/>
+          <w:sz w:val="28"/>
+          <w:szCs w:val="28"/>
+          <w:rtl/>
+          <w:lang w:bidi="fa-IR"/>
+        </w:rPr>
+        <w:t>اینکه زبان پایتون هم از تبدیل نوع صریح و هم ضمنی پشتیبانی میکند دچار چالش ها و پیچیدگی هایی میشود که میتوان به این موارد اشاره کرد:</w:t>
+      </w:r>
+    </w:p>
+    <w:p>
+      <w:pPr>
+        <w:pStyle w:val="ListParagraph"/>
+        <w:numPr>
+          <w:ilvl w:val="0"/>
+          <w:numId w:val="5"/>
+        </w:numPr>
+        <w:tabs>
+          <w:tab w:val="left" w:pos="900"/>
+        </w:tabs>
+        <w:bidi/>
+        <w:jc w:val="both"/>
+        <w:rPr>
+          <w:rFonts w:cs="B Nazanin"/>
+          <w:sz w:val="28"/>
+          <w:szCs w:val="28"/>
+          <w:lang w:bidi="fa-IR"/>
+        </w:rPr>
+      </w:pPr>
+      <w:r>
+        <w:rPr>
+          <w:rFonts w:cs="B Nazanin" w:hint="cs"/>
+          <w:sz w:val="28"/>
+          <w:szCs w:val="28"/>
+          <w:rtl/>
+          <w:lang w:bidi="fa-IR"/>
+        </w:rPr>
+        <w:t xml:space="preserve">جمع </w:t>
+      </w:r>
+      <w:r>
+        <w:rPr>
+          <w:rFonts w:cs="B Nazanin" w:hint="cs"/>
+          <w:sz w:val="28"/>
+          <w:szCs w:val="28"/>
+          <w:rtl/>
+          <w:lang w:bidi="fa-IR"/>
+        </w:rPr>
+        <w:t>متغیر</w:t>
+      </w:r>
+      <w:r>
+        <w:rPr>
+          <w:rFonts w:cs="B Nazanin" w:hint="cs"/>
+          <w:sz w:val="28"/>
+          <w:szCs w:val="28"/>
+          <w:rtl/>
+          <w:lang w:bidi="fa-IR"/>
+        </w:rPr>
+        <w:t xml:space="preserve"> </w:t>
+      </w:r>
+      <w:r>
+        <w:rPr>
+          <w:rFonts w:cs="B Nazanin"/>
+          <w:sz w:val="28"/>
+          <w:szCs w:val="28"/>
+          <w:lang w:bidi="fa-IR"/>
+        </w:rPr>
+        <w:t>bool</w:t>
+      </w:r>
+      <w:r>
+        <w:rPr>
+          <w:rFonts w:cs="B Nazanin" w:hint="cs"/>
+          <w:sz w:val="28"/>
+          <w:szCs w:val="28"/>
+          <w:rtl/>
+          <w:lang w:bidi="fa-IR"/>
+        </w:rPr>
+        <w:t xml:space="preserve"> با </w:t>
+      </w:r>
+      <w:r>
+        <w:rPr>
+          <w:rFonts w:cs="B Nazanin"/>
+          <w:sz w:val="28"/>
+          <w:szCs w:val="28"/>
+          <w:lang w:bidi="fa-IR"/>
+        </w:rPr>
+        <w:t>int</w:t>
+      </w:r>
+      <w:r>
+        <w:rPr>
+          <w:rFonts w:cs="B Nazanin" w:hint="cs"/>
+          <w:sz w:val="28"/>
+          <w:szCs w:val="28"/>
+          <w:rtl/>
+          <w:lang w:bidi="fa-IR"/>
+        </w:rPr>
+        <w:t xml:space="preserve">: در زبان پایتون عبارت </w:t>
+      </w:r>
+      <w:r>
+        <w:rPr>
+          <w:rFonts w:cs="B Nazanin"/>
+          <w:sz w:val="28"/>
+          <w:szCs w:val="28"/>
+          <w:lang w:bidi="fa-IR"/>
+        </w:rPr>
+        <w:t>True</w:t>
+      </w:r>
+      <w:r>
+        <w:rPr>
+          <w:rFonts w:cs="B Nazanin" w:hint="cs"/>
+          <w:sz w:val="28"/>
+          <w:szCs w:val="28"/>
+          <w:rtl/>
+          <w:lang w:bidi="fa-IR"/>
+        </w:rPr>
+        <w:t xml:space="preserve"> برابر ۱ تعریف شده است و از این رو میتواند دچار خطا های محاسباتی بشه.</w:t>
+      </w:r>
+    </w:p>
+    <w:p>
+      <w:pPr>
+        <w:pStyle w:val="ListParagraph"/>
+        <w:tabs>
+          <w:tab w:val="left" w:pos="900"/>
+        </w:tabs>
+        <w:bidi/>
+        <w:jc w:val="both"/>
+        <w:rPr>
+          <w:rFonts w:cs="B Nazanin"/>
+          <w:sz w:val="28"/>
+          <w:szCs w:val="28"/>
+          <w:lang w:bidi="fa-IR"/>
+        </w:rPr>
+      </w:pPr>
+      <w:r>
+        <w:rPr>
+          <w:rFonts w:cs="B Nazanin"/>
+          <w:sz w:val="28"/>
+          <w:szCs w:val="28"/>
+          <w:rtl/>
+          <w:lang w:bidi="fa-IR"/>
+        </w:rPr>
+        <w:drawing>
+          <wp:inline distT="0" distB="0" distL="0" distR="0" wp14:anchorId="20B69E3A" wp14:editId="7EC3993D">
+            <wp:extent cx="5943600" cy="835660"/>
+            <wp:effectExtent l="0" t="0" r="0" b="2540"/>
+            <wp:docPr id="99596950" name="Picture 1"/>
+            <wp:cNvGraphicFramePr>
+              <a:graphicFrameLocks xmlns:a="http://schemas.openxmlformats.org/drawingml/2006/main" noChangeAspect="1"/>
+            </wp:cNvGraphicFramePr>
+            <a:graphic xmlns:a="http://schemas.openxmlformats.org/drawingml/2006/main">
+              <a:graphicData uri="http://schemas.openxmlformats.org/drawingml/2006/picture">
+                <pic:pic xmlns:pic="http://schemas.openxmlformats.org/drawingml/2006/picture">
+                  <pic:nvPicPr>
+                    <pic:cNvPr id="99596950" name=""/>
+                    <pic:cNvPicPr/>
+                  </pic:nvPicPr>
+                  <pic:blipFill>
+                    <a:blip r:embed="rId12"/>
+                    <a:stretch>
+                      <a:fillRect/>
+                    </a:stretch>
+                  </pic:blipFill>
+                  <pic:spPr>
+                    <a:xfrm>
+                      <a:off x="0" y="0"/>
+                      <a:ext cx="5943600" cy="835660"/>
+                    </a:xfrm>
+                    <a:prstGeom prst="rect">
+                      <a:avLst/>
+                    </a:prstGeom>
+                  </pic:spPr>
+                </pic:pic>
+              </a:graphicData>
+            </a:graphic>
+          </wp:inline>
+        </w:drawing>
+      </w:r>
+    </w:p>
+    <w:p>
+      <w:pPr>
+        <w:pStyle w:val="ListParagraph"/>
+        <w:numPr>
+          <w:ilvl w:val="0"/>
+          <w:numId w:val="5"/>
+        </w:numPr>
+        <w:tabs>
+          <w:tab w:val="left" w:pos="900"/>
+        </w:tabs>
+        <w:bidi/>
+        <w:jc w:val="both"/>
+        <w:rPr>
+          <w:rFonts w:cs="B Nazanin"/>
+          <w:sz w:val="28"/>
+          <w:szCs w:val="28"/>
+          <w:lang w:bidi="fa-IR"/>
+        </w:rPr>
+      </w:pPr>
+      <w:r>
+        <w:rPr>
+          <w:rFonts w:cs="B Nazanin" w:hint="cs"/>
+          <w:sz w:val="28"/>
+          <w:szCs w:val="28"/>
+          <w:rtl/>
+          <w:lang w:bidi="fa-IR"/>
+        </w:rPr>
+        <w:t>کاهش شفافیت کد: پیچیدگی دیگری که این رفتار زبان ایجاد کرده است این هست که برنامه نویس دقیق نمیداند که در هر لحظه داده چه نوعی است.</w:t>
+      </w:r>
+    </w:p>
+    <w:p>
+      <w:pPr>
+        <w:pStyle w:val="ListParagraph"/>
+        <w:numPr>
+          <w:ilvl w:val="0"/>
+          <w:numId w:val="5"/>
+        </w:numPr>
+        <w:tabs>
+          <w:tab w:val="left" w:pos="900"/>
+        </w:tabs>
+        <w:bidi/>
+        <w:jc w:val="both"/>
+        <w:rPr>
+          <w:rFonts w:cs="B Nazanin"/>
+          <w:sz w:val="28"/>
+          <w:szCs w:val="28"/>
+          <w:lang w:bidi="fa-IR"/>
+        </w:rPr>
+      </w:pPr>
+      <w:r>
+        <w:rPr>
+          <w:rFonts w:cs="B Nazanin" w:hint="cs"/>
+          <w:sz w:val="28"/>
+          <w:szCs w:val="28"/>
+          <w:rtl/>
+          <w:lang w:bidi="fa-IR"/>
+        </w:rPr>
+        <w:t xml:space="preserve">سختی تست و دیباگ: از آنجایی که در هنگام اجرای برنامه امکان دارد نوع داده ها به صورت ضمنی تغییر کنند این چالش ایجاد میشود که در هنگام تست و دیباگ برنامه </w:t>
+      </w:r>
+      <w:r>
+        <w:rPr>
+          <w:rFonts w:cs="B Nazanin" w:hint="cs"/>
+          <w:sz w:val="28"/>
+          <w:szCs w:val="28"/>
+          <w:rtl/>
+          <w:lang w:bidi="fa-IR"/>
+        </w:rPr>
+        <w:t>نوع متغیر ها سختی در فهم برنامه ایجاد کنند</w:t>
+      </w:r>
+    </w:p>
+    <w:p>
+      <w:pPr>
+        <w:tabs>
+          <w:tab w:val="left" w:pos="900"/>
+        </w:tabs>
+        <w:bidi/>
+        <w:ind w:left="360"/>
+        <w:jc w:val="both"/>
+        <w:rPr>
+          <w:rFonts w:cs="B Nazanin"/>
+          <w:sz w:val="28"/>
+          <w:szCs w:val="28"/>
+          <w:rtl/>
+          <w:lang w:bidi="fa-IR"/>
+        </w:rPr>
+      </w:pPr>
+    </w:p>
+    <w:p>
+      <w:pPr>
+        <w:rPr>
+          <w:rFonts w:cs="B Nazanin"/>
+          <w:sz w:val="28"/>
+          <w:szCs w:val="28"/>
+          <w:rtl/>
+          <w:lang w:bidi="fa-IR"/>
+        </w:rPr>
+      </w:pPr>
+      <w:r>
+        <w:rPr>
+          <w:rFonts w:cs="B Nazanin"/>
+          <w:sz w:val="28"/>
+          <w:szCs w:val="28"/>
+          <w:rtl/>
+          <w:lang w:bidi="fa-IR"/>
+        </w:rPr>
+        <w:br w:type="page"/>
+      </w:r>
+    </w:p>
+    <w:p>
+      <w:pPr>
+        <w:tabs>
+          <w:tab w:val="left" w:pos="900"/>
+        </w:tabs>
+        <w:bidi/>
+        <w:ind w:left="360"/>
+        <w:jc w:val="both"/>
+        <w:rPr>
+          <w:rFonts w:cs="B Titr"/>
+          <w:sz w:val="28"/>
+          <w:szCs w:val="28"/>
+          <w:rtl/>
+          <w:lang w:bidi="fa-IR"/>
+        </w:rPr>
+      </w:pPr>
+      <w:r>
+        <w:rPr>
+          <w:rFonts w:cs="B Titr" w:hint="cs"/>
+          <w:sz w:val="28"/>
+          <w:szCs w:val="28"/>
+          <w:rtl/>
+          <w:lang w:bidi="fa-IR"/>
+        </w:rPr>
+        <w:lastRenderedPageBreak/>
+        <w:t>کنترل نوع در پایتون</w:t>
+      </w:r>
+    </w:p>
+    <w:p>
+      <w:pPr>
+        <w:tabs>
+          <w:tab w:val="left" w:pos="900"/>
+        </w:tabs>
+        <w:bidi/>
+        <w:ind w:left="360"/>
+        <w:jc w:val="both"/>
+        <w:rPr>
+          <w:rFonts w:cs="B Nazanin"/>
+          <w:sz w:val="28"/>
+          <w:szCs w:val="28"/>
+          <w:rtl/>
+          <w:lang w:bidi="fa-IR"/>
+        </w:rPr>
+      </w:pPr>
+      <w:r>
+        <w:rPr>
+          <w:rFonts w:cs="B Nazanin" w:hint="cs"/>
+          <w:sz w:val="28"/>
+          <w:szCs w:val="28"/>
+          <w:rtl/>
+          <w:lang w:bidi="fa-IR"/>
+        </w:rPr>
+        <w:t>به طور کلی کنترل نوع در زبان ها به دو دسته ایستا و پویا (</w:t>
+      </w:r>
+      <w:r>
+        <w:rPr>
+          <w:rFonts w:cs="B Nazanin"/>
+          <w:sz w:val="28"/>
+          <w:szCs w:val="28"/>
+          <w:lang w:bidi="fa-IR"/>
+        </w:rPr>
+        <w:t>static typing – dynamic typing</w:t>
+      </w:r>
+      <w:r>
+        <w:rPr>
+          <w:rFonts w:cs="B Nazanin" w:hint="cs"/>
+          <w:sz w:val="28"/>
+          <w:szCs w:val="28"/>
+          <w:rtl/>
+          <w:lang w:bidi="fa-IR"/>
+        </w:rPr>
+        <w:t>) طبقه بندی میشوند:</w:t>
+      </w:r>
+    </w:p>
+    <w:p>
+      <w:pPr>
+        <w:pStyle w:val="ListParagraph"/>
+        <w:numPr>
+          <w:ilvl w:val="0"/>
+          <w:numId w:val="6"/>
+        </w:numPr>
+        <w:tabs>
+          <w:tab w:val="left" w:pos="900"/>
+        </w:tabs>
+        <w:bidi/>
+        <w:jc w:val="both"/>
+        <w:rPr>
+          <w:rFonts w:cs="B Nazanin"/>
+          <w:sz w:val="28"/>
+          <w:szCs w:val="28"/>
+          <w:lang w:bidi="fa-IR"/>
+        </w:rPr>
+      </w:pPr>
+      <w:r>
+        <w:rPr>
+          <w:rFonts w:cs="B Nazanin" w:hint="cs"/>
+          <w:sz w:val="28"/>
+          <w:szCs w:val="28"/>
+          <w:rtl/>
+          <w:lang w:bidi="fa-IR"/>
+        </w:rPr>
+        <w:t xml:space="preserve">کنترل نوع ایستا: نوع متغیر ها در زمان کامپایل بررسی میشوند و هر متغیر قبل از استفاده باید نوع مشخصی داشته باشد. زبان هایی مانند </w:t>
+      </w:r>
+      <w:r>
+        <w:rPr>
+          <w:rFonts w:cs="B Nazanin"/>
+          <w:sz w:val="28"/>
+          <w:szCs w:val="28"/>
+          <w:lang w:bidi="fa-IR"/>
+        </w:rPr>
+        <w:t>C</w:t>
+      </w:r>
+      <w:r>
+        <w:rPr>
+          <w:rFonts w:cs="B Nazanin" w:hint="cs"/>
+          <w:sz w:val="28"/>
+          <w:szCs w:val="28"/>
+          <w:rtl/>
+          <w:lang w:bidi="fa-IR"/>
+        </w:rPr>
+        <w:t xml:space="preserve"> ، </w:t>
+      </w:r>
+      <w:r>
+        <w:rPr>
+          <w:rFonts w:cs="B Nazanin"/>
+          <w:sz w:val="28"/>
+          <w:szCs w:val="28"/>
+          <w:lang w:bidi="fa-IR"/>
+        </w:rPr>
+        <w:t>Java</w:t>
+      </w:r>
+      <w:r>
+        <w:rPr>
+          <w:rFonts w:cs="B Nazanin" w:hint="cs"/>
+          <w:sz w:val="28"/>
+          <w:szCs w:val="28"/>
+          <w:rtl/>
+          <w:lang w:bidi="fa-IR"/>
+        </w:rPr>
+        <w:t xml:space="preserve"> و </w:t>
+      </w:r>
+      <w:r>
+        <w:rPr>
+          <w:rFonts w:cs="B Nazanin"/>
+          <w:sz w:val="28"/>
+          <w:szCs w:val="28"/>
+          <w:lang w:bidi="fa-IR"/>
+        </w:rPr>
+        <w:t>Rust</w:t>
+      </w:r>
+      <w:r>
+        <w:rPr>
+          <w:rFonts w:cs="B Nazanin" w:hint="cs"/>
+          <w:sz w:val="28"/>
+          <w:szCs w:val="28"/>
+          <w:rtl/>
+          <w:lang w:bidi="fa-IR"/>
+        </w:rPr>
+        <w:t xml:space="preserve"> از این روش استفاده میکنند.</w:t>
+      </w:r>
+    </w:p>
+    <w:p>
+      <w:pPr>
+        <w:pStyle w:val="ListParagraph"/>
+        <w:numPr>
+          <w:ilvl w:val="0"/>
+          <w:numId w:val="6"/>
+        </w:numPr>
+        <w:tabs>
+          <w:tab w:val="left" w:pos="900"/>
+        </w:tabs>
+        <w:bidi/>
+        <w:jc w:val="both"/>
+        <w:rPr>
+          <w:rFonts w:cs="B Nazanin"/>
+          <w:sz w:val="28"/>
+          <w:szCs w:val="28"/>
+          <w:lang w:bidi="fa-IR"/>
+        </w:rPr>
+      </w:pPr>
+      <w:r>
+        <w:rPr>
+          <w:rFonts w:cs="B Nazanin" w:hint="cs"/>
+          <w:sz w:val="28"/>
+          <w:szCs w:val="28"/>
+          <w:rtl/>
+          <w:lang w:bidi="fa-IR"/>
+        </w:rPr>
+        <w:t xml:space="preserve">کنترل نوع پویا: </w:t>
+      </w:r>
+      <w:r>
+        <w:rPr>
+          <w:rFonts w:cs="B Nazanin" w:hint="cs"/>
+          <w:sz w:val="28"/>
+          <w:szCs w:val="28"/>
+          <w:rtl/>
+          <w:lang w:bidi="fa-IR"/>
+        </w:rPr>
+        <w:t xml:space="preserve">نوع متغیر ها در زمان اجرا بررسی میشوند. نیازی به تعریف نوع هنگام اعلان ندارند. زبان هایی که از این نوع کنترل نوع پشتیبانی میکنند میتوان اشاره کرد به:‌ </w:t>
+      </w:r>
+      <w:r>
+        <w:rPr>
+          <w:rFonts w:cs="B Nazanin"/>
+          <w:sz w:val="28"/>
+          <w:szCs w:val="28"/>
+          <w:lang w:bidi="fa-IR"/>
+        </w:rPr>
+        <w:t>Python</w:t>
+      </w:r>
+      <w:r>
+        <w:rPr>
+          <w:rFonts w:cs="B Nazanin" w:hint="cs"/>
+          <w:sz w:val="28"/>
+          <w:szCs w:val="28"/>
+          <w:rtl/>
+          <w:lang w:bidi="fa-IR"/>
+        </w:rPr>
+        <w:t xml:space="preserve"> و </w:t>
+      </w:r>
+      <w:r>
+        <w:rPr>
+          <w:rFonts w:cs="B Nazanin"/>
+          <w:sz w:val="28"/>
+          <w:szCs w:val="28"/>
+          <w:lang w:bidi="fa-IR"/>
+        </w:rPr>
+        <w:t>JavaScript</w:t>
+      </w:r>
+    </w:p>
+    <w:p>
+      <w:pPr>
+        <w:tabs>
+          <w:tab w:val="left" w:pos="900"/>
+        </w:tabs>
+        <w:bidi/>
+        <w:ind w:left="360"/>
+        <w:jc w:val="both"/>
+        <w:rPr>
+          <w:rFonts w:cs="B Titr"/>
+          <w:sz w:val="28"/>
+          <w:szCs w:val="28"/>
+          <w:rtl/>
+          <w:lang w:bidi="fa-IR"/>
+        </w:rPr>
+      </w:pPr>
+      <w:r>
+        <w:rPr>
+          <w:rFonts w:cs="B Titr" w:hint="cs"/>
+          <w:sz w:val="28"/>
+          <w:szCs w:val="28"/>
+          <w:rtl/>
+          <w:lang w:bidi="fa-IR"/>
+        </w:rPr>
+        <w:t>کنترل نوع پویا در پایتون</w:t>
+      </w:r>
+    </w:p>
+    <w:p>
+      <w:pPr>
+        <w:tabs>
+          <w:tab w:val="left" w:pos="900"/>
+        </w:tabs>
+        <w:bidi/>
+        <w:ind w:left="360"/>
+        <w:jc w:val="both"/>
+        <w:rPr>
+          <w:rFonts w:cs="B Nazanin"/>
+          <w:sz w:val="28"/>
+          <w:szCs w:val="28"/>
+          <w:rtl/>
+          <w:lang w:bidi="fa-IR"/>
+        </w:rPr>
+      </w:pPr>
+      <w:r>
+        <w:rPr>
+          <w:rFonts w:cs="B Nazanin" w:hint="cs"/>
+          <w:sz w:val="28"/>
+          <w:szCs w:val="28"/>
+          <w:rtl/>
+          <w:lang w:bidi="fa-IR"/>
+        </w:rPr>
+        <w:t>در پایتون گفته شد که از کنترل نوع پویا استفاده میکند و این به این معنا است که در هنگام نوشتن برنامه نیازی به تعریف نوع متغیر نیست و کنترل نوع در زمان اجرای برنامه صورت میگیرد.</w:t>
+      </w:r>
+    </w:p>
+    <w:p>
+      <w:pPr>
+        <w:tabs>
+          <w:tab w:val="left" w:pos="900"/>
+        </w:tabs>
+        <w:bidi/>
+        <w:ind w:left="360"/>
+        <w:jc w:val="both"/>
+        <w:rPr>
+          <w:rFonts w:cs="B Nazanin"/>
+          <w:sz w:val="28"/>
+          <w:szCs w:val="28"/>
+          <w:lang w:bidi="fa-IR"/>
+        </w:rPr>
+      </w:pPr>
+      <w:r>
+        <w:rPr>
+          <w:rFonts w:cs="B Nazanin"/>
+          <w:sz w:val="28"/>
+          <w:szCs w:val="28"/>
+          <w:rtl/>
+          <w:lang w:bidi="fa-IR"/>
+        </w:rPr>
+        <w:drawing>
+          <wp:inline distT="0" distB="0" distL="0" distR="0" wp14:anchorId="5053B1D0" wp14:editId="12E549F5">
+            <wp:extent cx="5943600" cy="1871980"/>
+            <wp:effectExtent l="0" t="0" r="0" b="0"/>
+            <wp:docPr id="1967621023" name="Picture 1"/>
+            <wp:cNvGraphicFramePr>
+              <a:graphicFrameLocks xmlns:a="http://schemas.openxmlformats.org/drawingml/2006/main" noChangeAspect="1"/>
+            </wp:cNvGraphicFramePr>
+            <a:graphic xmlns:a="http://schemas.openxmlformats.org/drawingml/2006/main">
+              <a:graphicData uri="http://schemas.openxmlformats.org/drawingml/2006/picture">
+                <pic:pic xmlns:pic="http://schemas.openxmlformats.org/drawingml/2006/picture">
+                  <pic:nvPicPr>
+                    <pic:cNvPr id="1967621023" name=""/>
+                    <pic:cNvPicPr/>
+                  </pic:nvPicPr>
+                  <pic:blipFill>
+                    <a:blip r:embed="rId13"/>
+                    <a:stretch>
+                      <a:fillRect/>
+                    </a:stretch>
+                  </pic:blipFill>
+                  <pic:spPr>
+                    <a:xfrm>
+                      <a:off x="0" y="0"/>
+                      <a:ext cx="5943600" cy="1871980"/>
+                    </a:xfrm>
+                    <a:prstGeom prst="rect">
+                      <a:avLst/>
+                    </a:prstGeom>
+                  </pic:spPr>
+                </pic:pic>
+              </a:graphicData>
+            </a:graphic>
+          </wp:inline>
+        </w:drawing>
+      </w:r>
+    </w:p>
+    <w:p>
+      <w:pPr>
+        <w:tabs>
+          <w:tab w:val="left" w:pos="900"/>
+        </w:tabs>
+        <w:bidi/>
+        <w:ind w:left="360"/>
+        <w:jc w:val="both"/>
+        <w:rPr>
+          <w:rFonts w:cs="B Nazanin"/>
+          <w:sz w:val="28"/>
+          <w:szCs w:val="28"/>
+          <w:rtl/>
+          <w:lang w:bidi="fa-IR"/>
+        </w:rPr>
+      </w:pPr>
+      <w:r>
+        <w:rPr>
+          <w:rFonts w:cs="B Nazanin" w:hint="cs"/>
+          <w:sz w:val="28"/>
+          <w:szCs w:val="28"/>
+          <w:rtl/>
+          <w:lang w:bidi="fa-IR"/>
+        </w:rPr>
+        <w:t xml:space="preserve">در کد بالا مشاهده میشود که در مرحله اول </w:t>
+      </w:r>
+      <w:r>
+        <w:rPr>
+          <w:rFonts w:cs="B Nazanin"/>
+          <w:sz w:val="28"/>
+          <w:szCs w:val="28"/>
+          <w:lang w:bidi="fa-IR"/>
+        </w:rPr>
+        <w:t>A</w:t>
+      </w:r>
+      <w:r>
+        <w:rPr>
+          <w:rFonts w:cs="B Nazanin" w:hint="cs"/>
+          <w:sz w:val="28"/>
+          <w:szCs w:val="28"/>
+          <w:rtl/>
+          <w:lang w:bidi="fa-IR"/>
+        </w:rPr>
+        <w:t xml:space="preserve"> از نوع </w:t>
+      </w:r>
+      <w:r>
+        <w:rPr>
+          <w:rFonts w:cs="B Nazanin"/>
+          <w:sz w:val="28"/>
+          <w:szCs w:val="28"/>
+          <w:lang w:bidi="fa-IR"/>
+        </w:rPr>
+        <w:t>int</w:t>
+      </w:r>
+      <w:r>
+        <w:rPr>
+          <w:rFonts w:cs="B Nazanin" w:hint="cs"/>
+          <w:sz w:val="28"/>
+          <w:szCs w:val="28"/>
+          <w:rtl/>
+          <w:lang w:bidi="fa-IR"/>
+        </w:rPr>
+        <w:t xml:space="preserve"> تعریف شده است ولی سپس به </w:t>
+      </w:r>
+      <w:r>
+        <w:rPr>
+          <w:rFonts w:cs="B Nazanin"/>
+          <w:sz w:val="28"/>
+          <w:szCs w:val="28"/>
+          <w:lang w:bidi="fa-IR"/>
+        </w:rPr>
+        <w:t>str</w:t>
+      </w:r>
+      <w:r>
+        <w:rPr>
+          <w:rFonts w:cs="B Nazanin" w:hint="cs"/>
+          <w:sz w:val="28"/>
+          <w:szCs w:val="28"/>
+          <w:rtl/>
+          <w:lang w:bidi="fa-IR"/>
+        </w:rPr>
+        <w:t xml:space="preserve"> تغییر پیدا کرده است و برنامه بدون مشکل این قسمت رو اجرا کرده است ولی زمانی که خواستیم این متغیر رو با یک </w:t>
+      </w:r>
+      <w:r>
+        <w:rPr>
+          <w:rFonts w:cs="B Nazanin"/>
+          <w:sz w:val="28"/>
+          <w:szCs w:val="28"/>
+          <w:lang w:bidi="fa-IR"/>
+        </w:rPr>
+        <w:t>int</w:t>
+      </w:r>
+      <w:r>
+        <w:rPr>
+          <w:rFonts w:cs="B Nazanin" w:hint="cs"/>
+          <w:sz w:val="28"/>
+          <w:szCs w:val="28"/>
+          <w:rtl/>
+          <w:lang w:bidi="fa-IR"/>
+        </w:rPr>
+        <w:t xml:space="preserve"> جمع کنیم خطای نا هماهنگی متغیر ها رو برنامه به ما نمایش داده است.</w:t>
+      </w:r>
+    </w:p>
+    <w:p>
+      <w:pPr>
+        <w:rPr>
+          <w:rFonts w:cs="B Nazanin"/>
+          <w:sz w:val="28"/>
+          <w:szCs w:val="28"/>
+          <w:rtl/>
+          <w:lang w:bidi="fa-IR"/>
+        </w:rPr>
+      </w:pPr>
+      <w:r>
+        <w:rPr>
+          <w:rFonts w:cs="B Nazanin"/>
+          <w:sz w:val="28"/>
+          <w:szCs w:val="28"/>
+          <w:rtl/>
+          <w:lang w:bidi="fa-IR"/>
+        </w:rPr>
+        <w:br w:type="page"/>
+      </w:r>
+    </w:p>
+    <w:p>
+      <w:pPr>
+        <w:tabs>
+          <w:tab w:val="left" w:pos="900"/>
+        </w:tabs>
+        <w:bidi/>
+        <w:ind w:left="360"/>
+        <w:jc w:val="both"/>
+        <w:rPr>
+          <w:rFonts w:cs="B Titr"/>
+          <w:sz w:val="28"/>
+          <w:szCs w:val="28"/>
+          <w:rtl/>
+          <w:lang w:bidi="fa-IR"/>
+        </w:rPr>
+      </w:pPr>
+      <w:r>
+        <w:rPr>
+          <w:rFonts w:cs="B Titr" w:hint="cs"/>
+          <w:sz w:val="28"/>
+          <w:szCs w:val="28"/>
+          <w:rtl/>
+          <w:lang w:bidi="fa-IR"/>
+        </w:rPr>
+        <w:lastRenderedPageBreak/>
+        <w:t>توصیف گر در پایتون</w:t>
+      </w:r>
+    </w:p>
+    <w:p>
+      <w:pPr>
+        <w:tabs>
+          <w:tab w:val="left" w:pos="900"/>
+        </w:tabs>
+        <w:bidi/>
+        <w:ind w:left="360"/>
+        <w:jc w:val="both"/>
+        <w:rPr>
+          <w:rFonts w:cs="B Nazanin"/>
+          <w:sz w:val="28"/>
+          <w:szCs w:val="28"/>
+          <w:rtl/>
+          <w:lang w:bidi="fa-IR"/>
+        </w:rPr>
+      </w:pPr>
+      <w:r>
+        <w:rPr>
+          <w:rFonts w:cs="B Nazanin" w:hint="cs"/>
+          <w:sz w:val="28"/>
+          <w:szCs w:val="28"/>
+          <w:rtl/>
+          <w:lang w:bidi="fa-IR"/>
+        </w:rPr>
+        <w:t xml:space="preserve">در زبان پایتون به صورت صریح اشاره گر وجود ندارد و مانند زبان هایی مثل </w:t>
+      </w:r>
+      <w:r>
+        <w:rPr>
+          <w:rFonts w:cs="B Nazanin"/>
+          <w:sz w:val="28"/>
+          <w:szCs w:val="28"/>
+          <w:lang w:bidi="fa-IR"/>
+        </w:rPr>
+        <w:t>C</w:t>
+      </w:r>
+      <w:r>
+        <w:rPr>
+          <w:rFonts w:cs="B Nazanin" w:hint="cs"/>
+          <w:sz w:val="28"/>
+          <w:szCs w:val="28"/>
+          <w:rtl/>
+          <w:lang w:bidi="fa-IR"/>
+        </w:rPr>
+        <w:t xml:space="preserve"> و </w:t>
+      </w:r>
+      <w:r>
+        <w:rPr>
+          <w:rFonts w:cs="B Nazanin"/>
+          <w:sz w:val="28"/>
+          <w:szCs w:val="28"/>
+          <w:lang w:bidi="fa-IR"/>
+        </w:rPr>
+        <w:t>C++</w:t>
+      </w:r>
+      <w:r>
+        <w:rPr>
+          <w:rFonts w:cs="B Nazanin" w:hint="cs"/>
+          <w:sz w:val="28"/>
+          <w:szCs w:val="28"/>
+          <w:rtl/>
+          <w:lang w:bidi="fa-IR"/>
+        </w:rPr>
+        <w:t xml:space="preserve"> از علا</w:t>
+      </w:r>
+      <w:r>
+        <w:rPr>
+          <w:rFonts w:cs="B Nazanin" w:hint="cs"/>
+          <w:sz w:val="28"/>
+          <w:szCs w:val="28"/>
+          <w:rtl/>
+          <w:lang w:bidi="fa-IR"/>
+        </w:rPr>
+        <w:t>ئم اشاره گر (</w:t>
+      </w:r>
+      <w:r>
+        <w:rPr>
+          <w:rFonts w:cs="B Nazanin"/>
+          <w:sz w:val="28"/>
+          <w:szCs w:val="28"/>
+          <w:lang w:bidi="fa-IR"/>
+        </w:rPr>
+        <w:t>&amp;</w:t>
+      </w:r>
+      <w:r>
+        <w:rPr>
+          <w:rFonts w:cs="B Nazanin" w:hint="cs"/>
+          <w:sz w:val="28"/>
+          <w:szCs w:val="28"/>
+          <w:rtl/>
+          <w:lang w:bidi="fa-IR"/>
+        </w:rPr>
+        <w:t xml:space="preserve"> و </w:t>
+      </w:r>
+      <w:r>
+        <w:rPr>
+          <w:rFonts w:cs="B Nazanin"/>
+          <w:sz w:val="28"/>
+          <w:szCs w:val="28"/>
+          <w:lang w:bidi="fa-IR"/>
+        </w:rPr>
+        <w:t>*</w:t>
+      </w:r>
+      <w:r>
+        <w:rPr>
+          <w:rFonts w:cs="B Nazanin" w:hint="cs"/>
+          <w:sz w:val="28"/>
+          <w:szCs w:val="28"/>
+          <w:rtl/>
+          <w:lang w:bidi="fa-IR"/>
+        </w:rPr>
+        <w:t>) استفاده نمیکند.</w:t>
+      </w:r>
+    </w:p>
+    <w:p>
+      <w:pPr>
+        <w:tabs>
+          <w:tab w:val="left" w:pos="900"/>
+        </w:tabs>
+        <w:bidi/>
+        <w:ind w:left="360"/>
+        <w:jc w:val="both"/>
+        <w:rPr>
+          <w:rFonts w:cs="B Nazanin"/>
+          <w:sz w:val="28"/>
+          <w:szCs w:val="28"/>
+          <w:rtl/>
+          <w:lang w:bidi="fa-IR"/>
+        </w:rPr>
+      </w:pPr>
+      <w:r>
+        <w:rPr>
+          <w:rFonts w:cs="B Nazanin" w:hint="cs"/>
+          <w:sz w:val="28"/>
+          <w:szCs w:val="28"/>
+          <w:rtl/>
+          <w:lang w:bidi="fa-IR"/>
+        </w:rPr>
+        <w:t>در زبان پایتون از مرجع دهی اشیاء (</w:t>
+      </w:r>
+      <w:r>
+        <w:rPr>
+          <w:rFonts w:cs="B Nazanin"/>
+          <w:sz w:val="28"/>
+          <w:szCs w:val="28"/>
+          <w:lang w:bidi="fa-IR"/>
+        </w:rPr>
+        <w:t>object references</w:t>
+      </w:r>
+      <w:r>
+        <w:rPr>
+          <w:rFonts w:cs="B Nazanin" w:hint="cs"/>
+          <w:sz w:val="28"/>
+          <w:szCs w:val="28"/>
+          <w:rtl/>
+          <w:lang w:bidi="fa-IR"/>
+        </w:rPr>
+        <w:t>) استفاده میشود که رفتاری مشابه با اشاره گر ها رو داره یعنی زمانی که یک متغیر رو به متغیر دیگه ای نسبت میدیم در واقع هر دو به همان شئ در حافظه اشاره میکنن.</w:t>
+      </w:r>
+    </w:p>
+    <w:p>
+      <w:pPr>
+        <w:tabs>
+          <w:tab w:val="left" w:pos="900"/>
+        </w:tabs>
+        <w:bidi/>
+        <w:ind w:left="360"/>
+        <w:jc w:val="both"/>
+        <w:rPr>
+          <w:rFonts w:cs="B Nazanin"/>
+          <w:sz w:val="28"/>
+          <w:szCs w:val="28"/>
+          <w:rtl/>
+          <w:lang w:bidi="fa-IR"/>
+        </w:rPr>
+      </w:pPr>
+      <w:r>
+        <w:rPr>
+          <w:rFonts w:cs="B Nazanin" w:hint="cs"/>
+          <w:sz w:val="28"/>
+          <w:szCs w:val="28"/>
+          <w:rtl/>
+          <w:lang w:bidi="fa-IR"/>
+        </w:rPr>
+        <w:t xml:space="preserve">با مثال زیر درک این موضوع راحت تر میشه: </w:t>
+      </w:r>
+    </w:p>
+    <w:p>
+      <w:pPr>
+        <w:tabs>
+          <w:tab w:val="left" w:pos="900"/>
+        </w:tabs>
+        <w:bidi/>
+        <w:ind w:left="360"/>
+        <w:jc w:val="both"/>
+        <w:rPr>
+          <w:rFonts w:cs="B Nazanin"/>
+          <w:sz w:val="28"/>
+          <w:szCs w:val="28"/>
+          <w:lang w:bidi="fa-IR"/>
+        </w:rPr>
+      </w:pPr>
+      <w:r>
+        <w:rPr>
+          <w:rFonts w:cs="B Nazanin"/>
+          <w:sz w:val="28"/>
+          <w:szCs w:val="28"/>
+          <w:rtl/>
+          <w:lang w:bidi="fa-IR"/>
+        </w:rPr>
+        <w:drawing>
+          <wp:inline distT="0" distB="0" distL="0" distR="0" wp14:anchorId="7F1FABB7" wp14:editId="6B55F106">
+            <wp:extent cx="5943600" cy="1109980"/>
+            <wp:effectExtent l="0" t="0" r="0" b="0"/>
+            <wp:docPr id="1063699887" name="Picture 1"/>
+            <wp:cNvGraphicFramePr>
+              <a:graphicFrameLocks xmlns:a="http://schemas.openxmlformats.org/drawingml/2006/main" noChangeAspect="1"/>
+            </wp:cNvGraphicFramePr>
+            <a:graphic xmlns:a="http://schemas.openxmlformats.org/drawingml/2006/main">
+              <a:graphicData uri="http://schemas.openxmlformats.org/drawingml/2006/picture">
+                <pic:pic xmlns:pic="http://schemas.openxmlformats.org/drawingml/2006/picture">
+                  <pic:nvPicPr>
+                    <pic:cNvPr id="1063699887" name=""/>
+                    <pic:cNvPicPr/>
+                  </pic:nvPicPr>
+                  <pic:blipFill>
+                    <a:blip r:embed="rId14"/>
+                    <a:stretch>
+                      <a:fillRect/>
+                    </a:stretch>
+                  </pic:blipFill>
+                  <pic:spPr>
+                    <a:xfrm>
+                      <a:off x="0" y="0"/>
+                      <a:ext cx="5943600" cy="1109980"/>
+                    </a:xfrm>
+                    <a:prstGeom prst="rect">
+                      <a:avLst/>
+                    </a:prstGeom>
+                  </pic:spPr>
+                </pic:pic>
+              </a:graphicData>
+            </a:graphic>
+          </wp:inline>
+        </w:drawing>
+      </w:r>
+    </w:p>
+    <w:p>
+      <w:pPr>
+        <w:tabs>
+          <w:tab w:val="left" w:pos="900"/>
+        </w:tabs>
+        <w:bidi/>
+        <w:ind w:left="360"/>
+        <w:jc w:val="both"/>
+        <w:rPr>
+          <w:rFonts w:cs="B Nazanin"/>
+          <w:sz w:val="28"/>
+          <w:szCs w:val="28"/>
+          <w:rtl/>
+          <w:lang w:bidi="fa-IR"/>
+        </w:rPr>
+      </w:pPr>
+      <w:r>
+        <w:rPr>
+          <w:rFonts w:cs="B Nazanin" w:hint="cs"/>
+          <w:sz w:val="28"/>
+          <w:szCs w:val="28"/>
+          <w:rtl/>
+          <w:lang w:bidi="fa-IR"/>
+        </w:rPr>
+        <w:t xml:space="preserve">در کد بالا یک لیست به نام </w:t>
+      </w:r>
+      <w:r>
+        <w:rPr>
+          <w:rFonts w:cs="B Nazanin"/>
+          <w:sz w:val="28"/>
+          <w:szCs w:val="28"/>
+          <w:lang w:bidi="fa-IR"/>
+        </w:rPr>
+        <w:t>A</w:t>
+      </w:r>
+      <w:r>
+        <w:rPr>
+          <w:rFonts w:cs="B Nazanin" w:hint="cs"/>
+          <w:sz w:val="28"/>
+          <w:szCs w:val="28"/>
+          <w:rtl/>
+          <w:lang w:bidi="fa-IR"/>
+        </w:rPr>
+        <w:t xml:space="preserve"> تعریف کردیم و سپس متغیر </w:t>
+      </w:r>
+      <w:r>
+        <w:rPr>
+          <w:rFonts w:cs="B Nazanin"/>
+          <w:sz w:val="28"/>
+          <w:szCs w:val="28"/>
+          <w:lang w:bidi="fa-IR"/>
+        </w:rPr>
+        <w:t>B</w:t>
+      </w:r>
+      <w:r>
+        <w:rPr>
+          <w:rFonts w:cs="B Nazanin" w:hint="cs"/>
+          <w:sz w:val="28"/>
+          <w:szCs w:val="28"/>
+          <w:rtl/>
+          <w:lang w:bidi="fa-IR"/>
+        </w:rPr>
+        <w:t xml:space="preserve"> رو به </w:t>
+      </w:r>
+      <w:r>
+        <w:rPr>
+          <w:rFonts w:cs="B Nazanin"/>
+          <w:sz w:val="28"/>
+          <w:szCs w:val="28"/>
+          <w:lang w:bidi="fa-IR"/>
+        </w:rPr>
+        <w:t>A</w:t>
+      </w:r>
+      <w:r>
+        <w:rPr>
+          <w:rFonts w:cs="B Nazanin" w:hint="cs"/>
+          <w:sz w:val="28"/>
+          <w:szCs w:val="28"/>
+          <w:rtl/>
+          <w:lang w:bidi="fa-IR"/>
+        </w:rPr>
+        <w:t xml:space="preserve"> نسبت دادیم. در این حالت </w:t>
+      </w:r>
+      <w:r>
+        <w:rPr>
+          <w:rFonts w:cs="B Nazanin"/>
+          <w:sz w:val="28"/>
+          <w:szCs w:val="28"/>
+          <w:lang w:bidi="fa-IR"/>
+        </w:rPr>
+        <w:t>B</w:t>
+      </w:r>
+      <w:r>
+        <w:rPr>
+          <w:rFonts w:cs="B Nazanin" w:hint="cs"/>
+          <w:sz w:val="28"/>
+          <w:szCs w:val="28"/>
+          <w:rtl/>
+          <w:lang w:bidi="fa-IR"/>
+        </w:rPr>
+        <w:t xml:space="preserve"> دقیقا به همان جایی از حافظه اشاره میکند که </w:t>
+      </w:r>
+      <w:r>
+        <w:rPr>
+          <w:rFonts w:cs="B Nazanin"/>
+          <w:sz w:val="28"/>
+          <w:szCs w:val="28"/>
+          <w:lang w:bidi="fa-IR"/>
+        </w:rPr>
+        <w:t>A</w:t>
+      </w:r>
+      <w:r>
+        <w:rPr>
+          <w:rFonts w:cs="B Nazanin" w:hint="cs"/>
+          <w:sz w:val="28"/>
+          <w:szCs w:val="28"/>
+          <w:rtl/>
+          <w:lang w:bidi="fa-IR"/>
+        </w:rPr>
+        <w:t xml:space="preserve"> اشاره میکند و در واقع کپی از روی </w:t>
+      </w:r>
+      <w:r>
+        <w:rPr>
+          <w:rFonts w:cs="B Nazanin"/>
+          <w:sz w:val="28"/>
+          <w:szCs w:val="28"/>
+          <w:lang w:bidi="fa-IR"/>
+        </w:rPr>
+        <w:t>A</w:t>
+      </w:r>
+      <w:r>
+        <w:rPr>
+          <w:rFonts w:cs="B Nazanin" w:hint="cs"/>
+          <w:sz w:val="28"/>
+          <w:szCs w:val="28"/>
+          <w:rtl/>
+          <w:lang w:bidi="fa-IR"/>
+        </w:rPr>
+        <w:t xml:space="preserve"> صورت نگرفته شده است. در خط سوم ما به لیست </w:t>
+      </w:r>
+      <w:r>
+        <w:rPr>
+          <w:rFonts w:cs="B Nazanin"/>
+          <w:sz w:val="28"/>
+          <w:szCs w:val="28"/>
+          <w:lang w:bidi="fa-IR"/>
+        </w:rPr>
+        <w:t>B</w:t>
+      </w:r>
+      <w:r>
+        <w:rPr>
+          <w:rFonts w:cs="B Nazanin" w:hint="cs"/>
+          <w:sz w:val="28"/>
+          <w:szCs w:val="28"/>
+          <w:rtl/>
+          <w:lang w:bidi="fa-IR"/>
+        </w:rPr>
+        <w:t xml:space="preserve"> یک عنصر اضافه میکنیم و مشاهده میکنیم که با نمایش لیست </w:t>
+      </w:r>
+      <w:r>
+        <w:rPr>
+          <w:rFonts w:cs="B Nazanin"/>
+          <w:sz w:val="28"/>
+          <w:szCs w:val="28"/>
+          <w:lang w:bidi="fa-IR"/>
+        </w:rPr>
+        <w:t>A</w:t>
+      </w:r>
+      <w:r>
+        <w:rPr>
+          <w:rFonts w:cs="B Nazanin" w:hint="cs"/>
+          <w:sz w:val="28"/>
+          <w:szCs w:val="28"/>
+          <w:rtl/>
+          <w:lang w:bidi="fa-IR"/>
+        </w:rPr>
+        <w:t xml:space="preserve"> مقدار جدید به این لیست هم اضافه شده است. این رفتار برای ما کاملاً شفاف میکند که هر دو لیست </w:t>
+      </w:r>
+      <w:r>
+        <w:rPr>
+          <w:rFonts w:cs="B Nazanin"/>
+          <w:sz w:val="28"/>
+          <w:szCs w:val="28"/>
+          <w:lang w:bidi="fa-IR"/>
+        </w:rPr>
+        <w:t>A</w:t>
+      </w:r>
+      <w:r>
+        <w:rPr>
+          <w:rFonts w:cs="B Nazanin" w:hint="cs"/>
+          <w:sz w:val="28"/>
+          <w:szCs w:val="28"/>
+          <w:rtl/>
+          <w:lang w:bidi="fa-IR"/>
+        </w:rPr>
+        <w:t xml:space="preserve">‌ و </w:t>
+      </w:r>
+      <w:r>
+        <w:rPr>
+          <w:rFonts w:cs="B Nazanin"/>
+          <w:sz w:val="28"/>
+          <w:szCs w:val="28"/>
+          <w:lang w:bidi="fa-IR"/>
+        </w:rPr>
+        <w:t>B</w:t>
+      </w:r>
+      <w:r>
+        <w:rPr>
+          <w:rFonts w:cs="B Nazanin" w:hint="cs"/>
+          <w:sz w:val="28"/>
+          <w:szCs w:val="28"/>
+          <w:rtl/>
+          <w:lang w:bidi="fa-IR"/>
+        </w:rPr>
+        <w:t xml:space="preserve"> به یک جا از حافظه اشاره میکنند.</w:t>
+      </w:r>
+    </w:p>
+    <w:p>
+      <w:pPr>
+        <w:rPr>
+          <w:rFonts w:cs="B Nazanin"/>
+          <w:sz w:val="28"/>
+          <w:szCs w:val="28"/>
+          <w:rtl/>
+          <w:lang w:bidi="fa-IR"/>
+        </w:rPr>
+      </w:pPr>
+      <w:r>
+        <w:rPr>
+          <w:rFonts w:cs="B Nazanin"/>
+          <w:sz w:val="28"/>
+          <w:szCs w:val="28"/>
+          <w:rtl/>
+          <w:lang w:bidi="fa-IR"/>
+        </w:rPr>
+        <w:br w:type="page"/>
+      </w:r>
+    </w:p>
+    <w:p>
+      <w:pPr>
+        <w:tabs>
+          <w:tab w:val="left" w:pos="900"/>
+        </w:tabs>
+        <w:bidi/>
+        <w:ind w:left="360"/>
+        <w:jc w:val="both"/>
+        <w:rPr>
+          <w:rFonts w:cs="B Titr"/>
+          <w:sz w:val="28"/>
+          <w:szCs w:val="28"/>
+          <w:rtl/>
+          <w:lang w:bidi="fa-IR"/>
+        </w:rPr>
+      </w:pPr>
+      <w:r>
+        <w:rPr>
+          <w:rFonts w:cs="B Titr" w:hint="cs"/>
+          <w:sz w:val="28"/>
+          <w:szCs w:val="28"/>
+          <w:rtl/>
+          <w:lang w:bidi="fa-IR"/>
+        </w:rPr>
+        <w:lastRenderedPageBreak/>
+        <w:t>نوع شمارش در پایتون</w:t>
+      </w:r>
+    </w:p>
+    <w:p>
+      <w:pPr>
+        <w:tabs>
+          <w:tab w:val="left" w:pos="900"/>
+        </w:tabs>
+        <w:bidi/>
+        <w:ind w:left="360"/>
+        <w:jc w:val="both"/>
+        <w:rPr>
+          <w:rFonts w:cs="B Nazanin"/>
+          <w:sz w:val="28"/>
+          <w:szCs w:val="28"/>
+          <w:rtl/>
+          <w:lang w:bidi="fa-IR"/>
+        </w:rPr>
+      </w:pPr>
+      <w:r>
+        <w:rPr>
+          <w:rFonts w:cs="B Nazanin" w:hint="cs"/>
+          <w:sz w:val="28"/>
+          <w:szCs w:val="28"/>
+          <w:rtl/>
+          <w:lang w:bidi="fa-IR"/>
+        </w:rPr>
+        <w:t>نوع شمارش یا (</w:t>
+      </w:r>
+      <w:r>
+        <w:rPr>
+          <w:rFonts w:cs="B Nazanin"/>
+          <w:sz w:val="28"/>
+          <w:szCs w:val="28"/>
+          <w:lang w:bidi="fa-IR"/>
+        </w:rPr>
+        <w:t>Enumeration</w:t>
+      </w:r>
+      <w:r>
+        <w:rPr>
+          <w:rFonts w:cs="B Nazanin" w:hint="cs"/>
+          <w:sz w:val="28"/>
+          <w:szCs w:val="28"/>
+          <w:rtl/>
+          <w:lang w:bidi="fa-IR"/>
+        </w:rPr>
+        <w:t xml:space="preserve">) در زبان ها به شیوه های گوناگون تعریف شده است مثلا در زبان </w:t>
+      </w:r>
+      <w:r>
+        <w:rPr>
+          <w:rFonts w:cs="B Nazanin"/>
+          <w:sz w:val="28"/>
+          <w:szCs w:val="28"/>
+          <w:lang w:bidi="fa-IR"/>
+        </w:rPr>
+        <w:t>C</w:t>
+      </w:r>
+      <w:r>
+        <w:rPr>
+          <w:rFonts w:cs="B Nazanin" w:hint="cs"/>
+          <w:sz w:val="28"/>
+          <w:szCs w:val="28"/>
+          <w:rtl/>
+          <w:lang w:bidi="fa-IR"/>
+        </w:rPr>
+        <w:t xml:space="preserve"> با کلیدواژه (</w:t>
+      </w:r>
+      <w:proofErr w:type="spellStart"/>
+      <w:r>
+        <w:rPr>
+          <w:rFonts w:cs="B Nazanin"/>
+          <w:sz w:val="28"/>
+          <w:szCs w:val="28"/>
+          <w:lang w:bidi="fa-IR"/>
+        </w:rPr>
+        <w:t>enum</w:t>
+      </w:r>
+      <w:proofErr w:type="spellEnd"/>
+      <w:r>
+        <w:rPr>
+          <w:rFonts w:cs="B Nazanin" w:hint="cs"/>
+          <w:sz w:val="28"/>
+          <w:szCs w:val="28"/>
+          <w:rtl/>
+          <w:lang w:bidi="fa-IR"/>
+        </w:rPr>
+        <w:t xml:space="preserve">) میتوانیم که نوع شمارشی از داده رو تولید بکنیم یا در زبان </w:t>
+      </w:r>
+      <w:r>
+        <w:rPr>
+          <w:rFonts w:cs="B Nazanin"/>
+          <w:sz w:val="28"/>
+          <w:szCs w:val="28"/>
+          <w:lang w:bidi="fa-IR"/>
+        </w:rPr>
+        <w:t>java</w:t>
+      </w:r>
+      <w:r>
+        <w:rPr>
+          <w:rFonts w:cs="B Nazanin" w:hint="cs"/>
+          <w:sz w:val="28"/>
+          <w:szCs w:val="28"/>
+          <w:rtl/>
+          <w:lang w:bidi="fa-IR"/>
+        </w:rPr>
+        <w:t xml:space="preserve"> این عمل به صورت کلاس تعریف شده است و با خواندن کلاس (</w:t>
+      </w:r>
+      <w:proofErr w:type="spellStart"/>
+      <w:r>
+        <w:rPr>
+          <w:rFonts w:cs="B Nazanin"/>
+          <w:sz w:val="28"/>
+          <w:szCs w:val="28"/>
+          <w:lang w:bidi="fa-IR"/>
+        </w:rPr>
+        <w:t>enum</w:t>
+      </w:r>
+      <w:proofErr w:type="spellEnd"/>
+      <w:r>
+        <w:rPr>
+          <w:rFonts w:cs="B Nazanin" w:hint="cs"/>
+          <w:sz w:val="28"/>
+          <w:szCs w:val="28"/>
+          <w:rtl/>
+          <w:lang w:bidi="fa-IR"/>
+        </w:rPr>
+        <w:t>) نوع شمارشی میتوان تولید کرد.</w:t>
+      </w:r>
+    </w:p>
+    <w:p>
+      <w:pPr>
+        <w:tabs>
+          <w:tab w:val="left" w:pos="900"/>
+        </w:tabs>
+        <w:bidi/>
+        <w:ind w:left="360"/>
+        <w:jc w:val="both"/>
+        <w:rPr>
+          <w:rFonts w:cs="B Nazanin"/>
+          <w:sz w:val="28"/>
+          <w:szCs w:val="28"/>
+          <w:rtl/>
+          <w:lang w:bidi="fa-IR"/>
+        </w:rPr>
+      </w:pPr>
+      <w:r>
+        <w:rPr>
+          <w:rFonts w:cs="B Nazanin" w:hint="cs"/>
+          <w:sz w:val="28"/>
+          <w:szCs w:val="28"/>
+          <w:rtl/>
+          <w:lang w:bidi="fa-IR"/>
+        </w:rPr>
+        <w:t xml:space="preserve">در زبان پایتون برای ساخت نوع شمارشی از کتابخانه </w:t>
+      </w:r>
+      <w:r>
+        <w:rPr>
+          <w:rFonts w:cs="B Nazanin" w:hint="cs"/>
+          <w:sz w:val="28"/>
+          <w:szCs w:val="28"/>
+          <w:rtl/>
+          <w:lang w:bidi="fa-IR"/>
+        </w:rPr>
+        <w:t>(</w:t>
+      </w:r>
+      <w:proofErr w:type="spellStart"/>
+      <w:r>
+        <w:rPr>
+          <w:rFonts w:cs="B Nazanin"/>
+          <w:sz w:val="28"/>
+          <w:szCs w:val="28"/>
+          <w:lang w:bidi="fa-IR"/>
+        </w:rPr>
+        <w:t>enum</w:t>
+      </w:r>
+      <w:proofErr w:type="spellEnd"/>
+      <w:r>
+        <w:rPr>
+          <w:rFonts w:cs="B Nazanin" w:hint="cs"/>
+          <w:sz w:val="28"/>
+          <w:szCs w:val="28"/>
+          <w:rtl/>
+          <w:lang w:bidi="fa-IR"/>
+        </w:rPr>
+        <w:t>) و متود (</w:t>
+      </w:r>
+      <w:r>
+        <w:rPr>
+          <w:rFonts w:cs="B Nazanin"/>
+          <w:sz w:val="28"/>
+          <w:szCs w:val="28"/>
+          <w:lang w:bidi="fa-IR"/>
+        </w:rPr>
+        <w:t>Enum</w:t>
+      </w:r>
+      <w:r>
+        <w:rPr>
+          <w:rFonts w:cs="B Nazanin" w:hint="cs"/>
+          <w:sz w:val="28"/>
+          <w:szCs w:val="28"/>
+          <w:rtl/>
+          <w:lang w:bidi="fa-IR"/>
+        </w:rPr>
+        <w:t>) استفاده میکنیم:</w:t>
+      </w:r>
+    </w:p>
+    <w:p>
+      <w:pPr>
+        <w:tabs>
+          <w:tab w:val="left" w:pos="900"/>
+        </w:tabs>
+        <w:bidi/>
+        <w:ind w:left="360"/>
+        <w:jc w:val="both"/>
+        <w:rPr>
+          <w:rFonts w:cs="B Nazanin"/>
+          <w:sz w:val="28"/>
+          <w:szCs w:val="28"/>
+          <w:rtl/>
+          <w:lang w:bidi="fa-IR"/>
+        </w:rPr>
+      </w:pPr>
+      <w:r>
+        <w:rPr>
+          <w:rFonts w:cs="B Nazanin"/>
+          <w:sz w:val="28"/>
+          <w:szCs w:val="28"/>
+          <w:rtl/>
+          <w:lang w:bidi="fa-IR"/>
+        </w:rPr>
+        <w:drawing>
+          <wp:inline distT="0" distB="0" distL="0" distR="0" wp14:anchorId="03FCAE03" wp14:editId="47257FDA">
+            <wp:extent cx="5943600" cy="1090930"/>
+            <wp:effectExtent l="0" t="0" r="0" b="0"/>
+            <wp:docPr id="1532133025" name="Picture 1"/>
+            <wp:cNvGraphicFramePr>
+              <a:graphicFrameLocks xmlns:a="http://schemas.openxmlformats.org/drawingml/2006/main" noChangeAspect="1"/>
+            </wp:cNvGraphicFramePr>
+            <a:graphic xmlns:a="http://schemas.openxmlformats.org/drawingml/2006/main">
+              <a:graphicData uri="http://schemas.openxmlformats.org/drawingml/2006/picture">
+                <pic:pic xmlns:pic="http://schemas.openxmlformats.org/drawingml/2006/picture">
+                  <pic:nvPicPr>
+                    <pic:cNvPr id="1532133025" name=""/>
+                    <pic:cNvPicPr/>
+                  </pic:nvPicPr>
+                  <pic:blipFill>
+                    <a:blip r:embed="rId15"/>
+                    <a:stretch>
+                      <a:fillRect/>
+                    </a:stretch>
+                  </pic:blipFill>
+                  <pic:spPr>
+                    <a:xfrm>
+                      <a:off x="0" y="0"/>
+                      <a:ext cx="5943600" cy="1090930"/>
+                    </a:xfrm>
+                    <a:prstGeom prst="rect">
+                      <a:avLst/>
+                    </a:prstGeom>
+                  </pic:spPr>
+                </pic:pic>
+              </a:graphicData>
+            </a:graphic>
+          </wp:inline>
+        </w:drawing>
+      </w:r>
+    </w:p>
+    <w:p>
+      <w:pPr>
+        <w:tabs>
+          <w:tab w:val="left" w:pos="900"/>
+        </w:tabs>
+        <w:bidi/>
+        <w:ind w:left="360"/>
+        <w:jc w:val="both"/>
+        <w:rPr>
+          <w:rFonts w:cs="B Nazanin"/>
+          <w:sz w:val="28"/>
+          <w:szCs w:val="28"/>
+          <w:rtl/>
+          <w:lang w:bidi="fa-IR"/>
+        </w:rPr>
+      </w:pPr>
+      <w:r>
+        <w:rPr>
+          <w:rFonts w:cs="B Nazanin" w:hint="cs"/>
+          <w:sz w:val="28"/>
+          <w:szCs w:val="28"/>
+          <w:rtl/>
+          <w:lang w:bidi="fa-IR"/>
+        </w:rPr>
+        <w:t>در قطعه کد بالا در مرحله اول متود (</w:t>
+      </w:r>
+      <w:r>
+        <w:rPr>
+          <w:rFonts w:cs="B Nazanin"/>
+          <w:sz w:val="28"/>
+          <w:szCs w:val="28"/>
+          <w:lang w:bidi="fa-IR"/>
+        </w:rPr>
+        <w:t>Enum</w:t>
+      </w:r>
+      <w:r>
+        <w:rPr>
+          <w:rFonts w:cs="B Nazanin" w:hint="cs"/>
+          <w:sz w:val="28"/>
+          <w:szCs w:val="28"/>
+          <w:rtl/>
+          <w:lang w:bidi="fa-IR"/>
+        </w:rPr>
+        <w:t>) به برنامه اضافه شد و سپس یک کلاس فرزند ساخته شده است که والد این کلاس، کلاس (</w:t>
+      </w:r>
+      <w:r>
+        <w:rPr>
+          <w:rFonts w:cs="B Nazanin"/>
+          <w:sz w:val="28"/>
+          <w:szCs w:val="28"/>
+          <w:lang w:bidi="fa-IR"/>
+        </w:rPr>
+        <w:t>Enum</w:t>
+      </w:r>
+      <w:r>
+        <w:rPr>
+          <w:rFonts w:cs="B Nazanin" w:hint="cs"/>
+          <w:sz w:val="28"/>
+          <w:szCs w:val="28"/>
+          <w:rtl/>
+          <w:lang w:bidi="fa-IR"/>
+        </w:rPr>
+        <w:t>) قرار داده شده است و به این شکل میتوان در زبان پایتون نوع شمارشی خود را ایجاد کنید.</w:t>
+      </w:r>
+    </w:p>
+    <w:p>
+      <w:pPr>
+        <w:tabs>
+          <w:tab w:val="left" w:pos="900"/>
+        </w:tabs>
+        <w:bidi/>
+        <w:ind w:left="360"/>
+        <w:jc w:val="both"/>
+        <w:rPr>
+          <w:rFonts w:cs="B Nazanin" w:hint="cs"/>
+          <w:sz w:val="28"/>
+          <w:szCs w:val="28"/>
+          <w:rtl/>
+          <w:lang w:bidi="fa-IR"/>
+        </w:rPr>
+      </w:pPr>
     </w:p>
     <w:p>
       <w:pPr>
         <w:tabs>
           <w:tab w:val="left" w:pos="7193"/>
         </w:tabs>
+        <w:jc w:val="right"/>
         <w:rPr>
           <w:rFonts w:cs="B Nazanin"/>
           <w:sz w:val="28"/>
@@ -1248,6 +3976,56 @@
     </w:sectPr>
   </w:body>
 </w:document>
+</file>
+
+<file path=word/endnotes.xml><?xml version="1.0" encoding="utf-8"?>
+<w:endnotes xmlns:wpc="http://schemas.microsoft.com/office/word/2010/wordprocessingCanvas" xmlns:cx="http://schemas.microsoft.com/office/drawing/2014/chartex" xmlns:cx1="http://schemas.microsoft.com/office/drawing/2015/9/8/chartex" xmlns:cx2="http://schemas.microsoft.com/office/drawing/2015/10/21/chartex" xmlns:cx3="http://schemas.microsoft.com/office/drawing/2016/5/9/chartex" xmlns:cx4="http://schemas.microsoft.com/office/drawing/2016/5/10/chartex" xmlns:cx5="http://schemas.microsoft.com/office/drawing/2016/5/11/chartex" xmlns:cx6="http://schemas.microsoft.com/office/drawing/2016/5/12/chartex" xmlns:cx7="http://schemas.microsoft.com/office/drawing/2016/5/13/chartex" xmlns:cx8="http://schemas.microsoft.com/office/drawing/2016/5/14/chartex" xmlns:mc="http://schemas.openxmlformats.org/markup-compatibility/2006" xmlns:aink="http://schemas.microsoft.com/office/drawing/2016/ink" xmlns:am3d="http://schemas.microsoft.com/office/drawing/2017/model3d" xmlns:o="urn:schemas-microsoft-com:office:office" xmlns:oel="http://schemas.microsoft.com/office/2019/extlst" xmlns:r="http://schemas.openxmlformats.org/officeDocument/2006/relationships" xmlns:m="http://schemas.openxmlformats.org/officeDocument/2006/math" xmlns:v="urn:schemas-microsoft-com:vml" xmlns:wp14="http://schemas.microsoft.com/office/word/2010/wordprocessingDrawing" xmlns:wp="http://schemas.openxmlformats.org/drawingml/2006/wordprocessingDrawing" xmlns:w10="urn:schemas-microsoft-com:office:word" xmlns:w="http://schemas.openxmlformats.org/wordprocessingml/2006/main" xmlns:w14="http://schemas.microsoft.com/office/word/2010/wordml" xmlns:w15="http://schemas.microsoft.com/office/word/2012/wordml" xmlns:w16cex="http://schemas.microsoft.com/office/word/2018/wordml/cex" xmlns:w16cid="http://schemas.microsoft.com/office/word/2016/wordml/cid" xmlns:w16="http://schemas.microsoft.com/office/word/2018/wordml" xmlns:w16sdtdh="http://schemas.microsoft.com/office/word/2020/wordml/sdtdatahash" xmlns:w16se="http://schemas.microsoft.com/office/word/2015/wordml/symex" xmlns:wpg="http://schemas.microsoft.com/office/word/2010/wordprocessingGroup" xmlns:wpi="http://schemas.microsoft.com/office/word/2010/wordprocessingInk" xmlns:wne="http://schemas.microsoft.com/office/word/2006/wordml" xmlns:wps="http://schemas.microsoft.com/office/word/2010/wordprocessingShape" mc:Ignorable="w14 w15 w16se w16cid w16 w16cex w16sdtdh wp14">
+  <w:endnote w:type="separator" w:id="-1">
+    <w:p>
+      <w:pPr>
+        <w:spacing w:after="0" w:line="240" w:lineRule="auto"/>
+      </w:pPr>
+      <w:r>
+        <w:separator/>
+      </w:r>
+    </w:p>
+  </w:endnote>
+  <w:endnote w:type="continuationSeparator" w:id="0">
+    <w:p>
+      <w:pPr>
+        <w:spacing w:after="0" w:line="240" w:lineRule="auto"/>
+      </w:pPr>
+      <w:r>
+        <w:continuationSeparator/>
+      </w:r>
+    </w:p>
+  </w:endnote>
+</w:endnotes>
+</file>
+
+<file path=word/footnotes.xml><?xml version="1.0" encoding="utf-8"?>
+<w:footnotes xmlns:wpc="http://schemas.microsoft.com/office/word/2010/wordprocessingCanvas" xmlns:cx="http://schemas.microsoft.com/office/drawing/2014/chartex" xmlns:cx1="http://schemas.microsoft.com/office/drawing/2015/9/8/chartex" xmlns:cx2="http://schemas.microsoft.com/office/drawing/2015/10/21/chartex" xmlns:cx3="http://schemas.microsoft.com/office/drawing/2016/5/9/chartex" xmlns:cx4="http://schemas.microsoft.com/office/drawing/2016/5/10/chartex" xmlns:cx5="http://schemas.microsoft.com/office/drawing/2016/5/11/chartex" xmlns:cx6="http://schemas.microsoft.com/office/drawing/2016/5/12/chartex" xmlns:cx7="http://schemas.microsoft.com/office/drawing/2016/5/13/chartex" xmlns:cx8="http://schemas.microsoft.com/office/drawing/2016/5/14/chartex" xmlns:mc="http://schemas.openxmlformats.org/markup-compatibility/2006" xmlns:aink="http://schemas.microsoft.com/office/drawing/2016/ink" xmlns:am3d="http://schemas.microsoft.com/office/drawing/2017/model3d" xmlns:o="urn:schemas-microsoft-com:office:office" xmlns:oel="http://schemas.microsoft.com/office/2019/extlst" xmlns:r="http://schemas.openxmlformats.org/officeDocument/2006/relationships" xmlns:m="http://schemas.openxmlformats.org/officeDocument/2006/math" xmlns:v="urn:schemas-microsoft-com:vml" xmlns:wp14="http://schemas.microsoft.com/office/word/2010/wordprocessingDrawing" xmlns:wp="http://schemas.openxmlformats.org/drawingml/2006/wordprocessingDrawing" xmlns:w10="urn:schemas-microsoft-com:office:word" xmlns:w="http://schemas.openxmlformats.org/wordprocessingml/2006/main" xmlns:w14="http://schemas.microsoft.com/office/word/2010/wordml" xmlns:w15="http://schemas.microsoft.com/office/word/2012/wordml" xmlns:w16cex="http://schemas.microsoft.com/office/word/2018/wordml/cex" xmlns:w16cid="http://schemas.microsoft.com/office/word/2016/wordml/cid" xmlns:w16="http://schemas.microsoft.com/office/word/2018/wordml" xmlns:w16sdtdh="http://schemas.microsoft.com/office/word/2020/wordml/sdtdatahash" xmlns:w16se="http://schemas.microsoft.com/office/word/2015/wordml/symex" xmlns:wpg="http://schemas.microsoft.com/office/word/2010/wordprocessingGroup" xmlns:wpi="http://schemas.microsoft.com/office/word/2010/wordprocessingInk" xmlns:wne="http://schemas.microsoft.com/office/word/2006/wordml" xmlns:wps="http://schemas.microsoft.com/office/word/2010/wordprocessingShape" mc:Ignorable="w14 w15 w16se w16cid w16 w16cex w16sdtdh wp14">
+  <w:footnote w:type="separator" w:id="-1">
+    <w:p>
+      <w:pPr>
+        <w:spacing w:after="0" w:line="240" w:lineRule="auto"/>
+      </w:pPr>
+      <w:r>
+        <w:separator/>
+      </w:r>
+    </w:p>
+  </w:footnote>
+  <w:footnote w:type="continuationSeparator" w:id="0">
+    <w:p>
+      <w:pPr>
+        <w:spacing w:after="0" w:line="240" w:lineRule="auto"/>
+      </w:pPr>
+      <w:r>
+        <w:continuationSeparator/>
+      </w:r>
+    </w:p>
+  </w:footnote>
+</w:footnotes>
 </file>
 
 <file path=word/numbering.xml><?xml version="1.0" encoding="utf-8"?>
@@ -1551,6 +4329,184 @@
     </w:lvl>
   </w:abstractNum>
   <w:abstractNum w:abstractNumId="2" w15:restartNumberingAfterBreak="0">
+    <w:nsid w:val="355B27CE"/>
+    <w:multiLevelType w:val="hybridMultilevel"/>
+    <w:tmpl w:val="FCFE22FC"/>
+    <w:lvl w:ilvl="0" w:tplc="4072E800">
+      <w:start w:val="1"/>
+      <w:numFmt w:val="decimalFullWidth"/>
+      <w:lvlText w:val="%1-"/>
+      <w:lvlJc w:val="left"/>
+      <w:pPr>
+        <w:ind w:left="720" w:hanging="360"/>
+      </w:pPr>
+      <w:rPr>
+        <w:rFonts w:hint="default"/>
+      </w:rPr>
+    </w:lvl>
+    <w:lvl w:ilvl="1" w:tplc="04090019" w:tentative="1">
+      <w:start w:val="1"/>
+      <w:numFmt w:val="lowerLetter"/>
+      <w:lvlText w:val="%2."/>
+      <w:lvlJc w:val="left"/>
+      <w:pPr>
+        <w:ind w:left="1440" w:hanging="360"/>
+      </w:pPr>
+    </w:lvl>
+    <w:lvl w:ilvl="2" w:tplc="0409001B" w:tentative="1">
+      <w:start w:val="1"/>
+      <w:numFmt w:val="lowerRoman"/>
+      <w:lvlText w:val="%3."/>
+      <w:lvlJc w:val="right"/>
+      <w:pPr>
+        <w:ind w:left="2160" w:hanging="180"/>
+      </w:pPr>
+    </w:lvl>
+    <w:lvl w:ilvl="3" w:tplc="0409000F" w:tentative="1">
+      <w:start w:val="1"/>
+      <w:numFmt w:val="decimal"/>
+      <w:lvlText w:val="%4."/>
+      <w:lvlJc w:val="left"/>
+      <w:pPr>
+        <w:ind w:left="2880" w:hanging="360"/>
+      </w:pPr>
+    </w:lvl>
+    <w:lvl w:ilvl="4" w:tplc="04090019" w:tentative="1">
+      <w:start w:val="1"/>
+      <w:numFmt w:val="lowerLetter"/>
+      <w:lvlText w:val="%5."/>
+      <w:lvlJc w:val="left"/>
+      <w:pPr>
+        <w:ind w:left="3600" w:hanging="360"/>
+      </w:pPr>
+    </w:lvl>
+    <w:lvl w:ilvl="5" w:tplc="0409001B" w:tentative="1">
+      <w:start w:val="1"/>
+      <w:numFmt w:val="lowerRoman"/>
+      <w:lvlText w:val="%6."/>
+      <w:lvlJc w:val="right"/>
+      <w:pPr>
+        <w:ind w:left="4320" w:hanging="180"/>
+      </w:pPr>
+    </w:lvl>
+    <w:lvl w:ilvl="6" w:tplc="0409000F" w:tentative="1">
+      <w:start w:val="1"/>
+      <w:numFmt w:val="decimal"/>
+      <w:lvlText w:val="%7."/>
+      <w:lvlJc w:val="left"/>
+      <w:pPr>
+        <w:ind w:left="5040" w:hanging="360"/>
+      </w:pPr>
+    </w:lvl>
+    <w:lvl w:ilvl="7" w:tplc="04090019" w:tentative="1">
+      <w:start w:val="1"/>
+      <w:numFmt w:val="lowerLetter"/>
+      <w:lvlText w:val="%8."/>
+      <w:lvlJc w:val="left"/>
+      <w:pPr>
+        <w:ind w:left="5760" w:hanging="360"/>
+      </w:pPr>
+    </w:lvl>
+    <w:lvl w:ilvl="8" w:tplc="0409001B" w:tentative="1">
+      <w:start w:val="1"/>
+      <w:numFmt w:val="lowerRoman"/>
+      <w:lvlText w:val="%9."/>
+      <w:lvlJc w:val="right"/>
+      <w:pPr>
+        <w:ind w:left="6480" w:hanging="180"/>
+      </w:pPr>
+    </w:lvl>
+  </w:abstractNum>
+  <w:abstractNum w:abstractNumId="3" w15:restartNumberingAfterBreak="0">
+    <w:nsid w:val="4E445B81"/>
+    <w:multiLevelType w:val="hybridMultilevel"/>
+    <w:tmpl w:val="72E40D1C"/>
+    <w:lvl w:ilvl="0" w:tplc="5A8035BA">
+      <w:start w:val="1"/>
+      <w:numFmt w:val="decimalFullWidth"/>
+      <w:lvlText w:val="%1-"/>
+      <w:lvlJc w:val="left"/>
+      <w:pPr>
+        <w:ind w:left="720" w:hanging="360"/>
+      </w:pPr>
+      <w:rPr>
+        <w:rFonts w:hint="default"/>
+      </w:rPr>
+    </w:lvl>
+    <w:lvl w:ilvl="1" w:tplc="04090019" w:tentative="1">
+      <w:start w:val="1"/>
+      <w:numFmt w:val="lowerLetter"/>
+      <w:lvlText w:val="%2."/>
+      <w:lvlJc w:val="left"/>
+      <w:pPr>
+        <w:ind w:left="1440" w:hanging="360"/>
+      </w:pPr>
+    </w:lvl>
+    <w:lvl w:ilvl="2" w:tplc="0409001B" w:tentative="1">
+      <w:start w:val="1"/>
+      <w:numFmt w:val="lowerRoman"/>
+      <w:lvlText w:val="%3."/>
+      <w:lvlJc w:val="right"/>
+      <w:pPr>
+        <w:ind w:left="2160" w:hanging="180"/>
+      </w:pPr>
+    </w:lvl>
+    <w:lvl w:ilvl="3" w:tplc="0409000F" w:tentative="1">
+      <w:start w:val="1"/>
+      <w:numFmt w:val="decimal"/>
+      <w:lvlText w:val="%4."/>
+      <w:lvlJc w:val="left"/>
+      <w:pPr>
+        <w:ind w:left="2880" w:hanging="360"/>
+      </w:pPr>
+    </w:lvl>
+    <w:lvl w:ilvl="4" w:tplc="04090019" w:tentative="1">
+      <w:start w:val="1"/>
+      <w:numFmt w:val="lowerLetter"/>
+      <w:lvlText w:val="%5."/>
+      <w:lvlJc w:val="left"/>
+      <w:pPr>
+        <w:ind w:left="3600" w:hanging="360"/>
+      </w:pPr>
+    </w:lvl>
+    <w:lvl w:ilvl="5" w:tplc="0409001B" w:tentative="1">
+      <w:start w:val="1"/>
+      <w:numFmt w:val="lowerRoman"/>
+      <w:lvlText w:val="%6."/>
+      <w:lvlJc w:val="right"/>
+      <w:pPr>
+        <w:ind w:left="4320" w:hanging="180"/>
+      </w:pPr>
+    </w:lvl>
+    <w:lvl w:ilvl="6" w:tplc="0409000F" w:tentative="1">
+      <w:start w:val="1"/>
+      <w:numFmt w:val="decimal"/>
+      <w:lvlText w:val="%7."/>
+      <w:lvlJc w:val="left"/>
+      <w:pPr>
+        <w:ind w:left="5040" w:hanging="360"/>
+      </w:pPr>
+    </w:lvl>
+    <w:lvl w:ilvl="7" w:tplc="04090019" w:tentative="1">
+      <w:start w:val="1"/>
+      <w:numFmt w:val="lowerLetter"/>
+      <w:lvlText w:val="%8."/>
+      <w:lvlJc w:val="left"/>
+      <w:pPr>
+        <w:ind w:left="5760" w:hanging="360"/>
+      </w:pPr>
+    </w:lvl>
+    <w:lvl w:ilvl="8" w:tplc="0409001B" w:tentative="1">
+      <w:start w:val="1"/>
+      <w:numFmt w:val="lowerRoman"/>
+      <w:lvlText w:val="%9."/>
+      <w:lvlJc w:val="right"/>
+      <w:pPr>
+        <w:ind w:left="6480" w:hanging="180"/>
+      </w:pPr>
+    </w:lvl>
+  </w:abstractNum>
+  <w:abstractNum w:abstractNumId="4" w15:restartNumberingAfterBreak="0">
     <w:nsid w:val="4E4B53A1"/>
     <w:multiLevelType w:val="multilevel"/>
     <w:tmpl w:val="05923100"/>
@@ -1699,14 +4655,112 @@
       </w:rPr>
     </w:lvl>
   </w:abstractNum>
+  <w:abstractNum w:abstractNumId="5" w15:restartNumberingAfterBreak="0">
+    <w:nsid w:val="58242117"/>
+    <w:multiLevelType w:val="hybridMultilevel"/>
+    <w:tmpl w:val="E3D295DA"/>
+    <w:lvl w:ilvl="0" w:tplc="26A855BE">
+      <w:start w:val="1"/>
+      <w:numFmt w:val="decimalFullWidth"/>
+      <w:lvlText w:val="%1-"/>
+      <w:lvlJc w:val="left"/>
+      <w:pPr>
+        <w:ind w:left="720" w:hanging="360"/>
+      </w:pPr>
+      <w:rPr>
+        <w:rFonts w:hint="default"/>
+      </w:rPr>
+    </w:lvl>
+    <w:lvl w:ilvl="1" w:tplc="04090019" w:tentative="1">
+      <w:start w:val="1"/>
+      <w:numFmt w:val="lowerLetter"/>
+      <w:lvlText w:val="%2."/>
+      <w:lvlJc w:val="left"/>
+      <w:pPr>
+        <w:ind w:left="1440" w:hanging="360"/>
+      </w:pPr>
+    </w:lvl>
+    <w:lvl w:ilvl="2" w:tplc="0409001B" w:tentative="1">
+      <w:start w:val="1"/>
+      <w:numFmt w:val="lowerRoman"/>
+      <w:lvlText w:val="%3."/>
+      <w:lvlJc w:val="right"/>
+      <w:pPr>
+        <w:ind w:left="2160" w:hanging="180"/>
+      </w:pPr>
+    </w:lvl>
+    <w:lvl w:ilvl="3" w:tplc="0409000F" w:tentative="1">
+      <w:start w:val="1"/>
+      <w:numFmt w:val="decimal"/>
+      <w:lvlText w:val="%4."/>
+      <w:lvlJc w:val="left"/>
+      <w:pPr>
+        <w:ind w:left="2880" w:hanging="360"/>
+      </w:pPr>
+    </w:lvl>
+    <w:lvl w:ilvl="4" w:tplc="04090019" w:tentative="1">
+      <w:start w:val="1"/>
+      <w:numFmt w:val="lowerLetter"/>
+      <w:lvlText w:val="%5."/>
+      <w:lvlJc w:val="left"/>
+      <w:pPr>
+        <w:ind w:left="3600" w:hanging="360"/>
+      </w:pPr>
+    </w:lvl>
+    <w:lvl w:ilvl="5" w:tplc="0409001B" w:tentative="1">
+      <w:start w:val="1"/>
+      <w:numFmt w:val="lowerRoman"/>
+      <w:lvlText w:val="%6."/>
+      <w:lvlJc w:val="right"/>
+      <w:pPr>
+        <w:ind w:left="4320" w:hanging="180"/>
+      </w:pPr>
+    </w:lvl>
+    <w:lvl w:ilvl="6" w:tplc="0409000F" w:tentative="1">
+      <w:start w:val="1"/>
+      <w:numFmt w:val="decimal"/>
+      <w:lvlText w:val="%7."/>
+      <w:lvlJc w:val="left"/>
+      <w:pPr>
+        <w:ind w:left="5040" w:hanging="360"/>
+      </w:pPr>
+    </w:lvl>
+    <w:lvl w:ilvl="7" w:tplc="04090019" w:tentative="1">
+      <w:start w:val="1"/>
+      <w:numFmt w:val="lowerLetter"/>
+      <w:lvlText w:val="%8."/>
+      <w:lvlJc w:val="left"/>
+      <w:pPr>
+        <w:ind w:left="5760" w:hanging="360"/>
+      </w:pPr>
+    </w:lvl>
+    <w:lvl w:ilvl="8" w:tplc="0409001B" w:tentative="1">
+      <w:start w:val="1"/>
+      <w:numFmt w:val="lowerRoman"/>
+      <w:lvlText w:val="%9."/>
+      <w:lvlJc w:val="right"/>
+      <w:pPr>
+        <w:ind w:left="6480" w:hanging="180"/>
+      </w:pPr>
+    </w:lvl>
+  </w:abstractNum>
   <w:num w:numId="1" w16cid:durableId="754787207">
-    <w:abstractNumId w:val="2"/>
+    <w:abstractNumId w:val="4"/>
   </w:num>
   <w:num w:numId="2" w16cid:durableId="807086169">
     <w:abstractNumId w:val="1"/>
   </w:num>
   <w:num w:numId="3" w16cid:durableId="489759637">
     <w:abstractNumId w:val="0"/>
+  </w:num>
+  <w:num w:numId="4" w16cid:durableId="387072171">
+    <w:abstractNumId w:val="2"/>
+  </w:num>
+  <w:num w:numId="5" w16cid:durableId="325937416">
+    <w:abstractNumId w:val="5"/>
+  </w:num>
+  <w:num w:numId="6" w16cid:durableId="180778776">
+    <w:abstractNumId w:val="3"/>
   </w:num>
 </w:numbering>
 </file>
@@ -2140,6 +5194,7 @@
   <w:style w:type="character" w:default="1" w:styleId="DefaultParagraphFont">
     <w:name w:val="Default Paragraph Font"/>
     <w:uiPriority w:val="1"/>
+    <w:semiHidden/>
     <w:unhideWhenUsed/>
   </w:style>
   <w:style w:type="table" w:default="1" w:styleId="TableNormal">
@@ -2189,6 +5244,61 @@
       <w:sz w:val="24"/>
       <w:szCs w:val="24"/>
     </w:rPr>
+  </w:style>
+  <w:style w:type="paragraph" w:styleId="ListParagraph">
+    <w:name w:val="List Paragraph"/>
+    <w:basedOn w:val="Normal"/>
+    <w:uiPriority w:val="34"/>
+    <w:qFormat/>
+    <w:rsid w:val="00087FF9"/>
+    <w:pPr>
+      <w:ind w:left="720"/>
+      <w:contextualSpacing/>
+    </w:pPr>
+  </w:style>
+  <w:style w:type="paragraph" w:styleId="Header">
+    <w:name w:val="header"/>
+    <w:basedOn w:val="Normal"/>
+    <w:link w:val="HeaderChar"/>
+    <w:uiPriority w:val="99"/>
+    <w:unhideWhenUsed/>
+    <w:rsid w:val="00180087"/>
+    <w:pPr>
+      <w:tabs>
+        <w:tab w:val="center" w:pos="4680"/>
+        <w:tab w:val="right" w:pos="9360"/>
+      </w:tabs>
+      <w:spacing w:after="0" w:line="240" w:lineRule="auto"/>
+    </w:pPr>
+  </w:style>
+  <w:style w:type="character" w:customStyle="1" w:styleId="HeaderChar">
+    <w:name w:val="Header Char"/>
+    <w:basedOn w:val="DefaultParagraphFont"/>
+    <w:link w:val="Header"/>
+    <w:uiPriority w:val="99"/>
+    <w:rsid w:val="00180087"/>
+  </w:style>
+  <w:style w:type="paragraph" w:styleId="Footer">
+    <w:name w:val="footer"/>
+    <w:basedOn w:val="Normal"/>
+    <w:link w:val="FooterChar"/>
+    <w:uiPriority w:val="99"/>
+    <w:unhideWhenUsed/>
+    <w:rsid w:val="00180087"/>
+    <w:pPr>
+      <w:tabs>
+        <w:tab w:val="center" w:pos="4680"/>
+        <w:tab w:val="right" w:pos="9360"/>
+      </w:tabs>
+      <w:spacing w:after="0" w:line="240" w:lineRule="auto"/>
+    </w:pPr>
+  </w:style>
+  <w:style w:type="character" w:customStyle="1" w:styleId="FooterChar">
+    <w:name w:val="Footer Char"/>
+    <w:basedOn w:val="DefaultParagraphFont"/>
+    <w:link w:val="Footer"/>
+    <w:uiPriority w:val="99"/>
+    <w:rsid w:val="00180087"/>
   </w:style>
 </w:styles>
 </file>

--- a/طراحی زبان/پروژه طراحی زبان.docx
+++ b/طراحی زبان/پروژه طراحی زبان.docx
@@ -692,27 +692,7 @@
           <w:szCs w:val="28"/>
           <w:lang w:bidi="fa-IR"/>
         </w:rPr>
-        <w:t>.</w:t>
-      </w:r>
-      <w:proofErr w:type="spellStart"/>
-      <w:r>
-        <w:rPr>
-          <w:rFonts w:cs="B Nazanin"/>
-          <w:sz w:val="28"/>
-          <w:szCs w:val="28"/>
-          <w:lang w:bidi="fa-IR"/>
-        </w:rPr>
-        <w:t>pyc</w:t>
-      </w:r>
-      <w:proofErr w:type="spellEnd"/>
-      <w:r>
-        <w:rPr>
-          <w:rFonts w:cs="B Nazanin"/>
-          <w:sz w:val="28"/>
-          <w:szCs w:val="28"/>
-          <w:lang w:bidi="fa-IR"/>
-        </w:rPr>
-        <w:t xml:space="preserve">) </w:t>
+        <w:t xml:space="preserve">.pyc) </w:t>
       </w:r>
       <w:r>
         <w:rPr>
@@ -1014,7 +994,7 @@
         <w:bidi/>
         <w:jc w:val="both"/>
         <w:rPr>
-          <w:rFonts w:cs="B Titr" w:hint="cs"/>
+          <w:rFonts w:cs="B Titr"/>
           <w:sz w:val="28"/>
           <w:szCs w:val="28"/>
           <w:rtl/>
@@ -1228,7 +1208,7 @@
       <w:pPr>
         <w:jc w:val="right"/>
         <w:rPr>
-          <w:rFonts w:cs="B Titr" w:hint="cs"/>
+          <w:rFonts w:cs="B Titr"/>
           <w:sz w:val="28"/>
           <w:szCs w:val="28"/>
           <w:rtl/>
@@ -1672,6 +1652,7 @@
       <w:r>
         <w:rPr>
           <w:rFonts w:cs="B Nazanin"/>
+          <w:noProof/>
           <w:sz w:val="28"/>
           <w:szCs w:val="28"/>
           <w:rtl/>
@@ -2091,6 +2072,7 @@
       <w:r>
         <w:rPr>
           <w:rFonts w:cs="B Nazanin"/>
+          <w:noProof/>
           <w:sz w:val="28"/>
           <w:szCs w:val="28"/>
           <w:rtl/>
@@ -2278,7 +2260,17 @@
           <w:rtl/>
           <w:lang w:bidi="fa-IR"/>
         </w:rPr>
-        <w:t>چالش های پشتیبانی زبان از هر دو نوع تبدیل</w:t>
+        <w:t>چالش های پشتیبانی زبان از هر دو تبدیل</w:t>
+      </w:r>
+      <w:r>
+        <w:rPr>
+          <w:rFonts w:cs="B Titr" w:hint="cs"/>
+          <w:sz w:val="28"/>
+          <w:szCs w:val="28"/>
+          <w:rtl/>
+          <w:lang w:bidi="fa-IR"/>
+        </w:rPr>
+        <w:t xml:space="preserve"> نوع</w:t>
       </w:r>
     </w:p>
     <w:p>
@@ -2432,6 +2424,7 @@
       <w:r>
         <w:rPr>
           <w:rFonts w:cs="B Nazanin"/>
+          <w:noProof/>
           <w:sz w:val="28"/>
           <w:szCs w:val="28"/>
           <w:rtl/>
@@ -2883,6 +2876,7 @@
       <w:r>
         <w:rPr>
           <w:rFonts w:cs="B Nazanin"/>
+          <w:noProof/>
           <w:sz w:val="28"/>
           <w:szCs w:val="28"/>
           <w:rtl/>
@@ -3281,6 +3275,7 @@
       <w:r>
         <w:rPr>
           <w:rFonts w:cs="B Nazanin"/>
+          <w:noProof/>
           <w:sz w:val="28"/>
           <w:szCs w:val="28"/>
           <w:rtl/>
@@ -3653,7 +3648,6 @@
         </w:rPr>
         <w:t xml:space="preserve"> با کلیدواژه (</w:t>
       </w:r>
-      <w:proofErr w:type="spellStart"/>
       <w:r>
         <w:rPr>
           <w:rFonts w:cs="B Nazanin"/>
@@ -3663,7 +3657,6 @@
         </w:rPr>
         <w:t>enum</w:t>
       </w:r>
-      <w:proofErr w:type="spellEnd"/>
       <w:r>
         <w:rPr>
           <w:rFonts w:cs="B Nazanin" w:hint="cs"/>
@@ -3693,7 +3686,6 @@
         </w:rPr>
         <w:t xml:space="preserve"> این عمل به صورت کلاس تعریف شده است و با خواندن کلاس (</w:t>
       </w:r>
-      <w:proofErr w:type="spellStart"/>
       <w:r>
         <w:rPr>
           <w:rFonts w:cs="B Nazanin"/>
@@ -3703,7 +3695,6 @@
         </w:rPr>
         <w:t>enum</w:t>
       </w:r>
-      <w:proofErr w:type="spellEnd"/>
       <w:r>
         <w:rPr>
           <w:rFonts w:cs="B Nazanin" w:hint="cs"/>
@@ -3751,7 +3742,6 @@
         </w:rPr>
         <w:t>(</w:t>
       </w:r>
-      <w:proofErr w:type="spellStart"/>
       <w:r>
         <w:rPr>
           <w:rFonts w:cs="B Nazanin"/>
@@ -3761,7 +3751,6 @@
         </w:rPr>
         <w:t>enum</w:t>
       </w:r>
-      <w:proofErr w:type="spellEnd"/>
       <w:r>
         <w:rPr>
           <w:rFonts w:cs="B Nazanin" w:hint="cs"/>
@@ -3811,6 +3800,7 @@
       <w:r>
         <w:rPr>
           <w:rFonts w:cs="B Nazanin"/>
+          <w:noProof/>
           <w:sz w:val="28"/>
           <w:szCs w:val="28"/>
           <w:rtl/>
@@ -3865,7 +3855,6 @@
           <w:rFonts w:cs="B Nazanin"/>
           <w:sz w:val="28"/>
           <w:szCs w:val="28"/>
-          <w:rtl/>
           <w:lang w:bidi="fa-IR"/>
         </w:rPr>
       </w:pPr>
@@ -3927,13 +3916,764 @@
         <w:ind w:left="360"/>
         <w:jc w:val="both"/>
         <w:rPr>
-          <w:rFonts w:cs="B Nazanin" w:hint="cs"/>
-          <w:sz w:val="28"/>
-          <w:szCs w:val="28"/>
-          <w:rtl/>
-          <w:lang w:bidi="fa-IR"/>
-        </w:rPr>
-      </w:pPr>
+          <w:rFonts w:cs="B Nazanin"/>
+          <w:sz w:val="28"/>
+          <w:szCs w:val="28"/>
+          <w:rtl/>
+          <w:lang w:bidi="fa-IR"/>
+        </w:rPr>
+      </w:pPr>
+      <w:r>
+        <w:rPr>
+          <w:rFonts w:cs="B Nazanin" w:hint="cs"/>
+          <w:sz w:val="28"/>
+          <w:szCs w:val="28"/>
+          <w:rtl/>
+          <w:lang w:bidi="fa-IR"/>
+        </w:rPr>
+        <w:t>علاوه بر کلاس (</w:t>
+      </w:r>
+      <w:r>
+        <w:rPr>
+          <w:rFonts w:cs="B Nazanin"/>
+          <w:sz w:val="28"/>
+          <w:szCs w:val="28"/>
+          <w:lang w:bidi="fa-IR"/>
+        </w:rPr>
+        <w:t>Enum</w:t>
+      </w:r>
+      <w:r>
+        <w:rPr>
+          <w:rFonts w:cs="B Nazanin" w:hint="cs"/>
+          <w:sz w:val="28"/>
+          <w:szCs w:val="28"/>
+          <w:rtl/>
+          <w:lang w:bidi="fa-IR"/>
+        </w:rPr>
+        <w:t>) میتوان از تابع (</w:t>
+      </w:r>
+      <w:r>
+        <w:rPr>
+          <w:rFonts w:cs="B Nazanin"/>
+          <w:sz w:val="28"/>
+          <w:szCs w:val="28"/>
+          <w:lang w:bidi="fa-IR"/>
+        </w:rPr>
+        <w:t>eunumerate</w:t>
+      </w:r>
+      <w:r>
+        <w:rPr>
+          <w:rFonts w:cs="B Nazanin" w:hint="cs"/>
+          <w:sz w:val="28"/>
+          <w:szCs w:val="28"/>
+          <w:rtl/>
+          <w:lang w:bidi="fa-IR"/>
+        </w:rPr>
+        <w:t>)</w:t>
+      </w:r>
+      <w:r>
+        <w:rPr>
+          <w:rFonts w:cs="B Nazanin" w:hint="cs"/>
+          <w:sz w:val="28"/>
+          <w:szCs w:val="28"/>
+          <w:rtl/>
+          <w:lang w:bidi="fa-IR"/>
+        </w:rPr>
+        <w:t xml:space="preserve"> که به صورت پیشفرض در زبان پایتون تعریف شده است استفاده کرد.</w:t>
+      </w:r>
+    </w:p>
+    <w:p>
+      <w:pPr>
+        <w:tabs>
+          <w:tab w:val="left" w:pos="900"/>
+        </w:tabs>
+        <w:bidi/>
+        <w:ind w:left="360"/>
+        <w:jc w:val="both"/>
+        <w:rPr>
+          <w:rFonts w:cs="B Nazanin" w:hint="cs"/>
+          <w:sz w:val="28"/>
+          <w:szCs w:val="28"/>
+          <w:rtl/>
+          <w:lang w:bidi="fa-IR"/>
+        </w:rPr>
+      </w:pPr>
+      <w:r>
+        <w:rPr>
+          <w:noProof/>
+        </w:rPr>
+        <w:drawing>
+          <wp:inline distT="0" distB="0" distL="0" distR="0" wp14:anchorId="16E23BF8" wp14:editId="5EB18413">
+            <wp:extent cx="5943600" cy="1045845"/>
+            <wp:effectExtent l="0" t="0" r="0" b="1905"/>
+            <wp:docPr id="313881978" name="Picture 1"/>
+            <wp:cNvGraphicFramePr>
+              <a:graphicFrameLocks xmlns:a="http://schemas.openxmlformats.org/drawingml/2006/main" noChangeAspect="1"/>
+            </wp:cNvGraphicFramePr>
+            <a:graphic xmlns:a="http://schemas.openxmlformats.org/drawingml/2006/main">
+              <a:graphicData uri="http://schemas.openxmlformats.org/drawingml/2006/picture">
+                <pic:pic xmlns:pic="http://schemas.openxmlformats.org/drawingml/2006/picture">
+                  <pic:nvPicPr>
+                    <pic:cNvPr id="313881978" name=""/>
+                    <pic:cNvPicPr/>
+                  </pic:nvPicPr>
+                  <pic:blipFill>
+                    <a:blip r:embed="rId16"/>
+                    <a:stretch>
+                      <a:fillRect/>
+                    </a:stretch>
+                  </pic:blipFill>
+                  <pic:spPr>
+                    <a:xfrm>
+                      <a:off x="0" y="0"/>
+                      <a:ext cx="5943600" cy="1045845"/>
+                    </a:xfrm>
+                    <a:prstGeom prst="rect">
+                      <a:avLst/>
+                    </a:prstGeom>
+                  </pic:spPr>
+                </pic:pic>
+              </a:graphicData>
+            </a:graphic>
+          </wp:inline>
+        </w:drawing>
+      </w:r>
+      <w:r>
+        <w:rPr>
+          <w:rFonts w:cs="B Nazanin" w:hint="cs"/>
+          <w:sz w:val="28"/>
+          <w:szCs w:val="28"/>
+          <w:rtl/>
+          <w:lang w:bidi="fa-IR"/>
+        </w:rPr>
+        <w:t xml:space="preserve"> </w:t>
+      </w:r>
+    </w:p>
+    <w:p>
+      <w:pPr>
+        <w:tabs>
+          <w:tab w:val="left" w:pos="2127"/>
+        </w:tabs>
+        <w:bidi/>
+        <w:ind w:left="360"/>
+        <w:jc w:val="both"/>
+        <w:rPr>
+          <w:rFonts w:cs="B Nazanin"/>
+          <w:sz w:val="28"/>
+          <w:szCs w:val="28"/>
+          <w:rtl/>
+          <w:lang w:bidi="fa-IR"/>
+        </w:rPr>
+      </w:pPr>
+      <w:r>
+        <w:rPr>
+          <w:rFonts w:cs="B Nazanin"/>
+          <w:sz w:val="28"/>
+          <w:szCs w:val="28"/>
+          <w:rtl/>
+          <w:lang w:bidi="fa-IR"/>
+        </w:rPr>
+        <w:tab/>
+      </w:r>
+    </w:p>
+    <w:p>
+      <w:pPr>
+        <w:rPr>
+          <w:rFonts w:cs="B Nazanin"/>
+          <w:sz w:val="28"/>
+          <w:szCs w:val="28"/>
+          <w:rtl/>
+          <w:lang w:bidi="fa-IR"/>
+        </w:rPr>
+      </w:pPr>
+      <w:r>
+        <w:rPr>
+          <w:rFonts w:cs="B Nazanin"/>
+          <w:sz w:val="28"/>
+          <w:szCs w:val="28"/>
+          <w:rtl/>
+          <w:lang w:bidi="fa-IR"/>
+        </w:rPr>
+        <w:br w:type="page"/>
+      </w:r>
+    </w:p>
+    <w:p>
+      <w:pPr>
+        <w:tabs>
+          <w:tab w:val="left" w:pos="2127"/>
+        </w:tabs>
+        <w:bidi/>
+        <w:ind w:left="360"/>
+        <w:jc w:val="both"/>
+        <w:rPr>
+          <w:rFonts w:cs="B Titr"/>
+          <w:sz w:val="28"/>
+          <w:szCs w:val="28"/>
+          <w:rtl/>
+          <w:lang w:bidi="fa-IR"/>
+        </w:rPr>
+      </w:pPr>
+      <w:r>
+        <w:rPr>
+          <w:rFonts w:cs="B Titr" w:hint="cs"/>
+          <w:sz w:val="28"/>
+          <w:szCs w:val="28"/>
+          <w:rtl/>
+          <w:lang w:bidi="fa-IR"/>
+        </w:rPr>
+        <w:lastRenderedPageBreak/>
+        <w:t>انواع رشته های ورودی در پایتون</w:t>
+      </w:r>
+    </w:p>
+    <w:p>
+      <w:pPr>
+        <w:tabs>
+          <w:tab w:val="left" w:pos="2127"/>
+        </w:tabs>
+        <w:bidi/>
+        <w:ind w:left="360"/>
+        <w:jc w:val="both"/>
+        <w:rPr>
+          <w:rFonts w:cs="B Nazanin"/>
+          <w:sz w:val="28"/>
+          <w:szCs w:val="28"/>
+          <w:rtl/>
+          <w:lang w:bidi="fa-IR"/>
+        </w:rPr>
+      </w:pPr>
+      <w:r>
+        <w:rPr>
+          <w:rFonts w:cs="B Nazanin" w:hint="cs"/>
+          <w:sz w:val="28"/>
+          <w:szCs w:val="28"/>
+          <w:rtl/>
+          <w:lang w:bidi="fa-IR"/>
+        </w:rPr>
+        <w:t xml:space="preserve">زبان پایتون بعنوان یک زبان سطح بالا و داینامیک انواع داده های زیادی رو پشتیبانی میکند این نوع داده ها عبارت است از: </w:t>
+      </w:r>
+    </w:p>
+    <w:p>
+      <w:pPr>
+        <w:tabs>
+          <w:tab w:val="left" w:pos="2127"/>
+        </w:tabs>
+        <w:bidi/>
+        <w:ind w:left="360"/>
+        <w:jc w:val="both"/>
+        <w:rPr>
+          <w:rFonts w:cs="B Nazanin"/>
+          <w:sz w:val="28"/>
+          <w:szCs w:val="28"/>
+          <w:lang w:bidi="fa-IR"/>
+        </w:rPr>
+      </w:pPr>
+      <w:r>
+        <w:rPr>
+          <w:rFonts w:cs="B Nazanin"/>
+          <w:sz w:val="28"/>
+          <w:szCs w:val="28"/>
+          <w:rtl/>
+          <w:lang w:bidi="fa-IR"/>
+        </w:rPr>
+        <w:drawing>
+          <wp:inline distT="0" distB="0" distL="0" distR="0" wp14:anchorId="3E1FFBE9" wp14:editId="50D68B79">
+            <wp:extent cx="5943600" cy="2488565"/>
+            <wp:effectExtent l="0" t="0" r="0" b="6985"/>
+            <wp:docPr id="403095899" name="Picture 1"/>
+            <wp:cNvGraphicFramePr>
+              <a:graphicFrameLocks xmlns:a="http://schemas.openxmlformats.org/drawingml/2006/main" noChangeAspect="1"/>
+            </wp:cNvGraphicFramePr>
+            <a:graphic xmlns:a="http://schemas.openxmlformats.org/drawingml/2006/main">
+              <a:graphicData uri="http://schemas.openxmlformats.org/drawingml/2006/picture">
+                <pic:pic xmlns:pic="http://schemas.openxmlformats.org/drawingml/2006/picture">
+                  <pic:nvPicPr>
+                    <pic:cNvPr id="403095899" name=""/>
+                    <pic:cNvPicPr/>
+                  </pic:nvPicPr>
+                  <pic:blipFill>
+                    <a:blip r:embed="rId17"/>
+                    <a:stretch>
+                      <a:fillRect/>
+                    </a:stretch>
+                  </pic:blipFill>
+                  <pic:spPr>
+                    <a:xfrm>
+                      <a:off x="0" y="0"/>
+                      <a:ext cx="5943600" cy="2488565"/>
+                    </a:xfrm>
+                    <a:prstGeom prst="rect">
+                      <a:avLst/>
+                    </a:prstGeom>
+                  </pic:spPr>
+                </pic:pic>
+              </a:graphicData>
+            </a:graphic>
+          </wp:inline>
+        </w:drawing>
+      </w:r>
+    </w:p>
+    <w:p>
+      <w:pPr>
+        <w:tabs>
+          <w:tab w:val="left" w:pos="2127"/>
+        </w:tabs>
+        <w:bidi/>
+        <w:ind w:left="360"/>
+        <w:jc w:val="both"/>
+        <w:rPr>
+          <w:rFonts w:cs="B Nazanin"/>
+          <w:sz w:val="28"/>
+          <w:szCs w:val="28"/>
+          <w:rtl/>
+          <w:lang w:bidi="fa-IR"/>
+        </w:rPr>
+      </w:pPr>
+      <w:r>
+        <w:rPr>
+          <w:rFonts w:cs="B Nazanin" w:hint="cs"/>
+          <w:sz w:val="28"/>
+          <w:szCs w:val="28"/>
+          <w:rtl/>
+          <w:lang w:bidi="fa-IR"/>
+        </w:rPr>
+        <w:t>در بین نوع داده های گفته شده، لیست یکی از پر کاربرد ترین نوع داده های پایتون است که میتواند بعنوان هر عضو خود هر نوع داده ای رو داخل خودش نگهداری بکند.</w:t>
+      </w:r>
+    </w:p>
+    <w:p>
+      <w:pPr>
+        <w:tabs>
+          <w:tab w:val="left" w:pos="2127"/>
+        </w:tabs>
+        <w:bidi/>
+        <w:ind w:left="360"/>
+        <w:jc w:val="both"/>
+        <w:rPr>
+          <w:rFonts w:cs="B Nazanin"/>
+          <w:sz w:val="28"/>
+          <w:szCs w:val="28"/>
+          <w:rtl/>
+          <w:lang w:bidi="fa-IR"/>
+        </w:rPr>
+      </w:pPr>
+      <w:r>
+        <w:rPr>
+          <w:rFonts w:cs="B Nazanin" w:hint="cs"/>
+          <w:sz w:val="28"/>
+          <w:szCs w:val="28"/>
+          <w:rtl/>
+          <w:lang w:bidi="fa-IR"/>
+        </w:rPr>
+        <w:t xml:space="preserve">در واقع رفتار لیست مانند یک آرایه از نشانگر ها است </w:t>
+      </w:r>
+      <w:r>
+        <w:rPr>
+          <w:rFonts w:cs="B Nazanin" w:hint="cs"/>
+          <w:sz w:val="28"/>
+          <w:szCs w:val="28"/>
+          <w:rtl/>
+          <w:lang w:bidi="fa-IR"/>
+        </w:rPr>
+        <w:t>که هر نشانگر به یک فضای خالی در حافظه اشاره میکند و زمانی که داده جدیدی به لیست اضافه کنیم، یک نشانگر از لیست به داده جدید اشاره میکند.</w:t>
+      </w:r>
+    </w:p>
+    <w:p>
+      <w:pPr>
+        <w:tabs>
+          <w:tab w:val="left" w:pos="2127"/>
+        </w:tabs>
+        <w:bidi/>
+        <w:ind w:left="360"/>
+        <w:jc w:val="both"/>
+        <w:rPr>
+          <w:rFonts w:cs="B Nazanin"/>
+          <w:sz w:val="28"/>
+          <w:szCs w:val="28"/>
+          <w:lang w:bidi="fa-IR"/>
+        </w:rPr>
+      </w:pPr>
+    </w:p>
+    <w:p>
+      <w:pPr>
+        <w:rPr>
+          <w:rFonts w:cs="B Nazanin"/>
+          <w:sz w:val="28"/>
+          <w:szCs w:val="28"/>
+          <w:lang w:bidi="fa-IR"/>
+        </w:rPr>
+      </w:pPr>
+      <w:r>
+        <w:rPr>
+          <w:rFonts w:cs="B Nazanin"/>
+          <w:sz w:val="28"/>
+          <w:szCs w:val="28"/>
+          <w:lang w:bidi="fa-IR"/>
+        </w:rPr>
+        <w:br w:type="page"/>
+      </w:r>
+    </w:p>
+    <w:p>
+      <w:pPr>
+        <w:tabs>
+          <w:tab w:val="left" w:pos="2127"/>
+        </w:tabs>
+        <w:bidi/>
+        <w:ind w:left="360"/>
+        <w:jc w:val="both"/>
+        <w:rPr>
+          <w:rFonts w:cs="B Titr"/>
+          <w:sz w:val="28"/>
+          <w:szCs w:val="28"/>
+          <w:rtl/>
+          <w:lang w:bidi="fa-IR"/>
+        </w:rPr>
+      </w:pPr>
+      <w:r>
+        <w:rPr>
+          <w:rFonts w:cs="B Titr" w:hint="cs"/>
+          <w:sz w:val="28"/>
+          <w:szCs w:val="28"/>
+          <w:rtl/>
+          <w:lang w:bidi="fa-IR"/>
+        </w:rPr>
+        <w:lastRenderedPageBreak/>
+        <w:t>کپسول سازی در پایتون</w:t>
+      </w:r>
+    </w:p>
+    <w:p>
+      <w:pPr>
+        <w:tabs>
+          <w:tab w:val="left" w:pos="2127"/>
+        </w:tabs>
+        <w:bidi/>
+        <w:ind w:left="360"/>
+        <w:jc w:val="both"/>
+        <w:rPr>
+          <w:rFonts w:cs="B Nazanin"/>
+          <w:sz w:val="28"/>
+          <w:szCs w:val="28"/>
+          <w:rtl/>
+          <w:lang w:bidi="fa-IR"/>
+        </w:rPr>
+      </w:pPr>
+      <w:r>
+        <w:rPr>
+          <w:rFonts w:cs="B Nazanin" w:hint="cs"/>
+          <w:sz w:val="28"/>
+          <w:szCs w:val="28"/>
+          <w:rtl/>
+          <w:lang w:bidi="fa-IR"/>
+        </w:rPr>
+        <w:t>یکی از چهار اصل برنامه نویسی پویا کپسول سازی یا (</w:t>
+      </w:r>
+      <w:r>
+        <w:rPr>
+          <w:rFonts w:cs="B Nazanin"/>
+          <w:sz w:val="28"/>
+          <w:szCs w:val="28"/>
+          <w:lang w:bidi="fa-IR"/>
+        </w:rPr>
+        <w:t>Encapsulation</w:t>
+      </w:r>
+      <w:r>
+        <w:rPr>
+          <w:rFonts w:cs="B Nazanin" w:hint="cs"/>
+          <w:sz w:val="28"/>
+          <w:szCs w:val="28"/>
+          <w:rtl/>
+          <w:lang w:bidi="fa-IR"/>
+        </w:rPr>
+        <w:t>) هست و به این هست که در کلاسی که نوشته شده است چه متود هایی دسترسی عمومی دارند و چه متود هایی دسترسی خصوصی دارند.</w:t>
+      </w:r>
+    </w:p>
+    <w:p>
+      <w:pPr>
+        <w:tabs>
+          <w:tab w:val="left" w:pos="2127"/>
+        </w:tabs>
+        <w:bidi/>
+        <w:ind w:left="360"/>
+        <w:jc w:val="both"/>
+        <w:rPr>
+          <w:rFonts w:cs="B Nazanin"/>
+          <w:sz w:val="28"/>
+          <w:szCs w:val="28"/>
+          <w:rtl/>
+          <w:lang w:bidi="fa-IR"/>
+        </w:rPr>
+      </w:pPr>
+      <w:r>
+        <w:rPr>
+          <w:rFonts w:cs="B Nazanin" w:hint="cs"/>
+          <w:sz w:val="28"/>
+          <w:szCs w:val="28"/>
+          <w:rtl/>
+          <w:lang w:bidi="fa-IR"/>
+        </w:rPr>
+        <w:t>دسترسی خصوصی (</w:t>
+      </w:r>
+      <w:r>
+        <w:rPr>
+          <w:rFonts w:cs="B Nazanin"/>
+          <w:sz w:val="28"/>
+          <w:szCs w:val="28"/>
+          <w:lang w:bidi="fa-IR"/>
+        </w:rPr>
+        <w:t>private</w:t>
+      </w:r>
+      <w:r>
+        <w:rPr>
+          <w:rFonts w:cs="B Nazanin" w:hint="cs"/>
+          <w:sz w:val="28"/>
+          <w:szCs w:val="28"/>
+          <w:rtl/>
+          <w:lang w:bidi="fa-IR"/>
+        </w:rPr>
+        <w:t>): این متود ها فقط از داخل کلاس حق دسترسی دارن و خارج از کلاس قابل فراخوانی نیستند.</w:t>
+      </w:r>
+    </w:p>
+    <w:p>
+      <w:pPr>
+        <w:tabs>
+          <w:tab w:val="left" w:pos="2127"/>
+        </w:tabs>
+        <w:bidi/>
+        <w:ind w:left="360"/>
+        <w:jc w:val="both"/>
+        <w:rPr>
+          <w:rFonts w:cs="B Nazanin"/>
+          <w:sz w:val="28"/>
+          <w:szCs w:val="28"/>
+          <w:rtl/>
+          <w:lang w:bidi="fa-IR"/>
+        </w:rPr>
+      </w:pPr>
+      <w:r>
+        <w:rPr>
+          <w:rFonts w:cs="B Nazanin" w:hint="cs"/>
+          <w:sz w:val="28"/>
+          <w:szCs w:val="28"/>
+          <w:rtl/>
+          <w:lang w:bidi="fa-IR"/>
+        </w:rPr>
+        <w:t>دسترسی عمومی(</w:t>
+      </w:r>
+      <w:r>
+        <w:rPr>
+          <w:rFonts w:cs="B Nazanin"/>
+          <w:sz w:val="28"/>
+          <w:szCs w:val="28"/>
+          <w:lang w:bidi="fa-IR"/>
+        </w:rPr>
+        <w:t>public</w:t>
+      </w:r>
+      <w:r>
+        <w:rPr>
+          <w:rFonts w:cs="B Nazanin" w:hint="cs"/>
+          <w:sz w:val="28"/>
+          <w:szCs w:val="28"/>
+          <w:rtl/>
+          <w:lang w:bidi="fa-IR"/>
+        </w:rPr>
+        <w:t>): این دسته از متود ها علاوه بر دسترسی از داخل خود کلاس، خارج کلاس نیز فراخوانی میشوند.</w:t>
+      </w:r>
+    </w:p>
+    <w:p>
+      <w:pPr>
+        <w:tabs>
+          <w:tab w:val="left" w:pos="2127"/>
+        </w:tabs>
+        <w:bidi/>
+        <w:ind w:left="360"/>
+        <w:jc w:val="both"/>
+        <w:rPr>
+          <w:rFonts w:cs="B Nazanin"/>
+          <w:sz w:val="28"/>
+          <w:szCs w:val="28"/>
+          <w:rtl/>
+          <w:lang w:bidi="fa-IR"/>
+        </w:rPr>
+      </w:pPr>
+      <w:r>
+        <w:rPr>
+          <w:rFonts w:cs="B Nazanin" w:hint="cs"/>
+          <w:sz w:val="28"/>
+          <w:szCs w:val="28"/>
+          <w:rtl/>
+          <w:lang w:bidi="fa-IR"/>
+        </w:rPr>
+        <w:t>در زبان پایتون برای نوشتن اسم متود خصوصی پیشوند (</w:t>
+      </w:r>
+      <w:r>
+        <w:rPr>
+          <w:rFonts w:cs="B Nazanin"/>
+          <w:sz w:val="28"/>
+          <w:szCs w:val="28"/>
+          <w:lang w:bidi="fa-IR"/>
+        </w:rPr>
+        <w:t>__</w:t>
+      </w:r>
+      <w:r>
+        <w:rPr>
+          <w:rFonts w:cs="B Nazanin" w:hint="cs"/>
+          <w:sz w:val="28"/>
+          <w:szCs w:val="28"/>
+          <w:rtl/>
+          <w:lang w:bidi="fa-IR"/>
+        </w:rPr>
+        <w:t>) استفاده میشود و زبان از این مورد متوجه میشود که متود نوشته شده از نوع خصوصی (</w:t>
+      </w:r>
+      <w:r>
+        <w:rPr>
+          <w:rFonts w:cs="B Nazanin"/>
+          <w:sz w:val="28"/>
+          <w:szCs w:val="28"/>
+          <w:lang w:bidi="fa-IR"/>
+        </w:rPr>
+        <w:t>private</w:t>
+      </w:r>
+      <w:r>
+        <w:rPr>
+          <w:rFonts w:cs="B Nazanin" w:hint="cs"/>
+          <w:sz w:val="28"/>
+          <w:szCs w:val="28"/>
+          <w:rtl/>
+          <w:lang w:bidi="fa-IR"/>
+        </w:rPr>
+        <w:t>) است. اما برای نوشتن متود عمومی (</w:t>
+      </w:r>
+      <w:r>
+        <w:rPr>
+          <w:rFonts w:cs="B Nazanin"/>
+          <w:sz w:val="28"/>
+          <w:szCs w:val="28"/>
+          <w:lang w:bidi="fa-IR"/>
+        </w:rPr>
+        <w:t>public</w:t>
+      </w:r>
+      <w:r>
+        <w:rPr>
+          <w:rFonts w:cs="B Nazanin" w:hint="cs"/>
+          <w:sz w:val="28"/>
+          <w:szCs w:val="28"/>
+          <w:rtl/>
+          <w:lang w:bidi="fa-IR"/>
+        </w:rPr>
+        <w:t>) نیاز به پیشوندی ندارد و اسم متود به صورت عادی نوشته میشود.</w:t>
+      </w:r>
+    </w:p>
+    <w:p>
+      <w:pPr>
+        <w:tabs>
+          <w:tab w:val="left" w:pos="2127"/>
+        </w:tabs>
+        <w:bidi/>
+        <w:ind w:left="360"/>
+        <w:jc w:val="both"/>
+        <w:rPr>
+          <w:rFonts w:cs="B Nazanin"/>
+          <w:sz w:val="28"/>
+          <w:szCs w:val="28"/>
+          <w:rtl/>
+          <w:lang w:bidi="fa-IR"/>
+        </w:rPr>
+      </w:pPr>
+      <w:r>
+        <w:rPr>
+          <w:rFonts w:cs="B Nazanin" w:hint="cs"/>
+          <w:sz w:val="28"/>
+          <w:szCs w:val="28"/>
+          <w:rtl/>
+          <w:lang w:bidi="fa-IR"/>
+        </w:rPr>
+        <w:t xml:space="preserve">در قطعه کد زیر تعریف این دو دسته از سطح دستری رو در پایتون میبینیم: </w:t>
+      </w:r>
+    </w:p>
+    <w:p>
+      <w:pPr>
+        <w:tabs>
+          <w:tab w:val="left" w:pos="2127"/>
+        </w:tabs>
+        <w:bidi/>
+        <w:ind w:left="360"/>
+        <w:jc w:val="both"/>
+        <w:rPr>
+          <w:rFonts w:cs="B Nazanin"/>
+          <w:sz w:val="28"/>
+          <w:szCs w:val="28"/>
+          <w:lang w:bidi="fa-IR"/>
+        </w:rPr>
+      </w:pPr>
+      <w:r>
+        <w:rPr>
+          <w:rFonts w:cs="B Nazanin"/>
+          <w:sz w:val="28"/>
+          <w:szCs w:val="28"/>
+          <w:rtl/>
+          <w:lang w:bidi="fa-IR"/>
+        </w:rPr>
+        <w:drawing>
+          <wp:inline distT="0" distB="0" distL="0" distR="0" wp14:anchorId="245982FA" wp14:editId="556C263F">
+            <wp:extent cx="5943600" cy="2353310"/>
+            <wp:effectExtent l="0" t="0" r="0" b="8890"/>
+            <wp:docPr id="2076713456" name="Picture 1"/>
+            <wp:cNvGraphicFramePr>
+              <a:graphicFrameLocks xmlns:a="http://schemas.openxmlformats.org/drawingml/2006/main" noChangeAspect="1"/>
+            </wp:cNvGraphicFramePr>
+            <a:graphic xmlns:a="http://schemas.openxmlformats.org/drawingml/2006/main">
+              <a:graphicData uri="http://schemas.openxmlformats.org/drawingml/2006/picture">
+                <pic:pic xmlns:pic="http://schemas.openxmlformats.org/drawingml/2006/picture">
+                  <pic:nvPicPr>
+                    <pic:cNvPr id="2076713456" name=""/>
+                    <pic:cNvPicPr/>
+                  </pic:nvPicPr>
+                  <pic:blipFill>
+                    <a:blip r:embed="rId18"/>
+                    <a:stretch>
+                      <a:fillRect/>
+                    </a:stretch>
+                  </pic:blipFill>
+                  <pic:spPr>
+                    <a:xfrm>
+                      <a:off x="0" y="0"/>
+                      <a:ext cx="5943600" cy="2353310"/>
+                    </a:xfrm>
+                    <a:prstGeom prst="rect">
+                      <a:avLst/>
+                    </a:prstGeom>
+                  </pic:spPr>
+                </pic:pic>
+              </a:graphicData>
+            </a:graphic>
+          </wp:inline>
+        </w:drawing>
+      </w:r>
+    </w:p>
+    <w:p>
+      <w:pPr>
+        <w:tabs>
+          <w:tab w:val="left" w:pos="2127"/>
+        </w:tabs>
+        <w:bidi/>
+        <w:ind w:left="360"/>
+        <w:jc w:val="both"/>
+        <w:rPr>
+          <w:rFonts w:cs="B Nazanin" w:hint="cs"/>
+          <w:sz w:val="28"/>
+          <w:szCs w:val="28"/>
+          <w:rtl/>
+          <w:lang w:bidi="fa-IR"/>
+        </w:rPr>
+      </w:pPr>
+      <w:r>
+        <w:rPr>
+          <w:rFonts w:cs="B Nazanin" w:hint="cs"/>
+          <w:sz w:val="28"/>
+          <w:szCs w:val="28"/>
+          <w:rtl/>
+          <w:lang w:bidi="fa-IR"/>
+        </w:rPr>
+        <w:t>همانطور که در قطعه کد میبینیم تابع عمومی بدون هیچ خطایی اجرا شده است ولی زمانی که خواستیم متود خصوصی رو خارج از کلاس خودش فراخوانی کنیم به ارور برخورد کردیم.</w:t>
+      </w:r>
     </w:p>
     <w:p>
       <w:pPr>
@@ -5194,7 +5934,6 @@
   <w:style w:type="character" w:default="1" w:styleId="DefaultParagraphFont">
     <w:name w:val="Default Paragraph Font"/>
     <w:uiPriority w:val="1"/>
-    <w:semiHidden/>
     <w:unhideWhenUsed/>
   </w:style>
   <w:style w:type="table" w:default="1" w:styleId="TableNormal">

--- a/طراحی زبان/پروژه طراحی زبان.docx
+++ b/طراحی زبان/پروژه طراحی زبان.docx
@@ -3991,7 +3991,7 @@
         <w:ind w:left="360"/>
         <w:jc w:val="both"/>
         <w:rPr>
-          <w:rFonts w:cs="B Nazanin" w:hint="cs"/>
+          <w:rFonts w:cs="B Nazanin"/>
           <w:sz w:val="28"/>
           <w:szCs w:val="28"/>
           <w:rtl/>
@@ -4170,6 +4170,7 @@
       <w:r>
         <w:rPr>
           <w:rFonts w:cs="B Nazanin"/>
+          <w:noProof/>
           <w:sz w:val="28"/>
           <w:szCs w:val="28"/>
           <w:rtl/>
@@ -4606,6 +4607,7 @@
       <w:r>
         <w:rPr>
           <w:rFonts w:cs="B Nazanin"/>
+          <w:noProof/>
           <w:sz w:val="28"/>
           <w:szCs w:val="28"/>
           <w:rtl/>
@@ -4657,7 +4659,7 @@
         <w:ind w:left="360"/>
         <w:jc w:val="both"/>
         <w:rPr>
-          <w:rFonts w:cs="B Nazanin" w:hint="cs"/>
+          <w:rFonts w:cs="B Nazanin"/>
           <w:sz w:val="28"/>
           <w:szCs w:val="28"/>
           <w:rtl/>
@@ -4677,6 +4679,728 @@
     </w:p>
     <w:p>
       <w:pPr>
+        <w:rPr>
+          <w:rFonts w:cs="B Nazanin"/>
+          <w:sz w:val="28"/>
+          <w:szCs w:val="28"/>
+          <w:rtl/>
+          <w:lang w:bidi="fa-IR"/>
+        </w:rPr>
+      </w:pPr>
+      <w:r>
+        <w:rPr>
+          <w:rFonts w:cs="B Nazanin"/>
+          <w:sz w:val="28"/>
+          <w:szCs w:val="28"/>
+          <w:rtl/>
+          <w:lang w:bidi="fa-IR"/>
+        </w:rPr>
+        <w:br w:type="page"/>
+      </w:r>
+    </w:p>
+    <w:p>
+      <w:pPr>
+        <w:tabs>
+          <w:tab w:val="left" w:pos="2127"/>
+        </w:tabs>
+        <w:bidi/>
+        <w:ind w:left="360"/>
+        <w:jc w:val="both"/>
+        <w:rPr>
+          <w:rFonts w:cs="B Titr"/>
+          <w:sz w:val="28"/>
+          <w:szCs w:val="28"/>
+          <w:rtl/>
+          <w:lang w:bidi="fa-IR"/>
+        </w:rPr>
+      </w:pPr>
+      <w:r>
+        <w:rPr>
+          <w:rFonts w:cs="B Titr" w:hint="cs"/>
+          <w:sz w:val="28"/>
+          <w:szCs w:val="28"/>
+          <w:rtl/>
+          <w:lang w:bidi="fa-IR"/>
+        </w:rPr>
+        <w:lastRenderedPageBreak/>
+        <w:t>مدیریت زباله در پایتون</w:t>
+      </w:r>
+    </w:p>
+    <w:p>
+      <w:pPr>
+        <w:tabs>
+          <w:tab w:val="left" w:pos="2127"/>
+        </w:tabs>
+        <w:bidi/>
+        <w:ind w:left="360"/>
+        <w:jc w:val="both"/>
+        <w:rPr>
+          <w:rFonts w:cs="B Nazanin"/>
+          <w:sz w:val="28"/>
+          <w:szCs w:val="28"/>
+          <w:lang w:bidi="fa-IR"/>
+        </w:rPr>
+      </w:pPr>
+      <w:r>
+        <w:rPr>
+          <w:rFonts w:cs="B Nazanin" w:hint="cs"/>
+          <w:sz w:val="28"/>
+          <w:szCs w:val="28"/>
+          <w:rtl/>
+          <w:lang w:bidi="fa-IR"/>
+        </w:rPr>
+        <w:t xml:space="preserve">یکی از نکاتی که برنامه نویس در هنگام نوشتن برنامه خود باید دقت کند مدیریت متغیر هایی است که دیگر کاری با آنها ندارن. اگر برنامه نویس برای مدیریت این متغیر ها کاری انجام ندهد با جلو رفتن و بزرگ شدن برنامه، باعث کندی در برنامه و حجیم شدن برنامه میشود و در مواقعی باعث آسیب پذیری و هک برنامه میشوند. </w:t>
+      </w:r>
+    </w:p>
+    <w:p>
+      <w:pPr>
+        <w:tabs>
+          <w:tab w:val="left" w:pos="2127"/>
+        </w:tabs>
+        <w:bidi/>
+        <w:ind w:left="360"/>
+        <w:jc w:val="both"/>
+        <w:rPr>
+          <w:rFonts w:cs="B Nazanin"/>
+          <w:sz w:val="28"/>
+          <w:szCs w:val="28"/>
+          <w:rtl/>
+          <w:lang w:bidi="fa-IR"/>
+        </w:rPr>
+      </w:pPr>
+      <w:r>
+        <w:rPr>
+          <w:rFonts w:cs="B Nazanin" w:hint="cs"/>
+          <w:sz w:val="28"/>
+          <w:szCs w:val="28"/>
+          <w:rtl/>
+          <w:lang w:bidi="fa-IR"/>
+        </w:rPr>
+        <w:t xml:space="preserve">تقریباً در همه زبان ها دستوری پیش فرض برای حذف متغیر ها وجود دارد. در زبان </w:t>
+      </w:r>
+      <w:r>
+        <w:rPr>
+          <w:rFonts w:cs="B Nazanin"/>
+          <w:sz w:val="28"/>
+          <w:szCs w:val="28"/>
+          <w:lang w:bidi="fa-IR"/>
+        </w:rPr>
+        <w:t>CPP</w:t>
+      </w:r>
+      <w:r>
+        <w:rPr>
+          <w:rFonts w:cs="B Nazanin" w:hint="cs"/>
+          <w:sz w:val="28"/>
+          <w:szCs w:val="28"/>
+          <w:rtl/>
+          <w:lang w:bidi="fa-IR"/>
+        </w:rPr>
+        <w:t xml:space="preserve"> این دستور </w:t>
+      </w:r>
+      <w:r>
+        <w:rPr>
+          <w:rFonts w:cs="B Nazanin"/>
+          <w:sz w:val="28"/>
+          <w:szCs w:val="28"/>
+          <w:lang w:bidi="fa-IR"/>
+        </w:rPr>
+        <w:t>delete</w:t>
+      </w:r>
+      <w:r>
+        <w:rPr>
+          <w:rFonts w:cs="B Nazanin" w:hint="cs"/>
+          <w:sz w:val="28"/>
+          <w:szCs w:val="28"/>
+          <w:rtl/>
+          <w:lang w:bidi="fa-IR"/>
+        </w:rPr>
+        <w:t xml:space="preserve"> نام دارد و در زبان مورد بحث ما، </w:t>
+      </w:r>
+      <w:r>
+        <w:rPr>
+          <w:rFonts w:cs="B Nazanin"/>
+          <w:sz w:val="28"/>
+          <w:szCs w:val="28"/>
+          <w:lang w:bidi="fa-IR"/>
+        </w:rPr>
+        <w:t>Python</w:t>
+      </w:r>
+      <w:r>
+        <w:rPr>
+          <w:rFonts w:cs="B Nazanin" w:hint="cs"/>
+          <w:sz w:val="28"/>
+          <w:szCs w:val="28"/>
+          <w:rtl/>
+          <w:lang w:bidi="fa-IR"/>
+        </w:rPr>
+        <w:t xml:space="preserve"> این دستور </w:t>
+      </w:r>
+      <w:r>
+        <w:rPr>
+          <w:rFonts w:cs="B Nazanin"/>
+          <w:sz w:val="28"/>
+          <w:szCs w:val="28"/>
+          <w:lang w:bidi="fa-IR"/>
+        </w:rPr>
+        <w:t>del</w:t>
+      </w:r>
+      <w:r>
+        <w:rPr>
+          <w:rFonts w:cs="B Nazanin" w:hint="cs"/>
+          <w:sz w:val="28"/>
+          <w:szCs w:val="28"/>
+          <w:rtl/>
+          <w:lang w:bidi="fa-IR"/>
+        </w:rPr>
+        <w:t xml:space="preserve"> هست. </w:t>
+      </w:r>
+    </w:p>
+    <w:p>
+      <w:pPr>
+        <w:tabs>
+          <w:tab w:val="left" w:pos="2127"/>
+        </w:tabs>
+        <w:bidi/>
+        <w:ind w:left="360"/>
+        <w:jc w:val="both"/>
+        <w:rPr>
+          <w:rFonts w:cs="B Nazanin"/>
+          <w:sz w:val="28"/>
+          <w:szCs w:val="28"/>
+          <w:rtl/>
+          <w:lang w:bidi="fa-IR"/>
+        </w:rPr>
+      </w:pPr>
+      <w:r>
+        <w:rPr>
+          <w:rFonts w:cs="B Nazanin" w:hint="cs"/>
+          <w:sz w:val="28"/>
+          <w:szCs w:val="28"/>
+          <w:rtl/>
+          <w:lang w:bidi="fa-IR"/>
+        </w:rPr>
+        <w:t xml:space="preserve">در زبان پایتون با دستور </w:t>
+      </w:r>
+      <w:r>
+        <w:rPr>
+          <w:rFonts w:cs="B Nazanin"/>
+          <w:sz w:val="28"/>
+          <w:szCs w:val="28"/>
+          <w:lang w:bidi="fa-IR"/>
+        </w:rPr>
+        <w:t>del</w:t>
+      </w:r>
+      <w:r>
+        <w:rPr>
+          <w:rFonts w:cs="B Nazanin" w:hint="cs"/>
+          <w:sz w:val="28"/>
+          <w:szCs w:val="28"/>
+          <w:rtl/>
+          <w:lang w:bidi="fa-IR"/>
+        </w:rPr>
+        <w:t xml:space="preserve"> میتوانیم که متغیر مورد نظر رو به صورت کامل از برنامه حذف کنیم و فضایی که این متغیر اشغال کرده است رو آزاد کنیم. </w:t>
+      </w:r>
+    </w:p>
+    <w:p>
+      <w:pPr>
+        <w:tabs>
+          <w:tab w:val="left" w:pos="2127"/>
+        </w:tabs>
+        <w:bidi/>
+        <w:ind w:left="360"/>
+        <w:jc w:val="both"/>
+        <w:rPr>
+          <w:rFonts w:cs="B Nazanin"/>
+          <w:sz w:val="28"/>
+          <w:szCs w:val="28"/>
+          <w:rtl/>
+          <w:lang w:bidi="fa-IR"/>
+        </w:rPr>
+      </w:pPr>
+      <w:r>
+        <w:rPr>
+          <w:rFonts w:cs="B Nazanin"/>
+          <w:sz w:val="28"/>
+          <w:szCs w:val="28"/>
+          <w:rtl/>
+          <w:lang w:bidi="fa-IR"/>
+        </w:rPr>
+        <w:drawing>
+          <wp:inline distT="0" distB="0" distL="0" distR="0" wp14:anchorId="5EE0A181" wp14:editId="2B1D2124">
+            <wp:extent cx="5943600" cy="589915"/>
+            <wp:effectExtent l="0" t="0" r="0" b="635"/>
+            <wp:docPr id="669056505" name="Picture 1"/>
+            <wp:cNvGraphicFramePr>
+              <a:graphicFrameLocks xmlns:a="http://schemas.openxmlformats.org/drawingml/2006/main" noChangeAspect="1"/>
+            </wp:cNvGraphicFramePr>
+            <a:graphic xmlns:a="http://schemas.openxmlformats.org/drawingml/2006/main">
+              <a:graphicData uri="http://schemas.openxmlformats.org/drawingml/2006/picture">
+                <pic:pic xmlns:pic="http://schemas.openxmlformats.org/drawingml/2006/picture">
+                  <pic:nvPicPr>
+                    <pic:cNvPr id="669056505" name=""/>
+                    <pic:cNvPicPr/>
+                  </pic:nvPicPr>
+                  <pic:blipFill>
+                    <a:blip r:embed="rId19"/>
+                    <a:stretch>
+                      <a:fillRect/>
+                    </a:stretch>
+                  </pic:blipFill>
+                  <pic:spPr>
+                    <a:xfrm>
+                      <a:off x="0" y="0"/>
+                      <a:ext cx="5943600" cy="589915"/>
+                    </a:xfrm>
+                    <a:prstGeom prst="rect">
+                      <a:avLst/>
+                    </a:prstGeom>
+                  </pic:spPr>
+                </pic:pic>
+              </a:graphicData>
+            </a:graphic>
+          </wp:inline>
+        </w:drawing>
+      </w:r>
+      <w:r>
+        <w:rPr>
+          <w:rFonts w:cs="B Nazanin" w:hint="cs"/>
+          <w:sz w:val="28"/>
+          <w:szCs w:val="28"/>
+          <w:rtl/>
+          <w:lang w:bidi="fa-IR"/>
+        </w:rPr>
+        <w:t xml:space="preserve">در این مثال ما متغیر </w:t>
+      </w:r>
+      <w:r>
+        <w:rPr>
+          <w:rFonts w:cs="B Nazanin"/>
+          <w:sz w:val="28"/>
+          <w:szCs w:val="28"/>
+          <w:lang w:bidi="fa-IR"/>
+        </w:rPr>
+        <w:t>A</w:t>
+      </w:r>
+      <w:r>
+        <w:rPr>
+          <w:rFonts w:cs="B Nazanin" w:hint="cs"/>
+          <w:sz w:val="28"/>
+          <w:szCs w:val="28"/>
+          <w:rtl/>
+          <w:lang w:bidi="fa-IR"/>
+        </w:rPr>
+        <w:t xml:space="preserve"> رو با دستور </w:t>
+      </w:r>
+      <w:r>
+        <w:rPr>
+          <w:rFonts w:cs="B Nazanin"/>
+          <w:sz w:val="28"/>
+          <w:szCs w:val="28"/>
+          <w:lang w:bidi="fa-IR"/>
+        </w:rPr>
+        <w:t>del</w:t>
+      </w:r>
+      <w:r>
+        <w:rPr>
+          <w:rFonts w:cs="B Nazanin" w:hint="cs"/>
+          <w:sz w:val="28"/>
+          <w:szCs w:val="28"/>
+          <w:rtl/>
+          <w:lang w:bidi="fa-IR"/>
+        </w:rPr>
+        <w:t xml:space="preserve"> حذف کردیم و حافظه ای که متغیر </w:t>
+      </w:r>
+      <w:r>
+        <w:rPr>
+          <w:rFonts w:cs="B Nazanin"/>
+          <w:sz w:val="28"/>
+          <w:szCs w:val="28"/>
+          <w:lang w:bidi="fa-IR"/>
+        </w:rPr>
+        <w:t>A</w:t>
+      </w:r>
+      <w:r>
+        <w:rPr>
+          <w:rFonts w:cs="B Nazanin" w:hint="cs"/>
+          <w:sz w:val="28"/>
+          <w:szCs w:val="28"/>
+          <w:rtl/>
+          <w:lang w:bidi="fa-IR"/>
+        </w:rPr>
+        <w:t xml:space="preserve"> اشغال کرده بود از این پس آزاد است و میتواند مجدد متغیر جدید به این آدرس از حافظه اشاره کند.</w:t>
+      </w:r>
+    </w:p>
+    <w:p>
+      <w:pPr>
+        <w:rPr>
+          <w:rFonts w:cs="B Nazanin"/>
+          <w:sz w:val="28"/>
+          <w:szCs w:val="28"/>
+          <w:rtl/>
+          <w:lang w:bidi="fa-IR"/>
+        </w:rPr>
+      </w:pPr>
+      <w:r>
+        <w:rPr>
+          <w:rFonts w:cs="B Nazanin"/>
+          <w:sz w:val="28"/>
+          <w:szCs w:val="28"/>
+          <w:rtl/>
+          <w:lang w:bidi="fa-IR"/>
+        </w:rPr>
+        <w:br w:type="page"/>
+      </w:r>
+    </w:p>
+    <w:p>
+      <w:pPr>
+        <w:tabs>
+          <w:tab w:val="left" w:pos="2127"/>
+        </w:tabs>
+        <w:bidi/>
+        <w:ind w:left="360"/>
+        <w:jc w:val="both"/>
+        <w:rPr>
+          <w:rFonts w:cs="B Titr"/>
+          <w:sz w:val="28"/>
+          <w:szCs w:val="28"/>
+          <w:rtl/>
+          <w:lang w:bidi="fa-IR"/>
+        </w:rPr>
+      </w:pPr>
+      <w:r>
+        <w:rPr>
+          <w:rFonts w:cs="B Titr" w:hint="cs"/>
+          <w:sz w:val="28"/>
+          <w:szCs w:val="28"/>
+          <w:rtl/>
+          <w:lang w:bidi="fa-IR"/>
+        </w:rPr>
+        <w:lastRenderedPageBreak/>
+        <w:t>نگهداری رکورد ها در پایتون</w:t>
+      </w:r>
+    </w:p>
+    <w:p>
+      <w:pPr>
+        <w:tabs>
+          <w:tab w:val="left" w:pos="2127"/>
+        </w:tabs>
+        <w:bidi/>
+        <w:ind w:left="360"/>
+        <w:jc w:val="both"/>
+        <w:rPr>
+          <w:rFonts w:cs="B Nazanin"/>
+          <w:sz w:val="28"/>
+          <w:szCs w:val="28"/>
+          <w:rtl/>
+          <w:lang w:bidi="fa-IR"/>
+        </w:rPr>
+      </w:pPr>
+      <w:r>
+        <w:rPr>
+          <w:rFonts w:cs="B Nazanin" w:hint="cs"/>
+          <w:sz w:val="28"/>
+          <w:szCs w:val="28"/>
+          <w:rtl/>
+          <w:lang w:bidi="fa-IR"/>
+        </w:rPr>
+        <w:t xml:space="preserve">نگهداری رکورد هایی که حجم بالایی دارند در زبان پایتون کار آسانی است چون از دو نوع داده قدرتمند </w:t>
+      </w:r>
+      <w:r>
+        <w:rPr>
+          <w:rFonts w:cs="B Nazanin"/>
+          <w:sz w:val="28"/>
+          <w:szCs w:val="28"/>
+          <w:lang w:bidi="fa-IR"/>
+        </w:rPr>
+        <w:t>List</w:t>
+      </w:r>
+      <w:r>
+        <w:rPr>
+          <w:rFonts w:cs="B Nazanin" w:hint="cs"/>
+          <w:sz w:val="28"/>
+          <w:szCs w:val="28"/>
+          <w:rtl/>
+          <w:lang w:bidi="fa-IR"/>
+        </w:rPr>
+        <w:t xml:space="preserve"> و </w:t>
+      </w:r>
+      <w:r>
+        <w:rPr>
+          <w:rFonts w:cs="B Nazanin"/>
+          <w:sz w:val="28"/>
+          <w:szCs w:val="28"/>
+          <w:lang w:bidi="fa-IR"/>
+        </w:rPr>
+        <w:t>Dictionary</w:t>
+      </w:r>
+      <w:r>
+        <w:rPr>
+          <w:rFonts w:cs="B Nazanin" w:hint="cs"/>
+          <w:sz w:val="28"/>
+          <w:szCs w:val="28"/>
+          <w:rtl/>
+          <w:lang w:bidi="fa-IR"/>
+        </w:rPr>
+        <w:t xml:space="preserve"> پشتیبانی میکند.</w:t>
+      </w:r>
+    </w:p>
+    <w:p>
+      <w:pPr>
+        <w:tabs>
+          <w:tab w:val="left" w:pos="2127"/>
+        </w:tabs>
+        <w:bidi/>
+        <w:ind w:left="360"/>
+        <w:jc w:val="both"/>
+        <w:rPr>
+          <w:rFonts w:cs="B Nazanin"/>
+          <w:sz w:val="28"/>
+          <w:szCs w:val="28"/>
+          <w:rtl/>
+          <w:lang w:bidi="fa-IR"/>
+        </w:rPr>
+      </w:pPr>
+      <w:r>
+        <w:rPr>
+          <w:rFonts w:cs="B Nazanin" w:hint="cs"/>
+          <w:sz w:val="28"/>
+          <w:szCs w:val="28"/>
+          <w:rtl/>
+          <w:lang w:bidi="fa-IR"/>
+        </w:rPr>
+        <w:t>برای نگهداری داده هایی که ترتیب قرار گیری</w:t>
+      </w:r>
+      <w:r>
+        <w:rPr>
+          <w:rFonts w:cs="B Nazanin"/>
+          <w:sz w:val="28"/>
+          <w:szCs w:val="28"/>
+          <w:rtl/>
+          <w:lang w:bidi="fa-IR"/>
+        </w:rPr>
+        <w:softHyphen/>
+      </w:r>
+      <w:r>
+        <w:rPr>
+          <w:rFonts w:cs="B Nazanin" w:hint="cs"/>
+          <w:sz w:val="28"/>
+          <w:szCs w:val="28"/>
+          <w:rtl/>
+          <w:lang w:bidi="fa-IR"/>
+        </w:rPr>
+        <w:t xml:space="preserve">شان مهم هست مانند سری زمانی میتوان از لیست استفاده کرد این نوع داده علاه و بر قابل شمارش بودن متود های کاربردی مانند </w:t>
+      </w:r>
+      <w:r>
+        <w:rPr>
+          <w:rFonts w:cs="B Nazanin"/>
+          <w:sz w:val="28"/>
+          <w:szCs w:val="28"/>
+          <w:lang w:bidi="fa-IR"/>
+        </w:rPr>
+        <w:t>append</w:t>
+      </w:r>
+      <w:r>
+        <w:rPr>
+          <w:rFonts w:cs="B Nazanin" w:hint="cs"/>
+          <w:sz w:val="28"/>
+          <w:szCs w:val="28"/>
+          <w:rtl/>
+          <w:lang w:bidi="fa-IR"/>
+        </w:rPr>
+        <w:t xml:space="preserve">، </w:t>
+      </w:r>
+      <w:r>
+        <w:rPr>
+          <w:rFonts w:cs="B Nazanin"/>
+          <w:sz w:val="28"/>
+          <w:szCs w:val="28"/>
+          <w:lang w:bidi="fa-IR"/>
+        </w:rPr>
+        <w:t>drop</w:t>
+      </w:r>
+      <w:r>
+        <w:rPr>
+          <w:rFonts w:cs="B Nazanin" w:hint="cs"/>
+          <w:sz w:val="28"/>
+          <w:szCs w:val="28"/>
+          <w:rtl/>
+          <w:lang w:bidi="fa-IR"/>
+        </w:rPr>
+        <w:t xml:space="preserve">، </w:t>
+      </w:r>
+      <w:r>
+        <w:rPr>
+          <w:rFonts w:cs="B Nazanin"/>
+          <w:sz w:val="28"/>
+          <w:szCs w:val="28"/>
+          <w:lang w:bidi="fa-IR"/>
+        </w:rPr>
+        <w:t>insert</w:t>
+      </w:r>
+      <w:r>
+        <w:rPr>
+          <w:rFonts w:cs="B Nazanin" w:hint="cs"/>
+          <w:sz w:val="28"/>
+          <w:szCs w:val="28"/>
+          <w:rtl/>
+          <w:lang w:bidi="fa-IR"/>
+        </w:rPr>
+        <w:t xml:space="preserve"> و ... در خود دارد.</w:t>
+      </w:r>
+    </w:p>
+    <w:p>
+      <w:pPr>
+        <w:tabs>
+          <w:tab w:val="left" w:pos="2127"/>
+        </w:tabs>
+        <w:bidi/>
+        <w:ind w:left="360"/>
+        <w:jc w:val="both"/>
+        <w:rPr>
+          <w:rFonts w:cs="B Nazanin"/>
+          <w:sz w:val="28"/>
+          <w:szCs w:val="28"/>
+          <w:rtl/>
+          <w:lang w:bidi="fa-IR"/>
+        </w:rPr>
+      </w:pPr>
+      <w:r>
+        <w:rPr>
+          <w:rFonts w:cs="B Nazanin" w:hint="cs"/>
+          <w:sz w:val="28"/>
+          <w:szCs w:val="28"/>
+          <w:rtl/>
+          <w:lang w:bidi="fa-IR"/>
+        </w:rPr>
+        <w:t xml:space="preserve">از سمت دیگر برای نگهداری که حالت </w:t>
+      </w:r>
+      <w:r>
+        <w:rPr>
+          <w:rFonts w:cs="B Nazanin"/>
+          <w:sz w:val="28"/>
+          <w:szCs w:val="28"/>
+          <w:lang w:bidi="fa-IR"/>
+        </w:rPr>
+        <w:t>key</w:t>
+      </w:r>
+      <w:r>
+        <w:rPr>
+          <w:rFonts w:cs="B Nazanin" w:hint="cs"/>
+          <w:sz w:val="28"/>
+          <w:szCs w:val="28"/>
+          <w:rtl/>
+          <w:lang w:bidi="fa-IR"/>
+        </w:rPr>
+        <w:t xml:space="preserve">، </w:t>
+      </w:r>
+      <w:r>
+        <w:rPr>
+          <w:rFonts w:cs="B Nazanin"/>
+          <w:sz w:val="28"/>
+          <w:szCs w:val="28"/>
+          <w:lang w:bidi="fa-IR"/>
+        </w:rPr>
+        <w:t>value</w:t>
+      </w:r>
+      <w:r>
+        <w:rPr>
+          <w:rFonts w:cs="B Nazanin" w:hint="cs"/>
+          <w:sz w:val="28"/>
+          <w:szCs w:val="28"/>
+          <w:rtl/>
+          <w:lang w:bidi="fa-IR"/>
+        </w:rPr>
+        <w:t xml:space="preserve"> دارند نوع داده دیکشنری وجود دارد بطور مثال برای نگهداری اطلاعات هر استان کشور میتوان از این نوع داده استفاده کرد. دیکشنری هم مانند دیگر نوع داده های پایتون متود های کاربردی رو به برنامه نویسان ارائه کرده است.</w:t>
+      </w:r>
+    </w:p>
+    <w:p>
+      <w:pPr>
+        <w:tabs>
+          <w:tab w:val="left" w:pos="2127"/>
+        </w:tabs>
+        <w:bidi/>
+        <w:ind w:left="360"/>
+        <w:jc w:val="both"/>
+        <w:rPr>
+          <w:rFonts w:cs="B Nazanin"/>
+          <w:sz w:val="28"/>
+          <w:szCs w:val="28"/>
+          <w:rtl/>
+          <w:lang w:bidi="fa-IR"/>
+        </w:rPr>
+      </w:pPr>
+      <w:r>
+        <w:rPr>
+          <w:rFonts w:cs="B Nazanin" w:hint="cs"/>
+          <w:sz w:val="28"/>
+          <w:szCs w:val="28"/>
+          <w:rtl/>
+          <w:lang w:bidi="fa-IR"/>
+        </w:rPr>
+        <w:t>زبان پایتون برای ذخیره و بازخوانی رکورد ها از انواع فایل ها کتابخانه هایی دارد که میتواند با این کتابخانه ها رکورد های داخل برنامه رو در انواع فایل ها ذخیره کرد.</w:t>
+      </w:r>
+    </w:p>
+    <w:p>
+      <w:pPr>
+        <w:tabs>
+          <w:tab w:val="left" w:pos="2127"/>
+        </w:tabs>
+        <w:bidi/>
+        <w:ind w:left="360"/>
+        <w:jc w:val="both"/>
+        <w:rPr>
+          <w:rFonts w:cs="B Nazanin"/>
+          <w:sz w:val="28"/>
+          <w:szCs w:val="28"/>
+          <w:lang w:bidi="fa-IR"/>
+        </w:rPr>
+      </w:pPr>
+      <w:r>
+        <w:rPr>
+          <w:rFonts w:cs="B Nazanin"/>
+          <w:sz w:val="28"/>
+          <w:szCs w:val="28"/>
+          <w:rtl/>
+          <w:lang w:bidi="fa-IR"/>
+        </w:rPr>
+        <w:drawing>
+          <wp:inline distT="0" distB="0" distL="0" distR="0" wp14:anchorId="63E6DF6D" wp14:editId="05F519E0">
+            <wp:extent cx="5943600" cy="803275"/>
+            <wp:effectExtent l="0" t="0" r="0" b="0"/>
+            <wp:docPr id="1149607160" name="Picture 1"/>
+            <wp:cNvGraphicFramePr>
+              <a:graphicFrameLocks xmlns:a="http://schemas.openxmlformats.org/drawingml/2006/main" noChangeAspect="1"/>
+            </wp:cNvGraphicFramePr>
+            <a:graphic xmlns:a="http://schemas.openxmlformats.org/drawingml/2006/main">
+              <a:graphicData uri="http://schemas.openxmlformats.org/drawingml/2006/picture">
+                <pic:pic xmlns:pic="http://schemas.openxmlformats.org/drawingml/2006/picture">
+                  <pic:nvPicPr>
+                    <pic:cNvPr id="1149607160" name=""/>
+                    <pic:cNvPicPr/>
+                  </pic:nvPicPr>
+                  <pic:blipFill>
+                    <a:blip r:embed="rId20"/>
+                    <a:stretch>
+                      <a:fillRect/>
+                    </a:stretch>
+                  </pic:blipFill>
+                  <pic:spPr>
+                    <a:xfrm>
+                      <a:off x="0" y="0"/>
+                      <a:ext cx="5943600" cy="803275"/>
+                    </a:xfrm>
+                    <a:prstGeom prst="rect">
+                      <a:avLst/>
+                    </a:prstGeom>
+                  </pic:spPr>
+                </pic:pic>
+              </a:graphicData>
+            </a:graphic>
+          </wp:inline>
+        </w:drawing>
+      </w:r>
+    </w:p>
+    <w:p>
+      <w:pPr>
         <w:tabs>
           <w:tab w:val="left" w:pos="7193"/>
         </w:tabs>
@@ -4696,16 +5420,6 @@
           <w:rtl/>
         </w:rPr>
         <w:br w:type="page"/>
-      </w:r>
-      <w:r>
-        <w:rPr>
-          <w:rFonts w:cs="B Nazanin"/>
-          <w:sz w:val="28"/>
-          <w:szCs w:val="28"/>
-          <w:rtl/>
-        </w:rPr>
-        <w:lastRenderedPageBreak/>
-        <w:tab/>
       </w:r>
     </w:p>
     <w:sectPr>
@@ -5934,6 +6648,7 @@
   <w:style w:type="character" w:default="1" w:styleId="DefaultParagraphFont">
     <w:name w:val="Default Paragraph Font"/>
     <w:uiPriority w:val="1"/>
+    <w:semiHidden/>
     <w:unhideWhenUsed/>
   </w:style>
   <w:style w:type="table" w:default="1" w:styleId="TableNormal">

--- a/طراحی زبان/پروژه طراحی زبان.docx
+++ b/طراحی زبان/پروژه طراحی زبان.docx
@@ -203,7 +203,6 @@
     <w:p>
       <w:pPr>
         <w:bidi/>
-        <w:jc w:val="both"/>
         <w:rPr>
           <w:rFonts w:cs="B Titr"/>
           <w:rtl/>
@@ -213,7 +212,7 @@
     </w:p>
     <w:p>
       <w:pPr>
-        <w:jc w:val="right"/>
+        <w:bidi/>
         <w:rPr>
           <w:rFonts w:cs="B Titr"/>
           <w:rtl/>
@@ -232,7 +231,6 @@
     <w:p>
       <w:pPr>
         <w:bidi/>
-        <w:jc w:val="both"/>
         <w:rPr>
           <w:rFonts w:cs="B Nazanin"/>
           <w:sz w:val="28"/>
@@ -356,7 +354,6 @@
     <w:p>
       <w:pPr>
         <w:bidi/>
-        <w:jc w:val="both"/>
         <w:rPr>
           <w:rFonts w:cs="B Nazanin"/>
           <w:sz w:val="28"/>
@@ -406,7 +403,6 @@
     <w:p>
       <w:pPr>
         <w:bidi/>
-        <w:jc w:val="both"/>
         <w:rPr>
           <w:rFonts w:cs="B Nazanin"/>
           <w:sz w:val="28"/>
@@ -426,7 +422,7 @@
     </w:p>
     <w:p>
       <w:pPr>
-        <w:jc w:val="right"/>
+        <w:bidi/>
         <w:rPr>
           <w:rFonts w:cs="B Nazanin"/>
           <w:sz w:val="28"/>
@@ -447,7 +443,6 @@
     <w:p>
       <w:pPr>
         <w:bidi/>
-        <w:jc w:val="both"/>
         <w:rPr>
           <w:rFonts w:cs="B Titr"/>
           <w:sz w:val="28"/>
@@ -491,7 +486,6 @@
     <w:p>
       <w:pPr>
         <w:bidi/>
-        <w:jc w:val="both"/>
         <w:rPr>
           <w:rFonts w:cs="B Titr"/>
           <w:sz w:val="28"/>
@@ -524,7 +518,6 @@
     <w:p>
       <w:pPr>
         <w:bidi/>
-        <w:jc w:val="both"/>
         <w:rPr>
           <w:rFonts w:cs="B Nazanin"/>
           <w:sz w:val="28"/>
@@ -567,7 +560,6 @@
     <w:p>
       <w:pPr>
         <w:bidi/>
-        <w:jc w:val="both"/>
         <w:rPr>
           <w:rFonts w:cs="B Nazanin"/>
           <w:sz w:val="28"/>
@@ -590,7 +582,6 @@
     <w:p>
       <w:pPr>
         <w:bidi/>
-        <w:jc w:val="both"/>
         <w:rPr>
           <w:rFonts w:cs="B Titr"/>
           <w:sz w:val="28"/>
@@ -613,7 +604,6 @@
     <w:p>
       <w:pPr>
         <w:bidi/>
-        <w:jc w:val="both"/>
         <w:rPr>
           <w:rFonts w:cs="B Nazanin"/>
           <w:sz w:val="28"/>
@@ -648,7 +638,6 @@
           <w:numId w:val="3"/>
         </w:numPr>
         <w:bidi/>
-        <w:jc w:val="both"/>
         <w:rPr>
           <w:rFonts w:cs="B Nazanin"/>
           <w:sz w:val="28"/>
@@ -721,7 +710,6 @@
           <w:numId w:val="3"/>
         </w:numPr>
         <w:bidi/>
-        <w:jc w:val="both"/>
         <w:rPr>
           <w:rFonts w:cs="B Nazanin"/>
           <w:sz w:val="28"/>
@@ -771,7 +759,6 @@
     <w:p>
       <w:pPr>
         <w:bidi/>
-        <w:jc w:val="both"/>
         <w:rPr>
           <w:rFonts w:cs="B Nazanin"/>
           <w:sz w:val="28"/>
@@ -829,7 +816,6 @@
     <w:p>
       <w:pPr>
         <w:bidi/>
-        <w:jc w:val="both"/>
         <w:rPr>
           <w:rFonts w:cs="B Nazanin"/>
           <w:sz w:val="28"/>
@@ -871,19 +857,18 @@
     <w:p>
       <w:pPr>
         <w:bidi/>
-        <w:jc w:val="both"/>
-        <w:rPr>
-          <w:rFonts w:cs="B Nazanin"/>
-          <w:sz w:val="28"/>
-          <w:szCs w:val="28"/>
-          <w:rtl/>
-          <w:lang w:bidi="fa-IR"/>
-        </w:rPr>
-      </w:pPr>
-    </w:p>
-    <w:p>
-      <w:pPr>
-        <w:jc w:val="right"/>
+        <w:rPr>
+          <w:rFonts w:cs="B Nazanin"/>
+          <w:sz w:val="28"/>
+          <w:szCs w:val="28"/>
+          <w:rtl/>
+          <w:lang w:bidi="fa-IR"/>
+        </w:rPr>
+      </w:pPr>
+    </w:p>
+    <w:p>
+      <w:pPr>
+        <w:bidi/>
         <w:rPr>
           <w:rFonts w:cs="B Nazanin"/>
           <w:sz w:val="28"/>
@@ -906,7 +891,6 @@
     <w:p>
       <w:pPr>
         <w:bidi/>
-        <w:jc w:val="both"/>
         <w:rPr>
           <w:rFonts w:cs="B Titr"/>
           <w:sz w:val="28"/>
@@ -930,7 +914,6 @@
     <w:p>
       <w:pPr>
         <w:bidi/>
-        <w:jc w:val="both"/>
         <w:rPr>
           <w:rFonts w:cs="B Nazanin"/>
           <w:sz w:val="28"/>
@@ -992,7 +975,6 @@
     <w:p>
       <w:pPr>
         <w:bidi/>
-        <w:jc w:val="both"/>
         <w:rPr>
           <w:rFonts w:cs="B Titr"/>
           <w:sz w:val="28"/>
@@ -1015,7 +997,6 @@
     <w:p>
       <w:pPr>
         <w:bidi/>
-        <w:jc w:val="both"/>
         <w:rPr>
           <w:rFonts w:cs="B Nazanin"/>
           <w:sz w:val="28"/>
@@ -1058,7 +1039,6 @@
     <w:p>
       <w:pPr>
         <w:bidi/>
-        <w:jc w:val="both"/>
         <w:rPr>
           <w:rFonts w:cs="B Nazanin"/>
           <w:sz w:val="28"/>
@@ -1111,7 +1091,6 @@
     <w:p>
       <w:pPr>
         <w:bidi/>
-        <w:jc w:val="both"/>
         <w:rPr>
           <w:rFonts w:cs="B Nazanin"/>
           <w:sz w:val="28"/>
@@ -1172,19 +1151,18 @@
     <w:p>
       <w:pPr>
         <w:bidi/>
-        <w:jc w:val="both"/>
-        <w:rPr>
-          <w:rFonts w:cs="B Nazanin"/>
-          <w:sz w:val="28"/>
-          <w:szCs w:val="28"/>
-          <w:rtl/>
-          <w:lang w:bidi="fa-IR"/>
-        </w:rPr>
-      </w:pPr>
-    </w:p>
-    <w:p>
-      <w:pPr>
-        <w:jc w:val="right"/>
+        <w:rPr>
+          <w:rFonts w:cs="B Nazanin"/>
+          <w:sz w:val="28"/>
+          <w:szCs w:val="28"/>
+          <w:rtl/>
+          <w:lang w:bidi="fa-IR"/>
+        </w:rPr>
+      </w:pPr>
+    </w:p>
+    <w:p>
+      <w:pPr>
+        <w:bidi/>
         <w:rPr>
           <w:rFonts w:cs="B Nazanin"/>
           <w:sz w:val="28"/>
@@ -1206,7 +1184,7 @@
     </w:p>
     <w:p>
       <w:pPr>
-        <w:jc w:val="right"/>
+        <w:bidi/>
         <w:rPr>
           <w:rFonts w:cs="B Titr"/>
           <w:sz w:val="28"/>
@@ -1229,7 +1207,7 @@
     </w:p>
     <w:p>
       <w:pPr>
-        <w:jc w:val="right"/>
+        <w:bidi/>
         <w:rPr>
           <w:rFonts w:cs="B Nazanin"/>
           <w:sz w:val="28"/>
@@ -1252,7 +1230,6 @@
     <w:p>
       <w:pPr>
         <w:bidi/>
-        <w:jc w:val="both"/>
         <w:rPr>
           <w:rFonts w:cs="B Nazanin"/>
           <w:sz w:val="28"/>
@@ -1309,7 +1286,6 @@
     <w:p>
       <w:pPr>
         <w:bidi/>
-        <w:jc w:val="both"/>
         <w:rPr>
           <w:rFonts w:cs="B Nazanin"/>
           <w:sz w:val="28"/>
@@ -1370,6 +1346,7 @@
     </w:p>
     <w:p>
       <w:pPr>
+        <w:bidi/>
         <w:rPr>
           <w:rFonts w:cs="B Nazanin"/>
           <w:sz w:val="28"/>
@@ -1392,7 +1369,6 @@
     <w:p>
       <w:pPr>
         <w:bidi/>
-        <w:jc w:val="both"/>
         <w:rPr>
           <w:rFonts w:cs="B Titr"/>
           <w:sz w:val="28"/>
@@ -1416,7 +1392,6 @@
     <w:p>
       <w:pPr>
         <w:bidi/>
-        <w:jc w:val="both"/>
         <w:rPr>
           <w:rFonts w:cs="B Nazanin"/>
           <w:sz w:val="28"/>
@@ -1444,7 +1419,6 @@
           <w:numId w:val="4"/>
         </w:numPr>
         <w:bidi/>
-        <w:jc w:val="both"/>
         <w:rPr>
           <w:rFonts w:cs="B Nazanin"/>
           <w:sz w:val="28"/>
@@ -1491,7 +1465,6 @@
           <w:numId w:val="4"/>
         </w:numPr>
         <w:bidi/>
-        <w:jc w:val="both"/>
         <w:rPr>
           <w:rFonts w:cs="B Nazanin"/>
           <w:sz w:val="28"/>
@@ -1523,7 +1496,6 @@
     <w:p>
       <w:pPr>
         <w:bidi/>
-        <w:jc w:val="both"/>
         <w:rPr>
           <w:rFonts w:cs="B Nazanin"/>
           <w:sz w:val="28"/>
@@ -1545,7 +1517,6 @@
     <w:p>
       <w:pPr>
         <w:bidi/>
-        <w:jc w:val="both"/>
         <w:rPr>
           <w:rFonts w:cs="B Titr"/>
           <w:sz w:val="28"/>
@@ -1568,7 +1539,6 @@
     <w:p>
       <w:pPr>
         <w:bidi/>
-        <w:jc w:val="both"/>
         <w:rPr>
           <w:rFonts w:cs="B Nazanin"/>
           <w:sz w:val="28"/>
@@ -1619,7 +1589,6 @@
     <w:p>
       <w:pPr>
         <w:bidi/>
-        <w:jc w:val="both"/>
         <w:rPr>
           <w:rFonts w:cs="B Nazanin"/>
           <w:sz w:val="28"/>
@@ -1642,7 +1611,6 @@
     <w:p>
       <w:pPr>
         <w:bidi/>
-        <w:jc w:val="both"/>
         <w:rPr>
           <w:rFonts w:cs="B Nazanin"/>
           <w:sz w:val="28"/>
@@ -1698,7 +1666,6 @@
     <w:p>
       <w:pPr>
         <w:bidi/>
-        <w:jc w:val="both"/>
         <w:rPr>
           <w:rFonts w:cs="B Nazanin"/>
           <w:sz w:val="28"/>
@@ -1974,7 +1941,6 @@
     <w:p>
       <w:pPr>
         <w:bidi/>
-        <w:jc w:val="both"/>
         <w:rPr>
           <w:rFonts w:cs="B Titr"/>
           <w:sz w:val="28"/>
@@ -1997,7 +1963,6 @@
     <w:p>
       <w:pPr>
         <w:bidi/>
-        <w:jc w:val="both"/>
         <w:rPr>
           <w:rFonts w:cs="B Nazanin"/>
           <w:sz w:val="28"/>
@@ -2039,7 +2004,6 @@
     <w:p>
       <w:pPr>
         <w:bidi/>
-        <w:jc w:val="both"/>
         <w:rPr>
           <w:rFonts w:cs="B Nazanin"/>
           <w:sz w:val="28"/>
@@ -2062,7 +2026,6 @@
     <w:p>
       <w:pPr>
         <w:bidi/>
-        <w:jc w:val="both"/>
         <w:rPr>
           <w:rFonts w:cs="B Nazanin"/>
           <w:sz w:val="28"/>
@@ -2121,7 +2084,6 @@
           <w:tab w:val="left" w:pos="6273"/>
         </w:tabs>
         <w:bidi/>
-        <w:jc w:val="both"/>
         <w:rPr>
           <w:rFonts w:cs="B Nazanin"/>
           <w:sz w:val="28"/>
@@ -2243,7 +2205,6 @@
           <w:tab w:val="left" w:pos="6273"/>
         </w:tabs>
         <w:bidi/>
-        <w:jc w:val="both"/>
         <w:rPr>
           <w:rFonts w:cs="B Titr"/>
           <w:sz w:val="28"/>
@@ -2279,7 +2240,6 @@
           <w:tab w:val="left" w:pos="6273"/>
         </w:tabs>
         <w:bidi/>
-        <w:jc w:val="both"/>
         <w:rPr>
           <w:rFonts w:cs="B Nazanin"/>
           <w:sz w:val="28"/>
@@ -2310,7 +2270,6 @@
           <w:tab w:val="left" w:pos="900"/>
         </w:tabs>
         <w:bidi/>
-        <w:jc w:val="both"/>
         <w:rPr>
           <w:rFonts w:cs="B Nazanin"/>
           <w:sz w:val="28"/>
@@ -2413,7 +2372,6 @@
           <w:tab w:val="left" w:pos="900"/>
         </w:tabs>
         <w:bidi/>
-        <w:jc w:val="both"/>
         <w:rPr>
           <w:rFonts w:cs="B Nazanin"/>
           <w:sz w:val="28"/>
@@ -2478,7 +2436,6 @@
           <w:tab w:val="left" w:pos="900"/>
         </w:tabs>
         <w:bidi/>
-        <w:jc w:val="both"/>
         <w:rPr>
           <w:rFonts w:cs="B Nazanin"/>
           <w:sz w:val="28"/>
@@ -2508,7 +2465,6 @@
           <w:tab w:val="left" w:pos="900"/>
         </w:tabs>
         <w:bidi/>
-        <w:jc w:val="both"/>
         <w:rPr>
           <w:rFonts w:cs="B Nazanin"/>
           <w:sz w:val="28"/>
@@ -2544,18 +2500,18 @@
         </w:tabs>
         <w:bidi/>
         <w:ind w:left="360"/>
-        <w:jc w:val="both"/>
-        <w:rPr>
-          <w:rFonts w:cs="B Nazanin"/>
-          <w:sz w:val="28"/>
-          <w:szCs w:val="28"/>
-          <w:rtl/>
-          <w:lang w:bidi="fa-IR"/>
-        </w:rPr>
-      </w:pPr>
-    </w:p>
-    <w:p>
-      <w:pPr>
+        <w:rPr>
+          <w:rFonts w:cs="B Nazanin"/>
+          <w:sz w:val="28"/>
+          <w:szCs w:val="28"/>
+          <w:rtl/>
+          <w:lang w:bidi="fa-IR"/>
+        </w:rPr>
+      </w:pPr>
+    </w:p>
+    <w:p>
+      <w:pPr>
+        <w:bidi/>
         <w:rPr>
           <w:rFonts w:cs="B Nazanin"/>
           <w:sz w:val="28"/>
@@ -2582,7 +2538,6 @@
         </w:tabs>
         <w:bidi/>
         <w:ind w:left="360"/>
-        <w:jc w:val="both"/>
         <w:rPr>
           <w:rFonts w:cs="B Titr"/>
           <w:sz w:val="28"/>
@@ -2610,7 +2565,6 @@
         </w:tabs>
         <w:bidi/>
         <w:ind w:left="360"/>
-        <w:jc w:val="both"/>
         <w:rPr>
           <w:rFonts w:cs="B Nazanin"/>
           <w:sz w:val="28"/>
@@ -2660,7 +2614,6 @@
           <w:tab w:val="left" w:pos="900"/>
         </w:tabs>
         <w:bidi/>
-        <w:jc w:val="both"/>
         <w:rPr>
           <w:rFonts w:cs="B Nazanin"/>
           <w:sz w:val="28"/>
@@ -2747,7 +2700,6 @@
           <w:tab w:val="left" w:pos="900"/>
         </w:tabs>
         <w:bidi/>
-        <w:jc w:val="both"/>
         <w:rPr>
           <w:rFonts w:cs="B Nazanin"/>
           <w:sz w:val="28"/>
@@ -2811,7 +2763,6 @@
         </w:tabs>
         <w:bidi/>
         <w:ind w:left="360"/>
-        <w:jc w:val="both"/>
         <w:rPr>
           <w:rFonts w:cs="B Titr"/>
           <w:sz w:val="28"/>
@@ -2838,7 +2789,6 @@
         </w:tabs>
         <w:bidi/>
         <w:ind w:left="360"/>
-        <w:jc w:val="both"/>
         <w:rPr>
           <w:rFonts w:cs="B Nazanin"/>
           <w:sz w:val="28"/>
@@ -2865,7 +2815,6 @@
         </w:tabs>
         <w:bidi/>
         <w:ind w:left="360"/>
-        <w:jc w:val="both"/>
         <w:rPr>
           <w:rFonts w:cs="B Nazanin"/>
           <w:sz w:val="28"/>
@@ -2926,7 +2875,6 @@
         </w:tabs>
         <w:bidi/>
         <w:ind w:left="360"/>
-        <w:jc w:val="both"/>
         <w:rPr>
           <w:rFonts w:cs="B Nazanin"/>
           <w:sz w:val="28"/>
@@ -3024,6 +2972,7 @@
     </w:p>
     <w:p>
       <w:pPr>
+        <w:bidi/>
         <w:rPr>
           <w:rFonts w:cs="B Nazanin"/>
           <w:sz w:val="28"/>
@@ -3050,7 +2999,6 @@
         </w:tabs>
         <w:bidi/>
         <w:ind w:left="360"/>
-        <w:jc w:val="both"/>
         <w:rPr>
           <w:rFonts w:cs="B Titr"/>
           <w:sz w:val="28"/>
@@ -3078,7 +3026,6 @@
         </w:tabs>
         <w:bidi/>
         <w:ind w:left="360"/>
-        <w:jc w:val="both"/>
         <w:rPr>
           <w:rFonts w:cs="B Nazanin"/>
           <w:sz w:val="28"/>
@@ -3191,7 +3138,6 @@
         </w:tabs>
         <w:bidi/>
         <w:ind w:left="360"/>
-        <w:jc w:val="both"/>
         <w:rPr>
           <w:rFonts w:cs="B Nazanin"/>
           <w:sz w:val="28"/>
@@ -3237,7 +3183,6 @@
         </w:tabs>
         <w:bidi/>
         <w:ind w:left="360"/>
-        <w:jc w:val="both"/>
         <w:rPr>
           <w:rFonts w:cs="B Nazanin"/>
           <w:sz w:val="28"/>
@@ -3264,7 +3209,6 @@
         </w:tabs>
         <w:bidi/>
         <w:ind w:left="360"/>
-        <w:jc w:val="both"/>
         <w:rPr>
           <w:rFonts w:cs="B Nazanin"/>
           <w:sz w:val="28"/>
@@ -3325,7 +3269,6 @@
         </w:tabs>
         <w:bidi/>
         <w:ind w:left="360"/>
-        <w:jc w:val="both"/>
         <w:rPr>
           <w:rFonts w:cs="B Nazanin"/>
           <w:sz w:val="28"/>
@@ -3537,6 +3480,7 @@
     </w:p>
     <w:p>
       <w:pPr>
+        <w:bidi/>
         <w:rPr>
           <w:rFonts w:cs="B Nazanin"/>
           <w:sz w:val="28"/>
@@ -3563,7 +3507,6 @@
         </w:tabs>
         <w:bidi/>
         <w:ind w:left="360"/>
-        <w:jc w:val="both"/>
         <w:rPr>
           <w:rFonts w:cs="B Titr"/>
           <w:sz w:val="28"/>
@@ -3591,7 +3534,6 @@
         </w:tabs>
         <w:bidi/>
         <w:ind w:left="360"/>
-        <w:jc w:val="both"/>
         <w:rPr>
           <w:rFonts w:cs="B Nazanin"/>
           <w:sz w:val="28"/>
@@ -3713,7 +3655,6 @@
         </w:tabs>
         <w:bidi/>
         <w:ind w:left="360"/>
-        <w:jc w:val="both"/>
         <w:rPr>
           <w:rFonts w:cs="B Nazanin"/>
           <w:sz w:val="28"/>
@@ -3788,7 +3729,6 @@
         </w:tabs>
         <w:bidi/>
         <w:ind w:left="360"/>
-        <w:jc w:val="both"/>
         <w:rPr>
           <w:rFonts w:cs="B Nazanin"/>
           <w:sz w:val="28"/>
@@ -3850,7 +3790,6 @@
         </w:tabs>
         <w:bidi/>
         <w:ind w:left="360"/>
-        <w:jc w:val="both"/>
         <w:rPr>
           <w:rFonts w:cs="B Nazanin"/>
           <w:sz w:val="28"/>
@@ -3914,7 +3853,6 @@
         </w:tabs>
         <w:bidi/>
         <w:ind w:left="360"/>
-        <w:jc w:val="both"/>
         <w:rPr>
           <w:rFonts w:cs="B Nazanin"/>
           <w:sz w:val="28"/>
@@ -3989,7 +3927,6 @@
         </w:tabs>
         <w:bidi/>
         <w:ind w:left="360"/>
-        <w:jc w:val="both"/>
         <w:rPr>
           <w:rFonts w:cs="B Nazanin"/>
           <w:sz w:val="28"/>
@@ -4056,7 +3993,6 @@
         </w:tabs>
         <w:bidi/>
         <w:ind w:left="360"/>
-        <w:jc w:val="both"/>
         <w:rPr>
           <w:rFonts w:cs="B Nazanin"/>
           <w:sz w:val="28"/>
@@ -4078,6 +4014,7 @@
     </w:p>
     <w:p>
       <w:pPr>
+        <w:bidi/>
         <w:rPr>
           <w:rFonts w:cs="B Nazanin"/>
           <w:sz w:val="28"/>
@@ -4104,7 +4041,6 @@
         </w:tabs>
         <w:bidi/>
         <w:ind w:left="360"/>
-        <w:jc w:val="both"/>
         <w:rPr>
           <w:rFonts w:cs="B Titr"/>
           <w:sz w:val="28"/>
@@ -4132,7 +4068,6 @@
         </w:tabs>
         <w:bidi/>
         <w:ind w:left="360"/>
-        <w:jc w:val="both"/>
         <w:rPr>
           <w:rFonts w:cs="B Nazanin"/>
           <w:sz w:val="28"/>
@@ -4159,7 +4094,6 @@
         </w:tabs>
         <w:bidi/>
         <w:ind w:left="360"/>
-        <w:jc w:val="both"/>
         <w:rPr>
           <w:rFonts w:cs="B Nazanin"/>
           <w:sz w:val="28"/>
@@ -4220,7 +4154,6 @@
         </w:tabs>
         <w:bidi/>
         <w:ind w:left="360"/>
-        <w:jc w:val="both"/>
         <w:rPr>
           <w:rFonts w:cs="B Nazanin"/>
           <w:sz w:val="28"/>
@@ -4247,7 +4180,6 @@
         </w:tabs>
         <w:bidi/>
         <w:ind w:left="360"/>
-        <w:jc w:val="both"/>
         <w:rPr>
           <w:rFonts w:cs="B Nazanin"/>
           <w:sz w:val="28"/>
@@ -4284,17 +4216,17 @@
         </w:tabs>
         <w:bidi/>
         <w:ind w:left="360"/>
-        <w:jc w:val="both"/>
-        <w:rPr>
-          <w:rFonts w:cs="B Nazanin"/>
-          <w:sz w:val="28"/>
-          <w:szCs w:val="28"/>
-          <w:lang w:bidi="fa-IR"/>
-        </w:rPr>
-      </w:pPr>
-    </w:p>
-    <w:p>
-      <w:pPr>
+        <w:rPr>
+          <w:rFonts w:cs="B Nazanin"/>
+          <w:sz w:val="28"/>
+          <w:szCs w:val="28"/>
+          <w:lang w:bidi="fa-IR"/>
+        </w:rPr>
+      </w:pPr>
+    </w:p>
+    <w:p>
+      <w:pPr>
+        <w:bidi/>
         <w:rPr>
           <w:rFonts w:cs="B Nazanin"/>
           <w:sz w:val="28"/>
@@ -4319,7 +4251,6 @@
         </w:tabs>
         <w:bidi/>
         <w:ind w:left="360"/>
-        <w:jc w:val="both"/>
         <w:rPr>
           <w:rFonts w:cs="B Titr"/>
           <w:sz w:val="28"/>
@@ -4347,7 +4278,6 @@
         </w:tabs>
         <w:bidi/>
         <w:ind w:left="360"/>
-        <w:jc w:val="both"/>
         <w:rPr>
           <w:rFonts w:cs="B Nazanin"/>
           <w:sz w:val="28"/>
@@ -4393,7 +4323,6 @@
         </w:tabs>
         <w:bidi/>
         <w:ind w:left="360"/>
-        <w:jc w:val="both"/>
         <w:rPr>
           <w:rFonts w:cs="B Nazanin"/>
           <w:sz w:val="28"/>
@@ -4439,7 +4368,6 @@
         </w:tabs>
         <w:bidi/>
         <w:ind w:left="360"/>
-        <w:jc w:val="both"/>
         <w:rPr>
           <w:rFonts w:cs="B Nazanin"/>
           <w:sz w:val="28"/>
@@ -4485,7 +4413,6 @@
         </w:tabs>
         <w:bidi/>
         <w:ind w:left="360"/>
-        <w:jc w:val="both"/>
         <w:rPr>
           <w:rFonts w:cs="B Nazanin"/>
           <w:sz w:val="28"/>
@@ -4569,7 +4496,6 @@
         </w:tabs>
         <w:bidi/>
         <w:ind w:left="360"/>
-        <w:jc w:val="both"/>
         <w:rPr>
           <w:rFonts w:cs="B Nazanin"/>
           <w:sz w:val="28"/>
@@ -4596,7 +4522,6 @@
         </w:tabs>
         <w:bidi/>
         <w:ind w:left="360"/>
-        <w:jc w:val="both"/>
         <w:rPr>
           <w:rFonts w:cs="B Nazanin"/>
           <w:sz w:val="28"/>
@@ -4657,7 +4582,6 @@
         </w:tabs>
         <w:bidi/>
         <w:ind w:left="360"/>
-        <w:jc w:val="both"/>
         <w:rPr>
           <w:rFonts w:cs="B Nazanin"/>
           <w:sz w:val="28"/>
@@ -4679,6 +4603,7 @@
     </w:p>
     <w:p>
       <w:pPr>
+        <w:bidi/>
         <w:rPr>
           <w:rFonts w:cs="B Nazanin"/>
           <w:sz w:val="28"/>
@@ -4705,7 +4630,6 @@
         </w:tabs>
         <w:bidi/>
         <w:ind w:left="360"/>
-        <w:jc w:val="both"/>
         <w:rPr>
           <w:rFonts w:cs="B Titr"/>
           <w:sz w:val="28"/>
@@ -4733,7 +4657,6 @@
         </w:tabs>
         <w:bidi/>
         <w:ind w:left="360"/>
-        <w:jc w:val="both"/>
         <w:rPr>
           <w:rFonts w:cs="B Nazanin"/>
           <w:sz w:val="28"/>
@@ -4759,7 +4682,6 @@
         </w:tabs>
         <w:bidi/>
         <w:ind w:left="360"/>
-        <w:jc w:val="both"/>
         <w:rPr>
           <w:rFonts w:cs="B Nazanin"/>
           <w:sz w:val="28"/>
@@ -4862,7 +4784,6 @@
         </w:tabs>
         <w:bidi/>
         <w:ind w:left="360"/>
-        <w:jc w:val="both"/>
         <w:rPr>
           <w:rFonts w:cs="B Nazanin"/>
           <w:sz w:val="28"/>
@@ -4908,18 +4829,18 @@
         </w:tabs>
         <w:bidi/>
         <w:ind w:left="360"/>
-        <w:jc w:val="both"/>
-        <w:rPr>
-          <w:rFonts w:cs="B Nazanin"/>
-          <w:sz w:val="28"/>
-          <w:szCs w:val="28"/>
-          <w:rtl/>
-          <w:lang w:bidi="fa-IR"/>
-        </w:rPr>
-      </w:pPr>
-      <w:r>
-        <w:rPr>
-          <w:rFonts w:cs="B Nazanin"/>
+        <w:rPr>
+          <w:rFonts w:cs="B Nazanin"/>
+          <w:sz w:val="28"/>
+          <w:szCs w:val="28"/>
+          <w:rtl/>
+          <w:lang w:bidi="fa-IR"/>
+        </w:rPr>
+      </w:pPr>
+      <w:r>
+        <w:rPr>
+          <w:rFonts w:cs="B Nazanin"/>
+          <w:noProof/>
           <w:sz w:val="28"/>
           <w:szCs w:val="28"/>
           <w:rtl/>
@@ -5031,6 +4952,7 @@
     </w:p>
     <w:p>
       <w:pPr>
+        <w:bidi/>
         <w:rPr>
           <w:rFonts w:cs="B Nazanin"/>
           <w:sz w:val="28"/>
@@ -5057,7 +4979,6 @@
         </w:tabs>
         <w:bidi/>
         <w:ind w:left="360"/>
-        <w:jc w:val="both"/>
         <w:rPr>
           <w:rFonts w:cs="B Titr"/>
           <w:sz w:val="28"/>
@@ -5085,7 +5006,6 @@
         </w:tabs>
         <w:bidi/>
         <w:ind w:left="360"/>
-        <w:jc w:val="both"/>
         <w:rPr>
           <w:rFonts w:cs="B Nazanin"/>
           <w:sz w:val="28"/>
@@ -5150,7 +5070,6 @@
         </w:tabs>
         <w:bidi/>
         <w:ind w:left="360"/>
-        <w:jc w:val="both"/>
         <w:rPr>
           <w:rFonts w:cs="B Nazanin"/>
           <w:sz w:val="28"/>
@@ -5254,7 +5173,6 @@
         </w:tabs>
         <w:bidi/>
         <w:ind w:left="360"/>
-        <w:jc w:val="both"/>
         <w:rPr>
           <w:rFonts w:cs="B Nazanin"/>
           <w:sz w:val="28"/>
@@ -5319,7 +5237,6 @@
         </w:tabs>
         <w:bidi/>
         <w:ind w:left="360"/>
-        <w:jc w:val="both"/>
         <w:rPr>
           <w:rFonts w:cs="B Nazanin"/>
           <w:sz w:val="28"/>
@@ -5346,17 +5263,17 @@
         </w:tabs>
         <w:bidi/>
         <w:ind w:left="360"/>
-        <w:jc w:val="both"/>
-        <w:rPr>
-          <w:rFonts w:cs="B Nazanin"/>
-          <w:sz w:val="28"/>
-          <w:szCs w:val="28"/>
-          <w:lang w:bidi="fa-IR"/>
-        </w:rPr>
-      </w:pPr>
-      <w:r>
-        <w:rPr>
-          <w:rFonts w:cs="B Nazanin"/>
+        <w:rPr>
+          <w:rFonts w:cs="B Nazanin"/>
+          <w:sz w:val="28"/>
+          <w:szCs w:val="28"/>
+          <w:lang w:bidi="fa-IR"/>
+        </w:rPr>
+      </w:pPr>
+      <w:r>
+        <w:rPr>
+          <w:rFonts w:cs="B Nazanin"/>
+          <w:noProof/>
           <w:sz w:val="28"/>
           <w:szCs w:val="28"/>
           <w:rtl/>
@@ -5404,11 +5321,12 @@
         <w:tabs>
           <w:tab w:val="left" w:pos="7193"/>
         </w:tabs>
-        <w:jc w:val="right"/>
-        <w:rPr>
-          <w:rFonts w:cs="B Nazanin"/>
-          <w:sz w:val="28"/>
-          <w:szCs w:val="28"/>
+        <w:bidi/>
+        <w:rPr>
+          <w:rFonts w:cs="B Titr"/>
+          <w:sz w:val="28"/>
+          <w:szCs w:val="28"/>
+          <w:rtl/>
           <w:lang w:bidi="fa-IR"/>
         </w:rPr>
       </w:pPr>
@@ -5420,6 +5338,335 @@
           <w:rtl/>
         </w:rPr>
         <w:br w:type="page"/>
+      </w:r>
+      <w:r>
+        <w:rPr>
+          <w:rFonts w:cs="B Titr" w:hint="cs"/>
+          <w:sz w:val="28"/>
+          <w:szCs w:val="28"/>
+          <w:rtl/>
+          <w:lang w:bidi="fa-IR"/>
+        </w:rPr>
+        <w:lastRenderedPageBreak/>
+        <w:t>ساختار لیست در پایتون</w:t>
+      </w:r>
+    </w:p>
+    <w:p>
+      <w:pPr>
+        <w:tabs>
+          <w:tab w:val="left" w:pos="7193"/>
+        </w:tabs>
+        <w:bidi/>
+        <w:rPr>
+          <w:rFonts w:cs="B Nazanin"/>
+          <w:sz w:val="28"/>
+          <w:szCs w:val="28"/>
+          <w:rtl/>
+          <w:lang w:bidi="fa-IR"/>
+        </w:rPr>
+      </w:pPr>
+      <w:r>
+        <w:rPr>
+          <w:rFonts w:cs="B Nazanin" w:hint="cs"/>
+          <w:sz w:val="28"/>
+          <w:szCs w:val="28"/>
+          <w:rtl/>
+          <w:lang w:bidi="fa-IR"/>
+        </w:rPr>
+        <w:t xml:space="preserve">در زبان ها انواع لیست ها وجود دارد بطور مثال کاربردی ترین لیست در زبان </w:t>
+      </w:r>
+      <w:r>
+        <w:rPr>
+          <w:rFonts w:cs="B Nazanin"/>
+          <w:sz w:val="28"/>
+          <w:szCs w:val="28"/>
+          <w:lang w:bidi="fa-IR"/>
+        </w:rPr>
+        <w:t>CPP</w:t>
+      </w:r>
+      <w:r>
+        <w:rPr>
+          <w:rFonts w:cs="B Nazanin" w:hint="cs"/>
+          <w:sz w:val="28"/>
+          <w:szCs w:val="28"/>
+          <w:rtl/>
+          <w:lang w:bidi="fa-IR"/>
+        </w:rPr>
+        <w:t xml:space="preserve">، </w:t>
+      </w:r>
+      <w:r>
+        <w:rPr>
+          <w:rFonts w:cs="B Nazanin"/>
+          <w:sz w:val="28"/>
+          <w:szCs w:val="28"/>
+          <w:lang w:bidi="fa-IR"/>
+        </w:rPr>
+        <w:t>Array List</w:t>
+      </w:r>
+      <w:r>
+        <w:rPr>
+          <w:rFonts w:cs="B Nazanin" w:hint="cs"/>
+          <w:sz w:val="28"/>
+          <w:szCs w:val="28"/>
+          <w:rtl/>
+          <w:lang w:bidi="fa-IR"/>
+        </w:rPr>
+        <w:t xml:space="preserve"> هست که یک دنباله از یک نوع داده رو داخل خودش ذخیره میکند. این شکل از لیست طول ثابتی داره و در زمان تعریف باید تعداد فضایی که قرار است این لیست داشته باشد رو مشخص کرد.</w:t>
+      </w:r>
+    </w:p>
+    <w:p>
+      <w:pPr>
+        <w:tabs>
+          <w:tab w:val="left" w:pos="7193"/>
+        </w:tabs>
+        <w:bidi/>
+        <w:rPr>
+          <w:rFonts w:cs="B Nazanin"/>
+          <w:sz w:val="28"/>
+          <w:szCs w:val="28"/>
+          <w:rtl/>
+          <w:lang w:bidi="fa-IR"/>
+        </w:rPr>
+      </w:pPr>
+      <w:r>
+        <w:rPr>
+          <w:rFonts w:cs="B Nazanin" w:hint="cs"/>
+          <w:sz w:val="28"/>
+          <w:szCs w:val="28"/>
+          <w:rtl/>
+          <w:lang w:bidi="fa-IR"/>
+        </w:rPr>
+        <w:t xml:space="preserve">نوع دیگر لیست </w:t>
+      </w:r>
+      <w:r>
+        <w:rPr>
+          <w:rFonts w:cs="B Nazanin"/>
+          <w:sz w:val="28"/>
+          <w:szCs w:val="28"/>
+          <w:lang w:bidi="fa-IR"/>
+        </w:rPr>
+        <w:t>Linked Lists</w:t>
+      </w:r>
+      <w:r>
+        <w:rPr>
+          <w:rFonts w:cs="B Nazanin" w:hint="cs"/>
+          <w:sz w:val="28"/>
+          <w:szCs w:val="28"/>
+          <w:rtl/>
+          <w:lang w:bidi="fa-IR"/>
+        </w:rPr>
+        <w:t xml:space="preserve"> هست که توی هر خونه از لیست های پیوندی دو مقدار وجود دارد. یک، مقداری که باید اون خونه از حافظه در خود نگهداری کند. دو، یک اشاره گر که آدرس بعدی خونه حافظه رو نشان میدهد. </w:t>
+      </w:r>
+      <w:r>
+        <w:rPr>
+          <w:rFonts w:cs="B Nazanin" w:hint="cs"/>
+          <w:sz w:val="28"/>
+          <w:szCs w:val="28"/>
+          <w:rtl/>
+          <w:lang w:bidi="fa-IR"/>
+        </w:rPr>
+        <w:t>نکته ای که در این لیست وجود دارد این هست که میتوان در هر خانه یک نوع داده ذخیره کرد ولی همچنان مانند آرایه ها طول این لیست ها ثابت است.</w:t>
+      </w:r>
+    </w:p>
+    <w:p>
+      <w:pPr>
+        <w:tabs>
+          <w:tab w:val="left" w:pos="7193"/>
+        </w:tabs>
+        <w:bidi/>
+        <w:rPr>
+          <w:rFonts w:cs="B Nazanin"/>
+          <w:sz w:val="28"/>
+          <w:szCs w:val="28"/>
+          <w:rtl/>
+          <w:lang w:bidi="fa-IR"/>
+        </w:rPr>
+      </w:pPr>
+      <w:r>
+        <w:rPr>
+          <w:rFonts w:cs="B Nazanin" w:hint="cs"/>
+          <w:sz w:val="28"/>
+          <w:szCs w:val="28"/>
+          <w:rtl/>
+          <w:lang w:bidi="fa-IR"/>
+        </w:rPr>
+        <w:t xml:space="preserve">نوع سوم لیست ها که پایتون نیز از این نوع استفاده میکند </w:t>
+      </w:r>
+      <w:r>
+        <w:rPr>
+          <w:rFonts w:cs="B Nazanin"/>
+          <w:sz w:val="28"/>
+          <w:szCs w:val="28"/>
+          <w:lang w:bidi="fa-IR"/>
+        </w:rPr>
+        <w:t>Dynamic Lists</w:t>
+      </w:r>
+      <w:r>
+        <w:rPr>
+          <w:rFonts w:cs="B Nazanin" w:hint="cs"/>
+          <w:sz w:val="28"/>
+          <w:szCs w:val="28"/>
+          <w:rtl/>
+          <w:lang w:bidi="fa-IR"/>
+        </w:rPr>
+        <w:t xml:space="preserve"> هست. ویژگی این لیست نسبت به لیست های پیوندی این هست که علاوه بر ذخیره نوع های مختلف در یک لیست، داینامیک لیست توانایی تغییر طول خود را دارد و پایتون این عمل را با متود هایی که برای داینامیک لیست تعریف کرده است میتواند اعمال زیادی روی این لیست ها انجام دهد.</w:t>
+      </w:r>
+    </w:p>
+    <w:p>
+      <w:pPr>
+        <w:tabs>
+          <w:tab w:val="left" w:pos="7193"/>
+        </w:tabs>
+        <w:bidi/>
+        <w:rPr>
+          <w:rFonts w:cs="B Nazanin"/>
+          <w:sz w:val="28"/>
+          <w:szCs w:val="28"/>
+          <w:rtl/>
+          <w:lang w:bidi="fa-IR"/>
+        </w:rPr>
+      </w:pPr>
+      <w:r>
+        <w:rPr>
+          <w:rFonts w:cs="B Nazanin" w:hint="cs"/>
+          <w:sz w:val="28"/>
+          <w:szCs w:val="28"/>
+          <w:rtl/>
+          <w:lang w:bidi="fa-IR"/>
+        </w:rPr>
+        <w:t>نوع چهارمی از لیست ها وجود دارد که در واقع از ترکیب دو لیست به وجود می</w:t>
+      </w:r>
+      <w:r>
+        <w:rPr>
+          <w:rFonts w:cs="B Nazanin"/>
+          <w:sz w:val="28"/>
+          <w:szCs w:val="28"/>
+          <w:rtl/>
+          <w:lang w:bidi="fa-IR"/>
+        </w:rPr>
+        <w:softHyphen/>
+      </w:r>
+      <w:r>
+        <w:rPr>
+          <w:rFonts w:cs="B Nazanin" w:hint="cs"/>
+          <w:sz w:val="28"/>
+          <w:szCs w:val="28"/>
+          <w:rtl/>
+          <w:lang w:bidi="fa-IR"/>
+        </w:rPr>
+        <w:t xml:space="preserve">آید. یعنی یک لیست داریم که هر خانه از این لیست به یک لیست دیگر اشاره میکند اسم این گونه از لیست ها </w:t>
+      </w:r>
+      <w:r>
+        <w:rPr>
+          <w:rFonts w:cs="B Nazanin"/>
+          <w:sz w:val="28"/>
+          <w:szCs w:val="28"/>
+          <w:lang w:bidi="fa-IR"/>
+        </w:rPr>
+        <w:t>Nested Lists</w:t>
+      </w:r>
+      <w:r>
+        <w:rPr>
+          <w:rFonts w:cs="B Nazanin" w:hint="cs"/>
+          <w:sz w:val="28"/>
+          <w:szCs w:val="28"/>
+          <w:rtl/>
+          <w:lang w:bidi="fa-IR"/>
+        </w:rPr>
+        <w:t xml:space="preserve"> </w:t>
+      </w:r>
+      <w:r>
+        <w:rPr>
+          <w:rFonts w:cs="B Nazanin" w:hint="cs"/>
+          <w:sz w:val="28"/>
+          <w:szCs w:val="28"/>
+          <w:rtl/>
+          <w:lang w:bidi="fa-IR"/>
+        </w:rPr>
+        <w:t>هست. این مدل از لیست رو هم با لیست های پیوندی میتوان درست کرد و هم با داینامیک لیست.</w:t>
+      </w:r>
+    </w:p>
+    <w:p>
+      <w:pPr>
+        <w:tabs>
+          <w:tab w:val="left" w:pos="7193"/>
+        </w:tabs>
+        <w:bidi/>
+        <w:rPr>
+          <w:rFonts w:cs="B Nazanin"/>
+          <w:sz w:val="28"/>
+          <w:szCs w:val="28"/>
+          <w:rtl/>
+          <w:lang w:bidi="fa-IR"/>
+        </w:rPr>
+      </w:pPr>
+      <w:r>
+        <w:rPr>
+          <w:rFonts w:cs="B Nazanin" w:hint="cs"/>
+          <w:sz w:val="28"/>
+          <w:szCs w:val="28"/>
+          <w:rtl/>
+          <w:lang w:bidi="fa-IR"/>
+        </w:rPr>
+        <w:t xml:space="preserve">در ادامه انواع متود هایی که برای داینامیک لیست در زبان پایتون وجود دارد رو مشاهده میکنیم: </w:t>
+      </w:r>
+    </w:p>
+    <w:p>
+      <w:pPr>
+        <w:tabs>
+          <w:tab w:val="left" w:pos="7193"/>
+        </w:tabs>
+        <w:bidi/>
+        <w:rPr>
+          <w:rFonts w:cs="B Nazanin" w:hint="cs"/>
+          <w:sz w:val="28"/>
+          <w:szCs w:val="28"/>
+          <w:lang w:bidi="fa-IR"/>
+        </w:rPr>
+      </w:pPr>
+      <w:r>
+        <w:rPr>
+          <w:rFonts w:cs="B Nazanin"/>
+          <w:sz w:val="28"/>
+          <w:szCs w:val="28"/>
+          <w:rtl/>
+          <w:lang w:bidi="fa-IR"/>
+        </w:rPr>
+        <w:drawing>
+          <wp:inline distT="0" distB="0" distL="0" distR="0" wp14:anchorId="0DFC5DBC" wp14:editId="42E5A1A0">
+            <wp:extent cx="5943600" cy="680085"/>
+            <wp:effectExtent l="0" t="0" r="0" b="5715"/>
+            <wp:docPr id="1961599248" name="Picture 1"/>
+            <wp:cNvGraphicFramePr>
+              <a:graphicFrameLocks xmlns:a="http://schemas.openxmlformats.org/drawingml/2006/main" noChangeAspect="1"/>
+            </wp:cNvGraphicFramePr>
+            <a:graphic xmlns:a="http://schemas.openxmlformats.org/drawingml/2006/main">
+              <a:graphicData uri="http://schemas.openxmlformats.org/drawingml/2006/picture">
+                <pic:pic xmlns:pic="http://schemas.openxmlformats.org/drawingml/2006/picture">
+                  <pic:nvPicPr>
+                    <pic:cNvPr id="1961599248" name=""/>
+                    <pic:cNvPicPr/>
+                  </pic:nvPicPr>
+                  <pic:blipFill>
+                    <a:blip r:embed="rId21"/>
+                    <a:stretch>
+                      <a:fillRect/>
+                    </a:stretch>
+                  </pic:blipFill>
+                  <pic:spPr>
+                    <a:xfrm>
+                      <a:off x="0" y="0"/>
+                      <a:ext cx="5943600" cy="680085"/>
+                    </a:xfrm>
+                    <a:prstGeom prst="rect">
+                      <a:avLst/>
+                    </a:prstGeom>
+                  </pic:spPr>
+                </pic:pic>
+              </a:graphicData>
+            </a:graphic>
+          </wp:inline>
+        </w:drawing>
       </w:r>
     </w:p>
     <w:sectPr>
@@ -6648,7 +6895,6 @@
   <w:style w:type="character" w:default="1" w:styleId="DefaultParagraphFont">
     <w:name w:val="Default Paragraph Font"/>
     <w:uiPriority w:val="1"/>
-    <w:semiHidden/>
     <w:unhideWhenUsed/>
   </w:style>
   <w:style w:type="table" w:default="1" w:styleId="TableNormal">

--- a/طراحی زبان/پروژه طراحی زبان.docx
+++ b/طراحی زبان/پروژه طراحی زبان.docx
@@ -5,10 +5,128 @@
     <w:p>
       <w:pPr>
         <w:bidi/>
+        <w:spacing w:line="480" w:lineRule="auto"/>
+        <w:jc w:val="center"/>
         <w:rPr>
           <w:rFonts w:cs="B Titr"/>
           <w:sz w:val="36"/>
           <w:szCs w:val="36"/>
+          <w:lang w:bidi="fa-IR"/>
+        </w:rPr>
+      </w:pPr>
+    </w:p>
+    <w:p>
+      <w:pPr>
+        <w:bidi/>
+        <w:spacing w:line="480" w:lineRule="auto"/>
+        <w:jc w:val="center"/>
+        <w:rPr>
+          <w:rFonts w:cs="B Titr"/>
+          <w:sz w:val="36"/>
+          <w:szCs w:val="36"/>
+          <w:lang w:bidi="fa-IR"/>
+        </w:rPr>
+      </w:pPr>
+    </w:p>
+    <w:p>
+      <w:pPr>
+        <w:bidi/>
+        <w:spacing w:line="480" w:lineRule="auto"/>
+        <w:jc w:val="center"/>
+        <w:rPr>
+          <w:rFonts w:cs="B Titr"/>
+          <w:sz w:val="36"/>
+          <w:szCs w:val="36"/>
+          <w:lang w:bidi="fa-IR"/>
+        </w:rPr>
+      </w:pPr>
+    </w:p>
+    <w:p>
+      <w:pPr>
+        <w:bidi/>
+        <w:spacing w:line="480" w:lineRule="auto"/>
+        <w:jc w:val="center"/>
+        <w:rPr>
+          <w:rFonts w:cs="B Titr"/>
+          <w:sz w:val="36"/>
+          <w:szCs w:val="36"/>
+          <w:lang w:bidi="fa-IR"/>
+        </w:rPr>
+      </w:pPr>
+      <w:r>
+        <w:rPr>
+          <w:rFonts w:cs="B Titr" w:hint="cs"/>
+          <w:noProof/>
+          <w:sz w:val="36"/>
+          <w:szCs w:val="36"/>
+          <w:rtl/>
+          <w:lang w:val="fa-IR" w:bidi="fa-IR"/>
+        </w:rPr>
+        <w:drawing>
+          <wp:inline distT="0" distB="0" distL="0" distR="0" wp14:anchorId="68C15CB6" wp14:editId="5D0EB41E">
+            <wp:extent cx="5715000" cy="4324350"/>
+            <wp:effectExtent l="0" t="0" r="0" b="0"/>
+            <wp:docPr id="974751269" name="Picture 1"/>
+            <wp:cNvGraphicFramePr>
+              <a:graphicFrameLocks xmlns:a="http://schemas.openxmlformats.org/drawingml/2006/main" noChangeAspect="1"/>
+            </wp:cNvGraphicFramePr>
+            <a:graphic xmlns:a="http://schemas.openxmlformats.org/drawingml/2006/main">
+              <a:graphicData uri="http://schemas.openxmlformats.org/drawingml/2006/picture">
+                <pic:pic xmlns:pic="http://schemas.openxmlformats.org/drawingml/2006/picture">
+                  <pic:nvPicPr>
+                    <pic:cNvPr id="974751269" name="Picture 974751269"/>
+                    <pic:cNvPicPr/>
+                  </pic:nvPicPr>
+                  <pic:blipFill>
+                    <a:blip r:embed="rId8">
+                      <a:extLst>
+                        <a:ext uri="{28A0092B-C50C-407E-A947-70E740481C1C}">
+                          <a14:useLocalDpi xmlns:a14="http://schemas.microsoft.com/office/drawing/2010/main" val="0"/>
+                        </a:ext>
+                      </a:extLst>
+                    </a:blip>
+                    <a:stretch>
+                      <a:fillRect/>
+                    </a:stretch>
+                  </pic:blipFill>
+                  <pic:spPr>
+                    <a:xfrm>
+                      <a:off x="0" y="0"/>
+                      <a:ext cx="5715000" cy="4324350"/>
+                    </a:xfrm>
+                    <a:prstGeom prst="rect">
+                      <a:avLst/>
+                    </a:prstGeom>
+                  </pic:spPr>
+                </pic:pic>
+              </a:graphicData>
+            </a:graphic>
+          </wp:inline>
+        </w:drawing>
+      </w:r>
+    </w:p>
+    <w:p>
+      <w:pPr>
+        <w:bidi/>
+        <w:spacing w:line="480" w:lineRule="auto"/>
+        <w:jc w:val="left"/>
+        <w:rPr>
+          <w:rFonts w:cs="B Titr"/>
+          <w:sz w:val="36"/>
+          <w:szCs w:val="36"/>
+          <w:lang w:bidi="fa-IR"/>
+        </w:rPr>
+      </w:pPr>
+    </w:p>
+    <w:p>
+      <w:pPr>
+        <w:bidi/>
+        <w:spacing w:line="480" w:lineRule="auto"/>
+        <w:jc w:val="center"/>
+        <w:rPr>
+          <w:rFonts w:cs="B Titr"/>
+          <w:sz w:val="36"/>
+          <w:szCs w:val="36"/>
           <w:rtl/>
           <w:lang w:bidi="fa-IR"/>
         </w:rPr>
@@ -21,12 +139,15 @@
           <w:rtl/>
           <w:lang w:bidi="fa-IR"/>
         </w:rPr>
+        <w:lastRenderedPageBreak/>
         <w:t>نام دانشگاه: مرکز فنی مهندسی بوئین زهرا</w:t>
       </w:r>
     </w:p>
     <w:p>
       <w:pPr>
         <w:bidi/>
+        <w:spacing w:line="480" w:lineRule="auto"/>
+        <w:jc w:val="center"/>
         <w:rPr>
           <w:rFonts w:cs="B Titr"/>
           <w:sz w:val="36"/>
@@ -49,6 +170,8 @@
     <w:p>
       <w:pPr>
         <w:bidi/>
+        <w:spacing w:line="480" w:lineRule="auto"/>
+        <w:jc w:val="center"/>
         <w:rPr>
           <w:rFonts w:cs="B Titr"/>
           <w:sz w:val="36"/>
@@ -71,6 +194,8 @@
     <w:p>
       <w:pPr>
         <w:bidi/>
+        <w:spacing w:line="480" w:lineRule="auto"/>
+        <w:jc w:val="center"/>
         <w:rPr>
           <w:rFonts w:cs="B Titr"/>
           <w:sz w:val="36"/>
@@ -93,6 +218,8 @@
     <w:p>
       <w:pPr>
         <w:bidi/>
+        <w:spacing w:line="480" w:lineRule="auto"/>
+        <w:jc w:val="center"/>
         <w:rPr>
           <w:rFonts w:cs="B Titr"/>
           <w:sz w:val="36"/>
@@ -115,6 +242,8 @@
     <w:p>
       <w:pPr>
         <w:bidi/>
+        <w:spacing w:line="480" w:lineRule="auto"/>
+        <w:jc w:val="center"/>
         <w:rPr>
           <w:rFonts w:cs="B Titr"/>
           <w:sz w:val="36"/>
@@ -137,6 +266,8 @@
     <w:p>
       <w:pPr>
         <w:bidi/>
+        <w:spacing w:line="480" w:lineRule="auto"/>
+        <w:jc w:val="center"/>
         <w:rPr>
           <w:rFonts w:cs="B Titr"/>
           <w:sz w:val="36"/>
@@ -159,6 +290,8 @@
     <w:p>
       <w:pPr>
         <w:bidi/>
+        <w:spacing w:line="480" w:lineRule="auto"/>
+        <w:jc w:val="center"/>
         <w:rPr>
           <w:rFonts w:cs="B Titr"/>
           <w:sz w:val="36"/>
@@ -177,15 +310,26 @@
         </w:rPr>
         <w:t>تاریخ تحویل:</w:t>
       </w:r>
-    </w:p>
-    <w:p>
-      <w:pPr>
-        <w:bidi/>
+      <w:r>
+        <w:rPr>
+          <w:rFonts w:cs="B Titr" w:hint="cs"/>
+          <w:sz w:val="36"/>
+          <w:szCs w:val="36"/>
+          <w:rtl/>
+          <w:lang w:bidi="fa-IR"/>
+        </w:rPr>
+        <w:t>۱۴/۵/۱۴۰۴</w:t>
+      </w:r>
+    </w:p>
+    <w:p>
+      <w:pPr>
+        <w:bidi/>
+        <w:spacing w:line="480" w:lineRule="auto"/>
+        <w:jc w:val="center"/>
         <w:rPr>
           <w:rFonts w:cs="B Titr"/>
           <w:sz w:val="32"/>
           <w:szCs w:val="32"/>
-          <w:rtl/>
           <w:lang w:bidi="fa-IR"/>
         </w:rPr>
       </w:pPr>
@@ -200,58 +344,2559 @@
         <w:t>موضوع تحقیق: بررسی زبان پایتون از منظر طراحی زبان های برنامه نویسی</w:t>
       </w:r>
     </w:p>
-    <w:p>
-      <w:pPr>
-        <w:bidi/>
+    <w:sdt>
+      <w:sdtPr>
         <w:rPr>
           <w:rFonts w:cs="B Titr"/>
-          <w:rtl/>
-          <w:lang w:bidi="fa-IR"/>
-        </w:rPr>
-      </w:pPr>
-    </w:p>
-    <w:p>
-      <w:pPr>
-        <w:bidi/>
-        <w:rPr>
-          <w:rFonts w:cs="B Titr"/>
-          <w:rtl/>
-          <w:lang w:bidi="fa-IR"/>
-        </w:rPr>
-      </w:pPr>
-      <w:r>
-        <w:rPr>
-          <w:rFonts w:cs="B Titr"/>
-          <w:rtl/>
-          <w:lang w:bidi="fa-IR"/>
-        </w:rPr>
-        <w:br w:type="page"/>
-      </w:r>
-    </w:p>
-    <w:p>
-      <w:pPr>
-        <w:bidi/>
-        <w:rPr>
-          <w:rFonts w:cs="B Nazanin"/>
+          <w:color w:val="auto"/>
+        </w:rPr>
+        <w:id w:val="-1382859488"/>
+        <w:docPartObj>
+          <w:docPartGallery w:val="Table of Contents"/>
+          <w:docPartUnique/>
+        </w:docPartObj>
+      </w:sdtPr>
+      <w:sdtEndPr>
+        <w:rPr>
+          <w:rFonts w:ascii="B Nazanin" w:eastAsia="B Nazanin" w:hAnsi="B Nazanin" w:cs="B Nazanin"/>
+          <w:b/>
+          <w:bCs/>
+          <w:noProof/>
+          <w:kern w:val="2"/>
           <w:sz w:val="28"/>
           <w:szCs w:val="28"/>
-          <w:lang w:bidi="fa-IR"/>
-        </w:rPr>
-      </w:pPr>
-      <w:r>
-        <w:rPr>
-          <w:rFonts w:cs="B Titr" w:hint="cs"/>
-          <w:rtl/>
-          <w:lang w:bidi="fa-IR"/>
+          <w14:ligatures w14:val="standardContextual"/>
+        </w:rPr>
+      </w:sdtEndPr>
+      <w:sdtContent>
+        <w:p>
+          <w:pPr>
+            <w:pStyle w:val="TOCHeading"/>
+            <w:jc w:val="center"/>
+            <w:rPr>
+              <w:color w:val="auto"/>
+            </w:rPr>
+          </w:pPr>
+          <w:r>
+            <w:rPr>
+              <w:rFonts w:hint="cs"/>
+              <w:rtl/>
+            </w:rPr>
+            <w:t>فهرست مطالب</w:t>
+          </w:r>
+        </w:p>
+        <w:p>
+          <w:pPr>
+            <w:pStyle w:val="TOC1"/>
+            <w:jc w:val="left"/>
+            <w:rPr>
+              <w:rFonts w:asciiTheme="minorHAnsi" w:eastAsiaTheme="minorEastAsia" w:hAnsiTheme="minorHAnsi" w:cstheme="minorBidi"/>
+              <w:noProof/>
+              <w:sz w:val="22"/>
+              <w:szCs w:val="22"/>
+            </w:rPr>
+          </w:pPr>
+          <w:r>
+            <w:fldChar w:fldCharType="begin"/>
+          </w:r>
+          <w:r>
+            <w:instrText xml:space="preserve"> TOC \o "1-3" \h \z \u </w:instrText>
+          </w:r>
+          <w:r>
+            <w:fldChar w:fldCharType="separate"/>
+          </w:r>
+          <w:hyperlink w:anchor="_Toc205286888" w:history="1">
+            <w:r>
+              <w:rPr>
+                <w:rStyle w:val="Hyperlink"/>
+                <w:noProof/>
+                <w:rtl/>
+                <w:lang w:bidi="fa-IR"/>
+              </w:rPr>
+              <w:t>مقدمه</w:t>
+            </w:r>
+            <w:r>
+              <w:rPr>
+                <w:noProof/>
+                <w:webHidden/>
+              </w:rPr>
+              <w:tab/>
+            </w:r>
+            <w:r>
+              <w:rPr>
+                <w:noProof/>
+                <w:webHidden/>
+              </w:rPr>
+              <w:fldChar w:fldCharType="begin"/>
+            </w:r>
+            <w:r>
+              <w:rPr>
+                <w:noProof/>
+                <w:webHidden/>
+              </w:rPr>
+              <w:instrText xml:space="preserve"> PAGEREF _Toc205286888 \h </w:instrText>
+            </w:r>
+            <w:r>
+              <w:rPr>
+                <w:noProof/>
+                <w:webHidden/>
+              </w:rPr>
+            </w:r>
+            <w:r>
+              <w:rPr>
+                <w:noProof/>
+                <w:webHidden/>
+              </w:rPr>
+              <w:fldChar w:fldCharType="separate"/>
+            </w:r>
+            <w:r>
+              <w:rPr>
+                <w:noProof/>
+                <w:webHidden/>
+              </w:rPr>
+              <w:t>4</w:t>
+            </w:r>
+            <w:r>
+              <w:rPr>
+                <w:noProof/>
+                <w:webHidden/>
+              </w:rPr>
+              <w:fldChar w:fldCharType="end"/>
+            </w:r>
+          </w:hyperlink>
+        </w:p>
+        <w:p>
+          <w:pPr>
+            <w:pStyle w:val="TOC1"/>
+            <w:jc w:val="both"/>
+            <w:rPr>
+              <w:rFonts w:asciiTheme="minorHAnsi" w:eastAsiaTheme="minorEastAsia" w:hAnsiTheme="minorHAnsi" w:cstheme="minorBidi"/>
+              <w:noProof/>
+              <w:sz w:val="22"/>
+              <w:szCs w:val="22"/>
+            </w:rPr>
+          </w:pPr>
+          <w:hyperlink w:anchor="_Toc205286889" w:history="1">
+            <w:r>
+              <w:rPr>
+                <w:rStyle w:val="Hyperlink"/>
+                <w:noProof/>
+                <w:rtl/>
+                <w:lang w:bidi="fa-IR"/>
+              </w:rPr>
+              <w:t>زبان پا</w:t>
+            </w:r>
+            <w:r>
+              <w:rPr>
+                <w:rStyle w:val="Hyperlink"/>
+                <w:rFonts w:hint="cs"/>
+                <w:noProof/>
+                <w:rtl/>
+                <w:lang w:bidi="fa-IR"/>
+              </w:rPr>
+              <w:t>ی</w:t>
+            </w:r>
+            <w:r>
+              <w:rPr>
+                <w:rStyle w:val="Hyperlink"/>
+                <w:rFonts w:hint="eastAsia"/>
+                <w:noProof/>
+                <w:rtl/>
+                <w:lang w:bidi="fa-IR"/>
+              </w:rPr>
+              <w:t>تون</w:t>
+            </w:r>
+            <w:r>
+              <w:rPr>
+                <w:rStyle w:val="Hyperlink"/>
+                <w:noProof/>
+                <w:rtl/>
+                <w:lang w:bidi="fa-IR"/>
+              </w:rPr>
+              <w:t xml:space="preserve"> </w:t>
+            </w:r>
+            <w:r>
+              <w:rPr>
+                <w:rStyle w:val="Hyperlink"/>
+                <w:rFonts w:hint="cs"/>
+                <w:noProof/>
+                <w:rtl/>
+                <w:lang w:bidi="fa-IR"/>
+              </w:rPr>
+              <w:t>ی</w:t>
+            </w:r>
+            <w:r>
+              <w:rPr>
+                <w:rStyle w:val="Hyperlink"/>
+                <w:noProof/>
+                <w:rtl/>
+                <w:lang w:bidi="fa-IR"/>
+              </w:rPr>
+              <w:t>ک زبان مفسر</w:t>
+            </w:r>
+            <w:r>
+              <w:rPr>
+                <w:rStyle w:val="Hyperlink"/>
+                <w:rFonts w:hint="cs"/>
+                <w:noProof/>
+                <w:rtl/>
+                <w:lang w:bidi="fa-IR"/>
+              </w:rPr>
+              <w:t>ی</w:t>
+            </w:r>
+            <w:r>
+              <w:rPr>
+                <w:noProof/>
+                <w:webHidden/>
+              </w:rPr>
+              <w:tab/>
+            </w:r>
+            <w:r>
+              <w:rPr>
+                <w:noProof/>
+                <w:webHidden/>
+              </w:rPr>
+              <w:fldChar w:fldCharType="begin"/>
+            </w:r>
+            <w:r>
+              <w:rPr>
+                <w:noProof/>
+                <w:webHidden/>
+              </w:rPr>
+              <w:instrText xml:space="preserve"> PAGEREF _Toc205286889 \h </w:instrText>
+            </w:r>
+            <w:r>
+              <w:rPr>
+                <w:noProof/>
+                <w:webHidden/>
+              </w:rPr>
+            </w:r>
+            <w:r>
+              <w:rPr>
+                <w:noProof/>
+                <w:webHidden/>
+              </w:rPr>
+              <w:fldChar w:fldCharType="separate"/>
+            </w:r>
+            <w:r>
+              <w:rPr>
+                <w:noProof/>
+                <w:webHidden/>
+              </w:rPr>
+              <w:t>5</w:t>
+            </w:r>
+            <w:r>
+              <w:rPr>
+                <w:noProof/>
+                <w:webHidden/>
+              </w:rPr>
+              <w:fldChar w:fldCharType="end"/>
+            </w:r>
+          </w:hyperlink>
+        </w:p>
+        <w:p>
+          <w:pPr>
+            <w:pStyle w:val="TOC2"/>
+            <w:tabs>
+              <w:tab w:val="right" w:leader="dot" w:pos="9350"/>
+            </w:tabs>
+            <w:bidi/>
+            <w:rPr>
+              <w:rFonts w:asciiTheme="minorHAnsi" w:eastAsiaTheme="minorEastAsia" w:hAnsiTheme="minorHAnsi" w:cstheme="minorBidi"/>
+              <w:noProof/>
+              <w:sz w:val="22"/>
+              <w:szCs w:val="22"/>
+            </w:rPr>
+          </w:pPr>
+          <w:hyperlink w:anchor="_Toc205286890" w:history="1">
+            <w:r>
+              <w:rPr>
+                <w:rStyle w:val="Hyperlink"/>
+                <w:noProof/>
+                <w:rtl/>
+              </w:rPr>
+              <w:t>تفاوت زبان مفسر</w:t>
+            </w:r>
+            <w:r>
+              <w:rPr>
+                <w:rStyle w:val="Hyperlink"/>
+                <w:rFonts w:hint="cs"/>
+                <w:noProof/>
+                <w:rtl/>
+              </w:rPr>
+              <w:t>ی</w:t>
+            </w:r>
+            <w:r>
+              <w:rPr>
+                <w:rStyle w:val="Hyperlink"/>
+                <w:noProof/>
+                <w:rtl/>
+              </w:rPr>
+              <w:t xml:space="preserve"> و کامپا</w:t>
+            </w:r>
+            <w:r>
+              <w:rPr>
+                <w:rStyle w:val="Hyperlink"/>
+                <w:rFonts w:hint="cs"/>
+                <w:noProof/>
+                <w:rtl/>
+              </w:rPr>
+              <w:t>ی</w:t>
+            </w:r>
+            <w:r>
+              <w:rPr>
+                <w:rStyle w:val="Hyperlink"/>
+                <w:rFonts w:hint="eastAsia"/>
+                <w:noProof/>
+                <w:rtl/>
+              </w:rPr>
+              <w:t>لر</w:t>
+            </w:r>
+            <w:r>
+              <w:rPr>
+                <w:rStyle w:val="Hyperlink"/>
+                <w:rFonts w:hint="cs"/>
+                <w:noProof/>
+                <w:rtl/>
+              </w:rPr>
+              <w:t>ی</w:t>
+            </w:r>
+            <w:r>
+              <w:rPr>
+                <w:noProof/>
+                <w:webHidden/>
+              </w:rPr>
+              <w:tab/>
+            </w:r>
+            <w:r>
+              <w:rPr>
+                <w:noProof/>
+                <w:webHidden/>
+              </w:rPr>
+              <w:fldChar w:fldCharType="begin"/>
+            </w:r>
+            <w:r>
+              <w:rPr>
+                <w:noProof/>
+                <w:webHidden/>
+              </w:rPr>
+              <w:instrText xml:space="preserve"> PAGEREF _Toc205286890 \h </w:instrText>
+            </w:r>
+            <w:r>
+              <w:rPr>
+                <w:noProof/>
+                <w:webHidden/>
+              </w:rPr>
+            </w:r>
+            <w:r>
+              <w:rPr>
+                <w:noProof/>
+                <w:webHidden/>
+              </w:rPr>
+              <w:fldChar w:fldCharType="separate"/>
+            </w:r>
+            <w:r>
+              <w:rPr>
+                <w:noProof/>
+                <w:webHidden/>
+              </w:rPr>
+              <w:t>5</w:t>
+            </w:r>
+            <w:r>
+              <w:rPr>
+                <w:noProof/>
+                <w:webHidden/>
+              </w:rPr>
+              <w:fldChar w:fldCharType="end"/>
+            </w:r>
+          </w:hyperlink>
+        </w:p>
+        <w:p>
+          <w:pPr>
+            <w:pStyle w:val="TOC2"/>
+            <w:tabs>
+              <w:tab w:val="right" w:leader="dot" w:pos="9350"/>
+            </w:tabs>
+            <w:bidi/>
+            <w:rPr>
+              <w:rFonts w:asciiTheme="minorHAnsi" w:eastAsiaTheme="minorEastAsia" w:hAnsiTheme="minorHAnsi" w:cstheme="minorBidi"/>
+              <w:noProof/>
+              <w:sz w:val="22"/>
+              <w:szCs w:val="22"/>
+            </w:rPr>
+          </w:pPr>
+          <w:hyperlink w:anchor="_Toc205286891" w:history="1">
+            <w:r>
+              <w:rPr>
+                <w:rStyle w:val="Hyperlink"/>
+                <w:noProof/>
+                <w:rtl/>
+              </w:rPr>
+              <w:t>پا</w:t>
+            </w:r>
+            <w:r>
+              <w:rPr>
+                <w:rStyle w:val="Hyperlink"/>
+                <w:rFonts w:hint="cs"/>
+                <w:noProof/>
+                <w:rtl/>
+              </w:rPr>
+              <w:t>ی</w:t>
+            </w:r>
+            <w:r>
+              <w:rPr>
+                <w:rStyle w:val="Hyperlink"/>
+                <w:rFonts w:hint="eastAsia"/>
+                <w:noProof/>
+                <w:rtl/>
+              </w:rPr>
+              <w:t>تون</w:t>
+            </w:r>
+            <w:r>
+              <w:rPr>
+                <w:rStyle w:val="Hyperlink"/>
+                <w:noProof/>
+                <w:rtl/>
+              </w:rPr>
+              <w:t xml:space="preserve"> زبان هم مفسر</w:t>
+            </w:r>
+            <w:r>
+              <w:rPr>
+                <w:rStyle w:val="Hyperlink"/>
+                <w:rFonts w:hint="cs"/>
+                <w:noProof/>
+                <w:rtl/>
+              </w:rPr>
+              <w:t>ی</w:t>
+            </w:r>
+            <w:r>
+              <w:rPr>
+                <w:rStyle w:val="Hyperlink"/>
+                <w:noProof/>
+                <w:rtl/>
+              </w:rPr>
+              <w:t xml:space="preserve"> هم کامپا</w:t>
+            </w:r>
+            <w:r>
+              <w:rPr>
+                <w:rStyle w:val="Hyperlink"/>
+                <w:rFonts w:hint="cs"/>
+                <w:noProof/>
+                <w:rtl/>
+              </w:rPr>
+              <w:t>ی</w:t>
+            </w:r>
+            <w:r>
+              <w:rPr>
+                <w:rStyle w:val="Hyperlink"/>
+                <w:rFonts w:hint="eastAsia"/>
+                <w:noProof/>
+                <w:rtl/>
+              </w:rPr>
+              <w:t>لر</w:t>
+            </w:r>
+            <w:r>
+              <w:rPr>
+                <w:rStyle w:val="Hyperlink"/>
+                <w:rFonts w:hint="cs"/>
+                <w:noProof/>
+                <w:rtl/>
+              </w:rPr>
+              <w:t>ی</w:t>
+            </w:r>
+            <w:r>
+              <w:rPr>
+                <w:noProof/>
+                <w:webHidden/>
+              </w:rPr>
+              <w:tab/>
+            </w:r>
+            <w:r>
+              <w:rPr>
+                <w:noProof/>
+                <w:webHidden/>
+              </w:rPr>
+              <w:fldChar w:fldCharType="begin"/>
+            </w:r>
+            <w:r>
+              <w:rPr>
+                <w:noProof/>
+                <w:webHidden/>
+              </w:rPr>
+              <w:instrText xml:space="preserve"> PAGEREF _Toc205286891 \h </w:instrText>
+            </w:r>
+            <w:r>
+              <w:rPr>
+                <w:noProof/>
+                <w:webHidden/>
+              </w:rPr>
+            </w:r>
+            <w:r>
+              <w:rPr>
+                <w:noProof/>
+                <w:webHidden/>
+              </w:rPr>
+              <w:fldChar w:fldCharType="separate"/>
+            </w:r>
+            <w:r>
+              <w:rPr>
+                <w:noProof/>
+                <w:webHidden/>
+              </w:rPr>
+              <w:t>5</w:t>
+            </w:r>
+            <w:r>
+              <w:rPr>
+                <w:noProof/>
+                <w:webHidden/>
+              </w:rPr>
+              <w:fldChar w:fldCharType="end"/>
+            </w:r>
+          </w:hyperlink>
+        </w:p>
+        <w:p>
+          <w:pPr>
+            <w:pStyle w:val="TOC1"/>
+            <w:jc w:val="both"/>
+            <w:rPr>
+              <w:rFonts w:asciiTheme="minorHAnsi" w:eastAsiaTheme="minorEastAsia" w:hAnsiTheme="minorHAnsi" w:cstheme="minorBidi"/>
+              <w:noProof/>
+              <w:sz w:val="22"/>
+              <w:szCs w:val="22"/>
+            </w:rPr>
+          </w:pPr>
+          <w:hyperlink w:anchor="_Toc205286892" w:history="1">
+            <w:r>
+              <w:rPr>
+                <w:rStyle w:val="Hyperlink"/>
+                <w:noProof/>
+                <w:rtl/>
+                <w:lang w:bidi="fa-IR"/>
+              </w:rPr>
+              <w:t>زمان انق</w:t>
+            </w:r>
+            <w:r>
+              <w:rPr>
+                <w:rStyle w:val="Hyperlink"/>
+                <w:rFonts w:hint="cs"/>
+                <w:noProof/>
+                <w:rtl/>
+                <w:lang w:bidi="fa-IR"/>
+              </w:rPr>
+              <w:t>ی</w:t>
+            </w:r>
+            <w:r>
+              <w:rPr>
+                <w:rStyle w:val="Hyperlink"/>
+                <w:rFonts w:hint="eastAsia"/>
+                <w:noProof/>
+                <w:rtl/>
+                <w:lang w:bidi="fa-IR"/>
+              </w:rPr>
+              <w:t>اد</w:t>
+            </w:r>
+            <w:r>
+              <w:rPr>
+                <w:rStyle w:val="Hyperlink"/>
+                <w:noProof/>
+                <w:rtl/>
+                <w:lang w:bidi="fa-IR"/>
+              </w:rPr>
+              <w:t xml:space="preserve"> در پا</w:t>
+            </w:r>
+            <w:r>
+              <w:rPr>
+                <w:rStyle w:val="Hyperlink"/>
+                <w:rFonts w:hint="cs"/>
+                <w:noProof/>
+                <w:rtl/>
+                <w:lang w:bidi="fa-IR"/>
+              </w:rPr>
+              <w:t>ی</w:t>
+            </w:r>
+            <w:r>
+              <w:rPr>
+                <w:rStyle w:val="Hyperlink"/>
+                <w:rFonts w:hint="eastAsia"/>
+                <w:noProof/>
+                <w:rtl/>
+                <w:lang w:bidi="fa-IR"/>
+              </w:rPr>
+              <w:t>تون</w:t>
+            </w:r>
+            <w:r>
+              <w:rPr>
+                <w:noProof/>
+                <w:webHidden/>
+              </w:rPr>
+              <w:tab/>
+            </w:r>
+            <w:r>
+              <w:rPr>
+                <w:noProof/>
+                <w:webHidden/>
+              </w:rPr>
+              <w:fldChar w:fldCharType="begin"/>
+            </w:r>
+            <w:r>
+              <w:rPr>
+                <w:noProof/>
+                <w:webHidden/>
+              </w:rPr>
+              <w:instrText xml:space="preserve"> PAGEREF _Toc205286892 \h </w:instrText>
+            </w:r>
+            <w:r>
+              <w:rPr>
+                <w:noProof/>
+                <w:webHidden/>
+              </w:rPr>
+            </w:r>
+            <w:r>
+              <w:rPr>
+                <w:noProof/>
+                <w:webHidden/>
+              </w:rPr>
+              <w:fldChar w:fldCharType="separate"/>
+            </w:r>
+            <w:r>
+              <w:rPr>
+                <w:noProof/>
+                <w:webHidden/>
+              </w:rPr>
+              <w:t>6</w:t>
+            </w:r>
+            <w:r>
+              <w:rPr>
+                <w:noProof/>
+                <w:webHidden/>
+              </w:rPr>
+              <w:fldChar w:fldCharType="end"/>
+            </w:r>
+          </w:hyperlink>
+        </w:p>
+        <w:p>
+          <w:pPr>
+            <w:pStyle w:val="TOC2"/>
+            <w:tabs>
+              <w:tab w:val="right" w:leader="dot" w:pos="9350"/>
+            </w:tabs>
+            <w:bidi/>
+            <w:rPr>
+              <w:rFonts w:asciiTheme="minorHAnsi" w:eastAsiaTheme="minorEastAsia" w:hAnsiTheme="minorHAnsi" w:cstheme="minorBidi"/>
+              <w:noProof/>
+              <w:sz w:val="22"/>
+              <w:szCs w:val="22"/>
+            </w:rPr>
+          </w:pPr>
+          <w:hyperlink w:anchor="_Toc205286893" w:history="1">
+            <w:r>
+              <w:rPr>
+                <w:rStyle w:val="Hyperlink"/>
+                <w:noProof/>
+                <w:rtl/>
+                <w:lang w:bidi="fa-IR"/>
+              </w:rPr>
+              <w:t>انق</w:t>
+            </w:r>
+            <w:r>
+              <w:rPr>
+                <w:rStyle w:val="Hyperlink"/>
+                <w:rFonts w:hint="cs"/>
+                <w:noProof/>
+                <w:rtl/>
+                <w:lang w:bidi="fa-IR"/>
+              </w:rPr>
+              <w:t>ی</w:t>
+            </w:r>
+            <w:r>
+              <w:rPr>
+                <w:rStyle w:val="Hyperlink"/>
+                <w:rFonts w:hint="eastAsia"/>
+                <w:noProof/>
+                <w:rtl/>
+                <w:lang w:bidi="fa-IR"/>
+              </w:rPr>
+              <w:t>اد</w:t>
+            </w:r>
+            <w:r>
+              <w:rPr>
+                <w:rStyle w:val="Hyperlink"/>
+                <w:noProof/>
+                <w:rtl/>
+                <w:lang w:bidi="fa-IR"/>
+              </w:rPr>
+              <w:t xml:space="preserve"> د</w:t>
+            </w:r>
+            <w:r>
+              <w:rPr>
+                <w:rStyle w:val="Hyperlink"/>
+                <w:rFonts w:hint="cs"/>
+                <w:noProof/>
+                <w:rtl/>
+                <w:lang w:bidi="fa-IR"/>
+              </w:rPr>
+              <w:t>ی</w:t>
+            </w:r>
+            <w:r>
+              <w:rPr>
+                <w:rStyle w:val="Hyperlink"/>
+                <w:rFonts w:hint="eastAsia"/>
+                <w:noProof/>
+                <w:rtl/>
+                <w:lang w:bidi="fa-IR"/>
+              </w:rPr>
+              <w:t>ر</w:t>
+            </w:r>
+            <w:r>
+              <w:rPr>
+                <w:rStyle w:val="Hyperlink"/>
+                <w:noProof/>
+                <w:rtl/>
+                <w:lang w:bidi="fa-IR"/>
+              </w:rPr>
+              <w:t xml:space="preserve"> رس در پا</w:t>
+            </w:r>
+            <w:r>
+              <w:rPr>
+                <w:rStyle w:val="Hyperlink"/>
+                <w:rFonts w:hint="cs"/>
+                <w:noProof/>
+                <w:rtl/>
+                <w:lang w:bidi="fa-IR"/>
+              </w:rPr>
+              <w:t>ی</w:t>
+            </w:r>
+            <w:r>
+              <w:rPr>
+                <w:rStyle w:val="Hyperlink"/>
+                <w:rFonts w:hint="eastAsia"/>
+                <w:noProof/>
+                <w:rtl/>
+                <w:lang w:bidi="fa-IR"/>
+              </w:rPr>
+              <w:t>تون</w:t>
+            </w:r>
+            <w:r>
+              <w:rPr>
+                <w:noProof/>
+                <w:webHidden/>
+              </w:rPr>
+              <w:tab/>
+            </w:r>
+            <w:r>
+              <w:rPr>
+                <w:noProof/>
+                <w:webHidden/>
+              </w:rPr>
+              <w:fldChar w:fldCharType="begin"/>
+            </w:r>
+            <w:r>
+              <w:rPr>
+                <w:noProof/>
+                <w:webHidden/>
+              </w:rPr>
+              <w:instrText xml:space="preserve"> PAGEREF _Toc205286893 \h </w:instrText>
+            </w:r>
+            <w:r>
+              <w:rPr>
+                <w:noProof/>
+                <w:webHidden/>
+              </w:rPr>
+            </w:r>
+            <w:r>
+              <w:rPr>
+                <w:noProof/>
+                <w:webHidden/>
+              </w:rPr>
+              <w:fldChar w:fldCharType="separate"/>
+            </w:r>
+            <w:r>
+              <w:rPr>
+                <w:noProof/>
+                <w:webHidden/>
+              </w:rPr>
+              <w:t>6</w:t>
+            </w:r>
+            <w:r>
+              <w:rPr>
+                <w:noProof/>
+                <w:webHidden/>
+              </w:rPr>
+              <w:fldChar w:fldCharType="end"/>
+            </w:r>
+          </w:hyperlink>
+        </w:p>
+        <w:p>
+          <w:pPr>
+            <w:pStyle w:val="TOC2"/>
+            <w:tabs>
+              <w:tab w:val="right" w:leader="dot" w:pos="9350"/>
+            </w:tabs>
+            <w:bidi/>
+            <w:rPr>
+              <w:rFonts w:asciiTheme="minorHAnsi" w:eastAsiaTheme="minorEastAsia" w:hAnsiTheme="minorHAnsi" w:cstheme="minorBidi"/>
+              <w:noProof/>
+              <w:sz w:val="22"/>
+              <w:szCs w:val="22"/>
+            </w:rPr>
+          </w:pPr>
+          <w:hyperlink w:anchor="_Toc205286894" w:history="1">
+            <w:r>
+              <w:rPr>
+                <w:rStyle w:val="Hyperlink"/>
+                <w:noProof/>
+                <w:rtl/>
+                <w:lang w:bidi="fa-IR"/>
+              </w:rPr>
+              <w:t>انق</w:t>
+            </w:r>
+            <w:r>
+              <w:rPr>
+                <w:rStyle w:val="Hyperlink"/>
+                <w:rFonts w:hint="cs"/>
+                <w:noProof/>
+                <w:rtl/>
+                <w:lang w:bidi="fa-IR"/>
+              </w:rPr>
+              <w:t>ی</w:t>
+            </w:r>
+            <w:r>
+              <w:rPr>
+                <w:rStyle w:val="Hyperlink"/>
+                <w:rFonts w:hint="eastAsia"/>
+                <w:noProof/>
+                <w:rtl/>
+                <w:lang w:bidi="fa-IR"/>
+              </w:rPr>
+              <w:t>اد</w:t>
+            </w:r>
+            <w:r>
+              <w:rPr>
+                <w:rStyle w:val="Hyperlink"/>
+                <w:noProof/>
+                <w:rtl/>
+                <w:lang w:bidi="fa-IR"/>
+              </w:rPr>
+              <w:t xml:space="preserve"> زود رس در پا</w:t>
+            </w:r>
+            <w:r>
+              <w:rPr>
+                <w:rStyle w:val="Hyperlink"/>
+                <w:rFonts w:hint="cs"/>
+                <w:noProof/>
+                <w:rtl/>
+                <w:lang w:bidi="fa-IR"/>
+              </w:rPr>
+              <w:t>ی</w:t>
+            </w:r>
+            <w:r>
+              <w:rPr>
+                <w:rStyle w:val="Hyperlink"/>
+                <w:rFonts w:hint="eastAsia"/>
+                <w:noProof/>
+                <w:rtl/>
+                <w:lang w:bidi="fa-IR"/>
+              </w:rPr>
+              <w:t>تون</w:t>
+            </w:r>
+            <w:r>
+              <w:rPr>
+                <w:noProof/>
+                <w:webHidden/>
+              </w:rPr>
+              <w:tab/>
+            </w:r>
+            <w:r>
+              <w:rPr>
+                <w:noProof/>
+                <w:webHidden/>
+              </w:rPr>
+              <w:fldChar w:fldCharType="begin"/>
+            </w:r>
+            <w:r>
+              <w:rPr>
+                <w:noProof/>
+                <w:webHidden/>
+              </w:rPr>
+              <w:instrText xml:space="preserve"> PAGEREF _Toc205286894 \h </w:instrText>
+            </w:r>
+            <w:r>
+              <w:rPr>
+                <w:noProof/>
+                <w:webHidden/>
+              </w:rPr>
+            </w:r>
+            <w:r>
+              <w:rPr>
+                <w:noProof/>
+                <w:webHidden/>
+              </w:rPr>
+              <w:fldChar w:fldCharType="separate"/>
+            </w:r>
+            <w:r>
+              <w:rPr>
+                <w:noProof/>
+                <w:webHidden/>
+              </w:rPr>
+              <w:t>7</w:t>
+            </w:r>
+            <w:r>
+              <w:rPr>
+                <w:noProof/>
+                <w:webHidden/>
+              </w:rPr>
+              <w:fldChar w:fldCharType="end"/>
+            </w:r>
+          </w:hyperlink>
+        </w:p>
+        <w:p>
+          <w:pPr>
+            <w:pStyle w:val="TOC1"/>
+            <w:jc w:val="both"/>
+            <w:rPr>
+              <w:rFonts w:asciiTheme="minorHAnsi" w:eastAsiaTheme="minorEastAsia" w:hAnsiTheme="minorHAnsi" w:cstheme="minorBidi"/>
+              <w:noProof/>
+              <w:sz w:val="22"/>
+              <w:szCs w:val="22"/>
+            </w:rPr>
+          </w:pPr>
+          <w:hyperlink w:anchor="_Toc205286895" w:history="1">
+            <w:r>
+              <w:rPr>
+                <w:rStyle w:val="Hyperlink"/>
+                <w:noProof/>
+                <w:rtl/>
+                <w:lang w:bidi="fa-IR"/>
+              </w:rPr>
+              <w:t>تبد</w:t>
+            </w:r>
+            <w:r>
+              <w:rPr>
+                <w:rStyle w:val="Hyperlink"/>
+                <w:rFonts w:hint="cs"/>
+                <w:noProof/>
+                <w:rtl/>
+                <w:lang w:bidi="fa-IR"/>
+              </w:rPr>
+              <w:t>ی</w:t>
+            </w:r>
+            <w:r>
+              <w:rPr>
+                <w:rStyle w:val="Hyperlink"/>
+                <w:rFonts w:hint="eastAsia"/>
+                <w:noProof/>
+                <w:rtl/>
+                <w:lang w:bidi="fa-IR"/>
+              </w:rPr>
+              <w:t>ل</w:t>
+            </w:r>
+            <w:r>
+              <w:rPr>
+                <w:rStyle w:val="Hyperlink"/>
+                <w:noProof/>
+                <w:rtl/>
+                <w:lang w:bidi="fa-IR"/>
+              </w:rPr>
+              <w:t xml:space="preserve"> نوع در پا</w:t>
+            </w:r>
+            <w:r>
+              <w:rPr>
+                <w:rStyle w:val="Hyperlink"/>
+                <w:rFonts w:hint="cs"/>
+                <w:noProof/>
+                <w:rtl/>
+                <w:lang w:bidi="fa-IR"/>
+              </w:rPr>
+              <w:t>ی</w:t>
+            </w:r>
+            <w:r>
+              <w:rPr>
+                <w:rStyle w:val="Hyperlink"/>
+                <w:rFonts w:hint="eastAsia"/>
+                <w:noProof/>
+                <w:rtl/>
+                <w:lang w:bidi="fa-IR"/>
+              </w:rPr>
+              <w:t>تون</w:t>
+            </w:r>
+            <w:r>
+              <w:rPr>
+                <w:noProof/>
+                <w:webHidden/>
+              </w:rPr>
+              <w:tab/>
+            </w:r>
+            <w:r>
+              <w:rPr>
+                <w:noProof/>
+                <w:webHidden/>
+              </w:rPr>
+              <w:fldChar w:fldCharType="begin"/>
+            </w:r>
+            <w:r>
+              <w:rPr>
+                <w:noProof/>
+                <w:webHidden/>
+              </w:rPr>
+              <w:instrText xml:space="preserve"> PAGEREF _Toc205286895 \h </w:instrText>
+            </w:r>
+            <w:r>
+              <w:rPr>
+                <w:noProof/>
+                <w:webHidden/>
+              </w:rPr>
+            </w:r>
+            <w:r>
+              <w:rPr>
+                <w:noProof/>
+                <w:webHidden/>
+              </w:rPr>
+              <w:fldChar w:fldCharType="separate"/>
+            </w:r>
+            <w:r>
+              <w:rPr>
+                <w:noProof/>
+                <w:webHidden/>
+              </w:rPr>
+              <w:t>8</w:t>
+            </w:r>
+            <w:r>
+              <w:rPr>
+                <w:noProof/>
+                <w:webHidden/>
+              </w:rPr>
+              <w:fldChar w:fldCharType="end"/>
+            </w:r>
+          </w:hyperlink>
+        </w:p>
+        <w:p>
+          <w:pPr>
+            <w:pStyle w:val="TOC2"/>
+            <w:tabs>
+              <w:tab w:val="right" w:leader="dot" w:pos="9350"/>
+            </w:tabs>
+            <w:bidi/>
+            <w:rPr>
+              <w:rFonts w:asciiTheme="minorHAnsi" w:eastAsiaTheme="minorEastAsia" w:hAnsiTheme="minorHAnsi" w:cstheme="minorBidi"/>
+              <w:noProof/>
+              <w:sz w:val="22"/>
+              <w:szCs w:val="22"/>
+            </w:rPr>
+          </w:pPr>
+          <w:hyperlink w:anchor="_Toc205286896" w:history="1">
+            <w:r>
+              <w:rPr>
+                <w:rStyle w:val="Hyperlink"/>
+                <w:noProof/>
+                <w:rtl/>
+                <w:lang w:bidi="fa-IR"/>
+              </w:rPr>
+              <w:t>تبد</w:t>
+            </w:r>
+            <w:r>
+              <w:rPr>
+                <w:rStyle w:val="Hyperlink"/>
+                <w:rFonts w:hint="cs"/>
+                <w:noProof/>
+                <w:rtl/>
+                <w:lang w:bidi="fa-IR"/>
+              </w:rPr>
+              <w:t>ی</w:t>
+            </w:r>
+            <w:r>
+              <w:rPr>
+                <w:rStyle w:val="Hyperlink"/>
+                <w:rFonts w:hint="eastAsia"/>
+                <w:noProof/>
+                <w:rtl/>
+                <w:lang w:bidi="fa-IR"/>
+              </w:rPr>
+              <w:t>ل</w:t>
+            </w:r>
+            <w:r>
+              <w:rPr>
+                <w:rStyle w:val="Hyperlink"/>
+                <w:noProof/>
+                <w:rtl/>
+                <w:lang w:bidi="fa-IR"/>
+              </w:rPr>
+              <w:t xml:space="preserve"> نوع ضمن</w:t>
+            </w:r>
+            <w:r>
+              <w:rPr>
+                <w:rStyle w:val="Hyperlink"/>
+                <w:rFonts w:hint="cs"/>
+                <w:noProof/>
+                <w:rtl/>
+                <w:lang w:bidi="fa-IR"/>
+              </w:rPr>
+              <w:t>ی</w:t>
+            </w:r>
+            <w:r>
+              <w:rPr>
+                <w:rStyle w:val="Hyperlink"/>
+                <w:noProof/>
+                <w:rtl/>
+                <w:lang w:bidi="fa-IR"/>
+              </w:rPr>
+              <w:t xml:space="preserve"> در پا</w:t>
+            </w:r>
+            <w:r>
+              <w:rPr>
+                <w:rStyle w:val="Hyperlink"/>
+                <w:rFonts w:hint="cs"/>
+                <w:noProof/>
+                <w:rtl/>
+                <w:lang w:bidi="fa-IR"/>
+              </w:rPr>
+              <w:t>ی</w:t>
+            </w:r>
+            <w:r>
+              <w:rPr>
+                <w:rStyle w:val="Hyperlink"/>
+                <w:rFonts w:hint="eastAsia"/>
+                <w:noProof/>
+                <w:rtl/>
+                <w:lang w:bidi="fa-IR"/>
+              </w:rPr>
+              <w:t>تون</w:t>
+            </w:r>
+            <w:r>
+              <w:rPr>
+                <w:noProof/>
+                <w:webHidden/>
+              </w:rPr>
+              <w:tab/>
+            </w:r>
+            <w:r>
+              <w:rPr>
+                <w:noProof/>
+                <w:webHidden/>
+              </w:rPr>
+              <w:fldChar w:fldCharType="begin"/>
+            </w:r>
+            <w:r>
+              <w:rPr>
+                <w:noProof/>
+                <w:webHidden/>
+              </w:rPr>
+              <w:instrText xml:space="preserve"> PAGEREF _Toc205286896 \h </w:instrText>
+            </w:r>
+            <w:r>
+              <w:rPr>
+                <w:noProof/>
+                <w:webHidden/>
+              </w:rPr>
+            </w:r>
+            <w:r>
+              <w:rPr>
+                <w:noProof/>
+                <w:webHidden/>
+              </w:rPr>
+              <w:fldChar w:fldCharType="separate"/>
+            </w:r>
+            <w:r>
+              <w:rPr>
+                <w:noProof/>
+                <w:webHidden/>
+              </w:rPr>
+              <w:t>8</w:t>
+            </w:r>
+            <w:r>
+              <w:rPr>
+                <w:noProof/>
+                <w:webHidden/>
+              </w:rPr>
+              <w:fldChar w:fldCharType="end"/>
+            </w:r>
+          </w:hyperlink>
+        </w:p>
+        <w:p>
+          <w:pPr>
+            <w:pStyle w:val="TOC2"/>
+            <w:tabs>
+              <w:tab w:val="right" w:leader="dot" w:pos="9350"/>
+            </w:tabs>
+            <w:bidi/>
+            <w:rPr>
+              <w:rFonts w:asciiTheme="minorHAnsi" w:eastAsiaTheme="minorEastAsia" w:hAnsiTheme="minorHAnsi" w:cstheme="minorBidi"/>
+              <w:noProof/>
+              <w:sz w:val="22"/>
+              <w:szCs w:val="22"/>
+            </w:rPr>
+          </w:pPr>
+          <w:hyperlink w:anchor="_Toc205286897" w:history="1">
+            <w:r>
+              <w:rPr>
+                <w:rStyle w:val="Hyperlink"/>
+                <w:noProof/>
+                <w:rtl/>
+                <w:lang w:bidi="fa-IR"/>
+              </w:rPr>
+              <w:t>تبد</w:t>
+            </w:r>
+            <w:r>
+              <w:rPr>
+                <w:rStyle w:val="Hyperlink"/>
+                <w:rFonts w:hint="cs"/>
+                <w:noProof/>
+                <w:rtl/>
+                <w:lang w:bidi="fa-IR"/>
+              </w:rPr>
+              <w:t>ی</w:t>
+            </w:r>
+            <w:r>
+              <w:rPr>
+                <w:rStyle w:val="Hyperlink"/>
+                <w:rFonts w:hint="eastAsia"/>
+                <w:noProof/>
+                <w:rtl/>
+                <w:lang w:bidi="fa-IR"/>
+              </w:rPr>
+              <w:t>ل</w:t>
+            </w:r>
+            <w:r>
+              <w:rPr>
+                <w:rStyle w:val="Hyperlink"/>
+                <w:noProof/>
+                <w:rtl/>
+                <w:lang w:bidi="fa-IR"/>
+              </w:rPr>
+              <w:t xml:space="preserve"> نوع صر</w:t>
+            </w:r>
+            <w:r>
+              <w:rPr>
+                <w:rStyle w:val="Hyperlink"/>
+                <w:rFonts w:hint="cs"/>
+                <w:noProof/>
+                <w:rtl/>
+                <w:lang w:bidi="fa-IR"/>
+              </w:rPr>
+              <w:t>ی</w:t>
+            </w:r>
+            <w:r>
+              <w:rPr>
+                <w:rStyle w:val="Hyperlink"/>
+                <w:rFonts w:hint="eastAsia"/>
+                <w:noProof/>
+                <w:rtl/>
+                <w:lang w:bidi="fa-IR"/>
+              </w:rPr>
+              <w:t>ح</w:t>
+            </w:r>
+            <w:r>
+              <w:rPr>
+                <w:rStyle w:val="Hyperlink"/>
+                <w:noProof/>
+                <w:rtl/>
+                <w:lang w:bidi="fa-IR"/>
+              </w:rPr>
+              <w:t xml:space="preserve"> در پا</w:t>
+            </w:r>
+            <w:r>
+              <w:rPr>
+                <w:rStyle w:val="Hyperlink"/>
+                <w:rFonts w:hint="cs"/>
+                <w:noProof/>
+                <w:rtl/>
+                <w:lang w:bidi="fa-IR"/>
+              </w:rPr>
+              <w:t>ی</w:t>
+            </w:r>
+            <w:r>
+              <w:rPr>
+                <w:rStyle w:val="Hyperlink"/>
+                <w:rFonts w:hint="eastAsia"/>
+                <w:noProof/>
+                <w:rtl/>
+                <w:lang w:bidi="fa-IR"/>
+              </w:rPr>
+              <w:t>تون</w:t>
+            </w:r>
+            <w:r>
+              <w:rPr>
+                <w:noProof/>
+                <w:webHidden/>
+              </w:rPr>
+              <w:tab/>
+            </w:r>
+            <w:r>
+              <w:rPr>
+                <w:noProof/>
+                <w:webHidden/>
+              </w:rPr>
+              <w:fldChar w:fldCharType="begin"/>
+            </w:r>
+            <w:r>
+              <w:rPr>
+                <w:noProof/>
+                <w:webHidden/>
+              </w:rPr>
+              <w:instrText xml:space="preserve"> PAGEREF _Toc205286897 \h </w:instrText>
+            </w:r>
+            <w:r>
+              <w:rPr>
+                <w:noProof/>
+                <w:webHidden/>
+              </w:rPr>
+            </w:r>
+            <w:r>
+              <w:rPr>
+                <w:noProof/>
+                <w:webHidden/>
+              </w:rPr>
+              <w:fldChar w:fldCharType="separate"/>
+            </w:r>
+            <w:r>
+              <w:rPr>
+                <w:noProof/>
+                <w:webHidden/>
+              </w:rPr>
+              <w:t>8</w:t>
+            </w:r>
+            <w:r>
+              <w:rPr>
+                <w:noProof/>
+                <w:webHidden/>
+              </w:rPr>
+              <w:fldChar w:fldCharType="end"/>
+            </w:r>
+          </w:hyperlink>
+        </w:p>
+        <w:p>
+          <w:pPr>
+            <w:pStyle w:val="TOC2"/>
+            <w:tabs>
+              <w:tab w:val="right" w:leader="dot" w:pos="9350"/>
+            </w:tabs>
+            <w:bidi/>
+            <w:rPr>
+              <w:rFonts w:asciiTheme="minorHAnsi" w:eastAsiaTheme="minorEastAsia" w:hAnsiTheme="minorHAnsi" w:cstheme="minorBidi"/>
+              <w:noProof/>
+              <w:sz w:val="22"/>
+              <w:szCs w:val="22"/>
+            </w:rPr>
+          </w:pPr>
+          <w:hyperlink w:anchor="_Toc205286898" w:history="1">
+            <w:r>
+              <w:rPr>
+                <w:rStyle w:val="Hyperlink"/>
+                <w:noProof/>
+                <w:rtl/>
+                <w:lang w:bidi="fa-IR"/>
+              </w:rPr>
+              <w:t>چالش ها</w:t>
+            </w:r>
+            <w:r>
+              <w:rPr>
+                <w:rStyle w:val="Hyperlink"/>
+                <w:rFonts w:hint="cs"/>
+                <w:noProof/>
+                <w:rtl/>
+                <w:lang w:bidi="fa-IR"/>
+              </w:rPr>
+              <w:t>ی</w:t>
+            </w:r>
+            <w:r>
+              <w:rPr>
+                <w:rStyle w:val="Hyperlink"/>
+                <w:noProof/>
+                <w:rtl/>
+                <w:lang w:bidi="fa-IR"/>
+              </w:rPr>
+              <w:t xml:space="preserve"> پشت</w:t>
+            </w:r>
+            <w:r>
+              <w:rPr>
+                <w:rStyle w:val="Hyperlink"/>
+                <w:rFonts w:hint="cs"/>
+                <w:noProof/>
+                <w:rtl/>
+                <w:lang w:bidi="fa-IR"/>
+              </w:rPr>
+              <w:t>ی</w:t>
+            </w:r>
+            <w:r>
+              <w:rPr>
+                <w:rStyle w:val="Hyperlink"/>
+                <w:rFonts w:hint="eastAsia"/>
+                <w:noProof/>
+                <w:rtl/>
+                <w:lang w:bidi="fa-IR"/>
+              </w:rPr>
+              <w:t>بان</w:t>
+            </w:r>
+            <w:r>
+              <w:rPr>
+                <w:rStyle w:val="Hyperlink"/>
+                <w:rFonts w:hint="cs"/>
+                <w:noProof/>
+                <w:rtl/>
+                <w:lang w:bidi="fa-IR"/>
+              </w:rPr>
+              <w:t>ی</w:t>
+            </w:r>
+            <w:r>
+              <w:rPr>
+                <w:rStyle w:val="Hyperlink"/>
+                <w:noProof/>
+                <w:rtl/>
+                <w:lang w:bidi="fa-IR"/>
+              </w:rPr>
+              <w:t xml:space="preserve"> زبان از هر دو تبد</w:t>
+            </w:r>
+            <w:r>
+              <w:rPr>
+                <w:rStyle w:val="Hyperlink"/>
+                <w:rFonts w:hint="cs"/>
+                <w:noProof/>
+                <w:rtl/>
+                <w:lang w:bidi="fa-IR"/>
+              </w:rPr>
+              <w:t>ی</w:t>
+            </w:r>
+            <w:r>
+              <w:rPr>
+                <w:rStyle w:val="Hyperlink"/>
+                <w:rFonts w:hint="eastAsia"/>
+                <w:noProof/>
+                <w:rtl/>
+                <w:lang w:bidi="fa-IR"/>
+              </w:rPr>
+              <w:t>ل</w:t>
+            </w:r>
+            <w:r>
+              <w:rPr>
+                <w:rStyle w:val="Hyperlink"/>
+                <w:noProof/>
+                <w:rtl/>
+                <w:lang w:bidi="fa-IR"/>
+              </w:rPr>
+              <w:t xml:space="preserve"> نوع</w:t>
+            </w:r>
+            <w:r>
+              <w:rPr>
+                <w:noProof/>
+                <w:webHidden/>
+              </w:rPr>
+              <w:tab/>
+            </w:r>
+            <w:r>
+              <w:rPr>
+                <w:noProof/>
+                <w:webHidden/>
+              </w:rPr>
+              <w:fldChar w:fldCharType="begin"/>
+            </w:r>
+            <w:r>
+              <w:rPr>
+                <w:noProof/>
+                <w:webHidden/>
+              </w:rPr>
+              <w:instrText xml:space="preserve"> PAGEREF _Toc205286898 \h </w:instrText>
+            </w:r>
+            <w:r>
+              <w:rPr>
+                <w:noProof/>
+                <w:webHidden/>
+              </w:rPr>
+            </w:r>
+            <w:r>
+              <w:rPr>
+                <w:noProof/>
+                <w:webHidden/>
+              </w:rPr>
+              <w:fldChar w:fldCharType="separate"/>
+            </w:r>
+            <w:r>
+              <w:rPr>
+                <w:noProof/>
+                <w:webHidden/>
+              </w:rPr>
+              <w:t>9</w:t>
+            </w:r>
+            <w:r>
+              <w:rPr>
+                <w:noProof/>
+                <w:webHidden/>
+              </w:rPr>
+              <w:fldChar w:fldCharType="end"/>
+            </w:r>
+          </w:hyperlink>
+        </w:p>
+        <w:p>
+          <w:pPr>
+            <w:pStyle w:val="TOC1"/>
+            <w:jc w:val="both"/>
+            <w:rPr>
+              <w:rFonts w:asciiTheme="minorHAnsi" w:eastAsiaTheme="minorEastAsia" w:hAnsiTheme="minorHAnsi" w:cstheme="minorBidi"/>
+              <w:noProof/>
+              <w:sz w:val="22"/>
+              <w:szCs w:val="22"/>
+            </w:rPr>
+          </w:pPr>
+          <w:hyperlink w:anchor="_Toc205286899" w:history="1">
+            <w:r>
+              <w:rPr>
+                <w:rStyle w:val="Hyperlink"/>
+                <w:noProof/>
+                <w:rtl/>
+                <w:lang w:bidi="fa-IR"/>
+              </w:rPr>
+              <w:t>کنترل نوع در پا</w:t>
+            </w:r>
+            <w:r>
+              <w:rPr>
+                <w:rStyle w:val="Hyperlink"/>
+                <w:rFonts w:hint="cs"/>
+                <w:noProof/>
+                <w:rtl/>
+                <w:lang w:bidi="fa-IR"/>
+              </w:rPr>
+              <w:t>ی</w:t>
+            </w:r>
+            <w:r>
+              <w:rPr>
+                <w:rStyle w:val="Hyperlink"/>
+                <w:rFonts w:hint="eastAsia"/>
+                <w:noProof/>
+                <w:rtl/>
+                <w:lang w:bidi="fa-IR"/>
+              </w:rPr>
+              <w:t>تون</w:t>
+            </w:r>
+            <w:r>
+              <w:rPr>
+                <w:noProof/>
+                <w:webHidden/>
+              </w:rPr>
+              <w:tab/>
+            </w:r>
+            <w:r>
+              <w:rPr>
+                <w:noProof/>
+                <w:webHidden/>
+              </w:rPr>
+              <w:fldChar w:fldCharType="begin"/>
+            </w:r>
+            <w:r>
+              <w:rPr>
+                <w:noProof/>
+                <w:webHidden/>
+              </w:rPr>
+              <w:instrText xml:space="preserve"> PAGEREF _Toc205286899 \h </w:instrText>
+            </w:r>
+            <w:r>
+              <w:rPr>
+                <w:noProof/>
+                <w:webHidden/>
+              </w:rPr>
+            </w:r>
+            <w:r>
+              <w:rPr>
+                <w:noProof/>
+                <w:webHidden/>
+              </w:rPr>
+              <w:fldChar w:fldCharType="separate"/>
+            </w:r>
+            <w:r>
+              <w:rPr>
+                <w:noProof/>
+                <w:webHidden/>
+              </w:rPr>
+              <w:t>10</w:t>
+            </w:r>
+            <w:r>
+              <w:rPr>
+                <w:noProof/>
+                <w:webHidden/>
+              </w:rPr>
+              <w:fldChar w:fldCharType="end"/>
+            </w:r>
+          </w:hyperlink>
+        </w:p>
+        <w:p>
+          <w:pPr>
+            <w:pStyle w:val="TOC2"/>
+            <w:tabs>
+              <w:tab w:val="right" w:leader="dot" w:pos="9350"/>
+            </w:tabs>
+            <w:bidi/>
+            <w:rPr>
+              <w:rFonts w:asciiTheme="minorHAnsi" w:eastAsiaTheme="minorEastAsia" w:hAnsiTheme="minorHAnsi" w:cstheme="minorBidi"/>
+              <w:noProof/>
+              <w:sz w:val="22"/>
+              <w:szCs w:val="22"/>
+            </w:rPr>
+          </w:pPr>
+          <w:hyperlink w:anchor="_Toc205286900" w:history="1">
+            <w:r>
+              <w:rPr>
+                <w:rStyle w:val="Hyperlink"/>
+                <w:noProof/>
+                <w:rtl/>
+                <w:lang w:bidi="fa-IR"/>
+              </w:rPr>
+              <w:t>کنترل نوع پو</w:t>
+            </w:r>
+            <w:r>
+              <w:rPr>
+                <w:rStyle w:val="Hyperlink"/>
+                <w:rFonts w:hint="cs"/>
+                <w:noProof/>
+                <w:rtl/>
+                <w:lang w:bidi="fa-IR"/>
+              </w:rPr>
+              <w:t>ی</w:t>
+            </w:r>
+            <w:r>
+              <w:rPr>
+                <w:rStyle w:val="Hyperlink"/>
+                <w:rFonts w:hint="eastAsia"/>
+                <w:noProof/>
+                <w:rtl/>
+                <w:lang w:bidi="fa-IR"/>
+              </w:rPr>
+              <w:t>ا</w:t>
+            </w:r>
+            <w:r>
+              <w:rPr>
+                <w:rStyle w:val="Hyperlink"/>
+                <w:noProof/>
+                <w:rtl/>
+                <w:lang w:bidi="fa-IR"/>
+              </w:rPr>
+              <w:t xml:space="preserve"> در پا</w:t>
+            </w:r>
+            <w:r>
+              <w:rPr>
+                <w:rStyle w:val="Hyperlink"/>
+                <w:rFonts w:hint="cs"/>
+                <w:noProof/>
+                <w:rtl/>
+                <w:lang w:bidi="fa-IR"/>
+              </w:rPr>
+              <w:t>ی</w:t>
+            </w:r>
+            <w:r>
+              <w:rPr>
+                <w:rStyle w:val="Hyperlink"/>
+                <w:rFonts w:hint="eastAsia"/>
+                <w:noProof/>
+                <w:rtl/>
+                <w:lang w:bidi="fa-IR"/>
+              </w:rPr>
+              <w:t>تون</w:t>
+            </w:r>
+            <w:r>
+              <w:rPr>
+                <w:noProof/>
+                <w:webHidden/>
+              </w:rPr>
+              <w:tab/>
+            </w:r>
+            <w:r>
+              <w:rPr>
+                <w:noProof/>
+                <w:webHidden/>
+              </w:rPr>
+              <w:fldChar w:fldCharType="begin"/>
+            </w:r>
+            <w:r>
+              <w:rPr>
+                <w:noProof/>
+                <w:webHidden/>
+              </w:rPr>
+              <w:instrText xml:space="preserve"> PAGEREF _Toc205286900 \h </w:instrText>
+            </w:r>
+            <w:r>
+              <w:rPr>
+                <w:noProof/>
+                <w:webHidden/>
+              </w:rPr>
+            </w:r>
+            <w:r>
+              <w:rPr>
+                <w:noProof/>
+                <w:webHidden/>
+              </w:rPr>
+              <w:fldChar w:fldCharType="separate"/>
+            </w:r>
+            <w:r>
+              <w:rPr>
+                <w:noProof/>
+                <w:webHidden/>
+              </w:rPr>
+              <w:t>10</w:t>
+            </w:r>
+            <w:r>
+              <w:rPr>
+                <w:noProof/>
+                <w:webHidden/>
+              </w:rPr>
+              <w:fldChar w:fldCharType="end"/>
+            </w:r>
+          </w:hyperlink>
+        </w:p>
+        <w:p>
+          <w:pPr>
+            <w:pStyle w:val="TOC1"/>
+            <w:jc w:val="both"/>
+            <w:rPr>
+              <w:rFonts w:asciiTheme="minorHAnsi" w:eastAsiaTheme="minorEastAsia" w:hAnsiTheme="minorHAnsi" w:cstheme="minorBidi"/>
+              <w:noProof/>
+              <w:sz w:val="22"/>
+              <w:szCs w:val="22"/>
+            </w:rPr>
+          </w:pPr>
+          <w:hyperlink w:anchor="_Toc205286901" w:history="1">
+            <w:r>
+              <w:rPr>
+                <w:rStyle w:val="Hyperlink"/>
+                <w:noProof/>
+                <w:rtl/>
+                <w:lang w:bidi="fa-IR"/>
+              </w:rPr>
+              <w:t>توص</w:t>
+            </w:r>
+            <w:r>
+              <w:rPr>
+                <w:rStyle w:val="Hyperlink"/>
+                <w:rFonts w:hint="cs"/>
+                <w:noProof/>
+                <w:rtl/>
+                <w:lang w:bidi="fa-IR"/>
+              </w:rPr>
+              <w:t>ی</w:t>
+            </w:r>
+            <w:r>
+              <w:rPr>
+                <w:rStyle w:val="Hyperlink"/>
+                <w:rFonts w:hint="eastAsia"/>
+                <w:noProof/>
+                <w:rtl/>
+                <w:lang w:bidi="fa-IR"/>
+              </w:rPr>
+              <w:t>ف</w:t>
+            </w:r>
+            <w:r>
+              <w:rPr>
+                <w:rStyle w:val="Hyperlink"/>
+                <w:noProof/>
+                <w:rtl/>
+                <w:lang w:bidi="fa-IR"/>
+              </w:rPr>
+              <w:t xml:space="preserve"> گر در پا</w:t>
+            </w:r>
+            <w:r>
+              <w:rPr>
+                <w:rStyle w:val="Hyperlink"/>
+                <w:rFonts w:hint="cs"/>
+                <w:noProof/>
+                <w:rtl/>
+                <w:lang w:bidi="fa-IR"/>
+              </w:rPr>
+              <w:t>ی</w:t>
+            </w:r>
+            <w:r>
+              <w:rPr>
+                <w:rStyle w:val="Hyperlink"/>
+                <w:rFonts w:hint="eastAsia"/>
+                <w:noProof/>
+                <w:rtl/>
+                <w:lang w:bidi="fa-IR"/>
+              </w:rPr>
+              <w:t>تون</w:t>
+            </w:r>
+            <w:r>
+              <w:rPr>
+                <w:noProof/>
+                <w:webHidden/>
+              </w:rPr>
+              <w:tab/>
+            </w:r>
+            <w:r>
+              <w:rPr>
+                <w:noProof/>
+                <w:webHidden/>
+              </w:rPr>
+              <w:fldChar w:fldCharType="begin"/>
+            </w:r>
+            <w:r>
+              <w:rPr>
+                <w:noProof/>
+                <w:webHidden/>
+              </w:rPr>
+              <w:instrText xml:space="preserve"> PAGEREF _Toc205286901 \h </w:instrText>
+            </w:r>
+            <w:r>
+              <w:rPr>
+                <w:noProof/>
+                <w:webHidden/>
+              </w:rPr>
+            </w:r>
+            <w:r>
+              <w:rPr>
+                <w:noProof/>
+                <w:webHidden/>
+              </w:rPr>
+              <w:fldChar w:fldCharType="separate"/>
+            </w:r>
+            <w:r>
+              <w:rPr>
+                <w:noProof/>
+                <w:webHidden/>
+              </w:rPr>
+              <w:t>11</w:t>
+            </w:r>
+            <w:r>
+              <w:rPr>
+                <w:noProof/>
+                <w:webHidden/>
+              </w:rPr>
+              <w:fldChar w:fldCharType="end"/>
+            </w:r>
+          </w:hyperlink>
+        </w:p>
+        <w:p>
+          <w:pPr>
+            <w:pStyle w:val="TOC1"/>
+            <w:jc w:val="both"/>
+            <w:rPr>
+              <w:rFonts w:asciiTheme="minorHAnsi" w:eastAsiaTheme="minorEastAsia" w:hAnsiTheme="minorHAnsi" w:cstheme="minorBidi"/>
+              <w:noProof/>
+              <w:sz w:val="22"/>
+              <w:szCs w:val="22"/>
+            </w:rPr>
+          </w:pPr>
+          <w:hyperlink w:anchor="_Toc205286902" w:history="1">
+            <w:r>
+              <w:rPr>
+                <w:rStyle w:val="Hyperlink"/>
+                <w:noProof/>
+                <w:rtl/>
+                <w:lang w:bidi="fa-IR"/>
+              </w:rPr>
+              <w:t>نوع شمارش در پا</w:t>
+            </w:r>
+            <w:r>
+              <w:rPr>
+                <w:rStyle w:val="Hyperlink"/>
+                <w:rFonts w:hint="cs"/>
+                <w:noProof/>
+                <w:rtl/>
+                <w:lang w:bidi="fa-IR"/>
+              </w:rPr>
+              <w:t>ی</w:t>
+            </w:r>
+            <w:r>
+              <w:rPr>
+                <w:rStyle w:val="Hyperlink"/>
+                <w:rFonts w:hint="eastAsia"/>
+                <w:noProof/>
+                <w:rtl/>
+                <w:lang w:bidi="fa-IR"/>
+              </w:rPr>
+              <w:t>تون</w:t>
+            </w:r>
+            <w:r>
+              <w:rPr>
+                <w:noProof/>
+                <w:webHidden/>
+              </w:rPr>
+              <w:tab/>
+            </w:r>
+            <w:r>
+              <w:rPr>
+                <w:noProof/>
+                <w:webHidden/>
+              </w:rPr>
+              <w:fldChar w:fldCharType="begin"/>
+            </w:r>
+            <w:r>
+              <w:rPr>
+                <w:noProof/>
+                <w:webHidden/>
+              </w:rPr>
+              <w:instrText xml:space="preserve"> PAGEREF _Toc205286902 \h </w:instrText>
+            </w:r>
+            <w:r>
+              <w:rPr>
+                <w:noProof/>
+                <w:webHidden/>
+              </w:rPr>
+            </w:r>
+            <w:r>
+              <w:rPr>
+                <w:noProof/>
+                <w:webHidden/>
+              </w:rPr>
+              <w:fldChar w:fldCharType="separate"/>
+            </w:r>
+            <w:r>
+              <w:rPr>
+                <w:noProof/>
+                <w:webHidden/>
+              </w:rPr>
+              <w:t>12</w:t>
+            </w:r>
+            <w:r>
+              <w:rPr>
+                <w:noProof/>
+                <w:webHidden/>
+              </w:rPr>
+              <w:fldChar w:fldCharType="end"/>
+            </w:r>
+          </w:hyperlink>
+        </w:p>
+        <w:p>
+          <w:pPr>
+            <w:pStyle w:val="TOC1"/>
+            <w:jc w:val="both"/>
+            <w:rPr>
+              <w:rFonts w:asciiTheme="minorHAnsi" w:eastAsiaTheme="minorEastAsia" w:hAnsiTheme="minorHAnsi" w:cstheme="minorBidi"/>
+              <w:noProof/>
+              <w:sz w:val="22"/>
+              <w:szCs w:val="22"/>
+            </w:rPr>
+          </w:pPr>
+          <w:hyperlink w:anchor="_Toc205286903" w:history="1">
+            <w:r>
+              <w:rPr>
+                <w:rStyle w:val="Hyperlink"/>
+                <w:noProof/>
+                <w:rtl/>
+                <w:lang w:bidi="fa-IR"/>
+              </w:rPr>
+              <w:t>انواع رشته ها</w:t>
+            </w:r>
+            <w:r>
+              <w:rPr>
+                <w:rStyle w:val="Hyperlink"/>
+                <w:rFonts w:hint="cs"/>
+                <w:noProof/>
+                <w:rtl/>
+                <w:lang w:bidi="fa-IR"/>
+              </w:rPr>
+              <w:t>ی</w:t>
+            </w:r>
+            <w:r>
+              <w:rPr>
+                <w:rStyle w:val="Hyperlink"/>
+                <w:noProof/>
+                <w:rtl/>
+                <w:lang w:bidi="fa-IR"/>
+              </w:rPr>
+              <w:t xml:space="preserve"> ورود</w:t>
+            </w:r>
+            <w:r>
+              <w:rPr>
+                <w:rStyle w:val="Hyperlink"/>
+                <w:rFonts w:hint="cs"/>
+                <w:noProof/>
+                <w:rtl/>
+                <w:lang w:bidi="fa-IR"/>
+              </w:rPr>
+              <w:t>ی</w:t>
+            </w:r>
+            <w:r>
+              <w:rPr>
+                <w:rStyle w:val="Hyperlink"/>
+                <w:noProof/>
+                <w:rtl/>
+                <w:lang w:bidi="fa-IR"/>
+              </w:rPr>
+              <w:t xml:space="preserve"> در پا</w:t>
+            </w:r>
+            <w:r>
+              <w:rPr>
+                <w:rStyle w:val="Hyperlink"/>
+                <w:rFonts w:hint="cs"/>
+                <w:noProof/>
+                <w:rtl/>
+                <w:lang w:bidi="fa-IR"/>
+              </w:rPr>
+              <w:t>ی</w:t>
+            </w:r>
+            <w:r>
+              <w:rPr>
+                <w:rStyle w:val="Hyperlink"/>
+                <w:rFonts w:hint="eastAsia"/>
+                <w:noProof/>
+                <w:rtl/>
+                <w:lang w:bidi="fa-IR"/>
+              </w:rPr>
+              <w:t>تون</w:t>
+            </w:r>
+            <w:r>
+              <w:rPr>
+                <w:noProof/>
+                <w:webHidden/>
+              </w:rPr>
+              <w:tab/>
+            </w:r>
+            <w:r>
+              <w:rPr>
+                <w:noProof/>
+                <w:webHidden/>
+              </w:rPr>
+              <w:fldChar w:fldCharType="begin"/>
+            </w:r>
+            <w:r>
+              <w:rPr>
+                <w:noProof/>
+                <w:webHidden/>
+              </w:rPr>
+              <w:instrText xml:space="preserve"> PAGEREF _Toc205286903 \h </w:instrText>
+            </w:r>
+            <w:r>
+              <w:rPr>
+                <w:noProof/>
+                <w:webHidden/>
+              </w:rPr>
+            </w:r>
+            <w:r>
+              <w:rPr>
+                <w:noProof/>
+                <w:webHidden/>
+              </w:rPr>
+              <w:fldChar w:fldCharType="separate"/>
+            </w:r>
+            <w:r>
+              <w:rPr>
+                <w:noProof/>
+                <w:webHidden/>
+              </w:rPr>
+              <w:t>13</w:t>
+            </w:r>
+            <w:r>
+              <w:rPr>
+                <w:noProof/>
+                <w:webHidden/>
+              </w:rPr>
+              <w:fldChar w:fldCharType="end"/>
+            </w:r>
+          </w:hyperlink>
+        </w:p>
+        <w:p>
+          <w:pPr>
+            <w:pStyle w:val="TOC1"/>
+            <w:jc w:val="both"/>
+            <w:rPr>
+              <w:rFonts w:asciiTheme="minorHAnsi" w:eastAsiaTheme="minorEastAsia" w:hAnsiTheme="minorHAnsi" w:cstheme="minorBidi"/>
+              <w:noProof/>
+              <w:sz w:val="22"/>
+              <w:szCs w:val="22"/>
+            </w:rPr>
+          </w:pPr>
+          <w:hyperlink w:anchor="_Toc205286904" w:history="1">
+            <w:r>
+              <w:rPr>
+                <w:rStyle w:val="Hyperlink"/>
+                <w:noProof/>
+                <w:rtl/>
+                <w:lang w:bidi="fa-IR"/>
+              </w:rPr>
+              <w:t>کپسول ساز</w:t>
+            </w:r>
+            <w:r>
+              <w:rPr>
+                <w:rStyle w:val="Hyperlink"/>
+                <w:rFonts w:hint="cs"/>
+                <w:noProof/>
+                <w:rtl/>
+                <w:lang w:bidi="fa-IR"/>
+              </w:rPr>
+              <w:t>ی</w:t>
+            </w:r>
+            <w:r>
+              <w:rPr>
+                <w:rStyle w:val="Hyperlink"/>
+                <w:noProof/>
+                <w:rtl/>
+                <w:lang w:bidi="fa-IR"/>
+              </w:rPr>
+              <w:t xml:space="preserve"> در پا</w:t>
+            </w:r>
+            <w:r>
+              <w:rPr>
+                <w:rStyle w:val="Hyperlink"/>
+                <w:rFonts w:hint="cs"/>
+                <w:noProof/>
+                <w:rtl/>
+                <w:lang w:bidi="fa-IR"/>
+              </w:rPr>
+              <w:t>ی</w:t>
+            </w:r>
+            <w:r>
+              <w:rPr>
+                <w:rStyle w:val="Hyperlink"/>
+                <w:rFonts w:hint="eastAsia"/>
+                <w:noProof/>
+                <w:rtl/>
+                <w:lang w:bidi="fa-IR"/>
+              </w:rPr>
+              <w:t>تون</w:t>
+            </w:r>
+            <w:r>
+              <w:rPr>
+                <w:noProof/>
+                <w:webHidden/>
+              </w:rPr>
+              <w:tab/>
+            </w:r>
+            <w:r>
+              <w:rPr>
+                <w:noProof/>
+                <w:webHidden/>
+              </w:rPr>
+              <w:fldChar w:fldCharType="begin"/>
+            </w:r>
+            <w:r>
+              <w:rPr>
+                <w:noProof/>
+                <w:webHidden/>
+              </w:rPr>
+              <w:instrText xml:space="preserve"> PAGEREF _Toc205286904 \h </w:instrText>
+            </w:r>
+            <w:r>
+              <w:rPr>
+                <w:noProof/>
+                <w:webHidden/>
+              </w:rPr>
+            </w:r>
+            <w:r>
+              <w:rPr>
+                <w:noProof/>
+                <w:webHidden/>
+              </w:rPr>
+              <w:fldChar w:fldCharType="separate"/>
+            </w:r>
+            <w:r>
+              <w:rPr>
+                <w:noProof/>
+                <w:webHidden/>
+              </w:rPr>
+              <w:t>14</w:t>
+            </w:r>
+            <w:r>
+              <w:rPr>
+                <w:noProof/>
+                <w:webHidden/>
+              </w:rPr>
+              <w:fldChar w:fldCharType="end"/>
+            </w:r>
+          </w:hyperlink>
+        </w:p>
+        <w:p>
+          <w:pPr>
+            <w:pStyle w:val="TOC1"/>
+            <w:jc w:val="both"/>
+            <w:rPr>
+              <w:rFonts w:asciiTheme="minorHAnsi" w:eastAsiaTheme="minorEastAsia" w:hAnsiTheme="minorHAnsi" w:cstheme="minorBidi"/>
+              <w:noProof/>
+              <w:sz w:val="22"/>
+              <w:szCs w:val="22"/>
+            </w:rPr>
+          </w:pPr>
+          <w:hyperlink w:anchor="_Toc205286905" w:history="1">
+            <w:r>
+              <w:rPr>
+                <w:rStyle w:val="Hyperlink"/>
+                <w:noProof/>
+                <w:rtl/>
+                <w:lang w:bidi="fa-IR"/>
+              </w:rPr>
+              <w:t>مد</w:t>
+            </w:r>
+            <w:r>
+              <w:rPr>
+                <w:rStyle w:val="Hyperlink"/>
+                <w:rFonts w:hint="cs"/>
+                <w:noProof/>
+                <w:rtl/>
+                <w:lang w:bidi="fa-IR"/>
+              </w:rPr>
+              <w:t>ی</w:t>
+            </w:r>
+            <w:r>
+              <w:rPr>
+                <w:rStyle w:val="Hyperlink"/>
+                <w:rFonts w:hint="eastAsia"/>
+                <w:noProof/>
+                <w:rtl/>
+                <w:lang w:bidi="fa-IR"/>
+              </w:rPr>
+              <w:t>ر</w:t>
+            </w:r>
+            <w:r>
+              <w:rPr>
+                <w:rStyle w:val="Hyperlink"/>
+                <w:rFonts w:hint="cs"/>
+                <w:noProof/>
+                <w:rtl/>
+                <w:lang w:bidi="fa-IR"/>
+              </w:rPr>
+              <w:t>ی</w:t>
+            </w:r>
+            <w:r>
+              <w:rPr>
+                <w:rStyle w:val="Hyperlink"/>
+                <w:rFonts w:hint="eastAsia"/>
+                <w:noProof/>
+                <w:rtl/>
+                <w:lang w:bidi="fa-IR"/>
+              </w:rPr>
+              <w:t>ت</w:t>
+            </w:r>
+            <w:r>
+              <w:rPr>
+                <w:rStyle w:val="Hyperlink"/>
+                <w:noProof/>
+                <w:rtl/>
+                <w:lang w:bidi="fa-IR"/>
+              </w:rPr>
+              <w:t xml:space="preserve"> زباله در پا</w:t>
+            </w:r>
+            <w:r>
+              <w:rPr>
+                <w:rStyle w:val="Hyperlink"/>
+                <w:rFonts w:hint="cs"/>
+                <w:noProof/>
+                <w:rtl/>
+                <w:lang w:bidi="fa-IR"/>
+              </w:rPr>
+              <w:t>ی</w:t>
+            </w:r>
+            <w:r>
+              <w:rPr>
+                <w:rStyle w:val="Hyperlink"/>
+                <w:rFonts w:hint="eastAsia"/>
+                <w:noProof/>
+                <w:rtl/>
+                <w:lang w:bidi="fa-IR"/>
+              </w:rPr>
+              <w:t>تون</w:t>
+            </w:r>
+            <w:r>
+              <w:rPr>
+                <w:noProof/>
+                <w:webHidden/>
+              </w:rPr>
+              <w:tab/>
+            </w:r>
+            <w:r>
+              <w:rPr>
+                <w:noProof/>
+                <w:webHidden/>
+              </w:rPr>
+              <w:fldChar w:fldCharType="begin"/>
+            </w:r>
+            <w:r>
+              <w:rPr>
+                <w:noProof/>
+                <w:webHidden/>
+              </w:rPr>
+              <w:instrText xml:space="preserve"> PAGEREF _Toc205286905 \h </w:instrText>
+            </w:r>
+            <w:r>
+              <w:rPr>
+                <w:noProof/>
+                <w:webHidden/>
+              </w:rPr>
+            </w:r>
+            <w:r>
+              <w:rPr>
+                <w:noProof/>
+                <w:webHidden/>
+              </w:rPr>
+              <w:fldChar w:fldCharType="separate"/>
+            </w:r>
+            <w:r>
+              <w:rPr>
+                <w:noProof/>
+                <w:webHidden/>
+              </w:rPr>
+              <w:t>15</w:t>
+            </w:r>
+            <w:r>
+              <w:rPr>
+                <w:noProof/>
+                <w:webHidden/>
+              </w:rPr>
+              <w:fldChar w:fldCharType="end"/>
+            </w:r>
+          </w:hyperlink>
+        </w:p>
+        <w:p>
+          <w:pPr>
+            <w:pStyle w:val="TOC1"/>
+            <w:jc w:val="both"/>
+            <w:rPr>
+              <w:rFonts w:asciiTheme="minorHAnsi" w:eastAsiaTheme="minorEastAsia" w:hAnsiTheme="minorHAnsi" w:cstheme="minorBidi"/>
+              <w:noProof/>
+              <w:sz w:val="22"/>
+              <w:szCs w:val="22"/>
+            </w:rPr>
+          </w:pPr>
+          <w:hyperlink w:anchor="_Toc205286906" w:history="1">
+            <w:r>
+              <w:rPr>
+                <w:rStyle w:val="Hyperlink"/>
+                <w:noProof/>
+                <w:rtl/>
+                <w:lang w:bidi="fa-IR"/>
+              </w:rPr>
+              <w:t>نگهدار</w:t>
+            </w:r>
+            <w:r>
+              <w:rPr>
+                <w:rStyle w:val="Hyperlink"/>
+                <w:rFonts w:hint="cs"/>
+                <w:noProof/>
+                <w:rtl/>
+                <w:lang w:bidi="fa-IR"/>
+              </w:rPr>
+              <w:t>ی</w:t>
+            </w:r>
+            <w:r>
+              <w:rPr>
+                <w:rStyle w:val="Hyperlink"/>
+                <w:noProof/>
+                <w:rtl/>
+                <w:lang w:bidi="fa-IR"/>
+              </w:rPr>
+              <w:t xml:space="preserve"> رکورد ها در پا</w:t>
+            </w:r>
+            <w:r>
+              <w:rPr>
+                <w:rStyle w:val="Hyperlink"/>
+                <w:rFonts w:hint="cs"/>
+                <w:noProof/>
+                <w:rtl/>
+                <w:lang w:bidi="fa-IR"/>
+              </w:rPr>
+              <w:t>ی</w:t>
+            </w:r>
+            <w:r>
+              <w:rPr>
+                <w:rStyle w:val="Hyperlink"/>
+                <w:rFonts w:hint="eastAsia"/>
+                <w:noProof/>
+                <w:rtl/>
+                <w:lang w:bidi="fa-IR"/>
+              </w:rPr>
+              <w:t>تون</w:t>
+            </w:r>
+            <w:r>
+              <w:rPr>
+                <w:noProof/>
+                <w:webHidden/>
+              </w:rPr>
+              <w:tab/>
+            </w:r>
+            <w:r>
+              <w:rPr>
+                <w:noProof/>
+                <w:webHidden/>
+              </w:rPr>
+              <w:fldChar w:fldCharType="begin"/>
+            </w:r>
+            <w:r>
+              <w:rPr>
+                <w:noProof/>
+                <w:webHidden/>
+              </w:rPr>
+              <w:instrText xml:space="preserve"> PAGEREF _Toc205286906 \h </w:instrText>
+            </w:r>
+            <w:r>
+              <w:rPr>
+                <w:noProof/>
+                <w:webHidden/>
+              </w:rPr>
+            </w:r>
+            <w:r>
+              <w:rPr>
+                <w:noProof/>
+                <w:webHidden/>
+              </w:rPr>
+              <w:fldChar w:fldCharType="separate"/>
+            </w:r>
+            <w:r>
+              <w:rPr>
+                <w:noProof/>
+                <w:webHidden/>
+              </w:rPr>
+              <w:t>16</w:t>
+            </w:r>
+            <w:r>
+              <w:rPr>
+                <w:noProof/>
+                <w:webHidden/>
+              </w:rPr>
+              <w:fldChar w:fldCharType="end"/>
+            </w:r>
+          </w:hyperlink>
+        </w:p>
+        <w:p>
+          <w:pPr>
+            <w:pStyle w:val="TOC1"/>
+            <w:jc w:val="both"/>
+            <w:rPr>
+              <w:rFonts w:asciiTheme="minorHAnsi" w:eastAsiaTheme="minorEastAsia" w:hAnsiTheme="minorHAnsi" w:cstheme="minorBidi"/>
+              <w:noProof/>
+              <w:sz w:val="22"/>
+              <w:szCs w:val="22"/>
+            </w:rPr>
+          </w:pPr>
+          <w:hyperlink w:anchor="_Toc205286907" w:history="1">
+            <w:r>
+              <w:rPr>
+                <w:rStyle w:val="Hyperlink"/>
+                <w:noProof/>
+                <w:rtl/>
+                <w:lang w:bidi="fa-IR"/>
+              </w:rPr>
+              <w:t>ساختار ل</w:t>
+            </w:r>
+            <w:r>
+              <w:rPr>
+                <w:rStyle w:val="Hyperlink"/>
+                <w:rFonts w:hint="cs"/>
+                <w:noProof/>
+                <w:rtl/>
+                <w:lang w:bidi="fa-IR"/>
+              </w:rPr>
+              <w:t>ی</w:t>
+            </w:r>
+            <w:r>
+              <w:rPr>
+                <w:rStyle w:val="Hyperlink"/>
+                <w:rFonts w:hint="eastAsia"/>
+                <w:noProof/>
+                <w:rtl/>
+                <w:lang w:bidi="fa-IR"/>
+              </w:rPr>
+              <w:t>ست</w:t>
+            </w:r>
+            <w:r>
+              <w:rPr>
+                <w:rStyle w:val="Hyperlink"/>
+                <w:noProof/>
+                <w:rtl/>
+                <w:lang w:bidi="fa-IR"/>
+              </w:rPr>
+              <w:t xml:space="preserve"> در پا</w:t>
+            </w:r>
+            <w:r>
+              <w:rPr>
+                <w:rStyle w:val="Hyperlink"/>
+                <w:rFonts w:hint="cs"/>
+                <w:noProof/>
+                <w:rtl/>
+                <w:lang w:bidi="fa-IR"/>
+              </w:rPr>
+              <w:t>ی</w:t>
+            </w:r>
+            <w:r>
+              <w:rPr>
+                <w:rStyle w:val="Hyperlink"/>
+                <w:rFonts w:hint="eastAsia"/>
+                <w:noProof/>
+                <w:rtl/>
+                <w:lang w:bidi="fa-IR"/>
+              </w:rPr>
+              <w:t>تون</w:t>
+            </w:r>
+            <w:r>
+              <w:rPr>
+                <w:noProof/>
+                <w:webHidden/>
+              </w:rPr>
+              <w:tab/>
+            </w:r>
+            <w:r>
+              <w:rPr>
+                <w:noProof/>
+                <w:webHidden/>
+              </w:rPr>
+              <w:fldChar w:fldCharType="begin"/>
+            </w:r>
+            <w:r>
+              <w:rPr>
+                <w:noProof/>
+                <w:webHidden/>
+              </w:rPr>
+              <w:instrText xml:space="preserve"> PAGEREF _Toc205286907 \h </w:instrText>
+            </w:r>
+            <w:r>
+              <w:rPr>
+                <w:noProof/>
+                <w:webHidden/>
+              </w:rPr>
+            </w:r>
+            <w:r>
+              <w:rPr>
+                <w:noProof/>
+                <w:webHidden/>
+              </w:rPr>
+              <w:fldChar w:fldCharType="separate"/>
+            </w:r>
+            <w:r>
+              <w:rPr>
+                <w:noProof/>
+                <w:webHidden/>
+              </w:rPr>
+              <w:t>17</w:t>
+            </w:r>
+            <w:r>
+              <w:rPr>
+                <w:noProof/>
+                <w:webHidden/>
+              </w:rPr>
+              <w:fldChar w:fldCharType="end"/>
+            </w:r>
+          </w:hyperlink>
+        </w:p>
+        <w:p>
+          <w:pPr>
+            <w:jc w:val="left"/>
+            <w:rPr>
+              <w:rtl/>
+            </w:rPr>
+          </w:pPr>
+          <w:r>
+            <w:rPr>
+              <w:b/>
+              <w:bCs/>
+              <w:noProof/>
+            </w:rPr>
+            <w:fldChar w:fldCharType="end"/>
+          </w:r>
+        </w:p>
+      </w:sdtContent>
+    </w:sdt>
+    <w:p>
+      <w:pPr>
+        <w:bidi/>
+        <w:jc w:val="left"/>
+        <w:rPr>
+          <w:lang w:bidi="fa-IR"/>
+        </w:rPr>
+      </w:pPr>
+      <w:bookmarkStart w:id="0" w:name="_Toc205286888"/>
+      <w:r>
+        <w:rPr>
+          <w:rStyle w:val="Heading1Char"/>
+          <w:rFonts w:hint="cs"/>
+          <w:rtl/>
         </w:rPr>
         <w:lastRenderedPageBreak/>
-        <w:t>مقدمه:‌</w:t>
-      </w:r>
-      <w:r>
-        <w:rPr>
-          <w:rFonts w:cs="B Nazanin"/>
-          <w:sz w:val="28"/>
-          <w:szCs w:val="28"/>
+        <w:t>مقدمه</w:t>
+      </w:r>
+      <w:bookmarkEnd w:id="0"/>
+      <w:r>
+        <w:rPr>
           <w:rtl/>
           <w:lang w:bidi="fa-IR"/>
         </w:rPr>
@@ -259,36 +2904,24 @@
       </w:r>
       <w:r>
         <w:rPr>
-          <w:rFonts w:cs="B Nazanin"/>
-          <w:sz w:val="28"/>
-          <w:szCs w:val="28"/>
           <w:rtl/>
         </w:rPr>
         <w:t>زبان برنامه‌نویسی پایتون</w:t>
       </w:r>
       <w:r>
         <w:rPr>
-          <w:rFonts w:cs="B Nazanin"/>
-          <w:sz w:val="28"/>
-          <w:szCs w:val="28"/>
           <w:lang w:bidi="fa-IR"/>
         </w:rPr>
         <w:t xml:space="preserve"> (Python)</w:t>
       </w:r>
       <w:r>
         <w:rPr>
-          <w:rFonts w:cs="B Nazanin"/>
-          <w:sz w:val="28"/>
-          <w:szCs w:val="28"/>
           <w:rtl/>
         </w:rPr>
         <w:t xml:space="preserve">، یکی از زبان‌های سطح بالا، تفسیری و شی‌گراست که در سال </w:t>
       </w:r>
       <w:r>
         <w:rPr>
-          <w:rFonts w:cs="B Nazanin"/>
-          <w:sz w:val="28"/>
-          <w:szCs w:val="28"/>
           <w:rtl/>
           <w:lang w:bidi="fa-IR"/>
         </w:rPr>
@@ -296,56 +2929,38 @@
       </w:r>
       <w:r>
         <w:rPr>
-          <w:rFonts w:cs="B Nazanin"/>
-          <w:sz w:val="28"/>
-          <w:szCs w:val="28"/>
-          <w:rtl/>
-        </w:rPr>
-        <w:t xml:space="preserve"> توسط </w:t>
-      </w:r>
-      <w:r>
-        <w:rPr>
-          <w:rFonts w:cs="B Nazanin"/>
-          <w:i/>
-          <w:iCs/>
-          <w:sz w:val="28"/>
-          <w:szCs w:val="28"/>
-          <w:rtl/>
-        </w:rPr>
-        <w:t>خیدو فان روسوم</w:t>
-      </w:r>
-      <w:r>
-        <w:rPr>
-          <w:rFonts w:cs="B Nazanin"/>
-          <w:sz w:val="28"/>
-          <w:szCs w:val="28"/>
-          <w:rtl/>
+          <w:rtl/>
+        </w:rPr>
+        <w:t xml:space="preserve"> توسط خیدو فان روسوم </w:t>
+      </w:r>
+      <w:r>
+        <w:rPr>
+          <w:lang w:bidi="fa-IR"/>
+        </w:rPr>
+        <w:t>(Guido van Rossum)</w:t>
+      </w:r>
+      <w:r>
+        <w:rPr>
+          <w:rFonts w:hint="cs"/>
+          <w:rtl/>
+          <w:lang w:bidi="fa-IR"/>
         </w:rPr>
         <w:t xml:space="preserve"> </w:t>
       </w:r>
       <w:r>
         <w:rPr>
-          <w:rFonts w:cs="B Nazanin"/>
-          <w:sz w:val="28"/>
-          <w:szCs w:val="28"/>
-          <w:lang w:bidi="fa-IR"/>
-        </w:rPr>
-        <w:t xml:space="preserve">(Guido van Rossum) </w:t>
-      </w:r>
-      <w:r>
-        <w:rPr>
-          <w:rFonts w:cs="B Nazanin"/>
-          <w:sz w:val="28"/>
-          <w:szCs w:val="28"/>
+          <w:lang w:bidi="fa-IR"/>
+        </w:rPr>
+        <w:t xml:space="preserve"> </w:t>
+      </w:r>
+      <w:r>
+        <w:rPr>
           <w:rtl/>
         </w:rPr>
         <w:t>طراحی و منتشر شد. هدف از توسعه این زبان، ارائه‌ی ابزاری ساده، خوانا و قدرتمند برای برنامه‌نویسان بوده که به راحتی بتوانند مسائل پیچیده را با کدهایی مختصر و قابل‌فهم حل کنند</w:t>
       </w:r>
       <w:r>
         <w:rPr>
-          <w:rFonts w:cs="B Nazanin"/>
-          <w:sz w:val="28"/>
-          <w:szCs w:val="28"/>
           <w:lang w:bidi="fa-IR"/>
         </w:rPr>
         <w:t>.</w:t>
@@ -354,47 +2969,19 @@
     <w:p>
       <w:pPr>
         <w:bidi/>
-        <w:rPr>
-          <w:rFonts w:cs="B Nazanin"/>
-          <w:sz w:val="28"/>
-          <w:szCs w:val="28"/>
-          <w:lang w:bidi="fa-IR"/>
-        </w:rPr>
-      </w:pPr>
-      <w:r>
-        <w:rPr>
-          <w:rFonts w:cs="B Nazanin"/>
-          <w:sz w:val="28"/>
-          <w:szCs w:val="28"/>
-          <w:rtl/>
-        </w:rPr>
-        <w:t xml:space="preserve">پایتون به دلیل سینتکس ساده و شباهت زیادش به زبان طبیعی، یکی از گزینه‌های محبوب در طراحی زبان‌های آموزشی و همچنین ابزار توسعه حرفه‌ای محسوب می‌شود. استفاده از مفاهیم مدرن طراحی زبان مانند </w:t>
-      </w:r>
-      <w:r>
-        <w:rPr>
-          <w:rFonts w:cs="B Nazanin"/>
-          <w:i/>
-          <w:iCs/>
-          <w:sz w:val="28"/>
-          <w:szCs w:val="28"/>
-          <w:rtl/>
-        </w:rPr>
-        <w:t>تایپ پویا، مدیریت خودکار حافظه، و پشتیبانی از چند سبک برنامه‌نویسی</w:t>
-      </w:r>
-      <w:r>
-        <w:rPr>
-          <w:rFonts w:cs="B Nazanin"/>
-          <w:sz w:val="28"/>
-          <w:szCs w:val="28"/>
-          <w:rtl/>
-        </w:rPr>
-        <w:t xml:space="preserve"> (شی‌گرا، تابعی و دستوری) باعث شده پایتون به یک مرجع مهم در بررسی اصول طراحی زبان‌های برنامه‌نویسی تبدیل شود</w:t>
-      </w:r>
-      <w:r>
-        <w:rPr>
-          <w:rFonts w:cs="B Nazanin"/>
-          <w:sz w:val="28"/>
-          <w:szCs w:val="28"/>
+        <w:jc w:val="left"/>
+        <w:rPr>
+          <w:lang w:bidi="fa-IR"/>
+        </w:rPr>
+      </w:pPr>
+      <w:r>
+        <w:rPr>
+          <w:rtl/>
+        </w:rPr>
+        <w:t>پایتون به دلیل سینتکس ساده و شباهت زیادش به زبان طبیعی، یکی از گزینه‌های محبوب در طراحی زبان‌های آموزشی و همچنین ابزار توسعه حرفه‌ای محسوب می‌شود. استفاده از مفاهیم مدرن طراحی زبان مانند تایپ پویا، مدیریت خودکار حافظه، و پشتیبانی از چند سبک برنامه‌نویسی (شی‌گرا، تابعی و دستوری) باعث شده پایتون به یک مرجع مهم در بررسی اصول طراحی زبان‌های برنامه‌نویسی تبدیل شود</w:t>
+      </w:r>
+      <w:r>
+        <w:rPr>
           <w:lang w:bidi="fa-IR"/>
         </w:rPr>
         <w:t>.</w:t>
@@ -403,38 +2990,39 @@
     <w:p>
       <w:pPr>
         <w:bidi/>
-        <w:rPr>
-          <w:rFonts w:cs="B Nazanin"/>
-          <w:sz w:val="28"/>
-          <w:szCs w:val="28"/>
-          <w:rtl/>
-        </w:rPr>
-      </w:pPr>
-      <w:r>
-        <w:rPr>
-          <w:rFonts w:cs="B Nazanin" w:hint="cs"/>
-          <w:sz w:val="28"/>
-          <w:szCs w:val="28"/>
-          <w:rtl/>
-        </w:rPr>
-        <w:t>در این تحقیق تلاش شده است که ابعاد مختلف این زبان به</w:t>
-      </w:r>
-    </w:p>
-    <w:p>
-      <w:pPr>
-        <w:bidi/>
-        <w:rPr>
-          <w:rFonts w:cs="B Nazanin"/>
-          <w:sz w:val="28"/>
-          <w:szCs w:val="28"/>
-          <w:rtl/>
-        </w:rPr>
-      </w:pPr>
-      <w:r>
-        <w:rPr>
-          <w:rFonts w:cs="B Nazanin"/>
-          <w:sz w:val="28"/>
-          <w:szCs w:val="28"/>
+        <w:jc w:val="left"/>
+        <w:rPr>
+          <w:rFonts w:hint="cs"/>
+          <w:rtl/>
+          <w:lang w:bidi="fa-IR"/>
+        </w:rPr>
+      </w:pPr>
+      <w:r>
+        <w:rPr>
+          <w:rFonts w:hint="cs"/>
+          <w:rtl/>
+        </w:rPr>
+        <w:t xml:space="preserve">در این تحقیق تلاش شده است که ابعاد مختلف این زبان </w:t>
+      </w:r>
+      <w:r>
+        <w:rPr>
+          <w:rFonts w:hint="cs"/>
+          <w:rtl/>
+          <w:lang w:bidi="fa-IR"/>
+        </w:rPr>
+        <w:t>از منظر طراحی زبان بررسی کرد.</w:t>
+      </w:r>
+    </w:p>
+    <w:p>
+      <w:pPr>
+        <w:bidi/>
+        <w:jc w:val="left"/>
+        <w:rPr>
+          <w:rtl/>
+        </w:rPr>
+      </w:pPr>
+      <w:r>
+        <w:rPr>
           <w:rtl/>
         </w:rPr>
         <w:br w:type="page"/>
@@ -442,180 +3030,163 @@
     </w:p>
     <w:p>
       <w:pPr>
-        <w:bidi/>
-        <w:rPr>
-          <w:rFonts w:cs="B Titr"/>
-          <w:sz w:val="28"/>
-          <w:szCs w:val="28"/>
-          <w:rtl/>
-          <w:lang w:bidi="fa-IR"/>
-        </w:rPr>
-      </w:pPr>
-      <w:r>
-        <w:rPr>
-          <w:rFonts w:cs="B Titr" w:hint="cs"/>
-          <w:sz w:val="28"/>
-          <w:szCs w:val="28"/>
-          <w:rtl/>
-          <w:lang w:bidi="fa-IR"/>
+        <w:pStyle w:val="Heading1"/>
+        <w:rPr>
+          <w:rtl/>
+        </w:rPr>
+      </w:pPr>
+      <w:bookmarkStart w:id="1" w:name="_Toc205286889"/>
+      <w:r>
+        <w:rPr>
+          <w:rFonts w:hint="cs"/>
+          <w:rtl/>
         </w:rPr>
         <w:lastRenderedPageBreak/>
         <w:t>زبان پایتون ی</w:t>
       </w:r>
       <w:r>
         <w:rPr>
+          <w:rFonts w:hint="cs"/>
+          <w:rtl/>
+        </w:rPr>
+        <w:t xml:space="preserve">ک </w:t>
+      </w:r>
+      <w:r>
+        <w:rPr>
+          <w:rFonts w:hint="cs"/>
+          <w:rtl/>
+        </w:rPr>
+        <w:t>زبان مفسری</w:t>
+      </w:r>
+      <w:bookmarkEnd w:id="1"/>
+    </w:p>
+    <w:p>
+      <w:pPr>
+        <w:bidi/>
+        <w:jc w:val="left"/>
+        <w:rPr>
+          <w:rFonts w:cs="B Titr"/>
+          <w:rtl/>
+          <w:lang w:bidi="fa-IR"/>
+        </w:rPr>
+      </w:pPr>
+      <w:bookmarkStart w:id="2" w:name="_Toc205286890"/>
+      <w:r>
+        <w:rPr>
+          <w:rStyle w:val="Heading2Char"/>
+          <w:rFonts w:hint="cs"/>
+          <w:rtl/>
+        </w:rPr>
+        <w:t xml:space="preserve">تفاوت زبان مفسری و </w:t>
+      </w:r>
+      <w:r>
+        <w:rPr>
+          <w:rStyle w:val="Heading2Char"/>
+          <w:rFonts w:hint="cs"/>
+          <w:rtl/>
+        </w:rPr>
+        <w:t>کامپایلری</w:t>
+      </w:r>
+      <w:bookmarkEnd w:id="2"/>
+      <w:r>
+        <w:rPr>
           <w:rFonts w:cs="B Titr" w:hint="cs"/>
-          <w:sz w:val="28"/>
-          <w:szCs w:val="28"/>
-          <w:rtl/>
-          <w:lang w:bidi="fa-IR"/>
-        </w:rPr>
-        <w:t xml:space="preserve">ک </w:t>
-      </w:r>
+          <w:rtl/>
+          <w:lang w:bidi="fa-IR"/>
+        </w:rPr>
+        <w:t xml:space="preserve">: </w:t>
+      </w:r>
+    </w:p>
+    <w:p>
+      <w:pPr>
+        <w:bidi/>
+        <w:jc w:val="left"/>
+        <w:rPr>
+          <w:rtl/>
+          <w:lang w:bidi="fa-IR"/>
+        </w:rPr>
+      </w:pPr>
+      <w:r>
+        <w:rPr>
+          <w:rFonts w:hint="cs"/>
+          <w:rtl/>
+          <w:lang w:bidi="fa-IR"/>
+        </w:rPr>
+        <w:t>در زبان</w:t>
+      </w:r>
+      <w:r>
+        <w:rPr>
+          <w:rtl/>
+          <w:lang w:bidi="fa-IR"/>
+        </w:rPr>
+        <w:softHyphen/>
+      </w:r>
+      <w:r>
+        <w:rPr>
+          <w:rFonts w:hint="cs"/>
+          <w:rtl/>
+          <w:lang w:bidi="fa-IR"/>
+        </w:rPr>
+        <w:t xml:space="preserve"> های مفسری کد های نوشته شده به صورت خط به خط خوانده و سپس اجرا میشوند. در این روش بخاطر اینکه خط به خط کد خوانده میشود سرعت کمتری نسبت به کامپایلری داریم ولی از سمت دیگر تشخیص خطا بخاطر وجود ویژگی خط به خط اجرا شدن برنامه راحت تر است. </w:t>
+      </w:r>
+    </w:p>
+    <w:p>
+      <w:pPr>
+        <w:bidi/>
+        <w:jc w:val="left"/>
+        <w:rPr>
+          <w:rtl/>
+          <w:lang w:bidi="fa-IR"/>
+        </w:rPr>
+      </w:pPr>
+      <w:r>
+        <w:rPr>
+          <w:rFonts w:hint="cs"/>
+          <w:rtl/>
+          <w:lang w:bidi="fa-IR"/>
+        </w:rPr>
+        <w:t xml:space="preserve">از سمت دیگر زبان کامپایلری کد های داخل فایل را به صورت کامل اول به زبان ماشین تبدلی میکند و سپس کد به صورت یکجا اجرا میشود. این ویژگی باعث میشود که سرعت برنامه بالا برود ولی از سمت دیگر خطا یابی در این زبان ها سخت تر میشود و اگر قرار باشد که یک خط کد اصلاح شود، کل برنامه باید مجدد به زبان ماشین برگردد. </w:t>
+      </w:r>
+    </w:p>
+    <w:p>
+      <w:pPr>
+        <w:bidi/>
+        <w:jc w:val="left"/>
+        <w:rPr>
+          <w:rFonts w:cs="B Titr"/>
+          <w:rtl/>
+          <w:lang w:bidi="fa-IR"/>
+        </w:rPr>
+      </w:pPr>
+      <w:bookmarkStart w:id="3" w:name="_Toc205286891"/>
+      <w:r>
+        <w:rPr>
+          <w:rStyle w:val="Heading2Char"/>
+          <w:rFonts w:hint="cs"/>
+          <w:rtl/>
+        </w:rPr>
+        <w:t>پایتون زبان هم مفسری هم کامپایلری</w:t>
+      </w:r>
+      <w:bookmarkEnd w:id="3"/>
       <w:r>
         <w:rPr>
           <w:rFonts w:cs="B Titr" w:hint="cs"/>
-          <w:sz w:val="28"/>
-          <w:szCs w:val="28"/>
-          <w:rtl/>
-          <w:lang w:bidi="fa-IR"/>
-        </w:rPr>
-        <w:t>زبان مفسری</w:t>
-      </w:r>
-    </w:p>
-    <w:p>
-      <w:pPr>
-        <w:bidi/>
-        <w:rPr>
-          <w:rFonts w:cs="B Titr"/>
-          <w:sz w:val="28"/>
-          <w:szCs w:val="28"/>
-          <w:rtl/>
-          <w:lang w:bidi="fa-IR"/>
-        </w:rPr>
-      </w:pPr>
-      <w:r>
-        <w:rPr>
-          <w:rFonts w:cs="B Titr" w:hint="cs"/>
-          <w:sz w:val="28"/>
-          <w:szCs w:val="28"/>
-          <w:rtl/>
-          <w:lang w:bidi="fa-IR"/>
-        </w:rPr>
-        <w:t xml:space="preserve">تفاوت زبان مفسری و </w:t>
-      </w:r>
-      <w:r>
-        <w:rPr>
-          <w:rFonts w:cs="B Titr" w:hint="cs"/>
-          <w:sz w:val="28"/>
-          <w:szCs w:val="28"/>
-          <w:rtl/>
-          <w:lang w:bidi="fa-IR"/>
-        </w:rPr>
-        <w:t xml:space="preserve">کامپایلری: </w:t>
-      </w:r>
-    </w:p>
-    <w:p>
-      <w:pPr>
-        <w:bidi/>
-        <w:rPr>
-          <w:rFonts w:cs="B Nazanin"/>
-          <w:sz w:val="28"/>
-          <w:szCs w:val="28"/>
-          <w:rtl/>
-          <w:lang w:bidi="fa-IR"/>
-        </w:rPr>
-      </w:pPr>
-      <w:r>
-        <w:rPr>
-          <w:rFonts w:cs="B Nazanin" w:hint="cs"/>
-          <w:sz w:val="28"/>
-          <w:szCs w:val="28"/>
-          <w:rtl/>
-          <w:lang w:bidi="fa-IR"/>
-        </w:rPr>
-        <w:t>در زبان</w:t>
-      </w:r>
-      <w:r>
-        <w:rPr>
-          <w:rFonts w:cs="B Nazanin"/>
-          <w:sz w:val="28"/>
-          <w:szCs w:val="28"/>
-          <w:rtl/>
-          <w:lang w:bidi="fa-IR"/>
-        </w:rPr>
-        <w:softHyphen/>
-      </w:r>
-      <w:r>
-        <w:rPr>
-          <w:rFonts w:cs="B Nazanin" w:hint="cs"/>
-          <w:sz w:val="28"/>
-          <w:szCs w:val="28"/>
-          <w:rtl/>
-          <w:lang w:bidi="fa-IR"/>
-        </w:rPr>
-        <w:t xml:space="preserve"> های مفسری کد های نوشته شده به صورت خط به خط خوانده و سپس اجرا میشوند. در این روش بخاطر اینکه خط به خط کد خوانده میشود سرعت کمتری نسبت به کامپایلری داریم ولی از سمت دیگر تشخیص خطا بخاطر وجود ویژگی خط به خط اجرا شدن برنامه راحت تر است. </w:t>
-      </w:r>
-    </w:p>
-    <w:p>
-      <w:pPr>
-        <w:bidi/>
-        <w:rPr>
-          <w:rFonts w:cs="B Nazanin"/>
-          <w:sz w:val="28"/>
-          <w:szCs w:val="28"/>
-          <w:rtl/>
-          <w:lang w:bidi="fa-IR"/>
-        </w:rPr>
-      </w:pPr>
-      <w:r>
-        <w:rPr>
-          <w:rFonts w:cs="B Nazanin" w:hint="cs"/>
-          <w:sz w:val="28"/>
-          <w:szCs w:val="28"/>
-          <w:rtl/>
-          <w:lang w:bidi="fa-IR"/>
-        </w:rPr>
-        <w:t xml:space="preserve">از سمت دیگر زبان کامپایلری کد های داخل فایل را به صورت کامل اول به زبان ماشین تبدلی میکند و سپس کد به صورت یکجا اجرا میشود. این ویژگی باعث میشود که سرعت برنامه بالا برود ولی از سمت دیگر خطا یابی در این زبان ها سخت تر میشود و اگر قرار باشد که یک خط کد اصلاح شود، کل برنامه باید مجدد به زبان ماشین برگردد. </w:t>
-      </w:r>
-    </w:p>
-    <w:p>
-      <w:pPr>
-        <w:bidi/>
-        <w:rPr>
-          <w:rFonts w:cs="B Titr"/>
-          <w:sz w:val="28"/>
-          <w:szCs w:val="28"/>
-          <w:rtl/>
-          <w:lang w:bidi="fa-IR"/>
-        </w:rPr>
-      </w:pPr>
-      <w:r>
-        <w:rPr>
-          <w:rFonts w:cs="B Titr" w:hint="cs"/>
-          <w:sz w:val="28"/>
-          <w:szCs w:val="28"/>
-          <w:rtl/>
-          <w:lang w:bidi="fa-IR"/>
-        </w:rPr>
-        <w:t>پایتون زبان هم مفسری هم کامپایلری:</w:t>
-      </w:r>
-    </w:p>
-    <w:p>
-      <w:pPr>
-        <w:bidi/>
-        <w:rPr>
-          <w:rFonts w:cs="B Nazanin"/>
-          <w:sz w:val="28"/>
-          <w:szCs w:val="28"/>
-          <w:lang w:bidi="fa-IR"/>
-        </w:rPr>
-      </w:pPr>
-      <w:r>
-        <w:rPr>
-          <w:rFonts w:cs="B Nazanin"/>
-          <w:sz w:val="28"/>
-          <w:szCs w:val="28"/>
+          <w:rtl/>
+          <w:lang w:bidi="fa-IR"/>
+        </w:rPr>
+        <w:t>:</w:t>
+      </w:r>
+    </w:p>
+    <w:p>
+      <w:pPr>
+        <w:bidi/>
+        <w:jc w:val="left"/>
+        <w:rPr>
+          <w:lang w:bidi="fa-IR"/>
+        </w:rPr>
+      </w:pPr>
+      <w:r>
+        <w:rPr>
           <w:rtl/>
           <w:lang w:bidi="fa-IR"/>
         </w:rPr>
@@ -623,9 +3194,6 @@
       </w:r>
       <w:r>
         <w:rPr>
-          <w:rFonts w:cs="B Nazanin"/>
-          <w:sz w:val="28"/>
-          <w:szCs w:val="28"/>
           <w:lang w:bidi="fa-IR"/>
         </w:rPr>
         <w:t>:</w:t>
@@ -638,18 +3206,13 @@
           <w:numId w:val="3"/>
         </w:numPr>
         <w:bidi/>
-        <w:rPr>
-          <w:rFonts w:cs="B Nazanin"/>
-          <w:sz w:val="28"/>
-          <w:szCs w:val="28"/>
-          <w:lang w:bidi="fa-IR"/>
-        </w:rPr>
-      </w:pPr>
-      <w:r>
-        <w:rPr>
-          <w:rFonts w:cs="B Nazanin"/>
-          <w:sz w:val="28"/>
-          <w:szCs w:val="28"/>
+        <w:jc w:val="left"/>
+        <w:rPr>
+          <w:lang w:bidi="fa-IR"/>
+        </w:rPr>
+      </w:pPr>
+      <w:r>
+        <w:rPr>
           <w:rtl/>
           <w:lang w:bidi="fa-IR"/>
         </w:rPr>
@@ -657,18 +3220,12 @@
       </w:r>
       <w:r>
         <w:rPr>
-          <w:rFonts w:cs="B Nazanin"/>
-          <w:sz w:val="28"/>
-          <w:szCs w:val="28"/>
           <w:lang w:bidi="fa-IR"/>
         </w:rPr>
         <w:t>(</w:t>
       </w:r>
       <w:r>
         <w:rPr>
-          <w:rFonts w:cs="B Nazanin"/>
-          <w:sz w:val="28"/>
-          <w:szCs w:val="28"/>
           <w:rtl/>
           <w:lang w:bidi="fa-IR"/>
         </w:rPr>
@@ -676,18 +3233,12 @@
       </w:r>
       <w:r>
         <w:rPr>
-          <w:rFonts w:cs="B Nazanin"/>
-          <w:sz w:val="28"/>
-          <w:szCs w:val="28"/>
           <w:lang w:bidi="fa-IR"/>
         </w:rPr>
         <w:t xml:space="preserve">.pyc) </w:t>
       </w:r>
       <w:r>
         <w:rPr>
-          <w:rFonts w:cs="B Nazanin"/>
-          <w:sz w:val="28"/>
-          <w:szCs w:val="28"/>
           <w:rtl/>
           <w:lang w:bidi="fa-IR"/>
         </w:rPr>
@@ -695,9 +3246,6 @@
       </w:r>
       <w:r>
         <w:rPr>
-          <w:rFonts w:cs="B Nazanin"/>
-          <w:sz w:val="28"/>
-          <w:szCs w:val="28"/>
           <w:lang w:bidi="fa-IR"/>
         </w:rPr>
         <w:t>.</w:t>
@@ -710,18 +3258,13 @@
           <w:numId w:val="3"/>
         </w:numPr>
         <w:bidi/>
-        <w:rPr>
-          <w:rFonts w:cs="B Nazanin"/>
-          <w:sz w:val="28"/>
-          <w:szCs w:val="28"/>
-          <w:lang w:bidi="fa-IR"/>
-        </w:rPr>
-      </w:pPr>
-      <w:r>
-        <w:rPr>
-          <w:rFonts w:cs="B Nazanin"/>
-          <w:sz w:val="28"/>
-          <w:szCs w:val="28"/>
+        <w:jc w:val="left"/>
+        <w:rPr>
+          <w:lang w:bidi="fa-IR"/>
+        </w:rPr>
+      </w:pPr>
+      <w:r>
+        <w:rPr>
           <w:rtl/>
           <w:lang w:bidi="fa-IR"/>
         </w:rPr>
@@ -729,18 +3272,12 @@
       </w:r>
       <w:r>
         <w:rPr>
-          <w:rFonts w:cs="B Nazanin"/>
-          <w:sz w:val="28"/>
-          <w:szCs w:val="28"/>
           <w:lang w:bidi="fa-IR"/>
         </w:rPr>
         <w:t xml:space="preserve"> (PVM) </w:t>
       </w:r>
       <w:r>
         <w:rPr>
-          <w:rFonts w:cs="B Nazanin"/>
-          <w:sz w:val="28"/>
-          <w:szCs w:val="28"/>
           <w:rtl/>
           <w:lang w:bidi="fa-IR"/>
         </w:rPr>
@@ -748,9 +3285,6 @@
       </w:r>
       <w:r>
         <w:rPr>
-          <w:rFonts w:cs="B Nazanin"/>
-          <w:sz w:val="28"/>
-          <w:szCs w:val="28"/>
           <w:lang w:bidi="fa-IR"/>
         </w:rPr>
         <w:t>.</w:t>
@@ -759,20 +3293,15 @@
     <w:p>
       <w:pPr>
         <w:bidi/>
-        <w:rPr>
-          <w:rFonts w:cs="B Nazanin"/>
-          <w:sz w:val="28"/>
-          <w:szCs w:val="28"/>
-          <w:rtl/>
-          <w:lang w:bidi="fa-IR"/>
-        </w:rPr>
-      </w:pPr>
-      <w:r>
-        <w:rPr>
-          <w:rFonts w:cs="B Nazanin"/>
+        <w:jc w:val="left"/>
+        <w:rPr>
+          <w:rtl/>
+          <w:lang w:bidi="fa-IR"/>
+        </w:rPr>
+      </w:pPr>
+      <w:r>
+        <w:rPr>
           <w:noProof/>
-          <w:sz w:val="28"/>
-          <w:szCs w:val="28"/>
           <w:rtl/>
           <w:lang w:bidi="fa-IR"/>
         </w:rPr>
@@ -792,7 +3321,7 @@
                     <pic:cNvPicPr/>
                   </pic:nvPicPr>
                   <pic:blipFill>
-                    <a:blip r:embed="rId7"/>
+                    <a:blip r:embed="rId9"/>
                     <a:stretch>
                       <a:fillRect/>
                     </a:stretch>
@@ -816,19 +3345,15 @@
     <w:p>
       <w:pPr>
         <w:bidi/>
-        <w:rPr>
-          <w:rFonts w:cs="B Nazanin"/>
-          <w:sz w:val="28"/>
-          <w:szCs w:val="28"/>
-          <w:rtl/>
-          <w:lang w:bidi="fa-IR"/>
-        </w:rPr>
-      </w:pPr>
-      <w:r>
-        <w:rPr>
-          <w:rFonts w:cs="B Nazanin" w:hint="cs"/>
-          <w:sz w:val="28"/>
-          <w:szCs w:val="28"/>
+        <w:jc w:val="left"/>
+        <w:rPr>
+          <w:rtl/>
+          <w:lang w:bidi="fa-IR"/>
+        </w:rPr>
+      </w:pPr>
+      <w:r>
+        <w:rPr>
+          <w:rFonts w:hint="cs"/>
           <w:rtl/>
           <w:lang w:bidi="fa-IR"/>
         </w:rPr>
@@ -836,18 +3361,13 @@
       </w:r>
       <w:r>
         <w:rPr>
-          <w:rFonts w:cs="B Nazanin"/>
-          <w:sz w:val="28"/>
-          <w:szCs w:val="28"/>
           <w:lang w:bidi="fa-IR"/>
         </w:rPr>
         <w:t xml:space="preserve">PVM </w:t>
       </w:r>
       <w:r>
         <w:rPr>
-          <w:rFonts w:cs="B Nazanin" w:hint="cs"/>
-          <w:sz w:val="28"/>
-          <w:szCs w:val="28"/>
+          <w:rFonts w:hint="cs"/>
           <w:rtl/>
           <w:lang w:bidi="fa-IR"/>
         </w:rPr>
@@ -857,31 +3377,24 @@
     <w:p>
       <w:pPr>
         <w:bidi/>
-        <w:rPr>
-          <w:rFonts w:cs="B Nazanin"/>
-          <w:sz w:val="28"/>
-          <w:szCs w:val="28"/>
-          <w:rtl/>
-          <w:lang w:bidi="fa-IR"/>
-        </w:rPr>
-      </w:pPr>
-    </w:p>
-    <w:p>
-      <w:pPr>
-        <w:bidi/>
-        <w:rPr>
-          <w:rFonts w:cs="B Nazanin"/>
-          <w:sz w:val="28"/>
-          <w:szCs w:val="28"/>
-          <w:rtl/>
-          <w:lang w:bidi="fa-IR"/>
-        </w:rPr>
-      </w:pPr>
-      <w:r>
-        <w:rPr>
-          <w:rFonts w:cs="B Nazanin"/>
-          <w:sz w:val="28"/>
-          <w:szCs w:val="28"/>
+        <w:jc w:val="left"/>
+        <w:rPr>
+          <w:rtl/>
+          <w:lang w:bidi="fa-IR"/>
+        </w:rPr>
+      </w:pPr>
+    </w:p>
+    <w:p>
+      <w:pPr>
+        <w:bidi/>
+        <w:jc w:val="left"/>
+        <w:rPr>
+          <w:rtl/>
+          <w:lang w:bidi="fa-IR"/>
+        </w:rPr>
+      </w:pPr>
+      <w:r>
+        <w:rPr>
           <w:rtl/>
           <w:lang w:bidi="fa-IR"/>
         </w:rPr>
@@ -890,42 +3403,33 @@
     </w:p>
     <w:p>
       <w:pPr>
-        <w:bidi/>
-        <w:rPr>
-          <w:rFonts w:cs="B Titr"/>
-          <w:sz w:val="28"/>
-          <w:szCs w:val="28"/>
-          <w:rtl/>
-          <w:lang w:bidi="fa-IR"/>
-        </w:rPr>
-      </w:pPr>
-      <w:r>
-        <w:rPr>
-          <w:rFonts w:cs="B Titr" w:hint="cs"/>
-          <w:sz w:val="28"/>
-          <w:szCs w:val="28"/>
-          <w:rtl/>
-          <w:lang w:bidi="fa-IR"/>
+        <w:pStyle w:val="Heading1"/>
+        <w:rPr>
+          <w:rtl/>
+        </w:rPr>
+      </w:pPr>
+      <w:bookmarkStart w:id="4" w:name="_Toc205286892"/>
+      <w:r>
+        <w:rPr>
+          <w:rFonts w:hint="cs"/>
+          <w:rtl/>
         </w:rPr>
         <w:lastRenderedPageBreak/>
-        <w:t>زمان انقیاد در پایتون:</w:t>
-      </w:r>
-    </w:p>
-    <w:p>
-      <w:pPr>
-        <w:bidi/>
-        <w:rPr>
-          <w:rFonts w:cs="B Nazanin"/>
-          <w:sz w:val="28"/>
-          <w:szCs w:val="28"/>
-          <w:lang w:bidi="fa-IR"/>
-        </w:rPr>
-      </w:pPr>
-      <w:r>
-        <w:rPr>
-          <w:rFonts w:cs="B Nazanin" w:hint="cs"/>
-          <w:sz w:val="28"/>
-          <w:szCs w:val="28"/>
+        <w:t>زمان انقیاد در پایتون</w:t>
+      </w:r>
+      <w:bookmarkEnd w:id="4"/>
+    </w:p>
+    <w:p>
+      <w:pPr>
+        <w:bidi/>
+        <w:jc w:val="left"/>
+        <w:rPr>
+          <w:lang w:bidi="fa-IR"/>
+        </w:rPr>
+      </w:pPr>
+      <w:r>
+        <w:rPr>
+          <w:rFonts w:hint="cs"/>
           <w:rtl/>
           <w:lang w:bidi="fa-IR"/>
         </w:rPr>
@@ -933,9 +3437,7 @@
       </w:r>
       <w:r>
         <w:rPr>
-          <w:rFonts w:cs="B Nazanin" w:hint="cs"/>
-          <w:sz w:val="28"/>
-          <w:szCs w:val="28"/>
+          <w:rFonts w:hint="cs"/>
           <w:rtl/>
           <w:lang w:bidi="fa-IR"/>
         </w:rPr>
@@ -943,9 +3445,7 @@
       </w:r>
       <w:r>
         <w:rPr>
-          <w:rFonts w:cs="B Nazanin" w:hint="cs"/>
-          <w:sz w:val="28"/>
-          <w:szCs w:val="28"/>
+          <w:rFonts w:hint="cs"/>
           <w:rtl/>
           <w:lang w:bidi="fa-IR"/>
         </w:rPr>
@@ -953,9 +3453,7 @@
       </w:r>
       <w:r>
         <w:rPr>
-          <w:rFonts w:cs="B Nazanin" w:hint="cs"/>
-          <w:sz w:val="28"/>
-          <w:szCs w:val="28"/>
+          <w:rFonts w:hint="cs"/>
           <w:rtl/>
           <w:lang w:bidi="fa-IR"/>
         </w:rPr>
@@ -963,9 +3461,7 @@
       </w:r>
       <w:r>
         <w:rPr>
-          <w:rFonts w:cs="B Nazanin" w:hint="cs"/>
-          <w:sz w:val="28"/>
-          <w:szCs w:val="28"/>
+          <w:rFonts w:hint="cs"/>
           <w:rtl/>
           <w:lang w:bidi="fa-IR"/>
         </w:rPr>
@@ -974,42 +3470,36 @@
     </w:p>
     <w:p>
       <w:pPr>
-        <w:bidi/>
-        <w:rPr>
-          <w:rFonts w:cs="B Titr"/>
-          <w:sz w:val="28"/>
-          <w:szCs w:val="28"/>
-          <w:rtl/>
-          <w:lang w:bidi="fa-IR"/>
-        </w:rPr>
-      </w:pPr>
-      <w:r>
-        <w:rPr>
-          <w:rFonts w:cs="B Titr" w:hint="cs"/>
-          <w:sz w:val="28"/>
-          <w:szCs w:val="28"/>
-          <w:rtl/>
-          <w:lang w:bidi="fa-IR"/>
-        </w:rPr>
-        <w:t>انقیاد دیر رس در پایتون:</w:t>
-      </w:r>
-    </w:p>
-    <w:p>
-      <w:pPr>
-        <w:bidi/>
-        <w:rPr>
-          <w:rFonts w:cs="B Nazanin"/>
-          <w:sz w:val="28"/>
-          <w:szCs w:val="28"/>
-          <w:rtl/>
-          <w:lang w:bidi="fa-IR"/>
-        </w:rPr>
-      </w:pPr>
-      <w:r>
-        <w:rPr>
-          <w:rFonts w:cs="B Nazanin" w:hint="cs"/>
-          <w:sz w:val="28"/>
-          <w:szCs w:val="28"/>
+        <w:pStyle w:val="Heading2"/>
+        <w:bidi/>
+        <w:rPr>
+          <w:rtl/>
+          <w:lang w:bidi="fa-IR"/>
+        </w:rPr>
+      </w:pPr>
+      <w:bookmarkStart w:id="5" w:name="_Toc205286893"/>
+      <w:r>
+        <w:rPr>
+          <w:rFonts w:hint="cs"/>
+          <w:rtl/>
+          <w:lang w:bidi="fa-IR"/>
+        </w:rPr>
+        <w:t>انقیاد دیر رس در پایتون</w:t>
+      </w:r>
+      <w:bookmarkEnd w:id="5"/>
+    </w:p>
+    <w:p>
+      <w:pPr>
+        <w:bidi/>
+        <w:jc w:val="left"/>
+        <w:rPr>
+          <w:rtl/>
+          <w:lang w:bidi="fa-IR"/>
+        </w:rPr>
+      </w:pPr>
+      <w:r>
+        <w:rPr>
+          <w:rFonts w:hint="cs"/>
           <w:rtl/>
           <w:lang w:bidi="fa-IR"/>
         </w:rPr>
@@ -1017,9 +3507,7 @@
       </w:r>
       <w:r>
         <w:rPr>
-          <w:rFonts w:cs="B Nazanin" w:hint="cs"/>
-          <w:sz w:val="28"/>
-          <w:szCs w:val="28"/>
+          <w:rFonts w:hint="cs"/>
           <w:rtl/>
           <w:lang w:bidi="fa-IR"/>
         </w:rPr>
@@ -1027,9 +3515,7 @@
       </w:r>
       <w:r>
         <w:rPr>
-          <w:rFonts w:cs="B Nazanin" w:hint="cs"/>
-          <w:sz w:val="28"/>
-          <w:szCs w:val="28"/>
+          <w:rFonts w:hint="cs"/>
           <w:rtl/>
           <w:lang w:bidi="fa-IR"/>
         </w:rPr>
@@ -1039,10 +3525,8 @@
     <w:p>
       <w:pPr>
         <w:bidi/>
-        <w:rPr>
-          <w:rFonts w:cs="B Nazanin"/>
-          <w:sz w:val="28"/>
-          <w:szCs w:val="28"/>
+        <w:jc w:val="left"/>
+        <w:rPr>
           <w:rtl/>
           <w:lang w:bidi="fa-IR"/>
         </w:rPr>
@@ -1067,7 +3551,7 @@
                     <pic:cNvPicPr/>
                   </pic:nvPicPr>
                   <pic:blipFill>
-                    <a:blip r:embed="rId8"/>
+                    <a:blip r:embed="rId10"/>
                     <a:stretch>
                       <a:fillRect/>
                     </a:stretch>
@@ -1091,19 +3575,15 @@
     <w:p>
       <w:pPr>
         <w:bidi/>
-        <w:rPr>
-          <w:rFonts w:cs="B Nazanin"/>
-          <w:sz w:val="28"/>
-          <w:szCs w:val="28"/>
-          <w:rtl/>
-          <w:lang w:bidi="fa-IR"/>
-        </w:rPr>
-      </w:pPr>
-      <w:r>
-        <w:rPr>
-          <w:rFonts w:cs="B Nazanin" w:hint="cs"/>
-          <w:sz w:val="28"/>
-          <w:szCs w:val="28"/>
+        <w:jc w:val="left"/>
+        <w:rPr>
+          <w:rtl/>
+          <w:lang w:bidi="fa-IR"/>
+        </w:rPr>
+      </w:pPr>
+      <w:r>
+        <w:rPr>
+          <w:rFonts w:hint="cs"/>
           <w:rtl/>
           <w:lang w:bidi="fa-IR"/>
         </w:rPr>
@@ -1111,18 +3591,13 @@
       </w:r>
       <w:r>
         <w:rPr>
-          <w:rFonts w:cs="B Nazanin"/>
-          <w:sz w:val="28"/>
-          <w:szCs w:val="28"/>
           <w:lang w:bidi="fa-IR"/>
         </w:rPr>
         <w:t xml:space="preserve">colors </w:t>
       </w:r>
       <w:r>
         <w:rPr>
-          <w:rFonts w:cs="B Nazanin" w:hint="cs"/>
-          <w:sz w:val="28"/>
-          <w:szCs w:val="28"/>
+          <w:rFonts w:hint="cs"/>
           <w:rtl/>
           <w:lang w:bidi="fa-IR"/>
         </w:rPr>
@@ -1130,18 +3605,13 @@
       </w:r>
       <w:r>
         <w:rPr>
-          <w:rFonts w:cs="B Nazanin"/>
-          <w:sz w:val="28"/>
-          <w:szCs w:val="28"/>
           <w:lang w:bidi="fa-IR"/>
         </w:rPr>
         <w:t xml:space="preserve">color </w:t>
       </w:r>
       <w:r>
         <w:rPr>
-          <w:rFonts w:cs="B Nazanin" w:hint="cs"/>
-          <w:sz w:val="28"/>
-          <w:szCs w:val="28"/>
+          <w:rFonts w:hint="cs"/>
           <w:rtl/>
           <w:lang w:bidi="fa-IR"/>
         </w:rPr>
@@ -1151,31 +3621,24 @@
     <w:p>
       <w:pPr>
         <w:bidi/>
-        <w:rPr>
-          <w:rFonts w:cs="B Nazanin"/>
-          <w:sz w:val="28"/>
-          <w:szCs w:val="28"/>
-          <w:rtl/>
-          <w:lang w:bidi="fa-IR"/>
-        </w:rPr>
-      </w:pPr>
-    </w:p>
-    <w:p>
-      <w:pPr>
-        <w:bidi/>
-        <w:rPr>
-          <w:rFonts w:cs="B Nazanin"/>
-          <w:sz w:val="28"/>
-          <w:szCs w:val="28"/>
-          <w:rtl/>
-          <w:lang w:bidi="fa-IR"/>
-        </w:rPr>
-      </w:pPr>
-      <w:r>
-        <w:rPr>
-          <w:rFonts w:cs="B Nazanin"/>
-          <w:sz w:val="28"/>
-          <w:szCs w:val="28"/>
+        <w:jc w:val="left"/>
+        <w:rPr>
+          <w:rtl/>
+          <w:lang w:bidi="fa-IR"/>
+        </w:rPr>
+      </w:pPr>
+    </w:p>
+    <w:p>
+      <w:pPr>
+        <w:bidi/>
+        <w:jc w:val="left"/>
+        <w:rPr>
+          <w:rtl/>
+          <w:lang w:bidi="fa-IR"/>
+        </w:rPr>
+      </w:pPr>
+      <w:r>
+        <w:rPr>
           <w:rtl/>
           <w:lang w:bidi="fa-IR"/>
         </w:rPr>
@@ -1184,43 +3647,37 @@
     </w:p>
     <w:p>
       <w:pPr>
-        <w:bidi/>
-        <w:rPr>
-          <w:rFonts w:cs="B Titr"/>
-          <w:sz w:val="28"/>
-          <w:szCs w:val="28"/>
-          <w:rtl/>
-          <w:lang w:bidi="fa-IR"/>
-        </w:rPr>
-      </w:pPr>
-      <w:r>
-        <w:rPr>
-          <w:rFonts w:cs="B Titr" w:hint="cs"/>
-          <w:sz w:val="28"/>
-          <w:szCs w:val="28"/>
+        <w:pStyle w:val="Heading2"/>
+        <w:bidi/>
+        <w:rPr>
+          <w:rtl/>
+          <w:lang w:bidi="fa-IR"/>
+        </w:rPr>
+      </w:pPr>
+      <w:bookmarkStart w:id="6" w:name="_Toc205286894"/>
+      <w:r>
+        <w:rPr>
+          <w:rFonts w:hint="cs"/>
           <w:rtl/>
           <w:lang w:bidi="fa-IR"/>
         </w:rPr>
         <w:lastRenderedPageBreak/>
-        <w:t>انقیاد زود رس در پایتون:</w:t>
-      </w:r>
-    </w:p>
-    <w:p>
-      <w:pPr>
-        <w:bidi/>
-        <w:rPr>
-          <w:rFonts w:cs="B Nazanin"/>
-          <w:sz w:val="28"/>
-          <w:szCs w:val="28"/>
-          <w:rtl/>
-          <w:lang w:bidi="fa-IR"/>
-        </w:rPr>
-      </w:pPr>
-      <w:r>
-        <w:rPr>
-          <w:rFonts w:cs="B Nazanin" w:hint="cs"/>
-          <w:sz w:val="28"/>
-          <w:szCs w:val="28"/>
+        <w:t>انقیاد زود رس در پایتون</w:t>
+      </w:r>
+      <w:bookmarkEnd w:id="6"/>
+    </w:p>
+    <w:p>
+      <w:pPr>
+        <w:bidi/>
+        <w:jc w:val="left"/>
+        <w:rPr>
+          <w:rtl/>
+          <w:lang w:bidi="fa-IR"/>
+        </w:rPr>
+      </w:pPr>
+      <w:r>
+        <w:rPr>
+          <w:rFonts w:hint="cs"/>
           <w:rtl/>
           <w:lang w:bidi="fa-IR"/>
         </w:rPr>
@@ -1230,19 +3687,14 @@
     <w:p>
       <w:pPr>
         <w:bidi/>
-        <w:rPr>
-          <w:rFonts w:cs="B Nazanin"/>
-          <w:sz w:val="28"/>
-          <w:szCs w:val="28"/>
-          <w:lang w:bidi="fa-IR"/>
-        </w:rPr>
-      </w:pPr>
-      <w:r>
-        <w:rPr>
-          <w:rFonts w:cs="B Nazanin"/>
+        <w:jc w:val="left"/>
+        <w:rPr>
+          <w:lang w:bidi="fa-IR"/>
+        </w:rPr>
+      </w:pPr>
+      <w:r>
+        <w:rPr>
           <w:noProof/>
-          <w:sz w:val="28"/>
-          <w:szCs w:val="28"/>
           <w:rtl/>
           <w:lang w:bidi="fa-IR"/>
         </w:rPr>
@@ -1262,7 +3714,7 @@
                     <pic:cNvPicPr/>
                   </pic:nvPicPr>
                   <pic:blipFill>
-                    <a:blip r:embed="rId9"/>
+                    <a:blip r:embed="rId11"/>
                     <a:stretch>
                       <a:fillRect/>
                     </a:stretch>
@@ -1286,19 +3738,15 @@
     <w:p>
       <w:pPr>
         <w:bidi/>
-        <w:rPr>
-          <w:rFonts w:cs="B Nazanin"/>
-          <w:sz w:val="28"/>
-          <w:szCs w:val="28"/>
-          <w:rtl/>
-          <w:lang w:bidi="fa-IR"/>
-        </w:rPr>
-      </w:pPr>
-      <w:r>
-        <w:rPr>
-          <w:rFonts w:cs="B Nazanin" w:hint="cs"/>
-          <w:sz w:val="28"/>
-          <w:szCs w:val="28"/>
+        <w:jc w:val="left"/>
+        <w:rPr>
+          <w:rtl/>
+          <w:lang w:bidi="fa-IR"/>
+        </w:rPr>
+      </w:pPr>
+      <w:r>
+        <w:rPr>
+          <w:rFonts w:hint="cs"/>
           <w:rtl/>
           <w:lang w:bidi="fa-IR"/>
         </w:rPr>
@@ -1306,18 +3754,13 @@
       </w:r>
       <w:r>
         <w:rPr>
-          <w:rFonts w:cs="B Nazanin"/>
-          <w:sz w:val="28"/>
-          <w:szCs w:val="28"/>
           <w:lang w:bidi="fa-IR"/>
         </w:rPr>
         <w:t>color = color</w:t>
       </w:r>
       <w:r>
         <w:rPr>
-          <w:rFonts w:cs="B Nazanin" w:hint="cs"/>
-          <w:sz w:val="28"/>
-          <w:szCs w:val="28"/>
+          <w:rFonts w:hint="cs"/>
           <w:rtl/>
           <w:lang w:bidi="fa-IR"/>
         </w:rPr>
@@ -1325,9 +3768,7 @@
       </w:r>
       <w:r>
         <w:rPr>
-          <w:rFonts w:cs="B Nazanin" w:hint="cs"/>
-          <w:sz w:val="28"/>
-          <w:szCs w:val="28"/>
+          <w:rFonts w:hint="cs"/>
           <w:rtl/>
           <w:lang w:bidi="fa-IR"/>
         </w:rPr>
@@ -1335,9 +3776,7 @@
       </w:r>
       <w:r>
         <w:rPr>
-          <w:rFonts w:cs="B Nazanin" w:hint="cs"/>
-          <w:sz w:val="28"/>
-          <w:szCs w:val="28"/>
+          <w:rFonts w:hint="cs"/>
           <w:rtl/>
           <w:lang w:bidi="fa-IR"/>
         </w:rPr>
@@ -1347,19 +3786,14 @@
     <w:p>
       <w:pPr>
         <w:bidi/>
-        <w:rPr>
-          <w:rFonts w:cs="B Nazanin"/>
-          <w:sz w:val="28"/>
-          <w:szCs w:val="28"/>
-          <w:rtl/>
-          <w:lang w:bidi="fa-IR"/>
-        </w:rPr>
-      </w:pPr>
-      <w:r>
-        <w:rPr>
-          <w:rFonts w:cs="B Nazanin"/>
-          <w:sz w:val="28"/>
-          <w:szCs w:val="28"/>
+        <w:jc w:val="left"/>
+        <w:rPr>
+          <w:rtl/>
+          <w:lang w:bidi="fa-IR"/>
+        </w:rPr>
+      </w:pPr>
+      <w:r>
+        <w:rPr>
           <w:rtl/>
           <w:lang w:bidi="fa-IR"/>
         </w:rPr>
@@ -1368,43 +3802,34 @@
     </w:p>
     <w:p>
       <w:pPr>
-        <w:bidi/>
-        <w:rPr>
-          <w:rFonts w:cs="B Titr"/>
-          <w:sz w:val="28"/>
-          <w:szCs w:val="28"/>
-          <w:rtl/>
-          <w:lang w:bidi="fa-IR"/>
-        </w:rPr>
-      </w:pPr>
-      <w:r>
-        <w:rPr>
-          <w:rFonts w:cs="B Titr" w:hint="cs"/>
-          <w:sz w:val="28"/>
-          <w:szCs w:val="28"/>
-          <w:rtl/>
-          <w:lang w:bidi="fa-IR"/>
+        <w:pStyle w:val="Heading1"/>
+        <w:rPr>
+          <w:rtl/>
+        </w:rPr>
+      </w:pPr>
+      <w:bookmarkStart w:id="7" w:name="_Toc205286895"/>
+      <w:r>
+        <w:rPr>
+          <w:rFonts w:hint="cs"/>
+          <w:rtl/>
         </w:rPr>
         <w:lastRenderedPageBreak/>
-        <w:t>تبدیل نوع در زبان پایتون</w:t>
-      </w:r>
-    </w:p>
-    <w:p>
-      <w:pPr>
-        <w:bidi/>
-        <w:rPr>
-          <w:rFonts w:cs="B Nazanin"/>
-          <w:sz w:val="28"/>
-          <w:szCs w:val="28"/>
-          <w:rtl/>
-          <w:lang w:bidi="fa-IR"/>
-        </w:rPr>
-      </w:pPr>
-      <w:r>
-        <w:rPr>
-          <w:rFonts w:cs="B Nazanin" w:hint="cs"/>
-          <w:sz w:val="28"/>
-          <w:szCs w:val="28"/>
+        <w:t>تبدیل نوع در پایتون</w:t>
+      </w:r>
+      <w:bookmarkEnd w:id="7"/>
+    </w:p>
+    <w:p>
+      <w:pPr>
+        <w:bidi/>
+        <w:jc w:val="left"/>
+        <w:rPr>
+          <w:rtl/>
+          <w:lang w:bidi="fa-IR"/>
+        </w:rPr>
+      </w:pPr>
+      <w:r>
+        <w:rPr>
+          <w:rFonts w:hint="cs"/>
           <w:rtl/>
           <w:lang w:bidi="fa-IR"/>
         </w:rPr>
@@ -1419,18 +3844,14 @@
           <w:numId w:val="4"/>
         </w:numPr>
         <w:bidi/>
-        <w:rPr>
-          <w:rFonts w:cs="B Nazanin"/>
-          <w:sz w:val="28"/>
-          <w:szCs w:val="28"/>
-          <w:lang w:bidi="fa-IR"/>
-        </w:rPr>
-      </w:pPr>
-      <w:r>
-        <w:rPr>
-          <w:rFonts w:cs="B Nazanin" w:hint="cs"/>
-          <w:sz w:val="28"/>
-          <w:szCs w:val="28"/>
+        <w:jc w:val="left"/>
+        <w:rPr>
+          <w:lang w:bidi="fa-IR"/>
+        </w:rPr>
+      </w:pPr>
+      <w:r>
+        <w:rPr>
+          <w:rFonts w:hint="cs"/>
           <w:rtl/>
           <w:lang w:bidi="fa-IR"/>
         </w:rPr>
@@ -1438,9 +3859,6 @@
       </w:r>
       <w:r>
         <w:rPr>
-          <w:rFonts w:cs="B Nazanin"/>
-          <w:sz w:val="28"/>
-          <w:szCs w:val="28"/>
           <w:rtl/>
           <w:lang w:bidi="fa-IR"/>
         </w:rPr>
@@ -1448,9 +3866,7 @@
       </w:r>
       <w:r>
         <w:rPr>
-          <w:rFonts w:cs="B Nazanin" w:hint="cs"/>
-          <w:sz w:val="28"/>
-          <w:szCs w:val="28"/>
+          <w:rFonts w:hint="cs"/>
           <w:rtl/>
           <w:lang w:bidi="fa-IR"/>
         </w:rPr>
@@ -1465,18 +3881,14 @@
           <w:numId w:val="4"/>
         </w:numPr>
         <w:bidi/>
-        <w:rPr>
-          <w:rFonts w:cs="B Nazanin"/>
-          <w:sz w:val="28"/>
-          <w:szCs w:val="28"/>
-          <w:lang w:bidi="fa-IR"/>
-        </w:rPr>
-      </w:pPr>
-      <w:r>
-        <w:rPr>
-          <w:rFonts w:cs="B Nazanin" w:hint="cs"/>
-          <w:sz w:val="28"/>
-          <w:szCs w:val="28"/>
+        <w:jc w:val="left"/>
+        <w:rPr>
+          <w:lang w:bidi="fa-IR"/>
+        </w:rPr>
+      </w:pPr>
+      <w:r>
+        <w:rPr>
+          <w:rFonts w:hint="cs"/>
           <w:rtl/>
           <w:lang w:bidi="fa-IR"/>
         </w:rPr>
@@ -1484,9 +3896,7 @@
       </w:r>
       <w:r>
         <w:rPr>
-          <w:rFonts w:cs="B Nazanin" w:hint="cs"/>
-          <w:sz w:val="28"/>
-          <w:szCs w:val="28"/>
+          <w:rFonts w:hint="cs"/>
           <w:rtl/>
           <w:lang w:bidi="fa-IR"/>
         </w:rPr>
@@ -1496,18 +3906,14 @@
     <w:p>
       <w:pPr>
         <w:bidi/>
-        <w:rPr>
-          <w:rFonts w:cs="B Nazanin"/>
-          <w:sz w:val="28"/>
-          <w:szCs w:val="28"/>
-          <w:lang w:bidi="fa-IR"/>
-        </w:rPr>
-      </w:pPr>
-      <w:r>
-        <w:rPr>
-          <w:rFonts w:cs="B Nazanin" w:hint="cs"/>
-          <w:sz w:val="28"/>
-          <w:szCs w:val="28"/>
+        <w:jc w:val="left"/>
+        <w:rPr>
+          <w:lang w:bidi="fa-IR"/>
+        </w:rPr>
+      </w:pPr>
+      <w:r>
+        <w:rPr>
+          <w:rFonts w:hint="cs"/>
           <w:rtl/>
           <w:lang w:bidi="fa-IR"/>
         </w:rPr>
@@ -1516,42 +3922,36 @@
     </w:p>
     <w:p>
       <w:pPr>
-        <w:bidi/>
-        <w:rPr>
-          <w:rFonts w:cs="B Titr"/>
-          <w:sz w:val="28"/>
-          <w:szCs w:val="28"/>
-          <w:rtl/>
-          <w:lang w:bidi="fa-IR"/>
-        </w:rPr>
-      </w:pPr>
-      <w:r>
-        <w:rPr>
-          <w:rFonts w:cs="B Titr" w:hint="cs"/>
-          <w:sz w:val="28"/>
-          <w:szCs w:val="28"/>
+        <w:pStyle w:val="Heading2"/>
+        <w:bidi/>
+        <w:rPr>
+          <w:rtl/>
+          <w:lang w:bidi="fa-IR"/>
+        </w:rPr>
+      </w:pPr>
+      <w:bookmarkStart w:id="8" w:name="_Toc205286896"/>
+      <w:r>
+        <w:rPr>
+          <w:rFonts w:hint="cs"/>
           <w:rtl/>
           <w:lang w:bidi="fa-IR"/>
         </w:rPr>
         <w:t>تبدیل نوع ضمنی در پایتون</w:t>
       </w:r>
-    </w:p>
-    <w:p>
-      <w:pPr>
-        <w:bidi/>
-        <w:rPr>
-          <w:rFonts w:cs="B Nazanin"/>
-          <w:sz w:val="28"/>
-          <w:szCs w:val="28"/>
-          <w:rtl/>
-          <w:lang w:bidi="fa-IR"/>
-        </w:rPr>
-      </w:pPr>
-      <w:r>
-        <w:rPr>
-          <w:rFonts w:cs="B Nazanin" w:hint="cs"/>
-          <w:sz w:val="28"/>
-          <w:szCs w:val="28"/>
+      <w:bookmarkEnd w:id="8"/>
+    </w:p>
+    <w:p>
+      <w:pPr>
+        <w:bidi/>
+        <w:jc w:val="left"/>
+        <w:rPr>
+          <w:rtl/>
+          <w:lang w:bidi="fa-IR"/>
+        </w:rPr>
+      </w:pPr>
+      <w:r>
+        <w:rPr>
+          <w:rFonts w:hint="cs"/>
           <w:rtl/>
           <w:lang w:bidi="fa-IR"/>
         </w:rPr>
@@ -1559,9 +3959,6 @@
       </w:r>
       <w:r>
         <w:rPr>
-          <w:rFonts w:cs="B Nazanin"/>
-          <w:sz w:val="28"/>
-          <w:szCs w:val="28"/>
           <w:rtl/>
           <w:lang w:bidi="fa-IR"/>
         </w:rPr>
@@ -1577,9 +3974,7 @@
       </w:r>
       <w:r>
         <w:rPr>
-          <w:rFonts w:cs="B Nazanin" w:hint="cs"/>
-          <w:sz w:val="28"/>
-          <w:szCs w:val="28"/>
+          <w:rFonts w:hint="cs"/>
           <w:rtl/>
           <w:lang w:bidi="fa-IR"/>
         </w:rPr>
@@ -1589,19 +3984,15 @@
     <w:p>
       <w:pPr>
         <w:bidi/>
-        <w:rPr>
-          <w:rFonts w:cs="B Nazanin"/>
-          <w:sz w:val="28"/>
-          <w:szCs w:val="28"/>
-          <w:rtl/>
-          <w:lang w:bidi="fa-IR"/>
-        </w:rPr>
-      </w:pPr>
-      <w:r>
-        <w:rPr>
-          <w:rFonts w:cs="B Nazanin" w:hint="cs"/>
-          <w:sz w:val="28"/>
-          <w:szCs w:val="28"/>
+        <w:jc w:val="left"/>
+        <w:rPr>
+          <w:rtl/>
+          <w:lang w:bidi="fa-IR"/>
+        </w:rPr>
+      </w:pPr>
+      <w:r>
+        <w:rPr>
+          <w:rFonts w:hint="cs"/>
           <w:rtl/>
           <w:lang w:bidi="fa-IR"/>
         </w:rPr>
@@ -1611,18 +4002,11 @@
     <w:p>
       <w:pPr>
         <w:bidi/>
-        <w:rPr>
-          <w:rFonts w:cs="B Nazanin"/>
-          <w:sz w:val="28"/>
-          <w:szCs w:val="28"/>
-        </w:rPr>
-      </w:pPr>
-      <w:r>
-        <w:rPr>
-          <w:rFonts w:cs="B Nazanin"/>
+        <w:jc w:val="left"/>
+      </w:pPr>
+      <w:r>
+        <w:rPr>
           <w:noProof/>
-          <w:sz w:val="28"/>
-          <w:szCs w:val="28"/>
           <w:rtl/>
           <w:lang w:bidi="fa-IR"/>
         </w:rPr>
@@ -1642,7 +4026,7 @@
                     <pic:cNvPicPr/>
                   </pic:nvPicPr>
                   <pic:blipFill>
-                    <a:blip r:embed="rId10"/>
+                    <a:blip r:embed="rId12"/>
                     <a:stretch>
                       <a:fillRect/>
                     </a:stretch>
@@ -1666,19 +4050,15 @@
     <w:p>
       <w:pPr>
         <w:bidi/>
-        <w:rPr>
-          <w:rFonts w:cs="B Nazanin"/>
-          <w:sz w:val="28"/>
-          <w:szCs w:val="28"/>
-          <w:rtl/>
-          <w:lang w:bidi="fa-IR"/>
-        </w:rPr>
-      </w:pPr>
-      <w:r>
-        <w:rPr>
-          <w:rFonts w:cs="B Nazanin" w:hint="cs"/>
-          <w:sz w:val="28"/>
-          <w:szCs w:val="28"/>
+        <w:jc w:val="left"/>
+        <w:rPr>
+          <w:rtl/>
+          <w:lang w:bidi="fa-IR"/>
+        </w:rPr>
+      </w:pPr>
+      <w:r>
+        <w:rPr>
+          <w:rFonts w:hint="cs"/>
           <w:rtl/>
           <w:lang w:bidi="fa-IR"/>
         </w:rPr>
@@ -1686,9 +4066,7 @@
       </w:r>
       <w:r>
         <w:rPr>
-          <w:rFonts w:cs="B Nazanin" w:hint="cs"/>
-          <w:sz w:val="28"/>
-          <w:szCs w:val="28"/>
+          <w:rFonts w:hint="cs"/>
           <w:rtl/>
           <w:lang w:bidi="fa-IR"/>
         </w:rPr>
@@ -1696,9 +4074,7 @@
       </w:r>
       <w:r>
         <w:rPr>
-          <w:rFonts w:cs="B Nazanin" w:hint="cs"/>
-          <w:sz w:val="28"/>
-          <w:szCs w:val="28"/>
+          <w:rFonts w:hint="cs"/>
           <w:rtl/>
           <w:lang w:bidi="fa-IR"/>
         </w:rPr>
@@ -1706,18 +4082,13 @@
       </w:r>
       <w:r>
         <w:rPr>
-          <w:rFonts w:cs="B Nazanin"/>
-          <w:sz w:val="28"/>
-          <w:szCs w:val="28"/>
           <w:lang w:bidi="fa-IR"/>
         </w:rPr>
         <w:t>A</w:t>
       </w:r>
       <w:r>
         <w:rPr>
-          <w:rFonts w:cs="B Nazanin" w:hint="cs"/>
-          <w:sz w:val="28"/>
-          <w:szCs w:val="28"/>
+          <w:rFonts w:hint="cs"/>
           <w:rtl/>
           <w:lang w:bidi="fa-IR"/>
         </w:rPr>
@@ -1725,18 +4096,13 @@
       </w:r>
       <w:r>
         <w:rPr>
-          <w:rFonts w:cs="B Nazanin"/>
-          <w:sz w:val="28"/>
-          <w:szCs w:val="28"/>
           <w:lang w:bidi="fa-IR"/>
         </w:rPr>
         <w:t>int</w:t>
       </w:r>
       <w:r>
         <w:rPr>
-          <w:rFonts w:cs="B Nazanin" w:hint="cs"/>
-          <w:sz w:val="28"/>
-          <w:szCs w:val="28"/>
+          <w:rFonts w:hint="cs"/>
           <w:rtl/>
           <w:lang w:bidi="fa-IR"/>
         </w:rPr>
@@ -1744,9 +4110,7 @@
       </w:r>
       <w:r>
         <w:rPr>
-          <w:rFonts w:cs="B Nazanin" w:hint="cs"/>
-          <w:sz w:val="28"/>
-          <w:szCs w:val="28"/>
+          <w:rFonts w:hint="cs"/>
           <w:rtl/>
           <w:lang w:bidi="fa-IR"/>
         </w:rPr>
@@ -1754,9 +4118,7 @@
       </w:r>
       <w:r>
         <w:rPr>
-          <w:rFonts w:cs="B Nazanin" w:hint="cs"/>
-          <w:sz w:val="28"/>
-          <w:szCs w:val="28"/>
+          <w:rFonts w:hint="cs"/>
           <w:rtl/>
           <w:lang w:bidi="fa-IR"/>
         </w:rPr>
@@ -1764,18 +4126,13 @@
       </w:r>
       <w:r>
         <w:rPr>
-          <w:rFonts w:cs="B Nazanin"/>
-          <w:sz w:val="28"/>
-          <w:szCs w:val="28"/>
           <w:lang w:bidi="fa-IR"/>
         </w:rPr>
         <w:t>B</w:t>
       </w:r>
       <w:r>
         <w:rPr>
-          <w:rFonts w:cs="B Nazanin" w:hint="cs"/>
-          <w:sz w:val="28"/>
-          <w:szCs w:val="28"/>
+          <w:rFonts w:hint="cs"/>
           <w:rtl/>
           <w:lang w:bidi="fa-IR"/>
         </w:rPr>
@@ -1783,18 +4140,13 @@
       </w:r>
       <w:r>
         <w:rPr>
-          <w:rFonts w:cs="B Nazanin"/>
-          <w:sz w:val="28"/>
-          <w:szCs w:val="28"/>
           <w:lang w:bidi="fa-IR"/>
         </w:rPr>
         <w:t>float</w:t>
       </w:r>
       <w:r>
         <w:rPr>
-          <w:rFonts w:cs="B Nazanin" w:hint="cs"/>
-          <w:sz w:val="28"/>
-          <w:szCs w:val="28"/>
+          <w:rFonts w:hint="cs"/>
           <w:rtl/>
           <w:lang w:bidi="fa-IR"/>
         </w:rPr>
@@ -1802,18 +4154,13 @@
       </w:r>
       <w:r>
         <w:rPr>
-          <w:rFonts w:cs="B Nazanin"/>
-          <w:sz w:val="28"/>
-          <w:szCs w:val="28"/>
           <w:lang w:bidi="fa-IR"/>
         </w:rPr>
         <w:t>print</w:t>
       </w:r>
       <w:r>
         <w:rPr>
-          <w:rFonts w:cs="B Nazanin" w:hint="cs"/>
-          <w:sz w:val="28"/>
-          <w:szCs w:val="28"/>
+          <w:rFonts w:hint="cs"/>
           <w:rtl/>
           <w:lang w:bidi="fa-IR"/>
         </w:rPr>
@@ -1821,9 +4168,7 @@
       </w:r>
       <w:r>
         <w:rPr>
-          <w:rFonts w:cs="B Nazanin" w:hint="cs"/>
-          <w:sz w:val="28"/>
-          <w:szCs w:val="28"/>
+          <w:rFonts w:hint="cs"/>
           <w:rtl/>
           <w:lang w:bidi="fa-IR"/>
         </w:rPr>
@@ -1831,9 +4176,7 @@
       </w:r>
       <w:r>
         <w:rPr>
-          <w:rFonts w:cs="B Nazanin" w:hint="cs"/>
-          <w:sz w:val="28"/>
-          <w:szCs w:val="28"/>
+          <w:rFonts w:hint="cs"/>
           <w:rtl/>
           <w:lang w:bidi="fa-IR"/>
         </w:rPr>
@@ -1841,9 +4184,7 @@
       </w:r>
       <w:r>
         <w:rPr>
-          <w:rFonts w:cs="B Nazanin" w:hint="cs"/>
-          <w:sz w:val="28"/>
-          <w:szCs w:val="28"/>
+          <w:rFonts w:hint="cs"/>
           <w:rtl/>
           <w:lang w:bidi="fa-IR"/>
         </w:rPr>
@@ -1851,9 +4192,7 @@
       </w:r>
       <w:r>
         <w:rPr>
-          <w:rFonts w:cs="B Nazanin" w:hint="cs"/>
-          <w:sz w:val="28"/>
-          <w:szCs w:val="28"/>
+          <w:rFonts w:hint="cs"/>
           <w:rtl/>
           <w:lang w:bidi="fa-IR"/>
         </w:rPr>
@@ -1861,9 +4200,7 @@
       </w:r>
       <w:r>
         <w:rPr>
-          <w:rFonts w:cs="B Nazanin" w:hint="cs"/>
-          <w:sz w:val="28"/>
-          <w:szCs w:val="28"/>
+          <w:rFonts w:hint="cs"/>
           <w:rtl/>
           <w:lang w:bidi="fa-IR"/>
         </w:rPr>
@@ -1871,9 +4208,7 @@
       </w:r>
       <w:r>
         <w:rPr>
-          <w:rFonts w:cs="B Nazanin" w:hint="cs"/>
-          <w:sz w:val="28"/>
-          <w:szCs w:val="28"/>
+          <w:rFonts w:hint="cs"/>
           <w:rtl/>
           <w:lang w:bidi="fa-IR"/>
         </w:rPr>
@@ -1881,18 +4216,13 @@
       </w:r>
       <w:r>
         <w:rPr>
-          <w:rFonts w:cs="B Nazanin"/>
-          <w:sz w:val="28"/>
-          <w:szCs w:val="28"/>
           <w:lang w:bidi="fa-IR"/>
         </w:rPr>
         <w:t>A</w:t>
       </w:r>
       <w:r>
         <w:rPr>
-          <w:rFonts w:cs="B Nazanin" w:hint="cs"/>
-          <w:sz w:val="28"/>
-          <w:szCs w:val="28"/>
+          <w:rFonts w:hint="cs"/>
           <w:rtl/>
           <w:lang w:bidi="fa-IR"/>
         </w:rPr>
@@ -1900,18 +4230,13 @@
       </w:r>
       <w:r>
         <w:rPr>
-          <w:rFonts w:cs="B Nazanin"/>
-          <w:sz w:val="28"/>
-          <w:szCs w:val="28"/>
           <w:lang w:bidi="fa-IR"/>
         </w:rPr>
         <w:t>float</w:t>
       </w:r>
       <w:r>
         <w:rPr>
-          <w:rFonts w:cs="B Nazanin" w:hint="cs"/>
-          <w:sz w:val="28"/>
-          <w:szCs w:val="28"/>
+          <w:rFonts w:hint="cs"/>
           <w:rtl/>
           <w:lang w:bidi="fa-IR"/>
         </w:rPr>
@@ -1919,9 +4244,7 @@
       </w:r>
       <w:r>
         <w:rPr>
-          <w:rFonts w:cs="B Nazanin" w:hint="cs"/>
-          <w:sz w:val="28"/>
-          <w:szCs w:val="28"/>
+          <w:rFonts w:hint="cs"/>
           <w:rtl/>
           <w:lang w:bidi="fa-IR"/>
         </w:rPr>
@@ -1929,9 +4252,7 @@
       </w:r>
       <w:r>
         <w:rPr>
-          <w:rFonts w:cs="B Nazanin" w:hint="cs"/>
-          <w:sz w:val="28"/>
-          <w:szCs w:val="28"/>
+          <w:rFonts w:hint="cs"/>
           <w:rtl/>
           <w:lang w:bidi="fa-IR"/>
         </w:rPr>
@@ -1940,42 +4261,36 @@
     </w:p>
     <w:p>
       <w:pPr>
-        <w:bidi/>
-        <w:rPr>
-          <w:rFonts w:cs="B Titr"/>
-          <w:sz w:val="28"/>
-          <w:szCs w:val="28"/>
-          <w:rtl/>
-          <w:lang w:bidi="fa-IR"/>
-        </w:rPr>
-      </w:pPr>
-      <w:r>
-        <w:rPr>
-          <w:rFonts w:cs="B Titr" w:hint="cs"/>
-          <w:sz w:val="28"/>
-          <w:szCs w:val="28"/>
+        <w:pStyle w:val="Heading2"/>
+        <w:bidi/>
+        <w:rPr>
+          <w:rtl/>
+          <w:lang w:bidi="fa-IR"/>
+        </w:rPr>
+      </w:pPr>
+      <w:bookmarkStart w:id="9" w:name="_Toc205286897"/>
+      <w:r>
+        <w:rPr>
+          <w:rFonts w:hint="cs"/>
           <w:rtl/>
           <w:lang w:bidi="fa-IR"/>
         </w:rPr>
         <w:t>تبدیل نوع صریح در پایتون</w:t>
       </w:r>
-    </w:p>
-    <w:p>
-      <w:pPr>
-        <w:bidi/>
-        <w:rPr>
-          <w:rFonts w:cs="B Nazanin"/>
-          <w:sz w:val="28"/>
-          <w:szCs w:val="28"/>
-          <w:rtl/>
-          <w:lang w:bidi="fa-IR"/>
-        </w:rPr>
-      </w:pPr>
-      <w:r>
-        <w:rPr>
-          <w:rFonts w:cs="B Nazanin" w:hint="cs"/>
-          <w:sz w:val="28"/>
-          <w:szCs w:val="28"/>
+      <w:bookmarkEnd w:id="9"/>
+    </w:p>
+    <w:p>
+      <w:pPr>
+        <w:bidi/>
+        <w:jc w:val="left"/>
+        <w:rPr>
+          <w:rtl/>
+          <w:lang w:bidi="fa-IR"/>
+        </w:rPr>
+      </w:pPr>
+      <w:r>
+        <w:rPr>
+          <w:rFonts w:hint="cs"/>
           <w:rtl/>
           <w:lang w:bidi="fa-IR"/>
         </w:rPr>
@@ -1983,18 +4298,13 @@
       </w:r>
       <w:r>
         <w:rPr>
-          <w:rFonts w:cs="B Nazanin"/>
-          <w:sz w:val="28"/>
-          <w:szCs w:val="28"/>
           <w:lang w:bidi="fa-IR"/>
         </w:rPr>
         <w:t>weakly typed</w:t>
       </w:r>
       <w:r>
         <w:rPr>
-          <w:rFonts w:cs="B Nazanin" w:hint="cs"/>
-          <w:sz w:val="28"/>
-          <w:szCs w:val="28"/>
+          <w:rFonts w:hint="cs"/>
           <w:rtl/>
           <w:lang w:bidi="fa-IR"/>
         </w:rPr>
@@ -2004,43 +4314,32 @@
     <w:p>
       <w:pPr>
         <w:bidi/>
-        <w:rPr>
-          <w:rFonts w:cs="B Nazanin"/>
-          <w:sz w:val="28"/>
-          <w:szCs w:val="28"/>
-          <w:rtl/>
-          <w:lang w:bidi="fa-IR"/>
-        </w:rPr>
-      </w:pPr>
-      <w:r>
-        <w:rPr>
-          <w:rFonts w:cs="B Nazanin" w:hint="cs"/>
-          <w:sz w:val="28"/>
-          <w:szCs w:val="28"/>
-          <w:rtl/>
-          <w:lang w:bidi="fa-IR"/>
-        </w:rPr>
+        <w:jc w:val="left"/>
+        <w:rPr>
+          <w:rtl/>
+          <w:lang w:bidi="fa-IR"/>
+        </w:rPr>
+      </w:pPr>
+      <w:r>
+        <w:rPr>
+          <w:rFonts w:hint="cs"/>
+          <w:rtl/>
+          <w:lang w:bidi="fa-IR"/>
+        </w:rPr>
+        <w:lastRenderedPageBreak/>
         <w:t xml:space="preserve">در قطعه کد زیر یک مثال از تبدیل نوع صریح در پایتون رو مشاده میکنیم: </w:t>
       </w:r>
     </w:p>
     <w:p>
       <w:pPr>
         <w:bidi/>
-        <w:rPr>
-          <w:rFonts w:cs="B Nazanin"/>
-          <w:sz w:val="28"/>
-          <w:szCs w:val="28"/>
-        </w:rPr>
-      </w:pPr>
-      <w:r>
-        <w:rPr>
-          <w:rFonts w:cs="B Nazanin"/>
+        <w:jc w:val="left"/>
+      </w:pPr>
+      <w:r>
+        <w:rPr>
           <w:noProof/>
-          <w:sz w:val="28"/>
-          <w:szCs w:val="28"/>
-          <w:rtl/>
-        </w:rPr>
-        <w:lastRenderedPageBreak/>
+          <w:rtl/>
+        </w:rPr>
         <w:drawing>
           <wp:inline distT="0" distB="0" distL="0" distR="0" wp14:anchorId="736FEB0B" wp14:editId="622F128B">
             <wp:extent cx="5943600" cy="840740"/>
@@ -2057,7 +4356,7 @@
                     <pic:cNvPicPr/>
                   </pic:nvPicPr>
                   <pic:blipFill>
-                    <a:blip r:embed="rId11"/>
+                    <a:blip r:embed="rId13"/>
                     <a:stretch>
                       <a:fillRect/>
                     </a:stretch>
@@ -2084,19 +4383,15 @@
           <w:tab w:val="left" w:pos="6273"/>
         </w:tabs>
         <w:bidi/>
-        <w:rPr>
-          <w:rFonts w:cs="B Nazanin"/>
-          <w:sz w:val="28"/>
-          <w:szCs w:val="28"/>
-          <w:rtl/>
-          <w:lang w:bidi="fa-IR"/>
-        </w:rPr>
-      </w:pPr>
-      <w:r>
-        <w:rPr>
-          <w:rFonts w:cs="B Nazanin" w:hint="cs"/>
-          <w:sz w:val="28"/>
-          <w:szCs w:val="28"/>
+        <w:jc w:val="left"/>
+        <w:rPr>
+          <w:rtl/>
+          <w:lang w:bidi="fa-IR"/>
+        </w:rPr>
+      </w:pPr>
+      <w:r>
+        <w:rPr>
+          <w:rFonts w:hint="cs"/>
           <w:rtl/>
           <w:lang w:bidi="fa-IR"/>
         </w:rPr>
@@ -2104,18 +4399,13 @@
       </w:r>
       <w:r>
         <w:rPr>
-          <w:rFonts w:cs="B Nazanin"/>
-          <w:sz w:val="28"/>
-          <w:szCs w:val="28"/>
           <w:lang w:bidi="fa-IR"/>
         </w:rPr>
         <w:t>float()</w:t>
       </w:r>
       <w:r>
         <w:rPr>
-          <w:rFonts w:cs="B Nazanin" w:hint="cs"/>
-          <w:sz w:val="28"/>
-          <w:szCs w:val="28"/>
+          <w:rFonts w:hint="cs"/>
           <w:rtl/>
           <w:lang w:bidi="fa-IR"/>
         </w:rPr>
@@ -2123,9 +4413,7 @@
       </w:r>
       <w:r>
         <w:rPr>
-          <w:rFonts w:cs="B Nazanin" w:hint="cs"/>
-          <w:sz w:val="28"/>
-          <w:szCs w:val="28"/>
+          <w:rFonts w:hint="cs"/>
           <w:rtl/>
           <w:lang w:bidi="fa-IR"/>
         </w:rPr>
@@ -2133,9 +4421,7 @@
       </w:r>
       <w:r>
         <w:rPr>
-          <w:rFonts w:cs="B Nazanin" w:hint="cs"/>
-          <w:sz w:val="28"/>
-          <w:szCs w:val="28"/>
+          <w:rFonts w:hint="cs"/>
           <w:rtl/>
           <w:lang w:bidi="fa-IR"/>
         </w:rPr>
@@ -2143,18 +4429,13 @@
       </w:r>
       <w:r>
         <w:rPr>
-          <w:rFonts w:cs="B Nazanin"/>
-          <w:sz w:val="28"/>
-          <w:szCs w:val="28"/>
           <w:lang w:bidi="fa-IR"/>
         </w:rPr>
         <w:t>A</w:t>
       </w:r>
       <w:r>
         <w:rPr>
-          <w:rFonts w:cs="B Nazanin" w:hint="cs"/>
-          <w:sz w:val="28"/>
-          <w:szCs w:val="28"/>
+          <w:rFonts w:hint="cs"/>
           <w:rtl/>
           <w:lang w:bidi="fa-IR"/>
         </w:rPr>
@@ -2162,18 +4443,13 @@
       </w:r>
       <w:r>
         <w:rPr>
-          <w:rFonts w:cs="B Nazanin"/>
-          <w:sz w:val="28"/>
-          <w:szCs w:val="28"/>
           <w:lang w:bidi="fa-IR"/>
         </w:rPr>
         <w:t>int</w:t>
       </w:r>
       <w:r>
         <w:rPr>
-          <w:rFonts w:cs="B Nazanin" w:hint="cs"/>
-          <w:sz w:val="28"/>
-          <w:szCs w:val="28"/>
+          <w:rFonts w:hint="cs"/>
           <w:rtl/>
           <w:lang w:bidi="fa-IR"/>
         </w:rPr>
@@ -2181,23 +4457,46 @@
       </w:r>
       <w:r>
         <w:rPr>
-          <w:rFonts w:cs="B Nazanin"/>
-          <w:sz w:val="28"/>
-          <w:szCs w:val="28"/>
           <w:lang w:bidi="fa-IR"/>
         </w:rPr>
         <w:t>float</w:t>
       </w:r>
       <w:r>
         <w:rPr>
-          <w:rFonts w:cs="B Nazanin" w:hint="cs"/>
-          <w:sz w:val="28"/>
-          <w:szCs w:val="28"/>
+          <w:rFonts w:hint="cs"/>
           <w:rtl/>
           <w:lang w:bidi="fa-IR"/>
         </w:rPr>
         <w:t xml:space="preserve"> تبدیل کردیم و تبدیل نوع صریح اتفاق افتاده است، یعنی به صورت دستی تبدیل نوع انجام شده است.</w:t>
       </w:r>
+    </w:p>
+    <w:p>
+      <w:pPr>
+        <w:pStyle w:val="Heading2"/>
+        <w:bidi/>
+        <w:rPr>
+          <w:rtl/>
+          <w:lang w:bidi="fa-IR"/>
+        </w:rPr>
+      </w:pPr>
+      <w:bookmarkStart w:id="10" w:name="_Toc205286898"/>
+      <w:r>
+        <w:rPr>
+          <w:rFonts w:hint="cs"/>
+          <w:rtl/>
+          <w:lang w:bidi="fa-IR"/>
+        </w:rPr>
+        <w:t>چالش های پشتیبانی زبان از هر دو تبدیل</w:t>
+      </w:r>
+      <w:r>
+        <w:rPr>
+          <w:rFonts w:hint="cs"/>
+          <w:rtl/>
+          <w:lang w:bidi="fa-IR"/>
+        </w:rPr>
+        <w:t xml:space="preserve"> نوع</w:t>
+      </w:r>
+      <w:bookmarkEnd w:id="10"/>
     </w:p>
     <w:p>
       <w:pPr>
@@ -2205,54 +4504,15 @@
           <w:tab w:val="left" w:pos="6273"/>
         </w:tabs>
         <w:bidi/>
-        <w:rPr>
-          <w:rFonts w:cs="B Titr"/>
-          <w:sz w:val="28"/>
-          <w:szCs w:val="28"/>
-          <w:rtl/>
-          <w:lang w:bidi="fa-IR"/>
-        </w:rPr>
-      </w:pPr>
-      <w:r>
-        <w:rPr>
-          <w:rFonts w:cs="B Titr" w:hint="cs"/>
-          <w:sz w:val="28"/>
-          <w:szCs w:val="28"/>
-          <w:rtl/>
-          <w:lang w:bidi="fa-IR"/>
-        </w:rPr>
-        <w:t>چالش های پشتیبانی زبان از هر دو تبدیل</w:t>
-      </w:r>
-      <w:r>
-        <w:rPr>
-          <w:rFonts w:cs="B Titr" w:hint="cs"/>
-          <w:sz w:val="28"/>
-          <w:szCs w:val="28"/>
-          <w:rtl/>
-          <w:lang w:bidi="fa-IR"/>
-        </w:rPr>
-        <w:t xml:space="preserve"> نوع</w:t>
-      </w:r>
-    </w:p>
-    <w:p>
-      <w:pPr>
-        <w:tabs>
-          <w:tab w:val="left" w:pos="6273"/>
-        </w:tabs>
-        <w:bidi/>
-        <w:rPr>
-          <w:rFonts w:cs="B Nazanin"/>
-          <w:sz w:val="28"/>
-          <w:szCs w:val="28"/>
-          <w:rtl/>
-          <w:lang w:bidi="fa-IR"/>
-        </w:rPr>
-      </w:pPr>
-      <w:r>
-        <w:rPr>
-          <w:rFonts w:cs="B Nazanin" w:hint="cs"/>
-          <w:sz w:val="28"/>
-          <w:szCs w:val="28"/>
+        <w:jc w:val="left"/>
+        <w:rPr>
+          <w:rtl/>
+          <w:lang w:bidi="fa-IR"/>
+        </w:rPr>
+      </w:pPr>
+      <w:r>
+        <w:rPr>
+          <w:rFonts w:hint="cs"/>
           <w:rtl/>
           <w:lang w:bidi="fa-IR"/>
         </w:rPr>
@@ -2270,18 +4530,14 @@
           <w:tab w:val="left" w:pos="900"/>
         </w:tabs>
         <w:bidi/>
-        <w:rPr>
-          <w:rFonts w:cs="B Nazanin"/>
-          <w:sz w:val="28"/>
-          <w:szCs w:val="28"/>
-          <w:lang w:bidi="fa-IR"/>
-        </w:rPr>
-      </w:pPr>
-      <w:r>
-        <w:rPr>
-          <w:rFonts w:cs="B Nazanin" w:hint="cs"/>
-          <w:sz w:val="28"/>
-          <w:szCs w:val="28"/>
+        <w:jc w:val="left"/>
+        <w:rPr>
+          <w:lang w:bidi="fa-IR"/>
+        </w:rPr>
+      </w:pPr>
+      <w:r>
+        <w:rPr>
+          <w:rFonts w:hint="cs"/>
           <w:rtl/>
           <w:lang w:bidi="fa-IR"/>
         </w:rPr>
@@ -2289,9 +4545,7 @@
       </w:r>
       <w:r>
         <w:rPr>
-          <w:rFonts w:cs="B Nazanin" w:hint="cs"/>
-          <w:sz w:val="28"/>
-          <w:szCs w:val="28"/>
+          <w:rFonts w:hint="cs"/>
           <w:rtl/>
           <w:lang w:bidi="fa-IR"/>
         </w:rPr>
@@ -2299,9 +4553,7 @@
       </w:r>
       <w:r>
         <w:rPr>
-          <w:rFonts w:cs="B Nazanin" w:hint="cs"/>
-          <w:sz w:val="28"/>
-          <w:szCs w:val="28"/>
+          <w:rFonts w:hint="cs"/>
           <w:rtl/>
           <w:lang w:bidi="fa-IR"/>
         </w:rPr>
@@ -2309,18 +4561,13 @@
       </w:r>
       <w:r>
         <w:rPr>
-          <w:rFonts w:cs="B Nazanin"/>
-          <w:sz w:val="28"/>
-          <w:szCs w:val="28"/>
           <w:lang w:bidi="fa-IR"/>
         </w:rPr>
         <w:t>bool</w:t>
       </w:r>
       <w:r>
         <w:rPr>
-          <w:rFonts w:cs="B Nazanin" w:hint="cs"/>
-          <w:sz w:val="28"/>
-          <w:szCs w:val="28"/>
+          <w:rFonts w:hint="cs"/>
           <w:rtl/>
           <w:lang w:bidi="fa-IR"/>
         </w:rPr>
@@ -2328,18 +4575,13 @@
       </w:r>
       <w:r>
         <w:rPr>
-          <w:rFonts w:cs="B Nazanin"/>
-          <w:sz w:val="28"/>
-          <w:szCs w:val="28"/>
           <w:lang w:bidi="fa-IR"/>
         </w:rPr>
         <w:t>int</w:t>
       </w:r>
       <w:r>
         <w:rPr>
-          <w:rFonts w:cs="B Nazanin" w:hint="cs"/>
-          <w:sz w:val="28"/>
-          <w:szCs w:val="28"/>
+          <w:rFonts w:hint="cs"/>
           <w:rtl/>
           <w:lang w:bidi="fa-IR"/>
         </w:rPr>
@@ -2347,18 +4589,13 @@
       </w:r>
       <w:r>
         <w:rPr>
-          <w:rFonts w:cs="B Nazanin"/>
-          <w:sz w:val="28"/>
-          <w:szCs w:val="28"/>
           <w:lang w:bidi="fa-IR"/>
         </w:rPr>
         <w:t>True</w:t>
       </w:r>
       <w:r>
         <w:rPr>
-          <w:rFonts w:cs="B Nazanin" w:hint="cs"/>
-          <w:sz w:val="28"/>
-          <w:szCs w:val="28"/>
+          <w:rFonts w:hint="cs"/>
           <w:rtl/>
           <w:lang w:bidi="fa-IR"/>
         </w:rPr>
@@ -2372,19 +4609,14 @@
           <w:tab w:val="left" w:pos="900"/>
         </w:tabs>
         <w:bidi/>
-        <w:rPr>
-          <w:rFonts w:cs="B Nazanin"/>
-          <w:sz w:val="28"/>
-          <w:szCs w:val="28"/>
-          <w:lang w:bidi="fa-IR"/>
-        </w:rPr>
-      </w:pPr>
-      <w:r>
-        <w:rPr>
-          <w:rFonts w:cs="B Nazanin"/>
+        <w:jc w:val="left"/>
+        <w:rPr>
+          <w:lang w:bidi="fa-IR"/>
+        </w:rPr>
+      </w:pPr>
+      <w:r>
+        <w:rPr>
           <w:noProof/>
-          <w:sz w:val="28"/>
-          <w:szCs w:val="28"/>
           <w:rtl/>
           <w:lang w:bidi="fa-IR"/>
         </w:rPr>
@@ -2404,7 +4636,7 @@
                     <pic:cNvPicPr/>
                   </pic:nvPicPr>
                   <pic:blipFill>
-                    <a:blip r:embed="rId12"/>
+                    <a:blip r:embed="rId14"/>
                     <a:stretch>
                       <a:fillRect/>
                     </a:stretch>
@@ -2436,18 +4668,14 @@
           <w:tab w:val="left" w:pos="900"/>
         </w:tabs>
         <w:bidi/>
-        <w:rPr>
-          <w:rFonts w:cs="B Nazanin"/>
-          <w:sz w:val="28"/>
-          <w:szCs w:val="28"/>
-          <w:lang w:bidi="fa-IR"/>
-        </w:rPr>
-      </w:pPr>
-      <w:r>
-        <w:rPr>
-          <w:rFonts w:cs="B Nazanin" w:hint="cs"/>
-          <w:sz w:val="28"/>
-          <w:szCs w:val="28"/>
+        <w:jc w:val="left"/>
+        <w:rPr>
+          <w:lang w:bidi="fa-IR"/>
+        </w:rPr>
+      </w:pPr>
+      <w:r>
+        <w:rPr>
+          <w:rFonts w:hint="cs"/>
           <w:rtl/>
           <w:lang w:bidi="fa-IR"/>
         </w:rPr>
@@ -2465,18 +4693,14 @@
           <w:tab w:val="left" w:pos="900"/>
         </w:tabs>
         <w:bidi/>
-        <w:rPr>
-          <w:rFonts w:cs="B Nazanin"/>
-          <w:sz w:val="28"/>
-          <w:szCs w:val="28"/>
-          <w:lang w:bidi="fa-IR"/>
-        </w:rPr>
-      </w:pPr>
-      <w:r>
-        <w:rPr>
-          <w:rFonts w:cs="B Nazanin" w:hint="cs"/>
-          <w:sz w:val="28"/>
-          <w:szCs w:val="28"/>
+        <w:jc w:val="left"/>
+        <w:rPr>
+          <w:lang w:bidi="fa-IR"/>
+        </w:rPr>
+      </w:pPr>
+      <w:r>
+        <w:rPr>
+          <w:rFonts w:hint="cs"/>
           <w:rtl/>
           <w:lang w:bidi="fa-IR"/>
         </w:rPr>
@@ -2484,9 +4708,7 @@
       </w:r>
       <w:r>
         <w:rPr>
-          <w:rFonts w:cs="B Nazanin" w:hint="cs"/>
-          <w:sz w:val="28"/>
-          <w:szCs w:val="28"/>
+          <w:rFonts w:hint="cs"/>
           <w:rtl/>
           <w:lang w:bidi="fa-IR"/>
         </w:rPr>
@@ -2500,36 +4722,47 @@
         </w:tabs>
         <w:bidi/>
         <w:ind w:left="360"/>
-        <w:rPr>
-          <w:rFonts w:cs="B Nazanin"/>
-          <w:sz w:val="28"/>
-          <w:szCs w:val="28"/>
-          <w:rtl/>
-          <w:lang w:bidi="fa-IR"/>
-        </w:rPr>
-      </w:pPr>
-    </w:p>
-    <w:p>
-      <w:pPr>
-        <w:bidi/>
-        <w:rPr>
-          <w:rFonts w:cs="B Nazanin"/>
-          <w:sz w:val="28"/>
-          <w:szCs w:val="28"/>
-          <w:rtl/>
-          <w:lang w:bidi="fa-IR"/>
-        </w:rPr>
-      </w:pPr>
-      <w:r>
-        <w:rPr>
-          <w:rFonts w:cs="B Nazanin"/>
-          <w:sz w:val="28"/>
-          <w:szCs w:val="28"/>
+        <w:jc w:val="left"/>
+        <w:rPr>
+          <w:rtl/>
+          <w:lang w:bidi="fa-IR"/>
+        </w:rPr>
+      </w:pPr>
+    </w:p>
+    <w:p>
+      <w:pPr>
+        <w:bidi/>
+        <w:jc w:val="left"/>
+        <w:rPr>
+          <w:rtl/>
+          <w:lang w:bidi="fa-IR"/>
+        </w:rPr>
+      </w:pPr>
+      <w:r>
+        <w:rPr>
           <w:rtl/>
           <w:lang w:bidi="fa-IR"/>
         </w:rPr>
         <w:br w:type="page"/>
       </w:r>
+    </w:p>
+    <w:p>
+      <w:pPr>
+        <w:pStyle w:val="Heading1"/>
+        <w:rPr>
+          <w:rtl/>
+        </w:rPr>
+      </w:pPr>
+      <w:bookmarkStart w:id="11" w:name="_Toc205286899"/>
+      <w:r>
+        <w:rPr>
+          <w:rFonts w:hint="cs"/>
+          <w:rtl/>
+        </w:rPr>
+        <w:lastRenderedPageBreak/>
+        <w:t>کنترل نوع در پایتون</w:t>
+      </w:r>
+      <w:bookmarkEnd w:id="11"/>
     </w:p>
     <w:p>
       <w:pPr>
@@ -2538,46 +4771,15 @@
         </w:tabs>
         <w:bidi/>
         <w:ind w:left="360"/>
-        <w:rPr>
-          <w:rFonts w:cs="B Titr"/>
-          <w:sz w:val="28"/>
-          <w:szCs w:val="28"/>
-          <w:rtl/>
-          <w:lang w:bidi="fa-IR"/>
-        </w:rPr>
-      </w:pPr>
-      <w:r>
-        <w:rPr>
-          <w:rFonts w:cs="B Titr" w:hint="cs"/>
-          <w:sz w:val="28"/>
-          <w:szCs w:val="28"/>
-          <w:rtl/>
-          <w:lang w:bidi="fa-IR"/>
-        </w:rPr>
-        <w:lastRenderedPageBreak/>
-        <w:t>کنترل نوع در پایتون</w:t>
-      </w:r>
-    </w:p>
-    <w:p>
-      <w:pPr>
-        <w:tabs>
-          <w:tab w:val="left" w:pos="900"/>
-        </w:tabs>
-        <w:bidi/>
-        <w:ind w:left="360"/>
-        <w:rPr>
-          <w:rFonts w:cs="B Nazanin"/>
-          <w:sz w:val="28"/>
-          <w:szCs w:val="28"/>
-          <w:rtl/>
-          <w:lang w:bidi="fa-IR"/>
-        </w:rPr>
-      </w:pPr>
-      <w:r>
-        <w:rPr>
-          <w:rFonts w:cs="B Nazanin" w:hint="cs"/>
-          <w:sz w:val="28"/>
-          <w:szCs w:val="28"/>
+        <w:jc w:val="left"/>
+        <w:rPr>
+          <w:rtl/>
+          <w:lang w:bidi="fa-IR"/>
+        </w:rPr>
+      </w:pPr>
+      <w:r>
+        <w:rPr>
+          <w:rFonts w:hint="cs"/>
           <w:rtl/>
           <w:lang w:bidi="fa-IR"/>
         </w:rPr>
@@ -2585,18 +4787,13 @@
       </w:r>
       <w:r>
         <w:rPr>
-          <w:rFonts w:cs="B Nazanin"/>
-          <w:sz w:val="28"/>
-          <w:szCs w:val="28"/>
           <w:lang w:bidi="fa-IR"/>
         </w:rPr>
         <w:t>static typing – dynamic typing</w:t>
       </w:r>
       <w:r>
         <w:rPr>
-          <w:rFonts w:cs="B Nazanin" w:hint="cs"/>
-          <w:sz w:val="28"/>
-          <w:szCs w:val="28"/>
+          <w:rFonts w:hint="cs"/>
           <w:rtl/>
           <w:lang w:bidi="fa-IR"/>
         </w:rPr>
@@ -2614,18 +4811,14 @@
           <w:tab w:val="left" w:pos="900"/>
         </w:tabs>
         <w:bidi/>
-        <w:rPr>
-          <w:rFonts w:cs="B Nazanin"/>
-          <w:sz w:val="28"/>
-          <w:szCs w:val="28"/>
-          <w:lang w:bidi="fa-IR"/>
-        </w:rPr>
-      </w:pPr>
-      <w:r>
-        <w:rPr>
-          <w:rFonts w:cs="B Nazanin" w:hint="cs"/>
-          <w:sz w:val="28"/>
-          <w:szCs w:val="28"/>
+        <w:jc w:val="left"/>
+        <w:rPr>
+          <w:lang w:bidi="fa-IR"/>
+        </w:rPr>
+      </w:pPr>
+      <w:r>
+        <w:rPr>
+          <w:rFonts w:hint="cs"/>
           <w:rtl/>
           <w:lang w:bidi="fa-IR"/>
         </w:rPr>
@@ -2633,18 +4826,13 @@
       </w:r>
       <w:r>
         <w:rPr>
-          <w:rFonts w:cs="B Nazanin"/>
-          <w:sz w:val="28"/>
-          <w:szCs w:val="28"/>
           <w:lang w:bidi="fa-IR"/>
         </w:rPr>
         <w:t>C</w:t>
       </w:r>
       <w:r>
         <w:rPr>
-          <w:rFonts w:cs="B Nazanin" w:hint="cs"/>
-          <w:sz w:val="28"/>
-          <w:szCs w:val="28"/>
+          <w:rFonts w:hint="cs"/>
           <w:rtl/>
           <w:lang w:bidi="fa-IR"/>
         </w:rPr>
@@ -2652,18 +4840,13 @@
       </w:r>
       <w:r>
         <w:rPr>
-          <w:rFonts w:cs="B Nazanin"/>
-          <w:sz w:val="28"/>
-          <w:szCs w:val="28"/>
           <w:lang w:bidi="fa-IR"/>
         </w:rPr>
         <w:t>Java</w:t>
       </w:r>
       <w:r>
         <w:rPr>
-          <w:rFonts w:cs="B Nazanin" w:hint="cs"/>
-          <w:sz w:val="28"/>
-          <w:szCs w:val="28"/>
+          <w:rFonts w:hint="cs"/>
           <w:rtl/>
           <w:lang w:bidi="fa-IR"/>
         </w:rPr>
@@ -2671,18 +4854,13 @@
       </w:r>
       <w:r>
         <w:rPr>
-          <w:rFonts w:cs="B Nazanin"/>
-          <w:sz w:val="28"/>
-          <w:szCs w:val="28"/>
           <w:lang w:bidi="fa-IR"/>
         </w:rPr>
         <w:t>Rust</w:t>
       </w:r>
       <w:r>
         <w:rPr>
-          <w:rFonts w:cs="B Nazanin" w:hint="cs"/>
-          <w:sz w:val="28"/>
-          <w:szCs w:val="28"/>
+          <w:rFonts w:hint="cs"/>
           <w:rtl/>
           <w:lang w:bidi="fa-IR"/>
         </w:rPr>
@@ -2700,18 +4878,14 @@
           <w:tab w:val="left" w:pos="900"/>
         </w:tabs>
         <w:bidi/>
-        <w:rPr>
-          <w:rFonts w:cs="B Nazanin"/>
-          <w:sz w:val="28"/>
-          <w:szCs w:val="28"/>
-          <w:lang w:bidi="fa-IR"/>
-        </w:rPr>
-      </w:pPr>
-      <w:r>
-        <w:rPr>
-          <w:rFonts w:cs="B Nazanin" w:hint="cs"/>
-          <w:sz w:val="28"/>
-          <w:szCs w:val="28"/>
+        <w:jc w:val="left"/>
+        <w:rPr>
+          <w:lang w:bidi="fa-IR"/>
+        </w:rPr>
+      </w:pPr>
+      <w:r>
+        <w:rPr>
+          <w:rFonts w:hint="cs"/>
           <w:rtl/>
           <w:lang w:bidi="fa-IR"/>
         </w:rPr>
@@ -2719,9 +4893,7 @@
       </w:r>
       <w:r>
         <w:rPr>
-          <w:rFonts w:cs="B Nazanin" w:hint="cs"/>
-          <w:sz w:val="28"/>
-          <w:szCs w:val="28"/>
+          <w:rFonts w:hint="cs"/>
           <w:rtl/>
           <w:lang w:bidi="fa-IR"/>
         </w:rPr>
@@ -2729,18 +4901,13 @@
       </w:r>
       <w:r>
         <w:rPr>
-          <w:rFonts w:cs="B Nazanin"/>
-          <w:sz w:val="28"/>
-          <w:szCs w:val="28"/>
           <w:lang w:bidi="fa-IR"/>
         </w:rPr>
         <w:t>Python</w:t>
       </w:r>
       <w:r>
         <w:rPr>
-          <w:rFonts w:cs="B Nazanin" w:hint="cs"/>
-          <w:sz w:val="28"/>
-          <w:szCs w:val="28"/>
+          <w:rFonts w:hint="cs"/>
           <w:rtl/>
           <w:lang w:bidi="fa-IR"/>
         </w:rPr>
@@ -2748,13 +4915,30 @@
       </w:r>
       <w:r>
         <w:rPr>
-          <w:rFonts w:cs="B Nazanin"/>
-          <w:sz w:val="28"/>
-          <w:szCs w:val="28"/>
           <w:lang w:bidi="fa-IR"/>
         </w:rPr>
         <w:t>JavaScript</w:t>
       </w:r>
+    </w:p>
+    <w:p>
+      <w:pPr>
+        <w:pStyle w:val="Heading2"/>
+        <w:bidi/>
+        <w:rPr>
+          <w:rtl/>
+          <w:lang w:bidi="fa-IR"/>
+        </w:rPr>
+      </w:pPr>
+      <w:bookmarkStart w:id="12" w:name="_Toc205286900"/>
+      <w:r>
+        <w:rPr>
+          <w:rFonts w:hint="cs"/>
+          <w:rtl/>
+          <w:lang w:bidi="fa-IR"/>
+        </w:rPr>
+        <w:t>کنترل نوع پویا در پایتون</w:t>
+      </w:r>
+      <w:bookmarkEnd w:id="12"/>
     </w:p>
     <w:p>
       <w:pPr>
@@ -2763,23 +4947,19 @@
         </w:tabs>
         <w:bidi/>
         <w:ind w:left="360"/>
-        <w:rPr>
-          <w:rFonts w:cs="B Titr"/>
-          <w:sz w:val="28"/>
-          <w:szCs w:val="28"/>
-          <w:rtl/>
-          <w:lang w:bidi="fa-IR"/>
-        </w:rPr>
-      </w:pPr>
-      <w:r>
-        <w:rPr>
-          <w:rFonts w:cs="B Titr" w:hint="cs"/>
-          <w:sz w:val="28"/>
-          <w:szCs w:val="28"/>
-          <w:rtl/>
-          <w:lang w:bidi="fa-IR"/>
-        </w:rPr>
-        <w:t>کنترل نوع پویا در پایتون</w:t>
+        <w:jc w:val="left"/>
+        <w:rPr>
+          <w:rtl/>
+          <w:lang w:bidi="fa-IR"/>
+        </w:rPr>
+      </w:pPr>
+      <w:r>
+        <w:rPr>
+          <w:rFonts w:hint="cs"/>
+          <w:rtl/>
+          <w:lang w:bidi="fa-IR"/>
+        </w:rPr>
+        <w:t>در پایتون گفته شد که از کنترل نوع پویا استفاده میکند و این به این معنا است که در هنگام نوشتن برنامه نیازی به تعریف نوع متغیر نیست و کنترل نوع در زمان اجرای برنامه صورت میگیرد.</w:t>
       </w:r>
     </w:p>
     <w:p>
@@ -2789,45 +4969,14 @@
         </w:tabs>
         <w:bidi/>
         <w:ind w:left="360"/>
-        <w:rPr>
-          <w:rFonts w:cs="B Nazanin"/>
-          <w:sz w:val="28"/>
-          <w:szCs w:val="28"/>
-          <w:rtl/>
-          <w:lang w:bidi="fa-IR"/>
-        </w:rPr>
-      </w:pPr>
-      <w:r>
-        <w:rPr>
-          <w:rFonts w:cs="B Nazanin" w:hint="cs"/>
-          <w:sz w:val="28"/>
-          <w:szCs w:val="28"/>
-          <w:rtl/>
-          <w:lang w:bidi="fa-IR"/>
-        </w:rPr>
-        <w:t>در پایتون گفته شد که از کنترل نوع پویا استفاده میکند و این به این معنا است که در هنگام نوشتن برنامه نیازی به تعریف نوع متغیر نیست و کنترل نوع در زمان اجرای برنامه صورت میگیرد.</w:t>
-      </w:r>
-    </w:p>
-    <w:p>
-      <w:pPr>
-        <w:tabs>
-          <w:tab w:val="left" w:pos="900"/>
-        </w:tabs>
-        <w:bidi/>
-        <w:ind w:left="360"/>
-        <w:rPr>
-          <w:rFonts w:cs="B Nazanin"/>
-          <w:sz w:val="28"/>
-          <w:szCs w:val="28"/>
-          <w:lang w:bidi="fa-IR"/>
-        </w:rPr>
-      </w:pPr>
-      <w:r>
-        <w:rPr>
-          <w:rFonts w:cs="B Nazanin"/>
+        <w:jc w:val="left"/>
+        <w:rPr>
+          <w:lang w:bidi="fa-IR"/>
+        </w:rPr>
+      </w:pPr>
+      <w:r>
+        <w:rPr>
           <w:noProof/>
-          <w:sz w:val="28"/>
-          <w:szCs w:val="28"/>
           <w:rtl/>
           <w:lang w:bidi="fa-IR"/>
         </w:rPr>
@@ -2847,7 +4996,7 @@
                     <pic:cNvPicPr/>
                   </pic:nvPicPr>
                   <pic:blipFill>
-                    <a:blip r:embed="rId13"/>
+                    <a:blip r:embed="rId15"/>
                     <a:stretch>
                       <a:fillRect/>
                     </a:stretch>
@@ -2875,19 +5024,15 @@
         </w:tabs>
         <w:bidi/>
         <w:ind w:left="360"/>
-        <w:rPr>
-          <w:rFonts w:cs="B Nazanin"/>
-          <w:sz w:val="28"/>
-          <w:szCs w:val="28"/>
-          <w:rtl/>
-          <w:lang w:bidi="fa-IR"/>
-        </w:rPr>
-      </w:pPr>
-      <w:r>
-        <w:rPr>
-          <w:rFonts w:cs="B Nazanin" w:hint="cs"/>
-          <w:sz w:val="28"/>
-          <w:szCs w:val="28"/>
+        <w:jc w:val="left"/>
+        <w:rPr>
+          <w:rtl/>
+          <w:lang w:bidi="fa-IR"/>
+        </w:rPr>
+      </w:pPr>
+      <w:r>
+        <w:rPr>
+          <w:rFonts w:hint="cs"/>
           <w:rtl/>
           <w:lang w:bidi="fa-IR"/>
         </w:rPr>
@@ -2895,18 +5040,13 @@
       </w:r>
       <w:r>
         <w:rPr>
-          <w:rFonts w:cs="B Nazanin"/>
-          <w:sz w:val="28"/>
-          <w:szCs w:val="28"/>
           <w:lang w:bidi="fa-IR"/>
         </w:rPr>
         <w:t>A</w:t>
       </w:r>
       <w:r>
         <w:rPr>
-          <w:rFonts w:cs="B Nazanin" w:hint="cs"/>
-          <w:sz w:val="28"/>
-          <w:szCs w:val="28"/>
+          <w:rFonts w:hint="cs"/>
           <w:rtl/>
           <w:lang w:bidi="fa-IR"/>
         </w:rPr>
@@ -2914,18 +5054,13 @@
       </w:r>
       <w:r>
         <w:rPr>
-          <w:rFonts w:cs="B Nazanin"/>
-          <w:sz w:val="28"/>
-          <w:szCs w:val="28"/>
           <w:lang w:bidi="fa-IR"/>
         </w:rPr>
         <w:t>int</w:t>
       </w:r>
       <w:r>
         <w:rPr>
-          <w:rFonts w:cs="B Nazanin" w:hint="cs"/>
-          <w:sz w:val="28"/>
-          <w:szCs w:val="28"/>
+          <w:rFonts w:hint="cs"/>
           <w:rtl/>
           <w:lang w:bidi="fa-IR"/>
         </w:rPr>
@@ -2933,18 +5068,13 @@
       </w:r>
       <w:r>
         <w:rPr>
-          <w:rFonts w:cs="B Nazanin"/>
-          <w:sz w:val="28"/>
-          <w:szCs w:val="28"/>
           <w:lang w:bidi="fa-IR"/>
         </w:rPr>
         <w:t>str</w:t>
       </w:r>
       <w:r>
         <w:rPr>
-          <w:rFonts w:cs="B Nazanin" w:hint="cs"/>
-          <w:sz w:val="28"/>
-          <w:szCs w:val="28"/>
+          <w:rFonts w:hint="cs"/>
           <w:rtl/>
           <w:lang w:bidi="fa-IR"/>
         </w:rPr>
@@ -2952,18 +5082,13 @@
       </w:r>
       <w:r>
         <w:rPr>
-          <w:rFonts w:cs="B Nazanin"/>
-          <w:sz w:val="28"/>
-          <w:szCs w:val="28"/>
           <w:lang w:bidi="fa-IR"/>
         </w:rPr>
         <w:t>int</w:t>
       </w:r>
       <w:r>
         <w:rPr>
-          <w:rFonts w:cs="B Nazanin" w:hint="cs"/>
-          <w:sz w:val="28"/>
-          <w:szCs w:val="28"/>
+          <w:rFonts w:hint="cs"/>
           <w:rtl/>
           <w:lang w:bidi="fa-IR"/>
         </w:rPr>
@@ -2973,24 +5098,37 @@
     <w:p>
       <w:pPr>
         <w:bidi/>
-        <w:rPr>
-          <w:rFonts w:cs="B Nazanin"/>
-          <w:sz w:val="28"/>
-          <w:szCs w:val="28"/>
-          <w:rtl/>
-          <w:lang w:bidi="fa-IR"/>
-        </w:rPr>
-      </w:pPr>
-      <w:r>
-        <w:rPr>
-          <w:rFonts w:cs="B Nazanin"/>
-          <w:sz w:val="28"/>
-          <w:szCs w:val="28"/>
+        <w:jc w:val="left"/>
+        <w:rPr>
+          <w:rtl/>
+          <w:lang w:bidi="fa-IR"/>
+        </w:rPr>
+      </w:pPr>
+      <w:r>
+        <w:rPr>
           <w:rtl/>
           <w:lang w:bidi="fa-IR"/>
         </w:rPr>
         <w:br w:type="page"/>
       </w:r>
+    </w:p>
+    <w:p>
+      <w:pPr>
+        <w:pStyle w:val="Heading1"/>
+        <w:rPr>
+          <w:rtl/>
+        </w:rPr>
+      </w:pPr>
+      <w:bookmarkStart w:id="13" w:name="_Toc205286901"/>
+      <w:r>
+        <w:rPr>
+          <w:rFonts w:hint="cs"/>
+          <w:rtl/>
+        </w:rPr>
+        <w:lastRenderedPageBreak/>
+        <w:t>توصیف گر در پایتون</w:t>
+      </w:r>
+      <w:bookmarkEnd w:id="13"/>
     </w:p>
     <w:p>
       <w:pPr>
@@ -2999,24 +5137,83 @@
         </w:tabs>
         <w:bidi/>
         <w:ind w:left="360"/>
-        <w:rPr>
-          <w:rFonts w:cs="B Titr"/>
-          <w:sz w:val="28"/>
-          <w:szCs w:val="28"/>
-          <w:rtl/>
-          <w:lang w:bidi="fa-IR"/>
-        </w:rPr>
-      </w:pPr>
-      <w:r>
-        <w:rPr>
-          <w:rFonts w:cs="B Titr" w:hint="cs"/>
-          <w:sz w:val="28"/>
-          <w:szCs w:val="28"/>
-          <w:rtl/>
-          <w:lang w:bidi="fa-IR"/>
-        </w:rPr>
-        <w:lastRenderedPageBreak/>
-        <w:t>توصیف گر در پایتون</w:t>
+        <w:jc w:val="left"/>
+        <w:rPr>
+          <w:rtl/>
+          <w:lang w:bidi="fa-IR"/>
+        </w:rPr>
+      </w:pPr>
+      <w:r>
+        <w:rPr>
+          <w:rFonts w:hint="cs"/>
+          <w:rtl/>
+          <w:lang w:bidi="fa-IR"/>
+        </w:rPr>
+        <w:t xml:space="preserve">در زبان پایتون به صورت صریح اشاره گر وجود ندارد و مانند زبان هایی مثل </w:t>
+      </w:r>
+      <w:r>
+        <w:rPr>
+          <w:lang w:bidi="fa-IR"/>
+        </w:rPr>
+        <w:t>C</w:t>
+      </w:r>
+      <w:r>
+        <w:rPr>
+          <w:rFonts w:hint="cs"/>
+          <w:rtl/>
+          <w:lang w:bidi="fa-IR"/>
+        </w:rPr>
+        <w:t xml:space="preserve"> و </w:t>
+      </w:r>
+      <w:r>
+        <w:rPr>
+          <w:lang w:bidi="fa-IR"/>
+        </w:rPr>
+        <w:t>C++</w:t>
+      </w:r>
+      <w:r>
+        <w:rPr>
+          <w:rFonts w:hint="cs"/>
+          <w:rtl/>
+          <w:lang w:bidi="fa-IR"/>
+        </w:rPr>
+        <w:t xml:space="preserve"> از علا</w:t>
+      </w:r>
+      <w:r>
+        <w:rPr>
+          <w:rFonts w:hint="cs"/>
+          <w:rtl/>
+          <w:lang w:bidi="fa-IR"/>
+        </w:rPr>
+        <w:t>ئم اشاره گر (</w:t>
+      </w:r>
+      <w:r>
+        <w:rPr>
+          <w:lang w:bidi="fa-IR"/>
+        </w:rPr>
+        <w:t>&amp;</w:t>
+      </w:r>
+      <w:r>
+        <w:rPr>
+          <w:rFonts w:hint="cs"/>
+          <w:rtl/>
+          <w:lang w:bidi="fa-IR"/>
+        </w:rPr>
+        <w:t xml:space="preserve"> و </w:t>
+      </w:r>
+      <w:r>
+        <w:rPr>
+          <w:lang w:bidi="fa-IR"/>
+        </w:rPr>
+        <w:t>*</w:t>
+      </w:r>
+      <w:r>
+        <w:rPr>
+          <w:rFonts w:hint="cs"/>
+          <w:rtl/>
+          <w:lang w:bidi="fa-IR"/>
+        </w:rPr>
+        <w:t>) استفاده نمیکند.</w:t>
       </w:r>
     </w:p>
     <w:p>
@@ -3026,109 +5223,33 @@
         </w:tabs>
         <w:bidi/>
         <w:ind w:left="360"/>
-        <w:rPr>
-          <w:rFonts w:cs="B Nazanin"/>
-          <w:sz w:val="28"/>
-          <w:szCs w:val="28"/>
-          <w:rtl/>
-          <w:lang w:bidi="fa-IR"/>
-        </w:rPr>
-      </w:pPr>
-      <w:r>
-        <w:rPr>
-          <w:rFonts w:cs="B Nazanin" w:hint="cs"/>
-          <w:sz w:val="28"/>
-          <w:szCs w:val="28"/>
-          <w:rtl/>
-          <w:lang w:bidi="fa-IR"/>
-        </w:rPr>
-        <w:t xml:space="preserve">در زبان پایتون به صورت صریح اشاره گر وجود ندارد و مانند زبان هایی مثل </w:t>
-      </w:r>
-      <w:r>
-        <w:rPr>
-          <w:rFonts w:cs="B Nazanin"/>
-          <w:sz w:val="28"/>
-          <w:szCs w:val="28"/>
-          <w:lang w:bidi="fa-IR"/>
-        </w:rPr>
-        <w:t>C</w:t>
-      </w:r>
-      <w:r>
-        <w:rPr>
-          <w:rFonts w:cs="B Nazanin" w:hint="cs"/>
-          <w:sz w:val="28"/>
-          <w:szCs w:val="28"/>
-          <w:rtl/>
-          <w:lang w:bidi="fa-IR"/>
-        </w:rPr>
-        <w:t xml:space="preserve"> و </w:t>
-      </w:r>
-      <w:r>
-        <w:rPr>
-          <w:rFonts w:cs="B Nazanin"/>
-          <w:sz w:val="28"/>
-          <w:szCs w:val="28"/>
-          <w:lang w:bidi="fa-IR"/>
-        </w:rPr>
-        <w:t>C++</w:t>
-      </w:r>
-      <w:r>
-        <w:rPr>
-          <w:rFonts w:cs="B Nazanin" w:hint="cs"/>
-          <w:sz w:val="28"/>
-          <w:szCs w:val="28"/>
-          <w:rtl/>
-          <w:lang w:bidi="fa-IR"/>
-        </w:rPr>
-        <w:t xml:space="preserve"> از علا</w:t>
-      </w:r>
-      <w:r>
-        <w:rPr>
-          <w:rFonts w:cs="B Nazanin" w:hint="cs"/>
-          <w:sz w:val="28"/>
-          <w:szCs w:val="28"/>
-          <w:rtl/>
-          <w:lang w:bidi="fa-IR"/>
-        </w:rPr>
-        <w:t>ئم اشاره گر (</w:t>
-      </w:r>
-      <w:r>
-        <w:rPr>
-          <w:rFonts w:cs="B Nazanin"/>
-          <w:sz w:val="28"/>
-          <w:szCs w:val="28"/>
-          <w:lang w:bidi="fa-IR"/>
-        </w:rPr>
-        <w:t>&amp;</w:t>
-      </w:r>
-      <w:r>
-        <w:rPr>
-          <w:rFonts w:cs="B Nazanin" w:hint="cs"/>
-          <w:sz w:val="28"/>
-          <w:szCs w:val="28"/>
-          <w:rtl/>
-          <w:lang w:bidi="fa-IR"/>
-        </w:rPr>
-        <w:t xml:space="preserve"> و </w:t>
-      </w:r>
-      <w:r>
-        <w:rPr>
-          <w:rFonts w:cs="B Nazanin"/>
-          <w:sz w:val="28"/>
-          <w:szCs w:val="28"/>
-          <w:lang w:bidi="fa-IR"/>
-        </w:rPr>
-        <w:t>*</w:t>
-      </w:r>
-      <w:r>
-        <w:rPr>
-          <w:rFonts w:cs="B Nazanin" w:hint="cs"/>
-          <w:sz w:val="28"/>
-          <w:szCs w:val="28"/>
-          <w:rtl/>
-          <w:lang w:bidi="fa-IR"/>
-        </w:rPr>
-        <w:t>) استفاده نمیکند.</w:t>
+        <w:jc w:val="left"/>
+        <w:rPr>
+          <w:rtl/>
+          <w:lang w:bidi="fa-IR"/>
+        </w:rPr>
+      </w:pPr>
+      <w:r>
+        <w:rPr>
+          <w:rFonts w:hint="cs"/>
+          <w:rtl/>
+          <w:lang w:bidi="fa-IR"/>
+        </w:rPr>
+        <w:t>در زبان پایتون از مرجع دهی اشیاء (</w:t>
+      </w:r>
+      <w:r>
+        <w:rPr>
+          <w:lang w:bidi="fa-IR"/>
+        </w:rPr>
+        <w:t>object references</w:t>
+      </w:r>
+      <w:r>
+        <w:rPr>
+          <w:rFonts w:hint="cs"/>
+          <w:rtl/>
+          <w:lang w:bidi="fa-IR"/>
+        </w:rPr>
+        <w:t>) استفاده میشود که رفتاری مشابه با اشاره گر ها رو داره یعنی زمانی که یک متغیر رو به متغیر دیگه ای نسبت میدیم در واقع هر دو به همان شئ در حافظه اشاره میکنن.</w:t>
       </w:r>
     </w:p>
     <w:p>
@@ -3138,42 +5259,19 @@
         </w:tabs>
         <w:bidi/>
         <w:ind w:left="360"/>
-        <w:rPr>
-          <w:rFonts w:cs="B Nazanin"/>
-          <w:sz w:val="28"/>
-          <w:szCs w:val="28"/>
-          <w:rtl/>
-          <w:lang w:bidi="fa-IR"/>
-        </w:rPr>
-      </w:pPr>
-      <w:r>
-        <w:rPr>
-          <w:rFonts w:cs="B Nazanin" w:hint="cs"/>
-          <w:sz w:val="28"/>
-          <w:szCs w:val="28"/>
-          <w:rtl/>
-          <w:lang w:bidi="fa-IR"/>
-        </w:rPr>
-        <w:t>در زبان پایتون از مرجع دهی اشیاء (</w:t>
-      </w:r>
-      <w:r>
-        <w:rPr>
-          <w:rFonts w:cs="B Nazanin"/>
-          <w:sz w:val="28"/>
-          <w:szCs w:val="28"/>
-          <w:lang w:bidi="fa-IR"/>
-        </w:rPr>
-        <w:t>object references</w:t>
-      </w:r>
-      <w:r>
-        <w:rPr>
-          <w:rFonts w:cs="B Nazanin" w:hint="cs"/>
-          <w:sz w:val="28"/>
-          <w:szCs w:val="28"/>
-          <w:rtl/>
-          <w:lang w:bidi="fa-IR"/>
-        </w:rPr>
-        <w:t>) استفاده میشود که رفتاری مشابه با اشاره گر ها رو داره یعنی زمانی که یک متغیر رو به متغیر دیگه ای نسبت میدیم در واقع هر دو به همان شئ در حافظه اشاره میکنن.</w:t>
+        <w:jc w:val="left"/>
+        <w:rPr>
+          <w:rtl/>
+          <w:lang w:bidi="fa-IR"/>
+        </w:rPr>
+      </w:pPr>
+      <w:r>
+        <w:rPr>
+          <w:rFonts w:hint="cs"/>
+          <w:rtl/>
+          <w:lang w:bidi="fa-IR"/>
+        </w:rPr>
+        <w:t xml:space="preserve">با مثال زیر درک این موضوع راحت تر میشه: </w:t>
       </w:r>
     </w:p>
     <w:p>
@@ -3183,45 +5281,14 @@
         </w:tabs>
         <w:bidi/>
         <w:ind w:left="360"/>
-        <w:rPr>
-          <w:rFonts w:cs="B Nazanin"/>
-          <w:sz w:val="28"/>
-          <w:szCs w:val="28"/>
-          <w:rtl/>
-          <w:lang w:bidi="fa-IR"/>
-        </w:rPr>
-      </w:pPr>
-      <w:r>
-        <w:rPr>
-          <w:rFonts w:cs="B Nazanin" w:hint="cs"/>
-          <w:sz w:val="28"/>
-          <w:szCs w:val="28"/>
-          <w:rtl/>
-          <w:lang w:bidi="fa-IR"/>
-        </w:rPr>
-        <w:t xml:space="preserve">با مثال زیر درک این موضوع راحت تر میشه: </w:t>
-      </w:r>
-    </w:p>
-    <w:p>
-      <w:pPr>
-        <w:tabs>
-          <w:tab w:val="left" w:pos="900"/>
-        </w:tabs>
-        <w:bidi/>
-        <w:ind w:left="360"/>
-        <w:rPr>
-          <w:rFonts w:cs="B Nazanin"/>
-          <w:sz w:val="28"/>
-          <w:szCs w:val="28"/>
-          <w:lang w:bidi="fa-IR"/>
-        </w:rPr>
-      </w:pPr>
-      <w:r>
-        <w:rPr>
-          <w:rFonts w:cs="B Nazanin"/>
+        <w:jc w:val="left"/>
+        <w:rPr>
+          <w:lang w:bidi="fa-IR"/>
+        </w:rPr>
+      </w:pPr>
+      <w:r>
+        <w:rPr>
           <w:noProof/>
-          <w:sz w:val="28"/>
-          <w:szCs w:val="28"/>
           <w:rtl/>
           <w:lang w:bidi="fa-IR"/>
         </w:rPr>
@@ -3241,7 +5308,7 @@
                     <pic:cNvPicPr/>
                   </pic:nvPicPr>
                   <pic:blipFill>
-                    <a:blip r:embed="rId14"/>
+                    <a:blip r:embed="rId16"/>
                     <a:stretch>
                       <a:fillRect/>
                     </a:stretch>
@@ -3269,19 +5336,15 @@
         </w:tabs>
         <w:bidi/>
         <w:ind w:left="360"/>
-        <w:rPr>
-          <w:rFonts w:cs="B Nazanin"/>
-          <w:sz w:val="28"/>
-          <w:szCs w:val="28"/>
-          <w:rtl/>
-          <w:lang w:bidi="fa-IR"/>
-        </w:rPr>
-      </w:pPr>
-      <w:r>
-        <w:rPr>
-          <w:rFonts w:cs="B Nazanin" w:hint="cs"/>
-          <w:sz w:val="28"/>
-          <w:szCs w:val="28"/>
+        <w:jc w:val="left"/>
+        <w:rPr>
+          <w:rtl/>
+          <w:lang w:bidi="fa-IR"/>
+        </w:rPr>
+      </w:pPr>
+      <w:r>
+        <w:rPr>
+          <w:rFonts w:hint="cs"/>
           <w:rtl/>
           <w:lang w:bidi="fa-IR"/>
         </w:rPr>
@@ -3289,18 +5352,13 @@
       </w:r>
       <w:r>
         <w:rPr>
-          <w:rFonts w:cs="B Nazanin"/>
-          <w:sz w:val="28"/>
-          <w:szCs w:val="28"/>
           <w:lang w:bidi="fa-IR"/>
         </w:rPr>
         <w:t>A</w:t>
       </w:r>
       <w:r>
         <w:rPr>
-          <w:rFonts w:cs="B Nazanin" w:hint="cs"/>
-          <w:sz w:val="28"/>
-          <w:szCs w:val="28"/>
+          <w:rFonts w:hint="cs"/>
           <w:rtl/>
           <w:lang w:bidi="fa-IR"/>
         </w:rPr>
@@ -3308,18 +5366,13 @@
       </w:r>
       <w:r>
         <w:rPr>
-          <w:rFonts w:cs="B Nazanin"/>
-          <w:sz w:val="28"/>
-          <w:szCs w:val="28"/>
           <w:lang w:bidi="fa-IR"/>
         </w:rPr>
         <w:t>B</w:t>
       </w:r>
       <w:r>
         <w:rPr>
-          <w:rFonts w:cs="B Nazanin" w:hint="cs"/>
-          <w:sz w:val="28"/>
-          <w:szCs w:val="28"/>
+          <w:rFonts w:hint="cs"/>
           <w:rtl/>
           <w:lang w:bidi="fa-IR"/>
         </w:rPr>
@@ -3327,18 +5380,13 @@
       </w:r>
       <w:r>
         <w:rPr>
-          <w:rFonts w:cs="B Nazanin"/>
-          <w:sz w:val="28"/>
-          <w:szCs w:val="28"/>
           <w:lang w:bidi="fa-IR"/>
         </w:rPr>
         <w:t>A</w:t>
       </w:r>
       <w:r>
         <w:rPr>
-          <w:rFonts w:cs="B Nazanin" w:hint="cs"/>
-          <w:sz w:val="28"/>
-          <w:szCs w:val="28"/>
+          <w:rFonts w:hint="cs"/>
           <w:rtl/>
           <w:lang w:bidi="fa-IR"/>
         </w:rPr>
@@ -3346,18 +5394,13 @@
       </w:r>
       <w:r>
         <w:rPr>
-          <w:rFonts w:cs="B Nazanin"/>
-          <w:sz w:val="28"/>
-          <w:szCs w:val="28"/>
           <w:lang w:bidi="fa-IR"/>
         </w:rPr>
         <w:t>B</w:t>
       </w:r>
       <w:r>
         <w:rPr>
-          <w:rFonts w:cs="B Nazanin" w:hint="cs"/>
-          <w:sz w:val="28"/>
-          <w:szCs w:val="28"/>
+          <w:rFonts w:hint="cs"/>
           <w:rtl/>
           <w:lang w:bidi="fa-IR"/>
         </w:rPr>
@@ -3365,18 +5408,13 @@
       </w:r>
       <w:r>
         <w:rPr>
-          <w:rFonts w:cs="B Nazanin"/>
-          <w:sz w:val="28"/>
-          <w:szCs w:val="28"/>
           <w:lang w:bidi="fa-IR"/>
         </w:rPr>
         <w:t>A</w:t>
       </w:r>
       <w:r>
         <w:rPr>
-          <w:rFonts w:cs="B Nazanin" w:hint="cs"/>
-          <w:sz w:val="28"/>
-          <w:szCs w:val="28"/>
+          <w:rFonts w:hint="cs"/>
           <w:rtl/>
           <w:lang w:bidi="fa-IR"/>
         </w:rPr>
@@ -3384,18 +5422,13 @@
       </w:r>
       <w:r>
         <w:rPr>
-          <w:rFonts w:cs="B Nazanin"/>
-          <w:sz w:val="28"/>
-          <w:szCs w:val="28"/>
           <w:lang w:bidi="fa-IR"/>
         </w:rPr>
         <w:t>A</w:t>
       </w:r>
       <w:r>
         <w:rPr>
-          <w:rFonts w:cs="B Nazanin" w:hint="cs"/>
-          <w:sz w:val="28"/>
-          <w:szCs w:val="28"/>
+          <w:rFonts w:hint="cs"/>
           <w:rtl/>
           <w:lang w:bidi="fa-IR"/>
         </w:rPr>
@@ -3403,18 +5436,13 @@
       </w:r>
       <w:r>
         <w:rPr>
-          <w:rFonts w:cs="B Nazanin"/>
-          <w:sz w:val="28"/>
-          <w:szCs w:val="28"/>
           <w:lang w:bidi="fa-IR"/>
         </w:rPr>
         <w:t>B</w:t>
       </w:r>
       <w:r>
         <w:rPr>
-          <w:rFonts w:cs="B Nazanin" w:hint="cs"/>
-          <w:sz w:val="28"/>
-          <w:szCs w:val="28"/>
+          <w:rFonts w:hint="cs"/>
           <w:rtl/>
           <w:lang w:bidi="fa-IR"/>
         </w:rPr>
@@ -3422,18 +5450,13 @@
       </w:r>
       <w:r>
         <w:rPr>
-          <w:rFonts w:cs="B Nazanin"/>
-          <w:sz w:val="28"/>
-          <w:szCs w:val="28"/>
           <w:lang w:bidi="fa-IR"/>
         </w:rPr>
         <w:t>A</w:t>
       </w:r>
       <w:r>
         <w:rPr>
-          <w:rFonts w:cs="B Nazanin" w:hint="cs"/>
-          <w:sz w:val="28"/>
-          <w:szCs w:val="28"/>
+          <w:rFonts w:hint="cs"/>
           <w:rtl/>
           <w:lang w:bidi="fa-IR"/>
         </w:rPr>
@@ -3441,18 +5464,13 @@
       </w:r>
       <w:r>
         <w:rPr>
-          <w:rFonts w:cs="B Nazanin"/>
-          <w:sz w:val="28"/>
-          <w:szCs w:val="28"/>
           <w:lang w:bidi="fa-IR"/>
         </w:rPr>
         <w:t>A</w:t>
       </w:r>
       <w:r>
         <w:rPr>
-          <w:rFonts w:cs="B Nazanin" w:hint="cs"/>
-          <w:sz w:val="28"/>
-          <w:szCs w:val="28"/>
+          <w:rFonts w:hint="cs"/>
           <w:rtl/>
           <w:lang w:bidi="fa-IR"/>
         </w:rPr>
@@ -3460,18 +5478,13 @@
       </w:r>
       <w:r>
         <w:rPr>
-          <w:rFonts w:cs="B Nazanin"/>
-          <w:sz w:val="28"/>
-          <w:szCs w:val="28"/>
           <w:lang w:bidi="fa-IR"/>
         </w:rPr>
         <w:t>B</w:t>
       </w:r>
       <w:r>
         <w:rPr>
-          <w:rFonts w:cs="B Nazanin" w:hint="cs"/>
-          <w:sz w:val="28"/>
-          <w:szCs w:val="28"/>
+          <w:rFonts w:hint="cs"/>
           <w:rtl/>
           <w:lang w:bidi="fa-IR"/>
         </w:rPr>
@@ -3481,24 +5494,37 @@
     <w:p>
       <w:pPr>
         <w:bidi/>
-        <w:rPr>
-          <w:rFonts w:cs="B Nazanin"/>
-          <w:sz w:val="28"/>
-          <w:szCs w:val="28"/>
-          <w:rtl/>
-          <w:lang w:bidi="fa-IR"/>
-        </w:rPr>
-      </w:pPr>
-      <w:r>
-        <w:rPr>
-          <w:rFonts w:cs="B Nazanin"/>
-          <w:sz w:val="28"/>
-          <w:szCs w:val="28"/>
+        <w:jc w:val="left"/>
+        <w:rPr>
+          <w:rtl/>
+          <w:lang w:bidi="fa-IR"/>
+        </w:rPr>
+      </w:pPr>
+      <w:r>
+        <w:rPr>
           <w:rtl/>
           <w:lang w:bidi="fa-IR"/>
         </w:rPr>
         <w:br w:type="page"/>
       </w:r>
+    </w:p>
+    <w:p>
+      <w:pPr>
+        <w:pStyle w:val="Heading1"/>
+        <w:rPr>
+          <w:rtl/>
+        </w:rPr>
+      </w:pPr>
+      <w:bookmarkStart w:id="14" w:name="_Toc205286902"/>
+      <w:r>
+        <w:rPr>
+          <w:rFonts w:hint="cs"/>
+          <w:rtl/>
+        </w:rPr>
+        <w:lastRenderedPageBreak/>
+        <w:t>نوع شمارش در پایتون</w:t>
+      </w:r>
+      <w:bookmarkEnd w:id="14"/>
     </w:p>
     <w:p>
       <w:pPr>
@@ -3507,24 +5533,89 @@
         </w:tabs>
         <w:bidi/>
         <w:ind w:left="360"/>
-        <w:rPr>
-          <w:rFonts w:cs="B Titr"/>
-          <w:sz w:val="28"/>
-          <w:szCs w:val="28"/>
-          <w:rtl/>
-          <w:lang w:bidi="fa-IR"/>
-        </w:rPr>
-      </w:pPr>
-      <w:r>
-        <w:rPr>
-          <w:rFonts w:cs="B Titr" w:hint="cs"/>
-          <w:sz w:val="28"/>
-          <w:szCs w:val="28"/>
-          <w:rtl/>
-          <w:lang w:bidi="fa-IR"/>
-        </w:rPr>
-        <w:lastRenderedPageBreak/>
-        <w:t>نوع شمارش در پایتون</w:t>
+        <w:jc w:val="left"/>
+        <w:rPr>
+          <w:rtl/>
+          <w:lang w:bidi="fa-IR"/>
+        </w:rPr>
+      </w:pPr>
+      <w:r>
+        <w:rPr>
+          <w:rFonts w:hint="cs"/>
+          <w:rtl/>
+          <w:lang w:bidi="fa-IR"/>
+        </w:rPr>
+        <w:t>نوع شمارش یا (</w:t>
+      </w:r>
+      <w:r>
+        <w:rPr>
+          <w:lang w:bidi="fa-IR"/>
+        </w:rPr>
+        <w:t>Enumeration</w:t>
+      </w:r>
+      <w:r>
+        <w:rPr>
+          <w:rFonts w:hint="cs"/>
+          <w:rtl/>
+          <w:lang w:bidi="fa-IR"/>
+        </w:rPr>
+        <w:t xml:space="preserve">) در زبان ها به شیوه های گوناگون تعریف شده است مثلا در زبان </w:t>
+      </w:r>
+      <w:r>
+        <w:rPr>
+          <w:lang w:bidi="fa-IR"/>
+        </w:rPr>
+        <w:t>C</w:t>
+      </w:r>
+      <w:r>
+        <w:rPr>
+          <w:rFonts w:hint="cs"/>
+          <w:rtl/>
+          <w:lang w:bidi="fa-IR"/>
+        </w:rPr>
+        <w:t xml:space="preserve"> با کلیدواژه (</w:t>
+      </w:r>
+      <w:r>
+        <w:rPr>
+          <w:lang w:bidi="fa-IR"/>
+        </w:rPr>
+        <w:t>enum</w:t>
+      </w:r>
+      <w:r>
+        <w:rPr>
+          <w:rFonts w:hint="cs"/>
+          <w:rtl/>
+          <w:lang w:bidi="fa-IR"/>
+        </w:rPr>
+        <w:t xml:space="preserve">) میتوانیم که نوع شمارشی از داده رو تولید بکنیم یا در زبان </w:t>
+      </w:r>
+      <w:r>
+        <w:rPr>
+          <w:lang w:bidi="fa-IR"/>
+        </w:rPr>
+        <w:t>java</w:t>
+      </w:r>
+      <w:r>
+        <w:rPr>
+          <w:rFonts w:hint="cs"/>
+          <w:rtl/>
+          <w:lang w:bidi="fa-IR"/>
+        </w:rPr>
+        <w:t xml:space="preserve"> این عمل به صورت کلاس تعریف شده است و با خواندن کلاس (</w:t>
+      </w:r>
+      <w:r>
+        <w:rPr>
+          <w:lang w:bidi="fa-IR"/>
+        </w:rPr>
+        <w:t>enum</w:t>
+      </w:r>
+      <w:r>
+        <w:rPr>
+          <w:rFonts w:hint="cs"/>
+          <w:rtl/>
+          <w:lang w:bidi="fa-IR"/>
+        </w:rPr>
+        <w:t>) نوع شمارشی میتوان تولید کرد.</w:t>
       </w:r>
     </w:p>
     <w:p>
@@ -3534,118 +5625,55 @@
         </w:tabs>
         <w:bidi/>
         <w:ind w:left="360"/>
-        <w:rPr>
-          <w:rFonts w:cs="B Nazanin"/>
-          <w:sz w:val="28"/>
-          <w:szCs w:val="28"/>
-          <w:rtl/>
-          <w:lang w:bidi="fa-IR"/>
-        </w:rPr>
-      </w:pPr>
-      <w:r>
-        <w:rPr>
-          <w:rFonts w:cs="B Nazanin" w:hint="cs"/>
-          <w:sz w:val="28"/>
-          <w:szCs w:val="28"/>
-          <w:rtl/>
-          <w:lang w:bidi="fa-IR"/>
-        </w:rPr>
-        <w:t>نوع شمارش یا (</w:t>
-      </w:r>
-      <w:r>
-        <w:rPr>
-          <w:rFonts w:cs="B Nazanin"/>
-          <w:sz w:val="28"/>
-          <w:szCs w:val="28"/>
-          <w:lang w:bidi="fa-IR"/>
-        </w:rPr>
-        <w:t>Enumeration</w:t>
-      </w:r>
-      <w:r>
-        <w:rPr>
-          <w:rFonts w:cs="B Nazanin" w:hint="cs"/>
-          <w:sz w:val="28"/>
-          <w:szCs w:val="28"/>
-          <w:rtl/>
-          <w:lang w:bidi="fa-IR"/>
-        </w:rPr>
-        <w:t xml:space="preserve">) در زبان ها به شیوه های گوناگون تعریف شده است مثلا در زبان </w:t>
-      </w:r>
-      <w:r>
-        <w:rPr>
-          <w:rFonts w:cs="B Nazanin"/>
-          <w:sz w:val="28"/>
-          <w:szCs w:val="28"/>
-          <w:lang w:bidi="fa-IR"/>
-        </w:rPr>
-        <w:t>C</w:t>
-      </w:r>
-      <w:r>
-        <w:rPr>
-          <w:rFonts w:cs="B Nazanin" w:hint="cs"/>
-          <w:sz w:val="28"/>
-          <w:szCs w:val="28"/>
-          <w:rtl/>
-          <w:lang w:bidi="fa-IR"/>
-        </w:rPr>
-        <w:t xml:space="preserve"> با کلیدواژه (</w:t>
-      </w:r>
-      <w:r>
-        <w:rPr>
-          <w:rFonts w:cs="B Nazanin"/>
-          <w:sz w:val="28"/>
-          <w:szCs w:val="28"/>
+        <w:jc w:val="left"/>
+        <w:rPr>
+          <w:rtl/>
+          <w:lang w:bidi="fa-IR"/>
+        </w:rPr>
+      </w:pPr>
+      <w:r>
+        <w:rPr>
+          <w:rFonts w:hint="cs"/>
+          <w:rtl/>
+          <w:lang w:bidi="fa-IR"/>
+        </w:rPr>
+        <w:t xml:space="preserve">در زبان پایتون برای ساخت نوع شمارشی از کتابخانه </w:t>
+      </w:r>
+      <w:r>
+        <w:rPr>
+          <w:rFonts w:hint="cs"/>
+          <w:rtl/>
+          <w:lang w:bidi="fa-IR"/>
+        </w:rPr>
+        <w:t>(</w:t>
+      </w:r>
+      <w:r>
+        <w:rPr>
           <w:lang w:bidi="fa-IR"/>
         </w:rPr>
         <w:t>enum</w:t>
       </w:r>
       <w:r>
         <w:rPr>
-          <w:rFonts w:cs="B Nazanin" w:hint="cs"/>
-          <w:sz w:val="28"/>
-          <w:szCs w:val="28"/>
-          <w:rtl/>
-          <w:lang w:bidi="fa-IR"/>
-        </w:rPr>
-        <w:t xml:space="preserve">) میتوانیم که نوع شمارشی از داده رو تولید بکنیم یا در زبان </w:t>
-      </w:r>
-      <w:r>
-        <w:rPr>
-          <w:rFonts w:cs="B Nazanin"/>
-          <w:sz w:val="28"/>
-          <w:szCs w:val="28"/>
-          <w:lang w:bidi="fa-IR"/>
-        </w:rPr>
-        <w:t>java</w:t>
-      </w:r>
-      <w:r>
-        <w:rPr>
-          <w:rFonts w:cs="B Nazanin" w:hint="cs"/>
-          <w:sz w:val="28"/>
-          <w:szCs w:val="28"/>
-          <w:rtl/>
-          <w:lang w:bidi="fa-IR"/>
-        </w:rPr>
-        <w:t xml:space="preserve"> این عمل به صورت کلاس تعریف شده است و با خواندن کلاس (</w:t>
-      </w:r>
-      <w:r>
-        <w:rPr>
-          <w:rFonts w:cs="B Nazanin"/>
-          <w:sz w:val="28"/>
-          <w:szCs w:val="28"/>
-          <w:lang w:bidi="fa-IR"/>
-        </w:rPr>
-        <w:t>enum</w:t>
-      </w:r>
-      <w:r>
-        <w:rPr>
-          <w:rFonts w:cs="B Nazanin" w:hint="cs"/>
-          <w:sz w:val="28"/>
-          <w:szCs w:val="28"/>
-          <w:rtl/>
-          <w:lang w:bidi="fa-IR"/>
-        </w:rPr>
-        <w:t>) نوع شمارشی میتوان تولید کرد.</w:t>
+          <w:rFonts w:hint="cs"/>
+          <w:rtl/>
+          <w:lang w:bidi="fa-IR"/>
+        </w:rPr>
+        <w:t>) و متود (</w:t>
+      </w:r>
+      <w:r>
+        <w:rPr>
+          <w:lang w:bidi="fa-IR"/>
+        </w:rPr>
+        <w:t>Enum</w:t>
+      </w:r>
+      <w:r>
+        <w:rPr>
+          <w:rFonts w:hint="cs"/>
+          <w:rtl/>
+          <w:lang w:bidi="fa-IR"/>
+        </w:rPr>
+        <w:t>) استفاده میکنیم:</w:t>
       </w:r>
     </w:p>
     <w:p>
@@ -3655,94 +5683,15 @@
         </w:tabs>
         <w:bidi/>
         <w:ind w:left="360"/>
-        <w:rPr>
-          <w:rFonts w:cs="B Nazanin"/>
-          <w:sz w:val="28"/>
-          <w:szCs w:val="28"/>
-          <w:rtl/>
-          <w:lang w:bidi="fa-IR"/>
-        </w:rPr>
-      </w:pPr>
-      <w:r>
-        <w:rPr>
-          <w:rFonts w:cs="B Nazanin" w:hint="cs"/>
-          <w:sz w:val="28"/>
-          <w:szCs w:val="28"/>
-          <w:rtl/>
-          <w:lang w:bidi="fa-IR"/>
-        </w:rPr>
-        <w:t xml:space="preserve">در زبان پایتون برای ساخت نوع شمارشی از کتابخانه </w:t>
-      </w:r>
-      <w:r>
-        <w:rPr>
-          <w:rFonts w:cs="B Nazanin" w:hint="cs"/>
-          <w:sz w:val="28"/>
-          <w:szCs w:val="28"/>
-          <w:rtl/>
-          <w:lang w:bidi="fa-IR"/>
-        </w:rPr>
-        <w:t>(</w:t>
-      </w:r>
-      <w:r>
-        <w:rPr>
-          <w:rFonts w:cs="B Nazanin"/>
-          <w:sz w:val="28"/>
-          <w:szCs w:val="28"/>
-          <w:lang w:bidi="fa-IR"/>
-        </w:rPr>
-        <w:t>enum</w:t>
-      </w:r>
-      <w:r>
-        <w:rPr>
-          <w:rFonts w:cs="B Nazanin" w:hint="cs"/>
-          <w:sz w:val="28"/>
-          <w:szCs w:val="28"/>
-          <w:rtl/>
-          <w:lang w:bidi="fa-IR"/>
-        </w:rPr>
-        <w:t>) و متود (</w:t>
-      </w:r>
-      <w:r>
-        <w:rPr>
-          <w:rFonts w:cs="B Nazanin"/>
-          <w:sz w:val="28"/>
-          <w:szCs w:val="28"/>
-          <w:lang w:bidi="fa-IR"/>
-        </w:rPr>
-        <w:t>Enum</w:t>
-      </w:r>
-      <w:r>
-        <w:rPr>
-          <w:rFonts w:cs="B Nazanin" w:hint="cs"/>
-          <w:sz w:val="28"/>
-          <w:szCs w:val="28"/>
-          <w:rtl/>
-          <w:lang w:bidi="fa-IR"/>
-        </w:rPr>
-        <w:t>) استفاده میکنیم:</w:t>
-      </w:r>
-    </w:p>
-    <w:p>
-      <w:pPr>
-        <w:tabs>
-          <w:tab w:val="left" w:pos="900"/>
-        </w:tabs>
-        <w:bidi/>
-        <w:ind w:left="360"/>
-        <w:rPr>
-          <w:rFonts w:cs="B Nazanin"/>
-          <w:sz w:val="28"/>
-          <w:szCs w:val="28"/>
-          <w:rtl/>
-          <w:lang w:bidi="fa-IR"/>
-        </w:rPr>
-      </w:pPr>
-      <w:r>
-        <w:rPr>
-          <w:rFonts w:cs="B Nazanin"/>
+        <w:jc w:val="left"/>
+        <w:rPr>
+          <w:rtl/>
+          <w:lang w:bidi="fa-IR"/>
+        </w:rPr>
+      </w:pPr>
+      <w:r>
+        <w:rPr>
           <w:noProof/>
-          <w:sz w:val="28"/>
-          <w:szCs w:val="28"/>
           <w:rtl/>
           <w:lang w:bidi="fa-IR"/>
         </w:rPr>
@@ -3762,7 +5711,7 @@
                     <pic:cNvPicPr/>
                   </pic:nvPicPr>
                   <pic:blipFill>
-                    <a:blip r:embed="rId15"/>
+                    <a:blip r:embed="rId17"/>
                     <a:stretch>
                       <a:fillRect/>
                     </a:stretch>
@@ -3790,18 +5739,14 @@
         </w:tabs>
         <w:bidi/>
         <w:ind w:left="360"/>
-        <w:rPr>
-          <w:rFonts w:cs="B Nazanin"/>
-          <w:sz w:val="28"/>
-          <w:szCs w:val="28"/>
-          <w:lang w:bidi="fa-IR"/>
-        </w:rPr>
-      </w:pPr>
-      <w:r>
-        <w:rPr>
-          <w:rFonts w:cs="B Nazanin" w:hint="cs"/>
-          <w:sz w:val="28"/>
-          <w:szCs w:val="28"/>
+        <w:jc w:val="left"/>
+        <w:rPr>
+          <w:lang w:bidi="fa-IR"/>
+        </w:rPr>
+      </w:pPr>
+      <w:r>
+        <w:rPr>
+          <w:rFonts w:hint="cs"/>
           <w:rtl/>
           <w:lang w:bidi="fa-IR"/>
         </w:rPr>
@@ -3809,18 +5754,13 @@
       </w:r>
       <w:r>
         <w:rPr>
-          <w:rFonts w:cs="B Nazanin"/>
-          <w:sz w:val="28"/>
-          <w:szCs w:val="28"/>
           <w:lang w:bidi="fa-IR"/>
         </w:rPr>
         <w:t>Enum</w:t>
       </w:r>
       <w:r>
         <w:rPr>
-          <w:rFonts w:cs="B Nazanin" w:hint="cs"/>
-          <w:sz w:val="28"/>
-          <w:szCs w:val="28"/>
+          <w:rFonts w:hint="cs"/>
           <w:rtl/>
           <w:lang w:bidi="fa-IR"/>
         </w:rPr>
@@ -3828,18 +5768,13 @@
       </w:r>
       <w:r>
         <w:rPr>
-          <w:rFonts w:cs="B Nazanin"/>
-          <w:sz w:val="28"/>
-          <w:szCs w:val="28"/>
           <w:lang w:bidi="fa-IR"/>
         </w:rPr>
         <w:t>Enum</w:t>
       </w:r>
       <w:r>
         <w:rPr>
-          <w:rFonts w:cs="B Nazanin" w:hint="cs"/>
-          <w:sz w:val="28"/>
-          <w:szCs w:val="28"/>
+          <w:rFonts w:hint="cs"/>
           <w:rtl/>
           <w:lang w:bidi="fa-IR"/>
         </w:rPr>
@@ -3853,19 +5788,15 @@
         </w:tabs>
         <w:bidi/>
         <w:ind w:left="360"/>
-        <w:rPr>
-          <w:rFonts w:cs="B Nazanin"/>
-          <w:sz w:val="28"/>
-          <w:szCs w:val="28"/>
-          <w:rtl/>
-          <w:lang w:bidi="fa-IR"/>
-        </w:rPr>
-      </w:pPr>
-      <w:r>
-        <w:rPr>
-          <w:rFonts w:cs="B Nazanin" w:hint="cs"/>
-          <w:sz w:val="28"/>
-          <w:szCs w:val="28"/>
+        <w:jc w:val="left"/>
+        <w:rPr>
+          <w:rtl/>
+          <w:lang w:bidi="fa-IR"/>
+        </w:rPr>
+      </w:pPr>
+      <w:r>
+        <w:rPr>
+          <w:rFonts w:hint="cs"/>
           <w:rtl/>
           <w:lang w:bidi="fa-IR"/>
         </w:rPr>
@@ -3873,18 +5804,13 @@
       </w:r>
       <w:r>
         <w:rPr>
-          <w:rFonts w:cs="B Nazanin"/>
-          <w:sz w:val="28"/>
-          <w:szCs w:val="28"/>
           <w:lang w:bidi="fa-IR"/>
         </w:rPr>
         <w:t>Enum</w:t>
       </w:r>
       <w:r>
         <w:rPr>
-          <w:rFonts w:cs="B Nazanin" w:hint="cs"/>
-          <w:sz w:val="28"/>
-          <w:szCs w:val="28"/>
+          <w:rFonts w:hint="cs"/>
           <w:rtl/>
           <w:lang w:bidi="fa-IR"/>
         </w:rPr>
@@ -3892,18 +5818,13 @@
       </w:r>
       <w:r>
         <w:rPr>
-          <w:rFonts w:cs="B Nazanin"/>
-          <w:sz w:val="28"/>
-          <w:szCs w:val="28"/>
           <w:lang w:bidi="fa-IR"/>
         </w:rPr>
         <w:t>eunumerate</w:t>
       </w:r>
       <w:r>
         <w:rPr>
-          <w:rFonts w:cs="B Nazanin" w:hint="cs"/>
-          <w:sz w:val="28"/>
-          <w:szCs w:val="28"/>
+          <w:rFonts w:hint="cs"/>
           <w:rtl/>
           <w:lang w:bidi="fa-IR"/>
         </w:rPr>
@@ -3911,9 +5832,7 @@
       </w:r>
       <w:r>
         <w:rPr>
-          <w:rFonts w:cs="B Nazanin" w:hint="cs"/>
-          <w:sz w:val="28"/>
-          <w:szCs w:val="28"/>
+          <w:rFonts w:hint="cs"/>
           <w:rtl/>
           <w:lang w:bidi="fa-IR"/>
         </w:rPr>
@@ -3927,10 +5846,8 @@
         </w:tabs>
         <w:bidi/>
         <w:ind w:left="360"/>
-        <w:rPr>
-          <w:rFonts w:cs="B Nazanin"/>
-          <w:sz w:val="28"/>
-          <w:szCs w:val="28"/>
+        <w:jc w:val="left"/>
+        <w:rPr>
           <w:rtl/>
           <w:lang w:bidi="fa-IR"/>
         </w:rPr>
@@ -3955,7 +5872,7 @@
                     <pic:cNvPicPr/>
                   </pic:nvPicPr>
                   <pic:blipFill>
-                    <a:blip r:embed="rId16"/>
+                    <a:blip r:embed="rId18"/>
                     <a:stretch>
                       <a:fillRect/>
                     </a:stretch>
@@ -3977,9 +5894,7 @@
       </w:r>
       <w:r>
         <w:rPr>
-          <w:rFonts w:cs="B Nazanin" w:hint="cs"/>
-          <w:sz w:val="28"/>
-          <w:szCs w:val="28"/>
+          <w:rFonts w:hint="cs"/>
           <w:rtl/>
           <w:lang w:bidi="fa-IR"/>
         </w:rPr>
@@ -3993,19 +5908,14 @@
         </w:tabs>
         <w:bidi/>
         <w:ind w:left="360"/>
-        <w:rPr>
-          <w:rFonts w:cs="B Nazanin"/>
-          <w:sz w:val="28"/>
-          <w:szCs w:val="28"/>
-          <w:rtl/>
-          <w:lang w:bidi="fa-IR"/>
-        </w:rPr>
-      </w:pPr>
-      <w:r>
-        <w:rPr>
-          <w:rFonts w:cs="B Nazanin"/>
-          <w:sz w:val="28"/>
-          <w:szCs w:val="28"/>
+        <w:jc w:val="left"/>
+        <w:rPr>
+          <w:rtl/>
+          <w:lang w:bidi="fa-IR"/>
+        </w:rPr>
+      </w:pPr>
+      <w:r>
+        <w:rPr>
           <w:rtl/>
           <w:lang w:bidi="fa-IR"/>
         </w:rPr>
@@ -4015,24 +5925,37 @@
     <w:p>
       <w:pPr>
         <w:bidi/>
-        <w:rPr>
-          <w:rFonts w:cs="B Nazanin"/>
-          <w:sz w:val="28"/>
-          <w:szCs w:val="28"/>
-          <w:rtl/>
-          <w:lang w:bidi="fa-IR"/>
-        </w:rPr>
-      </w:pPr>
-      <w:r>
-        <w:rPr>
-          <w:rFonts w:cs="B Nazanin"/>
-          <w:sz w:val="28"/>
-          <w:szCs w:val="28"/>
+        <w:jc w:val="left"/>
+        <w:rPr>
+          <w:rtl/>
+          <w:lang w:bidi="fa-IR"/>
+        </w:rPr>
+      </w:pPr>
+      <w:r>
+        <w:rPr>
           <w:rtl/>
           <w:lang w:bidi="fa-IR"/>
         </w:rPr>
         <w:br w:type="page"/>
       </w:r>
+    </w:p>
+    <w:p>
+      <w:pPr>
+        <w:pStyle w:val="Heading1"/>
+        <w:rPr>
+          <w:rtl/>
+        </w:rPr>
+      </w:pPr>
+      <w:bookmarkStart w:id="15" w:name="_Toc205286903"/>
+      <w:r>
+        <w:rPr>
+          <w:rFonts w:hint="cs"/>
+          <w:rtl/>
+        </w:rPr>
+        <w:lastRenderedPageBreak/>
+        <w:t>انواع رشته های ورودی در پایتون</w:t>
+      </w:r>
+      <w:bookmarkEnd w:id="15"/>
     </w:p>
     <w:p>
       <w:pPr>
@@ -4041,24 +5964,19 @@
         </w:tabs>
         <w:bidi/>
         <w:ind w:left="360"/>
-        <w:rPr>
-          <w:rFonts w:cs="B Titr"/>
-          <w:sz w:val="28"/>
-          <w:szCs w:val="28"/>
-          <w:rtl/>
-          <w:lang w:bidi="fa-IR"/>
-        </w:rPr>
-      </w:pPr>
-      <w:r>
-        <w:rPr>
-          <w:rFonts w:cs="B Titr" w:hint="cs"/>
-          <w:sz w:val="28"/>
-          <w:szCs w:val="28"/>
-          <w:rtl/>
-          <w:lang w:bidi="fa-IR"/>
-        </w:rPr>
-        <w:lastRenderedPageBreak/>
-        <w:t>انواع رشته های ورودی در پایتون</w:t>
+        <w:jc w:val="left"/>
+        <w:rPr>
+          <w:rtl/>
+          <w:lang w:bidi="fa-IR"/>
+        </w:rPr>
+      </w:pPr>
+      <w:r>
+        <w:rPr>
+          <w:rFonts w:hint="cs"/>
+          <w:rtl/>
+          <w:lang w:bidi="fa-IR"/>
+        </w:rPr>
+        <w:t xml:space="preserve">زبان پایتون بعنوان یک زبان سطح بالا و داینامیک انواع داده های زیادی رو پشتیبانی میکند این نوع داده ها عبارت است از: </w:t>
       </w:r>
     </w:p>
     <w:p>
@@ -4068,45 +5986,14 @@
         </w:tabs>
         <w:bidi/>
         <w:ind w:left="360"/>
-        <w:rPr>
-          <w:rFonts w:cs="B Nazanin"/>
-          <w:sz w:val="28"/>
-          <w:szCs w:val="28"/>
-          <w:rtl/>
-          <w:lang w:bidi="fa-IR"/>
-        </w:rPr>
-      </w:pPr>
-      <w:r>
-        <w:rPr>
-          <w:rFonts w:cs="B Nazanin" w:hint="cs"/>
-          <w:sz w:val="28"/>
-          <w:szCs w:val="28"/>
-          <w:rtl/>
-          <w:lang w:bidi="fa-IR"/>
-        </w:rPr>
-        <w:t xml:space="preserve">زبان پایتون بعنوان یک زبان سطح بالا و داینامیک انواع داده های زیادی رو پشتیبانی میکند این نوع داده ها عبارت است از: </w:t>
-      </w:r>
-    </w:p>
-    <w:p>
-      <w:pPr>
-        <w:tabs>
-          <w:tab w:val="left" w:pos="2127"/>
-        </w:tabs>
-        <w:bidi/>
-        <w:ind w:left="360"/>
-        <w:rPr>
-          <w:rFonts w:cs="B Nazanin"/>
-          <w:sz w:val="28"/>
-          <w:szCs w:val="28"/>
-          <w:lang w:bidi="fa-IR"/>
-        </w:rPr>
-      </w:pPr>
-      <w:r>
-        <w:rPr>
-          <w:rFonts w:cs="B Nazanin"/>
+        <w:jc w:val="left"/>
+        <w:rPr>
+          <w:lang w:bidi="fa-IR"/>
+        </w:rPr>
+      </w:pPr>
+      <w:r>
+        <w:rPr>
           <w:noProof/>
-          <w:sz w:val="28"/>
-          <w:szCs w:val="28"/>
           <w:rtl/>
           <w:lang w:bidi="fa-IR"/>
         </w:rPr>
@@ -4126,7 +6013,7 @@
                     <pic:cNvPicPr/>
                   </pic:nvPicPr>
                   <pic:blipFill>
-                    <a:blip r:embed="rId17"/>
+                    <a:blip r:embed="rId19"/>
                     <a:stretch>
                       <a:fillRect/>
                     </a:stretch>
@@ -4154,19 +6041,15 @@
         </w:tabs>
         <w:bidi/>
         <w:ind w:left="360"/>
-        <w:rPr>
-          <w:rFonts w:cs="B Nazanin"/>
-          <w:sz w:val="28"/>
-          <w:szCs w:val="28"/>
-          <w:rtl/>
-          <w:lang w:bidi="fa-IR"/>
-        </w:rPr>
-      </w:pPr>
-      <w:r>
-        <w:rPr>
-          <w:rFonts w:cs="B Nazanin" w:hint="cs"/>
-          <w:sz w:val="28"/>
-          <w:szCs w:val="28"/>
+        <w:jc w:val="left"/>
+        <w:rPr>
+          <w:rtl/>
+          <w:lang w:bidi="fa-IR"/>
+        </w:rPr>
+      </w:pPr>
+      <w:r>
+        <w:rPr>
+          <w:rFonts w:hint="cs"/>
           <w:rtl/>
           <w:lang w:bidi="fa-IR"/>
         </w:rPr>
@@ -4180,19 +6063,15 @@
         </w:tabs>
         <w:bidi/>
         <w:ind w:left="360"/>
-        <w:rPr>
-          <w:rFonts w:cs="B Nazanin"/>
-          <w:sz w:val="28"/>
-          <w:szCs w:val="28"/>
-          <w:rtl/>
-          <w:lang w:bidi="fa-IR"/>
-        </w:rPr>
-      </w:pPr>
-      <w:r>
-        <w:rPr>
-          <w:rFonts w:cs="B Nazanin" w:hint="cs"/>
-          <w:sz w:val="28"/>
-          <w:szCs w:val="28"/>
+        <w:jc w:val="left"/>
+        <w:rPr>
+          <w:rtl/>
+          <w:lang w:bidi="fa-IR"/>
+        </w:rPr>
+      </w:pPr>
+      <w:r>
+        <w:rPr>
+          <w:rFonts w:hint="cs"/>
           <w:rtl/>
           <w:lang w:bidi="fa-IR"/>
         </w:rPr>
@@ -4200,9 +6079,7 @@
       </w:r>
       <w:r>
         <w:rPr>
-          <w:rFonts w:cs="B Nazanin" w:hint="cs"/>
-          <w:sz w:val="28"/>
-          <w:szCs w:val="28"/>
+          <w:rFonts w:hint="cs"/>
           <w:rtl/>
           <w:lang w:bidi="fa-IR"/>
         </w:rPr>
@@ -4216,33 +6093,44 @@
         </w:tabs>
         <w:bidi/>
         <w:ind w:left="360"/>
-        <w:rPr>
-          <w:rFonts w:cs="B Nazanin"/>
-          <w:sz w:val="28"/>
-          <w:szCs w:val="28"/>
-          <w:lang w:bidi="fa-IR"/>
-        </w:rPr>
-      </w:pPr>
-    </w:p>
-    <w:p>
-      <w:pPr>
-        <w:bidi/>
-        <w:rPr>
-          <w:rFonts w:cs="B Nazanin"/>
-          <w:sz w:val="28"/>
-          <w:szCs w:val="28"/>
-          <w:lang w:bidi="fa-IR"/>
-        </w:rPr>
-      </w:pPr>
-      <w:r>
-        <w:rPr>
-          <w:rFonts w:cs="B Nazanin"/>
-          <w:sz w:val="28"/>
-          <w:szCs w:val="28"/>
+        <w:jc w:val="left"/>
+        <w:rPr>
+          <w:lang w:bidi="fa-IR"/>
+        </w:rPr>
+      </w:pPr>
+    </w:p>
+    <w:p>
+      <w:pPr>
+        <w:bidi/>
+        <w:jc w:val="left"/>
+        <w:rPr>
+          <w:lang w:bidi="fa-IR"/>
+        </w:rPr>
+      </w:pPr>
+      <w:r>
+        <w:rPr>
           <w:lang w:bidi="fa-IR"/>
         </w:rPr>
         <w:br w:type="page"/>
       </w:r>
+    </w:p>
+    <w:p>
+      <w:pPr>
+        <w:pStyle w:val="Heading1"/>
+        <w:rPr>
+          <w:rtl/>
+        </w:rPr>
+      </w:pPr>
+      <w:bookmarkStart w:id="16" w:name="_Toc205286904"/>
+      <w:r>
+        <w:rPr>
+          <w:rFonts w:hint="cs"/>
+          <w:rtl/>
+        </w:rPr>
+        <w:lastRenderedPageBreak/>
+        <w:t>کپسول سازی در پایتون</w:t>
+      </w:r>
+      <w:bookmarkEnd w:id="16"/>
     </w:p>
     <w:p>
       <w:pPr>
@@ -4251,24 +6139,33 @@
         </w:tabs>
         <w:bidi/>
         <w:ind w:left="360"/>
-        <w:rPr>
-          <w:rFonts w:cs="B Titr"/>
-          <w:sz w:val="28"/>
-          <w:szCs w:val="28"/>
-          <w:rtl/>
-          <w:lang w:bidi="fa-IR"/>
-        </w:rPr>
-      </w:pPr>
-      <w:r>
-        <w:rPr>
-          <w:rFonts w:cs="B Titr" w:hint="cs"/>
-          <w:sz w:val="28"/>
-          <w:szCs w:val="28"/>
-          <w:rtl/>
-          <w:lang w:bidi="fa-IR"/>
-        </w:rPr>
-        <w:lastRenderedPageBreak/>
-        <w:t>کپسول سازی در پایتون</w:t>
+        <w:jc w:val="left"/>
+        <w:rPr>
+          <w:rtl/>
+          <w:lang w:bidi="fa-IR"/>
+        </w:rPr>
+      </w:pPr>
+      <w:r>
+        <w:rPr>
+          <w:rFonts w:hint="cs"/>
+          <w:rtl/>
+          <w:lang w:bidi="fa-IR"/>
+        </w:rPr>
+        <w:t>یکی از چهار اصل برنامه نویسی پویا کپسول سازی یا (</w:t>
+      </w:r>
+      <w:r>
+        <w:rPr>
+          <w:lang w:bidi="fa-IR"/>
+        </w:rPr>
+        <w:t>Encapsulation</w:t>
+      </w:r>
+      <w:r>
+        <w:rPr>
+          <w:rFonts w:hint="cs"/>
+          <w:rtl/>
+          <w:lang w:bidi="fa-IR"/>
+        </w:rPr>
+        <w:t>) هست و به این هست که در کلاسی که نوشته شده است چه متود هایی دسترسی عمومی دارند و چه متود هایی دسترسی خصوصی دارند.</w:t>
       </w:r>
     </w:p>
     <w:p>
@@ -4278,42 +6175,33 @@
         </w:tabs>
         <w:bidi/>
         <w:ind w:left="360"/>
-        <w:rPr>
-          <w:rFonts w:cs="B Nazanin"/>
-          <w:sz w:val="28"/>
-          <w:szCs w:val="28"/>
-          <w:rtl/>
-          <w:lang w:bidi="fa-IR"/>
-        </w:rPr>
-      </w:pPr>
-      <w:r>
-        <w:rPr>
-          <w:rFonts w:cs="B Nazanin" w:hint="cs"/>
-          <w:sz w:val="28"/>
-          <w:szCs w:val="28"/>
-          <w:rtl/>
-          <w:lang w:bidi="fa-IR"/>
-        </w:rPr>
-        <w:t>یکی از چهار اصل برنامه نویسی پویا کپسول سازی یا (</w:t>
-      </w:r>
-      <w:r>
-        <w:rPr>
-          <w:rFonts w:cs="B Nazanin"/>
-          <w:sz w:val="28"/>
-          <w:szCs w:val="28"/>
-          <w:lang w:bidi="fa-IR"/>
-        </w:rPr>
-        <w:t>Encapsulation</w:t>
-      </w:r>
-      <w:r>
-        <w:rPr>
-          <w:rFonts w:cs="B Nazanin" w:hint="cs"/>
-          <w:sz w:val="28"/>
-          <w:szCs w:val="28"/>
-          <w:rtl/>
-          <w:lang w:bidi="fa-IR"/>
-        </w:rPr>
-        <w:t>) هست و به این هست که در کلاسی که نوشته شده است چه متود هایی دسترسی عمومی دارند و چه متود هایی دسترسی خصوصی دارند.</w:t>
+        <w:jc w:val="left"/>
+        <w:rPr>
+          <w:rtl/>
+          <w:lang w:bidi="fa-IR"/>
+        </w:rPr>
+      </w:pPr>
+      <w:r>
+        <w:rPr>
+          <w:rFonts w:hint="cs"/>
+          <w:rtl/>
+          <w:lang w:bidi="fa-IR"/>
+        </w:rPr>
+        <w:t>دسترسی خصوصی (</w:t>
+      </w:r>
+      <w:r>
+        <w:rPr>
+          <w:lang w:bidi="fa-IR"/>
+        </w:rPr>
+        <w:t>private</w:t>
+      </w:r>
+      <w:r>
+        <w:rPr>
+          <w:rFonts w:hint="cs"/>
+          <w:rtl/>
+          <w:lang w:bidi="fa-IR"/>
+        </w:rPr>
+        <w:t>): این متود ها فقط از داخل کلاس حق دسترسی دارن و خارج از کلاس قابل فراخوانی نیستند.</w:t>
       </w:r>
     </w:p>
     <w:p>
@@ -4323,42 +6211,33 @@
         </w:tabs>
         <w:bidi/>
         <w:ind w:left="360"/>
-        <w:rPr>
-          <w:rFonts w:cs="B Nazanin"/>
-          <w:sz w:val="28"/>
-          <w:szCs w:val="28"/>
-          <w:rtl/>
-          <w:lang w:bidi="fa-IR"/>
-        </w:rPr>
-      </w:pPr>
-      <w:r>
-        <w:rPr>
-          <w:rFonts w:cs="B Nazanin" w:hint="cs"/>
-          <w:sz w:val="28"/>
-          <w:szCs w:val="28"/>
-          <w:rtl/>
-          <w:lang w:bidi="fa-IR"/>
-        </w:rPr>
-        <w:t>دسترسی خصوصی (</w:t>
-      </w:r>
-      <w:r>
-        <w:rPr>
-          <w:rFonts w:cs="B Nazanin"/>
-          <w:sz w:val="28"/>
-          <w:szCs w:val="28"/>
-          <w:lang w:bidi="fa-IR"/>
-        </w:rPr>
-        <w:t>private</w:t>
-      </w:r>
-      <w:r>
-        <w:rPr>
-          <w:rFonts w:cs="B Nazanin" w:hint="cs"/>
-          <w:sz w:val="28"/>
-          <w:szCs w:val="28"/>
-          <w:rtl/>
-          <w:lang w:bidi="fa-IR"/>
-        </w:rPr>
-        <w:t>): این متود ها فقط از داخل کلاس حق دسترسی دارن و خارج از کلاس قابل فراخوانی نیستند.</w:t>
+        <w:jc w:val="left"/>
+        <w:rPr>
+          <w:rtl/>
+          <w:lang w:bidi="fa-IR"/>
+        </w:rPr>
+      </w:pPr>
+      <w:r>
+        <w:rPr>
+          <w:rFonts w:hint="cs"/>
+          <w:rtl/>
+          <w:lang w:bidi="fa-IR"/>
+        </w:rPr>
+        <w:t>دسترسی عمومی(</w:t>
+      </w:r>
+      <w:r>
+        <w:rPr>
+          <w:lang w:bidi="fa-IR"/>
+        </w:rPr>
+        <w:t>public</w:t>
+      </w:r>
+      <w:r>
+        <w:rPr>
+          <w:rFonts w:hint="cs"/>
+          <w:rtl/>
+          <w:lang w:bidi="fa-IR"/>
+        </w:rPr>
+        <w:t>): این دسته از متود ها علاوه بر دسترسی از داخل خود کلاس، خارج کلاس نیز فراخوانی میشوند.</w:t>
       </w:r>
     </w:p>
     <w:p>
@@ -4368,42 +6247,61 @@
         </w:tabs>
         <w:bidi/>
         <w:ind w:left="360"/>
-        <w:rPr>
-          <w:rFonts w:cs="B Nazanin"/>
-          <w:sz w:val="28"/>
-          <w:szCs w:val="28"/>
-          <w:rtl/>
-          <w:lang w:bidi="fa-IR"/>
-        </w:rPr>
-      </w:pPr>
-      <w:r>
-        <w:rPr>
-          <w:rFonts w:cs="B Nazanin" w:hint="cs"/>
-          <w:sz w:val="28"/>
-          <w:szCs w:val="28"/>
-          <w:rtl/>
-          <w:lang w:bidi="fa-IR"/>
-        </w:rPr>
-        <w:t>دسترسی عمومی(</w:t>
-      </w:r>
-      <w:r>
-        <w:rPr>
-          <w:rFonts w:cs="B Nazanin"/>
-          <w:sz w:val="28"/>
-          <w:szCs w:val="28"/>
+        <w:jc w:val="left"/>
+        <w:rPr>
+          <w:rtl/>
+          <w:lang w:bidi="fa-IR"/>
+        </w:rPr>
+      </w:pPr>
+      <w:r>
+        <w:rPr>
+          <w:rFonts w:hint="cs"/>
+          <w:rtl/>
+          <w:lang w:bidi="fa-IR"/>
+        </w:rPr>
+        <w:t>در زبان پایتون برای نوشتن اسم متود خصوصی پیشوند (</w:t>
+      </w:r>
+      <w:r>
+        <w:rPr>
+          <w:lang w:bidi="fa-IR"/>
+        </w:rPr>
+        <w:t>__</w:t>
+      </w:r>
+      <w:r>
+        <w:rPr>
+          <w:rFonts w:hint="cs"/>
+          <w:rtl/>
+          <w:lang w:bidi="fa-IR"/>
+        </w:rPr>
+        <w:t>) استفاده میشود و زبان از این مورد متوجه میشود که متود نوشته شده از نوع خصوصی (</w:t>
+      </w:r>
+      <w:r>
+        <w:rPr>
+          <w:lang w:bidi="fa-IR"/>
+        </w:rPr>
+        <w:t>private</w:t>
+      </w:r>
+      <w:r>
+        <w:rPr>
+          <w:rFonts w:hint="cs"/>
+          <w:rtl/>
+          <w:lang w:bidi="fa-IR"/>
+        </w:rPr>
+        <w:t>) است. اما برای نوشتن متود عمومی (</w:t>
+      </w:r>
+      <w:r>
+        <w:rPr>
           <w:lang w:bidi="fa-IR"/>
         </w:rPr>
         <w:t>public</w:t>
       </w:r>
       <w:r>
         <w:rPr>
-          <w:rFonts w:cs="B Nazanin" w:hint="cs"/>
-          <w:sz w:val="28"/>
-          <w:szCs w:val="28"/>
-          <w:rtl/>
-          <w:lang w:bidi="fa-IR"/>
-        </w:rPr>
-        <w:t>): این دسته از متود ها علاوه بر دسترسی از داخل خود کلاس، خارج کلاس نیز فراخوانی میشوند.</w:t>
+          <w:rFonts w:hint="cs"/>
+          <w:rtl/>
+          <w:lang w:bidi="fa-IR"/>
+        </w:rPr>
+        <w:t>) نیاز به پیشوندی ندارد و اسم متود به صورت عادی نوشته میشود.</w:t>
       </w:r>
     </w:p>
     <w:p>
@@ -4413,80 +6311,19 @@
         </w:tabs>
         <w:bidi/>
         <w:ind w:left="360"/>
-        <w:rPr>
-          <w:rFonts w:cs="B Nazanin"/>
-          <w:sz w:val="28"/>
-          <w:szCs w:val="28"/>
-          <w:rtl/>
-          <w:lang w:bidi="fa-IR"/>
-        </w:rPr>
-      </w:pPr>
-      <w:r>
-        <w:rPr>
-          <w:rFonts w:cs="B Nazanin" w:hint="cs"/>
-          <w:sz w:val="28"/>
-          <w:szCs w:val="28"/>
-          <w:rtl/>
-          <w:lang w:bidi="fa-IR"/>
-        </w:rPr>
-        <w:t>در زبان پایتون برای نوشتن اسم متود خصوصی پیشوند (</w:t>
-      </w:r>
-      <w:r>
-        <w:rPr>
-          <w:rFonts w:cs="B Nazanin"/>
-          <w:sz w:val="28"/>
-          <w:szCs w:val="28"/>
-          <w:lang w:bidi="fa-IR"/>
-        </w:rPr>
-        <w:t>__</w:t>
-      </w:r>
-      <w:r>
-        <w:rPr>
-          <w:rFonts w:cs="B Nazanin" w:hint="cs"/>
-          <w:sz w:val="28"/>
-          <w:szCs w:val="28"/>
-          <w:rtl/>
-          <w:lang w:bidi="fa-IR"/>
-        </w:rPr>
-        <w:t>) استفاده میشود و زبان از این مورد متوجه میشود که متود نوشته شده از نوع خصوصی (</w:t>
-      </w:r>
-      <w:r>
-        <w:rPr>
-          <w:rFonts w:cs="B Nazanin"/>
-          <w:sz w:val="28"/>
-          <w:szCs w:val="28"/>
-          <w:lang w:bidi="fa-IR"/>
-        </w:rPr>
-        <w:t>private</w:t>
-      </w:r>
-      <w:r>
-        <w:rPr>
-          <w:rFonts w:cs="B Nazanin" w:hint="cs"/>
-          <w:sz w:val="28"/>
-          <w:szCs w:val="28"/>
-          <w:rtl/>
-          <w:lang w:bidi="fa-IR"/>
-        </w:rPr>
-        <w:t>) است. اما برای نوشتن متود عمومی (</w:t>
-      </w:r>
-      <w:r>
-        <w:rPr>
-          <w:rFonts w:cs="B Nazanin"/>
-          <w:sz w:val="28"/>
-          <w:szCs w:val="28"/>
-          <w:lang w:bidi="fa-IR"/>
-        </w:rPr>
-        <w:t>public</w:t>
-      </w:r>
-      <w:r>
-        <w:rPr>
-          <w:rFonts w:cs="B Nazanin" w:hint="cs"/>
-          <w:sz w:val="28"/>
-          <w:szCs w:val="28"/>
-          <w:rtl/>
-          <w:lang w:bidi="fa-IR"/>
-        </w:rPr>
-        <w:t>) نیاز به پیشوندی ندارد و اسم متود به صورت عادی نوشته میشود.</w:t>
+        <w:jc w:val="left"/>
+        <w:rPr>
+          <w:rtl/>
+          <w:lang w:bidi="fa-IR"/>
+        </w:rPr>
+      </w:pPr>
+      <w:r>
+        <w:rPr>
+          <w:rFonts w:hint="cs"/>
+          <w:rtl/>
+          <w:lang w:bidi="fa-IR"/>
+        </w:rPr>
+        <w:t xml:space="preserve">در قطعه کد زیر تعریف این دو دسته از سطح دستری رو در پایتون میبینیم: </w:t>
       </w:r>
     </w:p>
     <w:p>
@@ -4496,45 +6333,14 @@
         </w:tabs>
         <w:bidi/>
         <w:ind w:left="360"/>
-        <w:rPr>
-          <w:rFonts w:cs="B Nazanin"/>
-          <w:sz w:val="28"/>
-          <w:szCs w:val="28"/>
-          <w:rtl/>
-          <w:lang w:bidi="fa-IR"/>
-        </w:rPr>
-      </w:pPr>
-      <w:r>
-        <w:rPr>
-          <w:rFonts w:cs="B Nazanin" w:hint="cs"/>
-          <w:sz w:val="28"/>
-          <w:szCs w:val="28"/>
-          <w:rtl/>
-          <w:lang w:bidi="fa-IR"/>
-        </w:rPr>
-        <w:t xml:space="preserve">در قطعه کد زیر تعریف این دو دسته از سطح دستری رو در پایتون میبینیم: </w:t>
-      </w:r>
-    </w:p>
-    <w:p>
-      <w:pPr>
-        <w:tabs>
-          <w:tab w:val="left" w:pos="2127"/>
-        </w:tabs>
-        <w:bidi/>
-        <w:ind w:left="360"/>
-        <w:rPr>
-          <w:rFonts w:cs="B Nazanin"/>
-          <w:sz w:val="28"/>
-          <w:szCs w:val="28"/>
-          <w:lang w:bidi="fa-IR"/>
-        </w:rPr>
-      </w:pPr>
-      <w:r>
-        <w:rPr>
-          <w:rFonts w:cs="B Nazanin"/>
+        <w:jc w:val="left"/>
+        <w:rPr>
+          <w:lang w:bidi="fa-IR"/>
+        </w:rPr>
+      </w:pPr>
+      <w:r>
+        <w:rPr>
           <w:noProof/>
-          <w:sz w:val="28"/>
-          <w:szCs w:val="28"/>
           <w:rtl/>
           <w:lang w:bidi="fa-IR"/>
         </w:rPr>
@@ -4554,7 +6360,7 @@
                     <pic:cNvPicPr/>
                   </pic:nvPicPr>
                   <pic:blipFill>
-                    <a:blip r:embed="rId18"/>
+                    <a:blip r:embed="rId20"/>
                     <a:stretch>
                       <a:fillRect/>
                     </a:stretch>
@@ -4582,19 +6388,15 @@
         </w:tabs>
         <w:bidi/>
         <w:ind w:left="360"/>
-        <w:rPr>
-          <w:rFonts w:cs="B Nazanin"/>
-          <w:sz w:val="28"/>
-          <w:szCs w:val="28"/>
-          <w:rtl/>
-          <w:lang w:bidi="fa-IR"/>
-        </w:rPr>
-      </w:pPr>
-      <w:r>
-        <w:rPr>
-          <w:rFonts w:cs="B Nazanin" w:hint="cs"/>
-          <w:sz w:val="28"/>
-          <w:szCs w:val="28"/>
+        <w:jc w:val="left"/>
+        <w:rPr>
+          <w:rtl/>
+          <w:lang w:bidi="fa-IR"/>
+        </w:rPr>
+      </w:pPr>
+      <w:r>
+        <w:rPr>
+          <w:rFonts w:hint="cs"/>
           <w:rtl/>
           <w:lang w:bidi="fa-IR"/>
         </w:rPr>
@@ -4604,24 +6406,37 @@
     <w:p>
       <w:pPr>
         <w:bidi/>
-        <w:rPr>
-          <w:rFonts w:cs="B Nazanin"/>
-          <w:sz w:val="28"/>
-          <w:szCs w:val="28"/>
-          <w:rtl/>
-          <w:lang w:bidi="fa-IR"/>
-        </w:rPr>
-      </w:pPr>
-      <w:r>
-        <w:rPr>
-          <w:rFonts w:cs="B Nazanin"/>
-          <w:sz w:val="28"/>
-          <w:szCs w:val="28"/>
+        <w:jc w:val="left"/>
+        <w:rPr>
+          <w:rtl/>
+          <w:lang w:bidi="fa-IR"/>
+        </w:rPr>
+      </w:pPr>
+      <w:r>
+        <w:rPr>
           <w:rtl/>
           <w:lang w:bidi="fa-IR"/>
         </w:rPr>
         <w:br w:type="page"/>
       </w:r>
+    </w:p>
+    <w:p>
+      <w:pPr>
+        <w:pStyle w:val="Heading1"/>
+        <w:rPr>
+          <w:rtl/>
+        </w:rPr>
+      </w:pPr>
+      <w:bookmarkStart w:id="17" w:name="_Toc205286905"/>
+      <w:r>
+        <w:rPr>
+          <w:rFonts w:hint="cs"/>
+          <w:rtl/>
+        </w:rPr>
+        <w:lastRenderedPageBreak/>
+        <w:t>مدیریت زباله در پایتون</w:t>
+      </w:r>
+      <w:bookmarkEnd w:id="17"/>
     </w:p>
     <w:p>
       <w:pPr>
@@ -4630,24 +6445,18 @@
         </w:tabs>
         <w:bidi/>
         <w:ind w:left="360"/>
-        <w:rPr>
-          <w:rFonts w:cs="B Titr"/>
-          <w:sz w:val="28"/>
-          <w:szCs w:val="28"/>
-          <w:rtl/>
-          <w:lang w:bidi="fa-IR"/>
-        </w:rPr>
-      </w:pPr>
-      <w:r>
-        <w:rPr>
-          <w:rFonts w:cs="B Titr" w:hint="cs"/>
-          <w:sz w:val="28"/>
-          <w:szCs w:val="28"/>
-          <w:rtl/>
-          <w:lang w:bidi="fa-IR"/>
-        </w:rPr>
-        <w:lastRenderedPageBreak/>
-        <w:t>مدیریت زباله در پایتون</w:t>
+        <w:jc w:val="left"/>
+        <w:rPr>
+          <w:lang w:bidi="fa-IR"/>
+        </w:rPr>
+      </w:pPr>
+      <w:r>
+        <w:rPr>
+          <w:rFonts w:hint="cs"/>
+          <w:rtl/>
+          <w:lang w:bidi="fa-IR"/>
+        </w:rPr>
+        <w:t xml:space="preserve">یکی از نکاتی که برنامه نویس در هنگام نوشتن برنامه خود باید دقت کند مدیریت متغیر هایی است که دیگر کاری با آنها ندارن. اگر برنامه نویس برای مدیریت این متغیر ها کاری انجام ندهد با جلو رفتن و بزرگ شدن برنامه، باعث کندی در برنامه و حجیم شدن برنامه میشود و در مواقعی باعث آسیب پذیری و هک برنامه میشوند. </w:t>
       </w:r>
     </w:p>
     <w:p>
@@ -4657,22 +6466,75 @@
         </w:tabs>
         <w:bidi/>
         <w:ind w:left="360"/>
-        <w:rPr>
-          <w:rFonts w:cs="B Nazanin"/>
-          <w:sz w:val="28"/>
-          <w:szCs w:val="28"/>
-          <w:lang w:bidi="fa-IR"/>
-        </w:rPr>
-      </w:pPr>
-      <w:r>
-        <w:rPr>
-          <w:rFonts w:cs="B Nazanin" w:hint="cs"/>
-          <w:sz w:val="28"/>
-          <w:szCs w:val="28"/>
-          <w:rtl/>
-          <w:lang w:bidi="fa-IR"/>
-        </w:rPr>
-        <w:t xml:space="preserve">یکی از نکاتی که برنامه نویس در هنگام نوشتن برنامه خود باید دقت کند مدیریت متغیر هایی است که دیگر کاری با آنها ندارن. اگر برنامه نویس برای مدیریت این متغیر ها کاری انجام ندهد با جلو رفتن و بزرگ شدن برنامه، باعث کندی در برنامه و حجیم شدن برنامه میشود و در مواقعی باعث آسیب پذیری و هک برنامه میشوند. </w:t>
+        <w:jc w:val="left"/>
+        <w:rPr>
+          <w:rtl/>
+          <w:lang w:bidi="fa-IR"/>
+        </w:rPr>
+      </w:pPr>
+      <w:r>
+        <w:rPr>
+          <w:rFonts w:hint="cs"/>
+          <w:rtl/>
+          <w:lang w:bidi="fa-IR"/>
+        </w:rPr>
+        <w:t xml:space="preserve">تقریباً در همه زبان ها دستوری پیش فرض برای حذف متغیر ها وجود دارد. در زبان </w:t>
+      </w:r>
+      <w:r>
+        <w:rPr>
+          <w:lang w:bidi="fa-IR"/>
+        </w:rPr>
+        <w:t>CPP</w:t>
+      </w:r>
+      <w:r>
+        <w:rPr>
+          <w:rFonts w:hint="cs"/>
+          <w:rtl/>
+          <w:lang w:bidi="fa-IR"/>
+        </w:rPr>
+        <w:t xml:space="preserve"> این دستور </w:t>
+      </w:r>
+      <w:r>
+        <w:rPr>
+          <w:lang w:bidi="fa-IR"/>
+        </w:rPr>
+        <w:t>delete</w:t>
+      </w:r>
+      <w:r>
+        <w:rPr>
+          <w:rFonts w:hint="cs"/>
+          <w:rtl/>
+          <w:lang w:bidi="fa-IR"/>
+        </w:rPr>
+        <w:t xml:space="preserve"> نام دارد و در زبان مورد بحث ما، </w:t>
+      </w:r>
+      <w:r>
+        <w:rPr>
+          <w:lang w:bidi="fa-IR"/>
+        </w:rPr>
+        <w:t>Python</w:t>
+      </w:r>
+      <w:r>
+        <w:rPr>
+          <w:rFonts w:hint="cs"/>
+          <w:rtl/>
+          <w:lang w:bidi="fa-IR"/>
+        </w:rPr>
+        <w:t xml:space="preserve"> این دستور </w:t>
+      </w:r>
+      <w:r>
+        <w:rPr>
+          <w:lang w:bidi="fa-IR"/>
+        </w:rPr>
+        <w:t>del</w:t>
+      </w:r>
+      <w:r>
+        <w:rPr>
+          <w:rFonts w:hint="cs"/>
+          <w:rtl/>
+          <w:lang w:bidi="fa-IR"/>
+        </w:rPr>
+        <w:t xml:space="preserve"> هست. </w:t>
       </w:r>
     </w:p>
     <w:p>
@@ -4682,99 +6544,33 @@
         </w:tabs>
         <w:bidi/>
         <w:ind w:left="360"/>
-        <w:rPr>
-          <w:rFonts w:cs="B Nazanin"/>
-          <w:sz w:val="28"/>
-          <w:szCs w:val="28"/>
-          <w:rtl/>
-          <w:lang w:bidi="fa-IR"/>
-        </w:rPr>
-      </w:pPr>
-      <w:r>
-        <w:rPr>
-          <w:rFonts w:cs="B Nazanin" w:hint="cs"/>
-          <w:sz w:val="28"/>
-          <w:szCs w:val="28"/>
-          <w:rtl/>
-          <w:lang w:bidi="fa-IR"/>
-        </w:rPr>
-        <w:t xml:space="preserve">تقریباً در همه زبان ها دستوری پیش فرض برای حذف متغیر ها وجود دارد. در زبان </w:t>
-      </w:r>
-      <w:r>
-        <w:rPr>
-          <w:rFonts w:cs="B Nazanin"/>
-          <w:sz w:val="28"/>
-          <w:szCs w:val="28"/>
-          <w:lang w:bidi="fa-IR"/>
-        </w:rPr>
-        <w:t>CPP</w:t>
-      </w:r>
-      <w:r>
-        <w:rPr>
-          <w:rFonts w:cs="B Nazanin" w:hint="cs"/>
-          <w:sz w:val="28"/>
-          <w:szCs w:val="28"/>
-          <w:rtl/>
-          <w:lang w:bidi="fa-IR"/>
-        </w:rPr>
-        <w:t xml:space="preserve"> این دستور </w:t>
-      </w:r>
-      <w:r>
-        <w:rPr>
-          <w:rFonts w:cs="B Nazanin"/>
-          <w:sz w:val="28"/>
-          <w:szCs w:val="28"/>
-          <w:lang w:bidi="fa-IR"/>
-        </w:rPr>
-        <w:t>delete</w:t>
-      </w:r>
-      <w:r>
-        <w:rPr>
-          <w:rFonts w:cs="B Nazanin" w:hint="cs"/>
-          <w:sz w:val="28"/>
-          <w:szCs w:val="28"/>
-          <w:rtl/>
-          <w:lang w:bidi="fa-IR"/>
-        </w:rPr>
-        <w:t xml:space="preserve"> نام دارد و در زبان مورد بحث ما، </w:t>
-      </w:r>
-      <w:r>
-        <w:rPr>
-          <w:rFonts w:cs="B Nazanin"/>
-          <w:sz w:val="28"/>
-          <w:szCs w:val="28"/>
-          <w:lang w:bidi="fa-IR"/>
-        </w:rPr>
-        <w:t>Python</w:t>
-      </w:r>
-      <w:r>
-        <w:rPr>
-          <w:rFonts w:cs="B Nazanin" w:hint="cs"/>
-          <w:sz w:val="28"/>
-          <w:szCs w:val="28"/>
-          <w:rtl/>
-          <w:lang w:bidi="fa-IR"/>
-        </w:rPr>
-        <w:t xml:space="preserve"> این دستور </w:t>
-      </w:r>
-      <w:r>
-        <w:rPr>
-          <w:rFonts w:cs="B Nazanin"/>
-          <w:sz w:val="28"/>
-          <w:szCs w:val="28"/>
+        <w:jc w:val="left"/>
+        <w:rPr>
+          <w:rtl/>
+          <w:lang w:bidi="fa-IR"/>
+        </w:rPr>
+      </w:pPr>
+      <w:r>
+        <w:rPr>
+          <w:rFonts w:hint="cs"/>
+          <w:rtl/>
+          <w:lang w:bidi="fa-IR"/>
+        </w:rPr>
+        <w:t xml:space="preserve">در زبان پایتون با دستور </w:t>
+      </w:r>
+      <w:r>
+        <w:rPr>
           <w:lang w:bidi="fa-IR"/>
         </w:rPr>
         <w:t>del</w:t>
       </w:r>
       <w:r>
         <w:rPr>
-          <w:rFonts w:cs="B Nazanin" w:hint="cs"/>
-          <w:sz w:val="28"/>
-          <w:szCs w:val="28"/>
-          <w:rtl/>
-          <w:lang w:bidi="fa-IR"/>
-        </w:rPr>
-        <w:t xml:space="preserve"> هست. </w:t>
+          <w:rFonts w:hint="cs"/>
+          <w:rtl/>
+          <w:lang w:bidi="fa-IR"/>
+        </w:rPr>
+        <w:t xml:space="preserve"> میتوانیم که متغیر مورد نظر رو به صورت کامل از برنامه حذف کنیم و فضایی که این متغیر اشغال کرده است رو آزاد کنیم. </w:t>
       </w:r>
     </w:p>
     <w:p>
@@ -4784,65 +6580,15 @@
         </w:tabs>
         <w:bidi/>
         <w:ind w:left="360"/>
-        <w:rPr>
-          <w:rFonts w:cs="B Nazanin"/>
-          <w:sz w:val="28"/>
-          <w:szCs w:val="28"/>
-          <w:rtl/>
-          <w:lang w:bidi="fa-IR"/>
-        </w:rPr>
-      </w:pPr>
-      <w:r>
-        <w:rPr>
-          <w:rFonts w:cs="B Nazanin" w:hint="cs"/>
-          <w:sz w:val="28"/>
-          <w:szCs w:val="28"/>
-          <w:rtl/>
-          <w:lang w:bidi="fa-IR"/>
-        </w:rPr>
-        <w:t xml:space="preserve">در زبان پایتون با دستور </w:t>
-      </w:r>
-      <w:r>
-        <w:rPr>
-          <w:rFonts w:cs="B Nazanin"/>
-          <w:sz w:val="28"/>
-          <w:szCs w:val="28"/>
-          <w:lang w:bidi="fa-IR"/>
-        </w:rPr>
-        <w:t>del</w:t>
-      </w:r>
-      <w:r>
-        <w:rPr>
-          <w:rFonts w:cs="B Nazanin" w:hint="cs"/>
-          <w:sz w:val="28"/>
-          <w:szCs w:val="28"/>
-          <w:rtl/>
-          <w:lang w:bidi="fa-IR"/>
-        </w:rPr>
-        <w:t xml:space="preserve"> میتوانیم که متغیر مورد نظر رو به صورت کامل از برنامه حذف کنیم و فضایی که این متغیر اشغال کرده است رو آزاد کنیم. </w:t>
-      </w:r>
-    </w:p>
-    <w:p>
-      <w:pPr>
-        <w:tabs>
-          <w:tab w:val="left" w:pos="2127"/>
-        </w:tabs>
-        <w:bidi/>
-        <w:ind w:left="360"/>
-        <w:rPr>
-          <w:rFonts w:cs="B Nazanin"/>
-          <w:sz w:val="28"/>
-          <w:szCs w:val="28"/>
-          <w:rtl/>
-          <w:lang w:bidi="fa-IR"/>
-        </w:rPr>
-      </w:pPr>
-      <w:r>
-        <w:rPr>
-          <w:rFonts w:cs="B Nazanin"/>
+        <w:jc w:val="left"/>
+        <w:rPr>
+          <w:rtl/>
+          <w:lang w:bidi="fa-IR"/>
+        </w:rPr>
+      </w:pPr>
+      <w:r>
+        <w:rPr>
           <w:noProof/>
-          <w:sz w:val="28"/>
-          <w:szCs w:val="28"/>
           <w:rtl/>
           <w:lang w:bidi="fa-IR"/>
         </w:rPr>
@@ -4862,7 +6608,7 @@
                     <pic:cNvPicPr/>
                   </pic:nvPicPr>
                   <pic:blipFill>
-                    <a:blip r:embed="rId19"/>
+                    <a:blip r:embed="rId21"/>
                     <a:stretch>
                       <a:fillRect/>
                     </a:stretch>
@@ -4884,9 +6630,7 @@
       </w:r>
       <w:r>
         <w:rPr>
-          <w:rFonts w:cs="B Nazanin" w:hint="cs"/>
-          <w:sz w:val="28"/>
-          <w:szCs w:val="28"/>
+          <w:rFonts w:hint="cs"/>
           <w:rtl/>
           <w:lang w:bidi="fa-IR"/>
         </w:rPr>
@@ -4894,18 +6638,13 @@
       </w:r>
       <w:r>
         <w:rPr>
-          <w:rFonts w:cs="B Nazanin"/>
-          <w:sz w:val="28"/>
-          <w:szCs w:val="28"/>
           <w:lang w:bidi="fa-IR"/>
         </w:rPr>
         <w:t>A</w:t>
       </w:r>
       <w:r>
         <w:rPr>
-          <w:rFonts w:cs="B Nazanin" w:hint="cs"/>
-          <w:sz w:val="28"/>
-          <w:szCs w:val="28"/>
+          <w:rFonts w:hint="cs"/>
           <w:rtl/>
           <w:lang w:bidi="fa-IR"/>
         </w:rPr>
@@ -4913,18 +6652,13 @@
       </w:r>
       <w:r>
         <w:rPr>
-          <w:rFonts w:cs="B Nazanin"/>
-          <w:sz w:val="28"/>
-          <w:szCs w:val="28"/>
           <w:lang w:bidi="fa-IR"/>
         </w:rPr>
         <w:t>del</w:t>
       </w:r>
       <w:r>
         <w:rPr>
-          <w:rFonts w:cs="B Nazanin" w:hint="cs"/>
-          <w:sz w:val="28"/>
-          <w:szCs w:val="28"/>
+          <w:rFonts w:hint="cs"/>
           <w:rtl/>
           <w:lang w:bidi="fa-IR"/>
         </w:rPr>
@@ -4932,18 +6666,13 @@
       </w:r>
       <w:r>
         <w:rPr>
-          <w:rFonts w:cs="B Nazanin"/>
-          <w:sz w:val="28"/>
-          <w:szCs w:val="28"/>
           <w:lang w:bidi="fa-IR"/>
         </w:rPr>
         <w:t>A</w:t>
       </w:r>
       <w:r>
         <w:rPr>
-          <w:rFonts w:cs="B Nazanin" w:hint="cs"/>
-          <w:sz w:val="28"/>
-          <w:szCs w:val="28"/>
+          <w:rFonts w:hint="cs"/>
           <w:rtl/>
           <w:lang w:bidi="fa-IR"/>
         </w:rPr>
@@ -4953,24 +6682,37 @@
     <w:p>
       <w:pPr>
         <w:bidi/>
-        <w:rPr>
-          <w:rFonts w:cs="B Nazanin"/>
-          <w:sz w:val="28"/>
-          <w:szCs w:val="28"/>
-          <w:rtl/>
-          <w:lang w:bidi="fa-IR"/>
-        </w:rPr>
-      </w:pPr>
-      <w:r>
-        <w:rPr>
-          <w:rFonts w:cs="B Nazanin"/>
-          <w:sz w:val="28"/>
-          <w:szCs w:val="28"/>
+        <w:jc w:val="left"/>
+        <w:rPr>
+          <w:rtl/>
+          <w:lang w:bidi="fa-IR"/>
+        </w:rPr>
+      </w:pPr>
+      <w:r>
+        <w:rPr>
           <w:rtl/>
           <w:lang w:bidi="fa-IR"/>
         </w:rPr>
         <w:br w:type="page"/>
       </w:r>
+    </w:p>
+    <w:p>
+      <w:pPr>
+        <w:pStyle w:val="Heading1"/>
+        <w:rPr>
+          <w:rtl/>
+        </w:rPr>
+      </w:pPr>
+      <w:bookmarkStart w:id="18" w:name="_Toc205286906"/>
+      <w:r>
+        <w:rPr>
+          <w:rFonts w:hint="cs"/>
+          <w:rtl/>
+        </w:rPr>
+        <w:lastRenderedPageBreak/>
+        <w:t>نگهداری رکورد ها در پایتون</w:t>
+      </w:r>
+      <w:bookmarkEnd w:id="18"/>
     </w:p>
     <w:p>
       <w:pPr>
@@ -4979,24 +6721,47 @@
         </w:tabs>
         <w:bidi/>
         <w:ind w:left="360"/>
-        <w:rPr>
-          <w:rFonts w:cs="B Titr"/>
-          <w:sz w:val="28"/>
-          <w:szCs w:val="28"/>
-          <w:rtl/>
-          <w:lang w:bidi="fa-IR"/>
-        </w:rPr>
-      </w:pPr>
-      <w:r>
-        <w:rPr>
-          <w:rFonts w:cs="B Titr" w:hint="cs"/>
-          <w:sz w:val="28"/>
-          <w:szCs w:val="28"/>
-          <w:rtl/>
-          <w:lang w:bidi="fa-IR"/>
-        </w:rPr>
-        <w:lastRenderedPageBreak/>
-        <w:t>نگهداری رکورد ها در پایتون</w:t>
+        <w:jc w:val="left"/>
+        <w:rPr>
+          <w:rtl/>
+          <w:lang w:bidi="fa-IR"/>
+        </w:rPr>
+      </w:pPr>
+      <w:r>
+        <w:rPr>
+          <w:rFonts w:hint="cs"/>
+          <w:rtl/>
+          <w:lang w:bidi="fa-IR"/>
+        </w:rPr>
+        <w:t xml:space="preserve">نگهداری رکورد هایی که حجم بالایی دارند در زبان پایتون کار آسانی است چون از دو نوع داده قدرتمند </w:t>
+      </w:r>
+      <w:r>
+        <w:rPr>
+          <w:lang w:bidi="fa-IR"/>
+        </w:rPr>
+        <w:t>List</w:t>
+      </w:r>
+      <w:r>
+        <w:rPr>
+          <w:rFonts w:hint="cs"/>
+          <w:rtl/>
+          <w:lang w:bidi="fa-IR"/>
+        </w:rPr>
+        <w:t xml:space="preserve"> و </w:t>
+      </w:r>
+      <w:r>
+        <w:rPr>
+          <w:lang w:bidi="fa-IR"/>
+        </w:rPr>
+        <w:t>Dictionary</w:t>
+      </w:r>
+      <w:r>
+        <w:rPr>
+          <w:rFonts w:hint="cs"/>
+          <w:rtl/>
+          <w:lang w:bidi="fa-IR"/>
+        </w:rPr>
+        <w:t xml:space="preserve"> پشتیبانی میکند.</w:t>
       </w:r>
     </w:p>
     <w:p>
@@ -5006,61 +6771,76 @@
         </w:tabs>
         <w:bidi/>
         <w:ind w:left="360"/>
-        <w:rPr>
-          <w:rFonts w:cs="B Nazanin"/>
-          <w:sz w:val="28"/>
-          <w:szCs w:val="28"/>
-          <w:rtl/>
-          <w:lang w:bidi="fa-IR"/>
-        </w:rPr>
-      </w:pPr>
-      <w:r>
-        <w:rPr>
-          <w:rFonts w:cs="B Nazanin" w:hint="cs"/>
-          <w:sz w:val="28"/>
-          <w:szCs w:val="28"/>
-          <w:rtl/>
-          <w:lang w:bidi="fa-IR"/>
-        </w:rPr>
-        <w:t xml:space="preserve">نگهداری رکورد هایی که حجم بالایی دارند در زبان پایتون کار آسانی است چون از دو نوع داده قدرتمند </w:t>
-      </w:r>
-      <w:r>
-        <w:rPr>
-          <w:rFonts w:cs="B Nazanin"/>
-          <w:sz w:val="28"/>
-          <w:szCs w:val="28"/>
-          <w:lang w:bidi="fa-IR"/>
-        </w:rPr>
-        <w:t>List</w:t>
-      </w:r>
-      <w:r>
-        <w:rPr>
-          <w:rFonts w:cs="B Nazanin" w:hint="cs"/>
-          <w:sz w:val="28"/>
-          <w:szCs w:val="28"/>
-          <w:rtl/>
-          <w:lang w:bidi="fa-IR"/>
-        </w:rPr>
-        <w:t xml:space="preserve"> و </w:t>
-      </w:r>
-      <w:r>
-        <w:rPr>
-          <w:rFonts w:cs="B Nazanin"/>
-          <w:sz w:val="28"/>
-          <w:szCs w:val="28"/>
-          <w:lang w:bidi="fa-IR"/>
-        </w:rPr>
-        <w:t>Dictionary</w:t>
-      </w:r>
-      <w:r>
-        <w:rPr>
-          <w:rFonts w:cs="B Nazanin" w:hint="cs"/>
-          <w:sz w:val="28"/>
-          <w:szCs w:val="28"/>
-          <w:rtl/>
-          <w:lang w:bidi="fa-IR"/>
-        </w:rPr>
-        <w:t xml:space="preserve"> پشتیبانی میکند.</w:t>
+        <w:jc w:val="left"/>
+        <w:rPr>
+          <w:rtl/>
+          <w:lang w:bidi="fa-IR"/>
+        </w:rPr>
+      </w:pPr>
+      <w:r>
+        <w:rPr>
+          <w:rFonts w:hint="cs"/>
+          <w:rtl/>
+          <w:lang w:bidi="fa-IR"/>
+        </w:rPr>
+        <w:t>برای نگهداری داده هایی که ترتیب قرار گیری</w:t>
+      </w:r>
+      <w:r>
+        <w:rPr>
+          <w:rtl/>
+          <w:lang w:bidi="fa-IR"/>
+        </w:rPr>
+        <w:softHyphen/>
+      </w:r>
+      <w:r>
+        <w:rPr>
+          <w:rFonts w:hint="cs"/>
+          <w:rtl/>
+          <w:lang w:bidi="fa-IR"/>
+        </w:rPr>
+        <w:t xml:space="preserve">شان مهم هست مانند سری زمانی میتوان از لیست استفاده کرد این نوع داده علاه و بر قابل شمارش بودن متود های کاربردی مانند </w:t>
+      </w:r>
+      <w:r>
+        <w:rPr>
+          <w:lang w:bidi="fa-IR"/>
+        </w:rPr>
+        <w:t>append</w:t>
+      </w:r>
+      <w:r>
+        <w:rPr>
+          <w:rFonts w:hint="cs"/>
+          <w:rtl/>
+          <w:lang w:bidi="fa-IR"/>
+        </w:rPr>
+        <w:t xml:space="preserve">، </w:t>
+      </w:r>
+      <w:r>
+        <w:rPr>
+          <w:lang w:bidi="fa-IR"/>
+        </w:rPr>
+        <w:t>drop</w:t>
+      </w:r>
+      <w:r>
+        <w:rPr>
+          <w:rFonts w:hint="cs"/>
+          <w:rtl/>
+          <w:lang w:bidi="fa-IR"/>
+        </w:rPr>
+        <w:t xml:space="preserve">، </w:t>
+      </w:r>
+      <w:r>
+        <w:rPr>
+          <w:lang w:bidi="fa-IR"/>
+        </w:rPr>
+        <w:t>insert</w:t>
+      </w:r>
+      <w:r>
+        <w:rPr>
+          <w:rFonts w:hint="cs"/>
+          <w:rtl/>
+          <w:lang w:bidi="fa-IR"/>
+        </w:rPr>
+        <w:t xml:space="preserve"> و ... در خود دارد.</w:t>
       </w:r>
     </w:p>
     <w:p>
@@ -5070,58 +6850,29 @@
         </w:tabs>
         <w:bidi/>
         <w:ind w:left="360"/>
-        <w:rPr>
-          <w:rFonts w:cs="B Nazanin"/>
-          <w:sz w:val="28"/>
-          <w:szCs w:val="28"/>
-          <w:rtl/>
-          <w:lang w:bidi="fa-IR"/>
-        </w:rPr>
-      </w:pPr>
-      <w:r>
-        <w:rPr>
-          <w:rFonts w:cs="B Nazanin" w:hint="cs"/>
-          <w:sz w:val="28"/>
-          <w:szCs w:val="28"/>
-          <w:rtl/>
-          <w:lang w:bidi="fa-IR"/>
-        </w:rPr>
-        <w:t>برای نگهداری داده هایی که ترتیب قرار گیری</w:t>
-      </w:r>
-      <w:r>
-        <w:rPr>
-          <w:rFonts w:cs="B Nazanin"/>
-          <w:sz w:val="28"/>
-          <w:szCs w:val="28"/>
-          <w:rtl/>
-          <w:lang w:bidi="fa-IR"/>
-        </w:rPr>
-        <w:softHyphen/>
-      </w:r>
-      <w:r>
-        <w:rPr>
-          <w:rFonts w:cs="B Nazanin" w:hint="cs"/>
-          <w:sz w:val="28"/>
-          <w:szCs w:val="28"/>
-          <w:rtl/>
-          <w:lang w:bidi="fa-IR"/>
-        </w:rPr>
-        <w:t xml:space="preserve">شان مهم هست مانند سری زمانی میتوان از لیست استفاده کرد این نوع داده علاه و بر قابل شمارش بودن متود های کاربردی مانند </w:t>
-      </w:r>
-      <w:r>
-        <w:rPr>
-          <w:rFonts w:cs="B Nazanin"/>
-          <w:sz w:val="28"/>
-          <w:szCs w:val="28"/>
-          <w:lang w:bidi="fa-IR"/>
-        </w:rPr>
-        <w:t>append</w:t>
-      </w:r>
-      <w:r>
-        <w:rPr>
-          <w:rFonts w:cs="B Nazanin" w:hint="cs"/>
-          <w:sz w:val="28"/>
-          <w:szCs w:val="28"/>
+        <w:jc w:val="left"/>
+        <w:rPr>
+          <w:rtl/>
+          <w:lang w:bidi="fa-IR"/>
+        </w:rPr>
+      </w:pPr>
+      <w:r>
+        <w:rPr>
+          <w:rFonts w:hint="cs"/>
+          <w:rtl/>
+          <w:lang w:bidi="fa-IR"/>
+        </w:rPr>
+        <w:t xml:space="preserve">از سمت دیگر برای نگهداری که حالت </w:t>
+      </w:r>
+      <w:r>
+        <w:rPr>
+          <w:lang w:bidi="fa-IR"/>
+        </w:rPr>
+        <w:t>key</w:t>
+      </w:r>
+      <w:r>
+        <w:rPr>
+          <w:rFonts w:hint="cs"/>
           <w:rtl/>
           <w:lang w:bidi="fa-IR"/>
         </w:rPr>
@@ -5129,41 +6880,17 @@
       </w:r>
       <w:r>
         <w:rPr>
-          <w:rFonts w:cs="B Nazanin"/>
-          <w:sz w:val="28"/>
-          <w:szCs w:val="28"/>
-          <w:lang w:bidi="fa-IR"/>
-        </w:rPr>
-        <w:t>drop</w:t>
-      </w:r>
-      <w:r>
-        <w:rPr>
-          <w:rFonts w:cs="B Nazanin" w:hint="cs"/>
-          <w:sz w:val="28"/>
-          <w:szCs w:val="28"/>
-          <w:rtl/>
-          <w:lang w:bidi="fa-IR"/>
-        </w:rPr>
-        <w:t xml:space="preserve">، </w:t>
-      </w:r>
-      <w:r>
-        <w:rPr>
-          <w:rFonts w:cs="B Nazanin"/>
-          <w:sz w:val="28"/>
-          <w:szCs w:val="28"/>
-          <w:lang w:bidi="fa-IR"/>
-        </w:rPr>
-        <w:t>insert</w:t>
-      </w:r>
-      <w:r>
-        <w:rPr>
-          <w:rFonts w:cs="B Nazanin" w:hint="cs"/>
-          <w:sz w:val="28"/>
-          <w:szCs w:val="28"/>
-          <w:rtl/>
-          <w:lang w:bidi="fa-IR"/>
-        </w:rPr>
-        <w:t xml:space="preserve"> و ... در خود دارد.</w:t>
+          <w:lang w:bidi="fa-IR"/>
+        </w:rPr>
+        <w:t>value</w:t>
+      </w:r>
+      <w:r>
+        <w:rPr>
+          <w:rFonts w:hint="cs"/>
+          <w:rtl/>
+          <w:lang w:bidi="fa-IR"/>
+        </w:rPr>
+        <w:t xml:space="preserve"> دارند نوع داده دیکشنری وجود دارد بطور مثال برای نگهداری اطلاعات هر استان کشور میتوان از این نوع داده استفاده کرد. دیکشنری هم مانند دیگر نوع داده های پایتون متود های کاربردی رو به برنامه نویسان ارائه کرده است.</w:t>
       </w:r>
     </w:p>
     <w:p>
@@ -5173,61 +6900,19 @@
         </w:tabs>
         <w:bidi/>
         <w:ind w:left="360"/>
-        <w:rPr>
-          <w:rFonts w:cs="B Nazanin"/>
-          <w:sz w:val="28"/>
-          <w:szCs w:val="28"/>
-          <w:rtl/>
-          <w:lang w:bidi="fa-IR"/>
-        </w:rPr>
-      </w:pPr>
-      <w:r>
-        <w:rPr>
-          <w:rFonts w:cs="B Nazanin" w:hint="cs"/>
-          <w:sz w:val="28"/>
-          <w:szCs w:val="28"/>
-          <w:rtl/>
-          <w:lang w:bidi="fa-IR"/>
-        </w:rPr>
-        <w:t xml:space="preserve">از سمت دیگر برای نگهداری که حالت </w:t>
-      </w:r>
-      <w:r>
-        <w:rPr>
-          <w:rFonts w:cs="B Nazanin"/>
-          <w:sz w:val="28"/>
-          <w:szCs w:val="28"/>
-          <w:lang w:bidi="fa-IR"/>
-        </w:rPr>
-        <w:t>key</w:t>
-      </w:r>
-      <w:r>
-        <w:rPr>
-          <w:rFonts w:cs="B Nazanin" w:hint="cs"/>
-          <w:sz w:val="28"/>
-          <w:szCs w:val="28"/>
-          <w:rtl/>
-          <w:lang w:bidi="fa-IR"/>
-        </w:rPr>
-        <w:t xml:space="preserve">، </w:t>
-      </w:r>
-      <w:r>
-        <w:rPr>
-          <w:rFonts w:cs="B Nazanin"/>
-          <w:sz w:val="28"/>
-          <w:szCs w:val="28"/>
-          <w:lang w:bidi="fa-IR"/>
-        </w:rPr>
-        <w:t>value</w:t>
-      </w:r>
-      <w:r>
-        <w:rPr>
-          <w:rFonts w:cs="B Nazanin" w:hint="cs"/>
-          <w:sz w:val="28"/>
-          <w:szCs w:val="28"/>
-          <w:rtl/>
-          <w:lang w:bidi="fa-IR"/>
-        </w:rPr>
-        <w:t xml:space="preserve"> دارند نوع داده دیکشنری وجود دارد بطور مثال برای نگهداری اطلاعات هر استان کشور میتوان از این نوع داده استفاده کرد. دیکشنری هم مانند دیگر نوع داده های پایتون متود های کاربردی رو به برنامه نویسان ارائه کرده است.</w:t>
+        <w:jc w:val="left"/>
+        <w:rPr>
+          <w:rtl/>
+          <w:lang w:bidi="fa-IR"/>
+        </w:rPr>
+      </w:pPr>
+      <w:r>
+        <w:rPr>
+          <w:rFonts w:hint="cs"/>
+          <w:rtl/>
+          <w:lang w:bidi="fa-IR"/>
+        </w:rPr>
+        <w:t>زبان پایتون برای ذخیره و بازخوانی رکورد ها از انواع فایل ها کتابخانه هایی دارد که میتواند با این کتابخانه ها رکورد های داخل برنامه رو در انواع فایل ها ذخیره کرد.</w:t>
       </w:r>
     </w:p>
     <w:p>
@@ -5237,45 +6922,14 @@
         </w:tabs>
         <w:bidi/>
         <w:ind w:left="360"/>
-        <w:rPr>
-          <w:rFonts w:cs="B Nazanin"/>
-          <w:sz w:val="28"/>
-          <w:szCs w:val="28"/>
-          <w:rtl/>
-          <w:lang w:bidi="fa-IR"/>
-        </w:rPr>
-      </w:pPr>
-      <w:r>
-        <w:rPr>
-          <w:rFonts w:cs="B Nazanin" w:hint="cs"/>
-          <w:sz w:val="28"/>
-          <w:szCs w:val="28"/>
-          <w:rtl/>
-          <w:lang w:bidi="fa-IR"/>
-        </w:rPr>
-        <w:t>زبان پایتون برای ذخیره و بازخوانی رکورد ها از انواع فایل ها کتابخانه هایی دارد که میتواند با این کتابخانه ها رکورد های داخل برنامه رو در انواع فایل ها ذخیره کرد.</w:t>
-      </w:r>
-    </w:p>
-    <w:p>
-      <w:pPr>
-        <w:tabs>
-          <w:tab w:val="left" w:pos="2127"/>
-        </w:tabs>
-        <w:bidi/>
-        <w:ind w:left="360"/>
-        <w:rPr>
-          <w:rFonts w:cs="B Nazanin"/>
-          <w:sz w:val="28"/>
-          <w:szCs w:val="28"/>
-          <w:lang w:bidi="fa-IR"/>
-        </w:rPr>
-      </w:pPr>
-      <w:r>
-        <w:rPr>
-          <w:rFonts w:cs="B Nazanin"/>
+        <w:jc w:val="left"/>
+        <w:rPr>
+          <w:lang w:bidi="fa-IR"/>
+        </w:rPr>
+      </w:pPr>
+      <w:r>
+        <w:rPr>
           <w:noProof/>
-          <w:sz w:val="28"/>
-          <w:szCs w:val="28"/>
           <w:rtl/>
           <w:lang w:bidi="fa-IR"/>
         </w:rPr>
@@ -5295,7 +6949,7 @@
                     <pic:cNvPicPr/>
                   </pic:nvPicPr>
                   <pic:blipFill>
-                    <a:blip r:embed="rId20"/>
+                    <a:blip r:embed="rId22"/>
                     <a:stretch>
                       <a:fillRect/>
                     </a:stretch>
@@ -5318,37 +6972,76 @@
     </w:p>
     <w:p>
       <w:pPr>
+        <w:pStyle w:val="Heading1"/>
+        <w:rPr>
+          <w:rtl/>
+        </w:rPr>
+      </w:pPr>
+      <w:r>
+        <w:rPr>
+          <w:rFonts w:cs="B Nazanin"/>
+          <w:rtl/>
+        </w:rPr>
+        <w:br w:type="page"/>
+      </w:r>
+      <w:bookmarkStart w:id="19" w:name="_Toc205286907"/>
+      <w:r>
+        <w:rPr>
+          <w:rFonts w:hint="cs"/>
+          <w:rtl/>
+        </w:rPr>
+        <w:lastRenderedPageBreak/>
+        <w:t>ساختار لیست در پایتون</w:t>
+      </w:r>
+      <w:bookmarkEnd w:id="19"/>
+    </w:p>
+    <w:p>
+      <w:pPr>
         <w:tabs>
           <w:tab w:val="left" w:pos="7193"/>
         </w:tabs>
         <w:bidi/>
-        <w:rPr>
-          <w:rFonts w:cs="B Titr"/>
-          <w:sz w:val="28"/>
-          <w:szCs w:val="28"/>
-          <w:rtl/>
-          <w:lang w:bidi="fa-IR"/>
-        </w:rPr>
-      </w:pPr>
-      <w:r>
-        <w:rPr>
-          <w:rFonts w:cs="B Nazanin"/>
-          <w:sz w:val="28"/>
-          <w:szCs w:val="28"/>
-          <w:rtl/>
-        </w:rPr>
-        <w:br w:type="page"/>
-      </w:r>
-      <w:r>
-        <w:rPr>
-          <w:rFonts w:cs="B Titr" w:hint="cs"/>
-          <w:sz w:val="28"/>
-          <w:szCs w:val="28"/>
-          <w:rtl/>
-          <w:lang w:bidi="fa-IR"/>
-        </w:rPr>
-        <w:lastRenderedPageBreak/>
-        <w:t>ساختار لیست در پایتون</w:t>
+        <w:jc w:val="left"/>
+        <w:rPr>
+          <w:rtl/>
+          <w:lang w:bidi="fa-IR"/>
+        </w:rPr>
+      </w:pPr>
+      <w:r>
+        <w:rPr>
+          <w:rFonts w:hint="cs"/>
+          <w:rtl/>
+          <w:lang w:bidi="fa-IR"/>
+        </w:rPr>
+        <w:t xml:space="preserve">در زبان ها انواع لیست ها وجود دارد بطور مثال کاربردی ترین لیست در زبان </w:t>
+      </w:r>
+      <w:r>
+        <w:rPr>
+          <w:lang w:bidi="fa-IR"/>
+        </w:rPr>
+        <w:t>CPP</w:t>
+      </w:r>
+      <w:r>
+        <w:rPr>
+          <w:rFonts w:hint="cs"/>
+          <w:rtl/>
+          <w:lang w:bidi="fa-IR"/>
+        </w:rPr>
+        <w:t xml:space="preserve">، </w:t>
+      </w:r>
+      <w:r>
+        <w:rPr>
+          <w:lang w:bidi="fa-IR"/>
+        </w:rPr>
+        <w:t>Array List</w:t>
+      </w:r>
+      <w:r>
+        <w:rPr>
+          <w:rFonts w:hint="cs"/>
+          <w:rtl/>
+          <w:lang w:bidi="fa-IR"/>
+        </w:rPr>
+        <w:t xml:space="preserve"> هست که یک دنباله از یک نوع داده رو داخل خودش ذخیره میکند. این شکل از لیست طول ثابتی داره و در زمان تعریف باید تعداد فضایی که قرار است این لیست داشته باشد رو مشخص کرد.</w:t>
       </w:r>
     </w:p>
     <w:p>
@@ -5357,61 +7050,41 @@
           <w:tab w:val="left" w:pos="7193"/>
         </w:tabs>
         <w:bidi/>
-        <w:rPr>
-          <w:rFonts w:cs="B Nazanin"/>
-          <w:sz w:val="28"/>
-          <w:szCs w:val="28"/>
-          <w:rtl/>
-          <w:lang w:bidi="fa-IR"/>
-        </w:rPr>
-      </w:pPr>
-      <w:r>
-        <w:rPr>
-          <w:rFonts w:cs="B Nazanin" w:hint="cs"/>
-          <w:sz w:val="28"/>
-          <w:szCs w:val="28"/>
-          <w:rtl/>
-          <w:lang w:bidi="fa-IR"/>
-        </w:rPr>
-        <w:t xml:space="preserve">در زبان ها انواع لیست ها وجود دارد بطور مثال کاربردی ترین لیست در زبان </w:t>
-      </w:r>
-      <w:r>
-        <w:rPr>
-          <w:rFonts w:cs="B Nazanin"/>
-          <w:sz w:val="28"/>
-          <w:szCs w:val="28"/>
-          <w:lang w:bidi="fa-IR"/>
-        </w:rPr>
-        <w:t>CPP</w:t>
-      </w:r>
-      <w:r>
-        <w:rPr>
-          <w:rFonts w:cs="B Nazanin" w:hint="cs"/>
-          <w:sz w:val="28"/>
-          <w:szCs w:val="28"/>
-          <w:rtl/>
-          <w:lang w:bidi="fa-IR"/>
-        </w:rPr>
-        <w:t xml:space="preserve">، </w:t>
-      </w:r>
-      <w:r>
-        <w:rPr>
-          <w:rFonts w:cs="B Nazanin"/>
-          <w:sz w:val="28"/>
-          <w:szCs w:val="28"/>
-          <w:lang w:bidi="fa-IR"/>
-        </w:rPr>
-        <w:t>Array List</w:t>
-      </w:r>
-      <w:r>
-        <w:rPr>
-          <w:rFonts w:cs="B Nazanin" w:hint="cs"/>
-          <w:sz w:val="28"/>
-          <w:szCs w:val="28"/>
-          <w:rtl/>
-          <w:lang w:bidi="fa-IR"/>
-        </w:rPr>
-        <w:t xml:space="preserve"> هست که یک دنباله از یک نوع داده رو داخل خودش ذخیره میکند. این شکل از لیست طول ثابتی داره و در زمان تعریف باید تعداد فضایی که قرار است این لیست داشته باشد رو مشخص کرد.</w:t>
+        <w:jc w:val="left"/>
+        <w:rPr>
+          <w:rtl/>
+          <w:lang w:bidi="fa-IR"/>
+        </w:rPr>
+      </w:pPr>
+      <w:r>
+        <w:rPr>
+          <w:rFonts w:hint="cs"/>
+          <w:rtl/>
+          <w:lang w:bidi="fa-IR"/>
+        </w:rPr>
+        <w:t xml:space="preserve">نوع دیگر لیست </w:t>
+      </w:r>
+      <w:r>
+        <w:rPr>
+          <w:lang w:bidi="fa-IR"/>
+        </w:rPr>
+        <w:t>Linked Lists</w:t>
+      </w:r>
+      <w:r>
+        <w:rPr>
+          <w:rFonts w:hint="cs"/>
+          <w:rtl/>
+          <w:lang w:bidi="fa-IR"/>
+        </w:rPr>
+        <w:t xml:space="preserve"> هست که توی هر خونه از لیست های پیوندی دو مقدار وجود دارد. یک، مقداری که باید اون خونه از حافظه در خود نگهداری کند. دو، یک اشاره گر که آدرس بعدی خونه حافظه رو نشان میدهد. </w:t>
+      </w:r>
+      <w:r>
+        <w:rPr>
+          <w:rFonts w:hint="cs"/>
+          <w:rtl/>
+          <w:lang w:bidi="fa-IR"/>
+        </w:rPr>
+        <w:t>نکته ای که در این لیست وجود دارد این هست که میتوان در هر خانه یک نوع داده ذخیره کرد ولی همچنان مانند آرایه ها طول این لیست ها ثابت است.</w:t>
       </w:r>
     </w:p>
     <w:p>
@@ -5420,52 +7093,33 @@
           <w:tab w:val="left" w:pos="7193"/>
         </w:tabs>
         <w:bidi/>
-        <w:rPr>
-          <w:rFonts w:cs="B Nazanin"/>
-          <w:sz w:val="28"/>
-          <w:szCs w:val="28"/>
-          <w:rtl/>
-          <w:lang w:bidi="fa-IR"/>
-        </w:rPr>
-      </w:pPr>
-      <w:r>
-        <w:rPr>
-          <w:rFonts w:cs="B Nazanin" w:hint="cs"/>
-          <w:sz w:val="28"/>
-          <w:szCs w:val="28"/>
-          <w:rtl/>
-          <w:lang w:bidi="fa-IR"/>
-        </w:rPr>
-        <w:t xml:space="preserve">نوع دیگر لیست </w:t>
-      </w:r>
-      <w:r>
-        <w:rPr>
-          <w:rFonts w:cs="B Nazanin"/>
-          <w:sz w:val="28"/>
-          <w:szCs w:val="28"/>
-          <w:lang w:bidi="fa-IR"/>
-        </w:rPr>
-        <w:t>Linked Lists</w:t>
-      </w:r>
-      <w:r>
-        <w:rPr>
-          <w:rFonts w:cs="B Nazanin" w:hint="cs"/>
-          <w:sz w:val="28"/>
-          <w:szCs w:val="28"/>
-          <w:rtl/>
-          <w:lang w:bidi="fa-IR"/>
-        </w:rPr>
-        <w:t xml:space="preserve"> هست که توی هر خونه از لیست های پیوندی دو مقدار وجود دارد. یک، مقداری که باید اون خونه از حافظه در خود نگهداری کند. دو، یک اشاره گر که آدرس بعدی خونه حافظه رو نشان میدهد. </w:t>
-      </w:r>
-      <w:r>
-        <w:rPr>
-          <w:rFonts w:cs="B Nazanin" w:hint="cs"/>
-          <w:sz w:val="28"/>
-          <w:szCs w:val="28"/>
-          <w:rtl/>
-          <w:lang w:bidi="fa-IR"/>
-        </w:rPr>
-        <w:t>نکته ای که در این لیست وجود دارد این هست که میتوان در هر خانه یک نوع داده ذخیره کرد ولی همچنان مانند آرایه ها طول این لیست ها ثابت است.</w:t>
+        <w:jc w:val="left"/>
+        <w:rPr>
+          <w:rtl/>
+          <w:lang w:bidi="fa-IR"/>
+        </w:rPr>
+      </w:pPr>
+      <w:r>
+        <w:rPr>
+          <w:rFonts w:hint="cs"/>
+          <w:rtl/>
+          <w:lang w:bidi="fa-IR"/>
+        </w:rPr>
+        <w:t xml:space="preserve">نوع سوم لیست ها که پایتون نیز از این نوع استفاده میکند </w:t>
+      </w:r>
+      <w:r>
+        <w:rPr>
+          <w:lang w:bidi="fa-IR"/>
+        </w:rPr>
+        <w:t>Dynamic Lists</w:t>
+      </w:r>
+      <w:r>
+        <w:rPr>
+          <w:rFonts w:hint="cs"/>
+          <w:rtl/>
+          <w:lang w:bidi="fa-IR"/>
+        </w:rPr>
+        <w:t xml:space="preserve"> هست. ویژگی این لیست نسبت به لیست های پیوندی این هست که علاوه بر ذخیره نوع های مختلف در یک لیست، داینامیک لیست توانایی تغییر طول خود را دارد و پایتون این عمل را با متود هایی که برای داینامیک لیست تعریف کرده است میتواند اعمال زیادی روی این لیست ها انجام دهد.</w:t>
       </w:r>
     </w:p>
     <w:p>
@@ -5474,42 +7128,56 @@
           <w:tab w:val="left" w:pos="7193"/>
         </w:tabs>
         <w:bidi/>
-        <w:rPr>
-          <w:rFonts w:cs="B Nazanin"/>
-          <w:sz w:val="28"/>
-          <w:szCs w:val="28"/>
-          <w:rtl/>
-          <w:lang w:bidi="fa-IR"/>
-        </w:rPr>
-      </w:pPr>
-      <w:r>
-        <w:rPr>
-          <w:rFonts w:cs="B Nazanin" w:hint="cs"/>
-          <w:sz w:val="28"/>
-          <w:szCs w:val="28"/>
-          <w:rtl/>
-          <w:lang w:bidi="fa-IR"/>
-        </w:rPr>
-        <w:t xml:space="preserve">نوع سوم لیست ها که پایتون نیز از این نوع استفاده میکند </w:t>
-      </w:r>
-      <w:r>
-        <w:rPr>
-          <w:rFonts w:cs="B Nazanin"/>
-          <w:sz w:val="28"/>
-          <w:szCs w:val="28"/>
-          <w:lang w:bidi="fa-IR"/>
-        </w:rPr>
-        <w:t>Dynamic Lists</w:t>
-      </w:r>
-      <w:r>
-        <w:rPr>
-          <w:rFonts w:cs="B Nazanin" w:hint="cs"/>
-          <w:sz w:val="28"/>
-          <w:szCs w:val="28"/>
-          <w:rtl/>
-          <w:lang w:bidi="fa-IR"/>
-        </w:rPr>
-        <w:t xml:space="preserve"> هست. ویژگی این لیست نسبت به لیست های پیوندی این هست که علاوه بر ذخیره نوع های مختلف در یک لیست، داینامیک لیست توانایی تغییر طول خود را دارد و پایتون این عمل را با متود هایی که برای داینامیک لیست تعریف کرده است میتواند اعمال زیادی روی این لیست ها انجام دهد.</w:t>
+        <w:jc w:val="left"/>
+        <w:rPr>
+          <w:rtl/>
+          <w:lang w:bidi="fa-IR"/>
+        </w:rPr>
+      </w:pPr>
+      <w:r>
+        <w:rPr>
+          <w:rFonts w:hint="cs"/>
+          <w:rtl/>
+          <w:lang w:bidi="fa-IR"/>
+        </w:rPr>
+        <w:t>نوع چهارمی از لیست ها وجود دارد که در واقع از ترکیب دو لیست به وجود می</w:t>
+      </w:r>
+      <w:r>
+        <w:rPr>
+          <w:rtl/>
+          <w:lang w:bidi="fa-IR"/>
+        </w:rPr>
+        <w:softHyphen/>
+      </w:r>
+      <w:r>
+        <w:rPr>
+          <w:rFonts w:hint="cs"/>
+          <w:rtl/>
+          <w:lang w:bidi="fa-IR"/>
+        </w:rPr>
+        <w:t xml:space="preserve">آید. یعنی یک لیست داریم که هر خانه از این لیست به یک لیست دیگر اشاره میکند اسم این گونه از لیست ها </w:t>
+      </w:r>
+      <w:r>
+        <w:rPr>
+          <w:lang w:bidi="fa-IR"/>
+        </w:rPr>
+        <w:t>Nested Lists</w:t>
+      </w:r>
+      <w:r>
+        <w:rPr>
+          <w:rFonts w:hint="cs"/>
+          <w:rtl/>
+          <w:lang w:bidi="fa-IR"/>
+        </w:rPr>
+        <w:t xml:space="preserve"> </w:t>
+      </w:r>
+      <w:r>
+        <w:rPr>
+          <w:rFonts w:hint="cs"/>
+          <w:rtl/>
+          <w:lang w:bidi="fa-IR"/>
+        </w:rPr>
+        <w:t>هست. این مدل از لیست رو هم با لیست های پیوندی میتوان درست کرد و هم با داینامیک لیست.</w:t>
       </w:r>
     </w:p>
     <w:p>
@@ -5518,72 +7186,19 @@
           <w:tab w:val="left" w:pos="7193"/>
         </w:tabs>
         <w:bidi/>
-        <w:rPr>
-          <w:rFonts w:cs="B Nazanin"/>
-          <w:sz w:val="28"/>
-          <w:szCs w:val="28"/>
-          <w:rtl/>
-          <w:lang w:bidi="fa-IR"/>
-        </w:rPr>
-      </w:pPr>
-      <w:r>
-        <w:rPr>
-          <w:rFonts w:cs="B Nazanin" w:hint="cs"/>
-          <w:sz w:val="28"/>
-          <w:szCs w:val="28"/>
-          <w:rtl/>
-          <w:lang w:bidi="fa-IR"/>
-        </w:rPr>
-        <w:t>نوع چهارمی از لیست ها وجود دارد که در واقع از ترکیب دو لیست به وجود می</w:t>
-      </w:r>
-      <w:r>
-        <w:rPr>
-          <w:rFonts w:cs="B Nazanin"/>
-          <w:sz w:val="28"/>
-          <w:szCs w:val="28"/>
-          <w:rtl/>
-          <w:lang w:bidi="fa-IR"/>
-        </w:rPr>
-        <w:softHyphen/>
-      </w:r>
-      <w:r>
-        <w:rPr>
-          <w:rFonts w:cs="B Nazanin" w:hint="cs"/>
-          <w:sz w:val="28"/>
-          <w:szCs w:val="28"/>
-          <w:rtl/>
-          <w:lang w:bidi="fa-IR"/>
-        </w:rPr>
-        <w:t xml:space="preserve">آید. یعنی یک لیست داریم که هر خانه از این لیست به یک لیست دیگر اشاره میکند اسم این گونه از لیست ها </w:t>
-      </w:r>
-      <w:r>
-        <w:rPr>
-          <w:rFonts w:cs="B Nazanin"/>
-          <w:sz w:val="28"/>
-          <w:szCs w:val="28"/>
-          <w:lang w:bidi="fa-IR"/>
-        </w:rPr>
-        <w:t>Nested Lists</w:t>
-      </w:r>
-      <w:r>
-        <w:rPr>
-          <w:rFonts w:cs="B Nazanin" w:hint="cs"/>
-          <w:sz w:val="28"/>
-          <w:szCs w:val="28"/>
-          <w:rtl/>
-          <w:lang w:bidi="fa-IR"/>
-        </w:rPr>
-        <w:t xml:space="preserve"> </w:t>
-      </w:r>
-      <w:r>
-        <w:rPr>
-          <w:rFonts w:cs="B Nazanin" w:hint="cs"/>
-          <w:sz w:val="28"/>
-          <w:szCs w:val="28"/>
-          <w:rtl/>
-          <w:lang w:bidi="fa-IR"/>
-        </w:rPr>
-        <w:t>هست. این مدل از لیست رو هم با لیست های پیوندی میتوان درست کرد و هم با داینامیک لیست.</w:t>
+        <w:jc w:val="left"/>
+        <w:rPr>
+          <w:rtl/>
+          <w:lang w:bidi="fa-IR"/>
+        </w:rPr>
+      </w:pPr>
+      <w:r>
+        <w:rPr>
+          <w:rFonts w:hint="cs"/>
+          <w:rtl/>
+          <w:lang w:bidi="fa-IR"/>
+        </w:rPr>
+        <w:t xml:space="preserve">در ادامه انواع متود هایی که برای داینامیک لیست در زبان پایتون وجود دارد رو مشاهده میکنیم: </w:t>
       </w:r>
     </w:p>
     <w:p>
@@ -5592,43 +7207,14 @@
           <w:tab w:val="left" w:pos="7193"/>
         </w:tabs>
         <w:bidi/>
-        <w:rPr>
-          <w:rFonts w:cs="B Nazanin"/>
-          <w:sz w:val="28"/>
-          <w:szCs w:val="28"/>
-          <w:rtl/>
-          <w:lang w:bidi="fa-IR"/>
-        </w:rPr>
-      </w:pPr>
-      <w:r>
-        <w:rPr>
-          <w:rFonts w:cs="B Nazanin" w:hint="cs"/>
-          <w:sz w:val="28"/>
-          <w:szCs w:val="28"/>
-          <w:rtl/>
-          <w:lang w:bidi="fa-IR"/>
-        </w:rPr>
-        <w:t xml:space="preserve">در ادامه انواع متود هایی که برای داینامیک لیست در زبان پایتون وجود دارد رو مشاهده میکنیم: </w:t>
-      </w:r>
-    </w:p>
-    <w:p>
-      <w:pPr>
-        <w:tabs>
-          <w:tab w:val="left" w:pos="7193"/>
-        </w:tabs>
-        <w:bidi/>
-        <w:rPr>
-          <w:rFonts w:cs="B Nazanin" w:hint="cs"/>
-          <w:sz w:val="28"/>
-          <w:szCs w:val="28"/>
-          <w:lang w:bidi="fa-IR"/>
-        </w:rPr>
-      </w:pPr>
-      <w:r>
-        <w:rPr>
-          <w:rFonts w:cs="B Nazanin"/>
-          <w:sz w:val="28"/>
-          <w:szCs w:val="28"/>
+        <w:jc w:val="left"/>
+        <w:rPr>
+          <w:rFonts w:hint="cs"/>
+          <w:lang w:bidi="fa-IR"/>
+        </w:rPr>
+      </w:pPr>
+      <w:r>
+        <w:rPr>
           <w:rtl/>
           <w:lang w:bidi="fa-IR"/>
         </w:rPr>
@@ -5648,7 +7234,7 @@
                     <pic:cNvPicPr/>
                   </pic:nvPicPr>
                   <pic:blipFill>
-                    <a:blip r:embed="rId21"/>
+                    <a:blip r:embed="rId23"/>
                     <a:stretch>
                       <a:fillRect/>
                     </a:stretch>
@@ -5670,8 +7256,15 @@
       </w:r>
     </w:p>
     <w:sectPr>
+      <w:footerReference w:type="default" r:id="rId24"/>
       <w:pgSz w:w="12240" w:h="15840"/>
       <w:pgMar w:top="1440" w:right="1440" w:bottom="1440" w:left="1440" w:header="720" w:footer="720" w:gutter="0"/>
+      <w:pgBorders w:offsetFrom="page">
+        <w:top w:val="single" w:sz="8" w:space="24" w:color="auto"/>
+        <w:left w:val="single" w:sz="8" w:space="24" w:color="auto"/>
+        <w:bottom w:val="single" w:sz="8" w:space="24" w:color="auto"/>
+        <w:right w:val="single" w:sz="8" w:space="24" w:color="auto"/>
+      </w:pgBorders>
       <w:cols w:space="720"/>
       <w:docGrid w:linePitch="360"/>
     </w:sectPr>
@@ -5702,6 +7295,59 @@
     </w:p>
   </w:endnote>
 </w:endnotes>
+</file>
+
+<file path=word/footer1.xml><?xml version="1.0" encoding="utf-8"?>
+<w:ftr xmlns:wpc="http://schemas.microsoft.com/office/word/2010/wordprocessingCanvas" xmlns:cx="http://schemas.microsoft.com/office/drawing/2014/chartex" xmlns:cx1="http://schemas.microsoft.com/office/drawing/2015/9/8/chartex" xmlns:cx2="http://schemas.microsoft.com/office/drawing/2015/10/21/chartex" xmlns:cx3="http://schemas.microsoft.com/office/drawing/2016/5/9/chartex" xmlns:cx4="http://schemas.microsoft.com/office/drawing/2016/5/10/chartex" xmlns:cx5="http://schemas.microsoft.com/office/drawing/2016/5/11/chartex" xmlns:cx6="http://schemas.microsoft.com/office/drawing/2016/5/12/chartex" xmlns:cx7="http://schemas.microsoft.com/office/drawing/2016/5/13/chartex" xmlns:cx8="http://schemas.microsoft.com/office/drawing/2016/5/14/chartex" xmlns:mc="http://schemas.openxmlformats.org/markup-compatibility/2006" xmlns:aink="http://schemas.microsoft.com/office/drawing/2016/ink" xmlns:am3d="http://schemas.microsoft.com/office/drawing/2017/model3d" xmlns:o="urn:schemas-microsoft-com:office:office" xmlns:oel="http://schemas.microsoft.com/office/2019/extlst" xmlns:r="http://schemas.openxmlformats.org/officeDocument/2006/relationships" xmlns:m="http://schemas.openxmlformats.org/officeDocument/2006/math" xmlns:v="urn:schemas-microsoft-com:vml" xmlns:wp14="http://schemas.microsoft.com/office/word/2010/wordprocessingDrawing" xmlns:wp="http://schemas.openxmlformats.org/drawingml/2006/wordprocessingDrawing" xmlns:w10="urn:schemas-microsoft-com:office:word" xmlns:w="http://schemas.openxmlformats.org/wordprocessingml/2006/main" xmlns:w14="http://schemas.microsoft.com/office/word/2010/wordml" xmlns:w15="http://schemas.microsoft.com/office/word/2012/wordml" xmlns:w16cex="http://schemas.microsoft.com/office/word/2018/wordml/cex" xmlns:w16cid="http://schemas.microsoft.com/office/word/2016/wordml/cid" xmlns:w16="http://schemas.microsoft.com/office/word/2018/wordml" xmlns:w16sdtdh="http://schemas.microsoft.com/office/word/2020/wordml/sdtdatahash" xmlns:w16se="http://schemas.microsoft.com/office/word/2015/wordml/symex" xmlns:wpg="http://schemas.microsoft.com/office/word/2010/wordprocessingGroup" xmlns:wpi="http://schemas.microsoft.com/office/word/2010/wordprocessingInk" xmlns:wne="http://schemas.microsoft.com/office/word/2006/wordml" xmlns:wps="http://schemas.microsoft.com/office/word/2010/wordprocessingShape" mc:Ignorable="w14 w15 w16se w16cid w16 w16cex w16sdtdh wp14">
+  <w:sdt>
+    <w:sdtPr>
+      <w:id w:val="-187841135"/>
+      <w:docPartObj>
+        <w:docPartGallery w:val="Page Numbers (Bottom of Page)"/>
+        <w:docPartUnique/>
+      </w:docPartObj>
+    </w:sdtPr>
+    <w:sdtEndPr>
+      <w:rPr>
+        <w:noProof/>
+      </w:rPr>
+    </w:sdtEndPr>
+    <w:sdtContent>
+      <w:p>
+        <w:pPr>
+          <w:pStyle w:val="Footer"/>
+          <w:jc w:val="center"/>
+        </w:pPr>
+        <w:r>
+          <w:fldChar w:fldCharType="begin"/>
+        </w:r>
+        <w:r>
+          <w:instrText xml:space="preserve"> PAGE   \* MERGEFORMAT </w:instrText>
+        </w:r>
+        <w:r>
+          <w:fldChar w:fldCharType="separate"/>
+        </w:r>
+        <w:r>
+          <w:rPr>
+            <w:noProof/>
+          </w:rPr>
+          <w:t>2</w:t>
+        </w:r>
+        <w:r>
+          <w:rPr>
+            <w:noProof/>
+          </w:rPr>
+          <w:fldChar w:fldCharType="end"/>
+        </w:r>
+      </w:p>
+    </w:sdtContent>
+  </w:sdt>
+  <w:p>
+    <w:pPr>
+      <w:pStyle w:val="Footer"/>
+    </w:pPr>
+  </w:p>
+</w:ftr>
 </file>
 
 <file path=word/footnotes.xml><?xml version="1.0" encoding="utf-8"?>
@@ -6866,29 +8512,65 @@
   <w:style w:type="paragraph" w:default="1" w:styleId="Normal">
     <w:name w:val="Normal"/>
     <w:qFormat/>
+    <w:rsid w:val="00C14527"/>
+    <w:pPr>
+      <w:jc w:val="right"/>
+    </w:pPr>
+    <w:rPr>
+      <w:rFonts w:ascii="B Nazanin" w:eastAsia="B Nazanin" w:hAnsi="B Nazanin" w:cs="B Nazanin"/>
+      <w:sz w:val="28"/>
+      <w:szCs w:val="28"/>
+    </w:rPr>
   </w:style>
   <w:style w:type="paragraph" w:styleId="Heading1">
     <w:name w:val="heading 1"/>
-    <w:aliases w:val="فصل"/>
     <w:basedOn w:val="Normal"/>
     <w:next w:val="Normal"/>
     <w:link w:val="Heading1Char"/>
     <w:autoRedefine/>
     <w:uiPriority w:val="9"/>
     <w:qFormat/>
-    <w:rsid w:val="00A35556"/>
+    <w:rsid w:val="00C14527"/>
     <w:pPr>
       <w:keepNext/>
       <w:keepLines/>
       <w:bidi/>
       <w:spacing w:before="240" w:after="0" w:line="360" w:lineRule="auto"/>
-      <w:jc w:val="center"/>
+      <w:jc w:val="left"/>
       <w:outlineLvl w:val="0"/>
     </w:pPr>
     <w:rPr>
-      <w:rFonts w:ascii="B Titr" w:eastAsiaTheme="majorEastAsia" w:hAnsi="B Titr" w:cstheme="majorBidi"/>
+      <w:rFonts w:ascii="B Titr" w:eastAsia="B Titr" w:hAnsi="B Titr" w:cs="B Titr"/>
+      <w:b/>
+      <w:bCs/>
       <w:color w:val="000000" w:themeColor="text1"/>
-      <w:sz w:val="48"/>
+      <w:sz w:val="40"/>
+      <w:szCs w:val="40"/>
+      <w:lang w:bidi="fa-IR"/>
+    </w:rPr>
+  </w:style>
+  <w:style w:type="paragraph" w:styleId="Heading2">
+    <w:name w:val="heading 2"/>
+    <w:basedOn w:val="Normal"/>
+    <w:next w:val="Normal"/>
+    <w:link w:val="Heading2Char"/>
+    <w:autoRedefine/>
+    <w:uiPriority w:val="9"/>
+    <w:unhideWhenUsed/>
+    <w:qFormat/>
+    <w:rsid w:val="00B35F1D"/>
+    <w:pPr>
+      <w:keepNext/>
+      <w:keepLines/>
+      <w:spacing w:before="40" w:after="0" w:line="360" w:lineRule="auto"/>
+      <w:jc w:val="left"/>
+      <w:outlineLvl w:val="1"/>
+    </w:pPr>
+    <w:rPr>
+      <w:rFonts w:ascii="B Titr" w:eastAsia="B Titr" w:hAnsi="B Titr" w:cs="B Titr"/>
+      <w:bCs/>
+      <w:color w:val="000000" w:themeColor="text1"/>
+      <w:sz w:val="32"/>
       <w:szCs w:val="32"/>
     </w:rPr>
   </w:style>
@@ -6920,16 +8602,18 @@
   </w:style>
   <w:style w:type="character" w:customStyle="1" w:styleId="Heading1Char">
     <w:name w:val="Heading 1 Char"/>
-    <w:aliases w:val="فصل Char"/>
     <w:basedOn w:val="DefaultParagraphFont"/>
     <w:link w:val="Heading1"/>
     <w:uiPriority w:val="9"/>
-    <w:rsid w:val="00A35556"/>
+    <w:rsid w:val="00C14527"/>
     <w:rPr>
-      <w:rFonts w:ascii="B Titr" w:eastAsiaTheme="majorEastAsia" w:hAnsi="B Titr" w:cstheme="majorBidi"/>
+      <w:rFonts w:ascii="B Titr" w:eastAsia="B Titr" w:hAnsi="B Titr" w:cs="B Titr"/>
+      <w:b/>
+      <w:bCs/>
       <w:color w:val="000000" w:themeColor="text1"/>
-      <w:sz w:val="48"/>
-      <w:szCs w:val="32"/>
+      <w:sz w:val="40"/>
+      <w:szCs w:val="40"/>
+      <w:lang w:bidi="fa-IR"/>
     </w:rPr>
   </w:style>
   <w:style w:type="paragraph" w:styleId="NormalWeb">
@@ -6999,6 +8683,85 @@
     <w:link w:val="Footer"/>
     <w:uiPriority w:val="99"/>
     <w:rsid w:val="00180087"/>
+  </w:style>
+  <w:style w:type="character" w:customStyle="1" w:styleId="Heading2Char">
+    <w:name w:val="Heading 2 Char"/>
+    <w:basedOn w:val="DefaultParagraphFont"/>
+    <w:link w:val="Heading2"/>
+    <w:uiPriority w:val="9"/>
+    <w:rsid w:val="00B35F1D"/>
+    <w:rPr>
+      <w:rFonts w:ascii="B Titr" w:eastAsia="B Titr" w:hAnsi="B Titr" w:cs="B Titr"/>
+      <w:bCs/>
+      <w:color w:val="000000" w:themeColor="text1"/>
+      <w:sz w:val="32"/>
+      <w:szCs w:val="32"/>
+    </w:rPr>
+  </w:style>
+  <w:style w:type="paragraph" w:styleId="TOCHeading">
+    <w:name w:val="TOC Heading"/>
+    <w:basedOn w:val="Heading1"/>
+    <w:next w:val="Normal"/>
+    <w:uiPriority w:val="39"/>
+    <w:unhideWhenUsed/>
+    <w:qFormat/>
+    <w:rsid w:val="006A669E"/>
+    <w:pPr>
+      <w:bidi w:val="0"/>
+      <w:spacing w:line="259" w:lineRule="auto"/>
+      <w:outlineLvl w:val="9"/>
+    </w:pPr>
+    <w:rPr>
+      <w:rFonts w:asciiTheme="majorHAnsi" w:eastAsiaTheme="majorEastAsia" w:hAnsiTheme="majorHAnsi" w:cstheme="majorBidi"/>
+      <w:b w:val="0"/>
+      <w:bCs w:val="0"/>
+      <w:color w:val="2F5496" w:themeColor="accent1" w:themeShade="BF"/>
+      <w:kern w:val="0"/>
+      <w:sz w:val="32"/>
+      <w:szCs w:val="32"/>
+      <w:lang w:bidi="ar-SA"/>
+      <w14:ligatures w14:val="none"/>
+    </w:rPr>
+  </w:style>
+  <w:style w:type="paragraph" w:styleId="TOC1">
+    <w:name w:val="toc 1"/>
+    <w:basedOn w:val="Normal"/>
+    <w:next w:val="Normal"/>
+    <w:autoRedefine/>
+    <w:uiPriority w:val="39"/>
+    <w:unhideWhenUsed/>
+    <w:rsid w:val="006A669E"/>
+    <w:pPr>
+      <w:tabs>
+        <w:tab w:val="right" w:leader="dot" w:pos="9350"/>
+      </w:tabs>
+      <w:bidi/>
+      <w:spacing w:after="100"/>
+    </w:pPr>
+  </w:style>
+  <w:style w:type="paragraph" w:styleId="TOC2">
+    <w:name w:val="toc 2"/>
+    <w:basedOn w:val="Normal"/>
+    <w:next w:val="Normal"/>
+    <w:autoRedefine/>
+    <w:uiPriority w:val="39"/>
+    <w:unhideWhenUsed/>
+    <w:rsid w:val="006A669E"/>
+    <w:pPr>
+      <w:spacing w:after="100"/>
+      <w:ind w:left="280"/>
+    </w:pPr>
+  </w:style>
+  <w:style w:type="character" w:styleId="Hyperlink">
+    <w:name w:val="Hyperlink"/>
+    <w:basedOn w:val="DefaultParagraphFont"/>
+    <w:uiPriority w:val="99"/>
+    <w:unhideWhenUsed/>
+    <w:rsid w:val="006A669E"/>
+    <w:rPr>
+      <w:color w:val="0563C1" w:themeColor="hyperlink"/>
+      <w:u w:val="single"/>
+    </w:rPr>
   </w:style>
 </w:styles>
 </file>
@@ -7296,4 +9059,16 @@
     </a:ext>
   </a:extLst>
 </a:theme>
+</file>
+
+<file path=customXml/item1.xml><?xml version="1.0" encoding="utf-8"?>
+<b:Sources xmlns:b="http://schemas.openxmlformats.org/officeDocument/2006/bibliography" xmlns="http://schemas.openxmlformats.org/officeDocument/2006/bibliography" SelectedStyle="\APASixthEditionOfficeOnline.xsl" StyleName="APA" Version="6"/>
+</file>
+
+<file path=customXml/itemProps1.xml><?xml version="1.0" encoding="utf-8"?>
+<ds:datastoreItem xmlns:ds="http://schemas.openxmlformats.org/officeDocument/2006/customXml" ds:itemID="{22CD43AF-0D0B-4FEF-9ED8-856AA9C62C6A}">
+  <ds:schemaRefs>
+    <ds:schemaRef ds:uri="http://schemas.openxmlformats.org/officeDocument/2006/bibliography"/>
+  </ds:schemaRefs>
+</ds:datastoreItem>
 </file>
--- a/طراحی زبان/پروژه طراحی زبان.docx
+++ b/طراحی زبان/پروژه طراحی زبان.docx
@@ -293,10 +293,9 @@
         <w:spacing w:line="480" w:lineRule="auto"/>
         <w:jc w:val="center"/>
         <w:rPr>
-          <w:rFonts w:cs="B Titr"/>
+          <w:rFonts w:asciiTheme="minorHAnsi" w:hAnsiTheme="minorHAnsi" w:cs="B Titr"/>
           <w:sz w:val="36"/>
           <w:szCs w:val="36"/>
-          <w:rtl/>
           <w:lang w:bidi="fa-IR"/>
         </w:rPr>
       </w:pPr>
@@ -453,6 +452,7 @@
               <w:rPr>
                 <w:noProof/>
                 <w:webHidden/>
+                <w:rtl/>
               </w:rPr>
               <w:t>4</w:t>
             </w:r>
@@ -582,6 +582,7 @@
               <w:rPr>
                 <w:noProof/>
                 <w:webHidden/>
+                <w:rtl/>
               </w:rPr>
               <w:t>5</w:t>
             </w:r>
@@ -699,6 +700,7 @@
               <w:rPr>
                 <w:noProof/>
                 <w:webHidden/>
+                <w:rtl/>
               </w:rPr>
               <w:t>5</w:t>
             </w:r>
@@ -842,6 +844,7 @@
               <w:rPr>
                 <w:noProof/>
                 <w:webHidden/>
+                <w:rtl/>
               </w:rPr>
               <w:t>5</w:t>
             </w:r>
@@ -962,6 +965,7 @@
               <w:rPr>
                 <w:noProof/>
                 <w:webHidden/>
+                <w:rtl/>
               </w:rPr>
               <w:t>6</w:t>
             </w:r>
@@ -1114,6 +1118,7 @@
               <w:rPr>
                 <w:noProof/>
                 <w:webHidden/>
+                <w:rtl/>
               </w:rPr>
               <w:t>6</w:t>
             </w:r>
@@ -1237,6 +1242,7 @@
               <w:rPr>
                 <w:noProof/>
                 <w:webHidden/>
+                <w:rtl/>
               </w:rPr>
               <w:t>7</w:t>
             </w:r>
@@ -1357,6 +1363,7 @@
               <w:rPr>
                 <w:noProof/>
                 <w:webHidden/>
+                <w:rtl/>
               </w:rPr>
               <w:t>8</w:t>
             </w:r>
@@ -1499,6 +1506,7 @@
               <w:rPr>
                 <w:noProof/>
                 <w:webHidden/>
+                <w:rtl/>
               </w:rPr>
               <w:t>8</w:t>
             </w:r>
@@ -1651,6 +1659,7 @@
               <w:rPr>
                 <w:noProof/>
                 <w:webHidden/>
+                <w:rtl/>
               </w:rPr>
               <w:t>8</w:t>
             </w:r>
@@ -1812,6 +1821,7 @@
               <w:rPr>
                 <w:noProof/>
                 <w:webHidden/>
+                <w:rtl/>
               </w:rPr>
               <w:t>9</w:t>
             </w:r>
@@ -1903,6 +1913,7 @@
               <w:rPr>
                 <w:noProof/>
                 <w:webHidden/>
+                <w:rtl/>
               </w:rPr>
               <w:t>10</w:t>
             </w:r>
@@ -2026,6 +2037,7 @@
               <w:rPr>
                 <w:noProof/>
                 <w:webHidden/>
+                <w:rtl/>
               </w:rPr>
               <w:t>10</w:t>
             </w:r>
@@ -2146,6 +2158,7 @@
               <w:rPr>
                 <w:noProof/>
                 <w:webHidden/>
+                <w:rtl/>
               </w:rPr>
               <w:t>11</w:t>
             </w:r>
@@ -2237,6 +2250,7 @@
               <w:rPr>
                 <w:noProof/>
                 <w:webHidden/>
+                <w:rtl/>
               </w:rPr>
               <w:t>12</w:t>
             </w:r>
@@ -2366,6 +2380,7 @@
               <w:rPr>
                 <w:noProof/>
                 <w:webHidden/>
+                <w:rtl/>
               </w:rPr>
               <w:t>13</w:t>
             </w:r>
@@ -2476,6 +2491,7 @@
               <w:rPr>
                 <w:noProof/>
                 <w:webHidden/>
+                <w:rtl/>
               </w:rPr>
               <w:t>14</w:t>
             </w:r>
@@ -2616,6 +2632,7 @@
               <w:rPr>
                 <w:noProof/>
                 <w:webHidden/>
+                <w:rtl/>
               </w:rPr>
               <w:t>15</w:t>
             </w:r>
@@ -2726,6 +2743,7 @@
               <w:rPr>
                 <w:noProof/>
                 <w:webHidden/>
+                <w:rtl/>
               </w:rPr>
               <w:t>16</w:t>
             </w:r>
@@ -2846,6 +2864,7 @@
               <w:rPr>
                 <w:noProof/>
                 <w:webHidden/>
+                <w:rtl/>
               </w:rPr>
               <w:t>17</w:t>
             </w:r>
